--- a/docs/studienskripte/word-rohfassungen/woek-g-v09.docx
+++ b/docs/studienskripte/word-rohfassungen/woek-g-v09.docx
@@ -29,47 +29,7 @@
     </w:p>
     <w:p>
       <w:r>
-        <w:t>Track: Grundstudium Wirkungsökonomie</w:t>
-      </w:r>
-    </w:p>
-    <w:p>
-      <w:r>
-        <w:t>Kurscode: woek-g</w:t>
-      </w:r>
-    </w:p>
-    <w:p>
-      <w:r>
-        <w:t>Vorlesungscode: V09</w:t>
-      </w:r>
-    </w:p>
-    <w:p>
-      <w:r>
-        <w:t>Modul/Abschnitt: G1.3</w:t>
-      </w:r>
-    </w:p>
-    <w:p>
-      <w:r>
-        <w:t>Titel: Demokratie als Wirkungsdimension</w:t>
-      </w:r>
-    </w:p>
-    <w:p>
-      <w:r>
-        <w:t>Status: Rohfassung V0 · Sprint-Produktionslauf · muss im nächsten Tiefensprint auf 40-50 Seiten erweitert werden</w:t>
-      </w:r>
-    </w:p>
-    <w:p>
-      <w:r>
-        <w:t>Quelle: woek-akademie-app/content/lehrgaenge/woek-g-v09.md</w:t>
-      </w:r>
-    </w:p>
-    <w:p>
-      <w:r>
-        <w:t>Ablage: Markdown-Master in content/studienskripte/woek-g-v09.md, Word-Rohfassung in docs/studienskripte/word-rohfassungen/woek-g-v09.docx</w:t>
-      </w:r>
-    </w:p>
-    <w:p>
-      <w:r>
-        <w:t>Wissensbasis: aktuelles Grundlagenwerk, Website-Korpus inklusive Journal, Akademie-Quelltexte, Glossar, interne Dossiers und externe Fachquellen</w:t>
+        <w:t>Track: Grundstudium Wirkungsökonomie Kurscode: woek-g Vorlesungscode: V09 Modul/Abschnitt: G1.3 Titel: Demokratie als Wirkungsdimension Status: Rohfassung V0 · Sprint-Produktionslauf · muss im nächsten Tiefensprint auf 40-50 Seiten erweitert werden Quelle: woek-akademie-app/content/lehrgaenge/woek-g-v09.md Ablage: Markdown-Master in content/studienskripte/woek-g-v09.md, Word-Rohfassung in docs/studienskripte/word-rohfassungen/woek-g-v09.docx Wissensbasis: aktuelles Grundlagenwerk, Website-Korpus inklusive Journal, Akademie-Quelltexte, Glossar, interne Dossiers und externe Fachquellen</w:t>
       </w:r>
     </w:p>
     <w:p>
@@ -715,42 +675,7 @@
     </w:p>
     <w:p>
       <w:r>
-        <w:t>```chart-spec</w:t>
-      </w:r>
-    </w:p>
-    <w:p>
-      <w:r>
-        <w:t>slug: woek-g-v09-wirkpfad</w:t>
-      </w:r>
-    </w:p>
-    <w:p>
-      <w:r>
-        <w:t>type: wirkpfad</w:t>
-      </w:r>
-    </w:p>
-    <w:p>
-      <w:r>
-        <w:t>reuse_first: true</w:t>
-      </w:r>
-    </w:p>
-    <w:p>
-      <w:r>
-        <w:t>preferred_asset: content/studienskripte/assets/woek-g-v09/woek-g-v09-wirkpfad.svg</w:t>
-      </w:r>
-    </w:p>
-    <w:p>
-      <w:r>
-        <w:t>message: Demokratie als Wirkungsdimension wird als Wirkpfad von Auslöser über Mechanismus, Wirkungsempfänger und Zustandsveränderung bis zur Rückkopplung dargestellt.</w:t>
-      </w:r>
-    </w:p>
-    <w:p>
-      <w:r>
-        <w:t>source: WÖk-Grundlagenwerk, Website-Korpus, Akademie-Quelltexte, Glossar</w:t>
-      </w:r>
-    </w:p>
-    <w:p>
-      <w:r>
-        <w:t>```</w:t>
+        <w:t>``chart-spec slug: woek-g-v09-wirkpfad type: wirkpfad reuse_first: true preferred_asset: content/studienskripte/assets/woek-g-v09/woek-g-v09-wirkpfad.svg message: Demokratie als Wirkungsdimension wird als Wirkpfad von Auslöser über Mechanismus, Wirkungsempfänger und Zustandsveränderung bis zur Rückkopplung dargestellt. source: WÖk-Grundlagenwerk, Website-Korpus, Akademie-Quelltexte, Glossar ``</w:t>
       </w:r>
     </w:p>
     <w:p>

--- a/docs/studienskripte/word-rohfassungen/woek-g-v09.docx
+++ b/docs/studienskripte/word-rohfassungen/woek-g-v09.docx
@@ -29,7 +29,7 @@
     </w:p>
     <w:p>
       <w:r>
-        <w:t>Track: Grundstudium Wirkungsökonomie Kurscode: woek-g Vorlesungscode: V09 Modul/Abschnitt: G1.3 Titel: Demokratie als Wirkungsdimension Status: Rohfassung V0 · Sprint-Produktionslauf · muss im nächsten Tiefensprint auf 40-50 Seiten erweitert werden Quelle: woek-akademie-app/content/lehrgaenge/woek-g-v09.md Ablage: Markdown-Master in content/studienskripte/woek-g-v09.md, Word-Rohfassung in docs/studienskripte/word-rohfassungen/woek-g-v09.docx Wissensbasis: aktuelles Grundlagenwerk, Website-Korpus inklusive Journal, Akademie-Quelltexte, Glossar, interne Dossiers und externe Fachquellen</w:t>
+        <w:t>Track: Grundstudium Wirkungsökonomie Kurscode: woek-g Vorlesungscode: V09 Modul/Abschnitt: G1.3 Titel: Demokratie als Wirkungsdimension Status: Tiefenskript-Sprint 6 · substanzielle Arbeitsfassung, Claude-CI/CD-Finalisierung offen Quelle: woek-akademie-app/content/lehrgaenge/woek-g-v09.md Ablage: Markdown-Master in content/studienskripte/woek-g-v09.md, Word-Rohfassung in docs/studienskripte/word-rohfassungen/woek-g-v09.docx Wissensbasis: aktuelles Grundlagenwerk, Website-Korpus inklusive Journal, Akademie-Quelltexte, Glossar, interne Dossiers und externe Fachquellen</w:t>
       </w:r>
     </w:p>
     <w:p>
@@ -993,17 +993,1340 @@
         <w:pStyle w:val="Heading2"/>
       </w:pPr>
       <w:r>
-        <w:t>7. Prüfungsrelevanz</w:t>
-      </w:r>
-    </w:p>
-    <w:p>
-      <w:r>
-        <w:t>Diese Vorlesung ist prüfungsrelevant, aber die eigentliche Antwortlogik gehört nicht in das öffentliche Studienskript. Zertifikatsfragen, CorrectAnswer, Scoring-Regeln und Fallrubrics werden separat in der geschützten App-Lane unter woek-akademie-app/content/pruefungen/ gepflegt.</w:t>
-      </w:r>
-    </w:p>
-    <w:p>
-      <w:r>
-        <w:t>Für den Fragenpool sind besonders geeignet:</w:t>
+        <w:t>7. Tiefenskript-Erweiterung Sprint 6</w:t>
+      </w:r>
+    </w:p>
+    <w:p>
+      <w:r>
+        <w:t>Status dieser Erweiterung: ausgebaute Arbeitsfassung für Claude-CI/CD, Word-Rohfassung und Reader-Spiegel. Sie ersetzt noch nicht die spätere Satz-, Quellen- und PDF-Finalisierung, bringt die Vorlesung aber aus der Kurzfassung in eine substanzielle Studienskriptfassung.</w:t>
+      </w:r>
+    </w:p>
+    <w:p>
+      <w:pPr>
+        <w:pStyle w:val="Heading3"/>
+      </w:pPr>
+      <w:r>
+        <w:t>7.1 Leitthese</w:t>
+      </w:r>
+    </w:p>
+    <w:p>
+      <w:r>
+        <w:t>Demokratie als Wirkungsdimension markiert im Grundstudium eine Grundentscheidung der Wirkungsökonomie: Entscheidend ist nicht, was plausibel klingt, sondern welche Zustände sich bei welchen Wirkungsempfängern in welchem Wirkungsraum tatsächlich verändern.</w:t>
+      </w:r>
+    </w:p>
+    <w:p>
+      <w:r>
+        <w:t>Die Vorlesung bleibt dabei an die Grundregel gebunden: Wirkung ist neutral und relational. Erst die Bewertung im Referenzrahmen Mensch, Planet, Demokratie, SDGs, Agenda 2030 und SDG+ entscheidet, ob eine Veränderung positiv, negativ oder ambivalent einzuordnen ist. Wenn eine Zielgröße gemeint ist, sprechen wir von positiver Netto-Wirkung.</w:t>
+      </w:r>
+    </w:p>
+    <w:p>
+      <w:pPr>
+        <w:pStyle w:val="Heading3"/>
+      </w:pPr>
+      <w:r>
+        <w:t>7.2 Didaktische Einordnung im Studiengang</w:t>
+      </w:r>
+    </w:p>
+    <w:p>
+      <w:r>
+        <w:t>V09 liegt an der Schwelle zwischen begrifflicher Grundlegung und Bewertungsarchitektur. Die Studierenden sollen nicht nur Begriffe wiedergeben, sondern an Fällen erkennen, welche Aussage schon Wirkung behauptet, welche nur Wirkungspotenzial beschreibt und wo ein Wirkungsrisiko offenliegt. Der Tiefensinn dieser Vorlesung liegt deshalb nicht in zusätzlicher Komplexität, sondern in besserer Unterscheidungsfähigkeit.</w:t>
+      </w:r>
+    </w:p>
+    <w:p>
+      <w:r>
+        <w:t>Für die spätere Praxis ist entscheidend, dass jede Analyse vier Ebenen getrennt hält:</w:t>
+      </w:r>
+    </w:p>
+    <w:p>
+      <w:r>
+        <w:t>1. Beschreibung: Was geschieht tatsächlich oder soll geschehen?</w:t>
+      </w:r>
+    </w:p>
+    <w:p>
+      <w:r>
+        <w:t>2. Kausalannahme: Über welchen Mechanismus könnte daraus eine Zustandsveränderung entstehen?</w:t>
+      </w:r>
+    </w:p>
+    <w:p>
+      <w:r>
+        <w:t>3. Bewertung: Welche Richtung hat diese Veränderung im Referenzrahmen?</w:t>
+      </w:r>
+    </w:p>
+    <w:p>
+      <w:r>
+        <w:t>4. Rückkopplung: Welche Entscheidung, Regel, Ressource oder Kommunikation wird dadurch verändert?</w:t>
+      </w:r>
+    </w:p>
+    <w:p>
+      <w:r>
+        <w:t>Wo diese Ebenen vermischt werden, entstehen typische WÖk-Fehler: Aktivität wird als Wirkung ausgegeben, Reichweite ersetzt Zustandsveränderung, gute Absicht verdeckt Nebenwirkungen oder Reporting wird mit Lernen verwechselt.</w:t>
+      </w:r>
+    </w:p>
+    <w:p>
+      <w:pPr>
+        <w:pStyle w:val="Heading3"/>
+      </w:pPr>
+      <w:r>
+        <w:t>7.3 Analysemodell</w:t>
+      </w:r>
+    </w:p>
+    <w:tbl>
+      <w:tblPr>
+        <w:tblStyle w:val="TableGrid"/>
+        <w:tblW w:type="auto" w:w="0"/>
+        <w:jc w:val="left"/>
+        <w:tblLook w:firstColumn="1" w:firstRow="1" w:lastColumn="0" w:lastRow="0" w:noHBand="0" w:noVBand="1" w:val="04A0"/>
+      </w:tblPr>
+      <w:tblGrid>
+        <w:gridCol w:w="2340"/>
+        <w:gridCol w:w="2340"/>
+        <w:gridCol w:w="2340"/>
+        <w:gridCol w:w="2340"/>
+      </w:tblGrid>
+      <w:tr>
+        <w:tc>
+          <w:tcPr>
+            <w:tcW w:type="dxa" w:w="2340"/>
+            <w:vAlign w:val="center"/>
+          </w:tcPr>
+          <w:p>
+            <w:r>
+              <w:rPr>
+                <w:b/>
+              </w:rPr>
+              <w:t>Analyseobjekt</w:t>
+            </w:r>
+          </w:p>
+        </w:tc>
+        <w:tc>
+          <w:tcPr>
+            <w:tcW w:type="dxa" w:w="2340"/>
+            <w:vAlign w:val="center"/>
+          </w:tcPr>
+          <w:p>
+            <w:r>
+              <w:rPr>
+                <w:b/>
+              </w:rPr>
+              <w:t>Woran es wirkt</w:t>
+            </w:r>
+          </w:p>
+        </w:tc>
+        <w:tc>
+          <w:tcPr>
+            <w:tcW w:type="dxa" w:w="2340"/>
+            <w:vAlign w:val="center"/>
+          </w:tcPr>
+          <w:p>
+            <w:r>
+              <w:rPr>
+                <w:b/>
+              </w:rPr>
+              <w:t>Typischer Fehler</w:t>
+            </w:r>
+          </w:p>
+        </w:tc>
+        <w:tc>
+          <w:tcPr>
+            <w:tcW w:type="dxa" w:w="2340"/>
+            <w:vAlign w:val="center"/>
+          </w:tcPr>
+          <w:p>
+            <w:r>
+              <w:rPr>
+                <w:b/>
+              </w:rPr>
+              <w:t>Saubere WÖk-Lesart</w:t>
+            </w:r>
+          </w:p>
+        </w:tc>
+      </w:tr>
+      <w:tr>
+        <w:tc>
+          <w:tcPr>
+            <w:tcW w:type="dxa" w:w="2340"/>
+            <w:vAlign w:val="center"/>
+          </w:tcPr>
+          <w:p>
+            <w:r>
+              <w:t>Begriff</w:t>
+            </w:r>
+          </w:p>
+        </w:tc>
+        <w:tc>
+          <w:tcPr>
+            <w:tcW w:type="dxa" w:w="2340"/>
+            <w:vAlign w:val="center"/>
+          </w:tcPr>
+          <w:p>
+            <w:r>
+              <w:t>Was muss präzise getrennt werden?</w:t>
+            </w:r>
+          </w:p>
+        </w:tc>
+        <w:tc>
+          <w:tcPr>
+            <w:tcW w:type="dxa" w:w="2340"/>
+            <w:vAlign w:val="center"/>
+          </w:tcPr>
+          <w:p>
+            <w:r>
+              <w:t>Typischer Fehler</w:t>
+            </w:r>
+          </w:p>
+        </w:tc>
+        <w:tc>
+          <w:tcPr>
+            <w:tcW w:type="dxa" w:w="2340"/>
+            <w:vAlign w:val="center"/>
+          </w:tcPr>
+          <w:p>
+            <w:r>
+              <w:t>Saubere WÖk-Lesart</w:t>
+            </w:r>
+          </w:p>
+        </w:tc>
+      </w:tr>
+      <w:tr>
+        <w:tc>
+          <w:tcPr>
+            <w:tcW w:type="dxa" w:w="2340"/>
+            <w:vAlign w:val="center"/>
+          </w:tcPr>
+          <w:p>
+            <w:r>
+              <w:t>Wirkung</w:t>
+            </w:r>
+          </w:p>
+        </w:tc>
+        <w:tc>
+          <w:tcPr>
+            <w:tcW w:type="dxa" w:w="2340"/>
+            <w:vAlign w:val="center"/>
+          </w:tcPr>
+          <w:p>
+            <w:r>
+              <w:t>tatsächliche Zustandsveränderung</w:t>
+            </w:r>
+          </w:p>
+        </w:tc>
+        <w:tc>
+          <w:tcPr>
+            <w:tcW w:type="dxa" w:w="2340"/>
+            <w:vAlign w:val="center"/>
+          </w:tcPr>
+          <w:p>
+            <w:r>
+              <w:t>Absicht, Aktivität oder Reichweite als Wirkung ausgeben</w:t>
+            </w:r>
+          </w:p>
+        </w:tc>
+        <w:tc>
+          <w:tcPr>
+            <w:tcW w:type="dxa" w:w="2340"/>
+            <w:vAlign w:val="center"/>
+          </w:tcPr>
+          <w:p>
+            <w:r>
+              <w:t>Zustand, Empfänger, Wirkpfad und Quelle nennen</w:t>
+            </w:r>
+          </w:p>
+        </w:tc>
+      </w:tr>
+      <w:tr>
+        <w:tc>
+          <w:tcPr>
+            <w:tcW w:type="dxa" w:w="2340"/>
+            <w:vAlign w:val="center"/>
+          </w:tcPr>
+          <w:p>
+            <w:r>
+              <w:t>Potenzial</w:t>
+            </w:r>
+          </w:p>
+        </w:tc>
+        <w:tc>
+          <w:tcPr>
+            <w:tcW w:type="dxa" w:w="2340"/>
+            <w:vAlign w:val="center"/>
+          </w:tcPr>
+          <w:p>
+            <w:r>
+              <w:t>mögliche künftige Wirkung</w:t>
+            </w:r>
+          </w:p>
+        </w:tc>
+        <w:tc>
+          <w:tcPr>
+            <w:tcW w:type="dxa" w:w="2340"/>
+            <w:vAlign w:val="center"/>
+          </w:tcPr>
+          <w:p>
+            <w:r>
+              <w:t>Möglichkeit als Ergebnis verkaufen</w:t>
+            </w:r>
+          </w:p>
+        </w:tc>
+        <w:tc>
+          <w:tcPr>
+            <w:tcW w:type="dxa" w:w="2340"/>
+            <w:vAlign w:val="center"/>
+          </w:tcPr>
+          <w:p>
+            <w:r>
+              <w:t>Bedingungen, Unsicherheit und Resonanzraum markieren</w:t>
+            </w:r>
+          </w:p>
+        </w:tc>
+      </w:tr>
+      <w:tr>
+        <w:tc>
+          <w:tcPr>
+            <w:tcW w:type="dxa" w:w="2340"/>
+            <w:vAlign w:val="center"/>
+          </w:tcPr>
+          <w:p>
+            <w:r>
+              <w:t>Risiko</w:t>
+            </w:r>
+          </w:p>
+        </w:tc>
+        <w:tc>
+          <w:tcPr>
+            <w:tcW w:type="dxa" w:w="2340"/>
+            <w:vAlign w:val="center"/>
+          </w:tcPr>
+          <w:p>
+            <w:r>
+              <w:t>mögliche negative Wirkung oder Nebenwirkung</w:t>
+            </w:r>
+          </w:p>
+        </w:tc>
+        <w:tc>
+          <w:tcPr>
+            <w:tcW w:type="dxa" w:w="2340"/>
+            <w:vAlign w:val="center"/>
+          </w:tcPr>
+          <w:p>
+            <w:r>
+              <w:t>positive Geschichte ohne Schattenseite erzählen</w:t>
+            </w:r>
+          </w:p>
+        </w:tc>
+        <w:tc>
+          <w:tcPr>
+            <w:tcW w:type="dxa" w:w="2340"/>
+            <w:vAlign w:val="center"/>
+          </w:tcPr>
+          <w:p>
+            <w:r>
+              <w:t>Nebenwirkungen, Rebound und Zielkonflikte offenlegen</w:t>
+            </w:r>
+          </w:p>
+        </w:tc>
+      </w:tr>
+      <w:tr>
+        <w:tc>
+          <w:tcPr>
+            <w:tcW w:type="dxa" w:w="2340"/>
+            <w:vAlign w:val="center"/>
+          </w:tcPr>
+          <w:p>
+            <w:r>
+              <w:t>Rückkopplung</w:t>
+            </w:r>
+          </w:p>
+        </w:tc>
+        <w:tc>
+          <w:tcPr>
+            <w:tcW w:type="dxa" w:w="2340"/>
+            <w:vAlign w:val="center"/>
+          </w:tcPr>
+          <w:p>
+            <w:r>
+              <w:t>Konsequenz aus beobachteter oder bewerteter Wirkung</w:t>
+            </w:r>
+          </w:p>
+        </w:tc>
+        <w:tc>
+          <w:tcPr>
+            <w:tcW w:type="dxa" w:w="2340"/>
+            <w:vAlign w:val="center"/>
+          </w:tcPr>
+          <w:p>
+            <w:r>
+              <w:t>Reporting als Abschluss behandeln</w:t>
+            </w:r>
+          </w:p>
+        </w:tc>
+        <w:tc>
+          <w:tcPr>
+            <w:tcW w:type="dxa" w:w="2340"/>
+            <w:vAlign w:val="center"/>
+          </w:tcPr>
+          <w:p>
+            <w:r>
+              <w:t>Lernen und Steuerungsänderung einbauen</w:t>
+            </w:r>
+          </w:p>
+        </w:tc>
+      </w:tr>
+    </w:tbl>
+    <w:p/>
+    <w:p>
+      <w:pPr>
+        <w:pStyle w:val="Heading3"/>
+      </w:pPr>
+      <w:r>
+        <w:t>7.4 Modellformel</w:t>
+      </w:r>
+    </w:p>
+    <w:p>
+      <w:r>
+        <w:t>Die folgende Formel ist ein didaktisches Denkmodell, kein amtlicher Bewertungsstandard:</w:t>
+      </w:r>
+    </w:p>
+    <w:p>
+      <w:r>
+        <w:t>Wirkung = Delta Zustand(Empfaenger, Raum, Zeit) \; durch \; Wirkpfad(Ausloeser, Mechanismus, Resonanz, Rueckkopplung)</w:t>
+      </w:r>
+    </w:p>
+    <w:p>
+      <w:r>
+        <w:t>Die Formel ist ein didaktisches Raster: Sie schützt davor, Wirkung auf Absicht, Output, Symbolik oder Reichweite zu verkürzen.</w:t>
+      </w:r>
+    </w:p>
+    <w:p>
+      <w:r>
+        <w:t>Die Formel soll gerade keine Scheingenauigkeit erzeugen. Sie zwingt dazu, die Faktoren offen zu legen, die eine Aussage tragen. In einem echten Bewertungsprozess müssten Datenquelle, Aktualität, Datenqualitätsklasse, Unsicherheitsgrad und Rückkopplungsregel ergänzt werden.</w:t>
+      </w:r>
+    </w:p>
+    <w:p>
+      <w:pPr>
+        <w:pStyle w:val="Heading3"/>
+      </w:pPr>
+      <w:r>
+        <w:t>7.5 Fallfenster</w:t>
+      </w:r>
+    </w:p>
+    <w:p>
+      <w:r>
+        <w:t>Fall 1. Ein Projekt kann im Themenfeld Demokratie als Wirkungsdimension überzeugend kommunizieren und trotzdem nur Wirkungspotenzial erzeugen. Die WÖk-Prüfung beginnt erst, wenn klar wird, welcher Zustand sich bei wem verändert.</w:t>
+      </w:r>
+    </w:p>
+    <w:p>
+      <w:r>
+        <w:t>Fall 2. Eine Organisation kann im Themenfeld Demokratie als Wirkungsdimension gute Absichten haben und zugleich Wirkungsrisiken übersehen. Das Skript trainiert deshalb die Trennung von Absicht, Auslöser, Wirkmechanismus, Empfänger, Datenlage und Bewertung.</w:t>
+      </w:r>
+    </w:p>
+    <w:p>
+      <w:pPr>
+        <w:pStyle w:val="Heading3"/>
+      </w:pPr>
+      <w:r>
+        <w:t>7.6 Prüfungsnahe Fallfragen ohne geschützte Antwortlogik</w:t>
+      </w:r>
+    </w:p>
+    <w:p>
+      <w:r>
+        <w:t>Diese Fragen sind öffentlich und dienen dem Lernen. Die geschützte Antwortlogik, Scoring-Regeln und CorrectAnswer-Felder bleiben in der Prüfungs-Lane der App.</w:t>
+      </w:r>
+    </w:p>
+    <w:p>
+      <w:r>
+        <w:t>1. Beschreibe den Auslöser im Fall und trenne ihn von Absicht, Image oder Reichweite.</w:t>
+      </w:r>
+    </w:p>
+    <w:p>
+      <w:r>
+        <w:t>2. Formuliere einen plausiblen Wirkpfad mit Wirkungsempfängern, Zustandsveränderung und Rückkopplung.</w:t>
+      </w:r>
+    </w:p>
+    <w:p>
+      <w:r>
+        <w:t>3. Benenne mindestens ein Wirkungspotenzial und ein Wirkungsrisiko.</w:t>
+      </w:r>
+    </w:p>
+    <w:p>
+      <w:r>
+        <w:t>4. Zeige, welche Quelle oder Datenart nötig wäre, um von Potenzial zu belastbarer Wirkungsaussage zu kommen.</w:t>
+      </w:r>
+    </w:p>
+    <w:p>
+      <w:r>
+        <w:t>5. Prüfe, ob Nichtkompensation oder Reverse Merit Order einschlägig sein könnten.</w:t>
+      </w:r>
+    </w:p>
+    <w:p>
+      <w:r>
+        <w:t>6. Formuliere eine saubere Wirkungsaussage in einem Satz: Was wissen wir, was nehmen wir an, was bleibt offen?</w:t>
+      </w:r>
+    </w:p>
+    <w:p>
+      <w:pPr>
+        <w:pStyle w:val="Heading3"/>
+      </w:pPr>
+      <w:r>
+        <w:t>7.7 Auswertung aus der lebenden Website-Referenz</w:t>
+      </w:r>
+    </w:p>
+    <w:p>
+      <w:pPr>
+        <w:pStyle w:val="Heading3"/>
+      </w:pPr>
+      <w:r>
+        <w:t>Quellenanker: Kapitel 28 - Demokratie als Wirkungsraum</w:t>
+      </w:r>
+    </w:p>
+    <w:p>
+      <w:r>
+        <w:t>Interne Quelle: referenz/kapitel-028-demokratie-als-wirkungsraum/index.html</w:t>
+      </w:r>
+    </w:p>
+    <w:p>
+      <w:r>
+        <w:t>Kapitel 27 hat den Planeten als Lebensbedingung beschrieben. Der Planet ist nicht die Umgebung der Wirtschaft, sondern ihre Grundlage. Damit entsteht eine Folgefrage: Wie kann eine Gesellschaft über diese Grundlage verhandeln, ohne Natur zur bloßen Meinungssache zu machen und ohne ökologische Wahrheit autoritär zu verordnen?</w:t>
+      </w:r>
+    </w:p>
+    <w:p>
+      <w:r>
+        <w:t>Die Antwort der Wirkungsökonomie lautet: durch Demokratie.</w:t>
+      </w:r>
+    </w:p>
+    <w:p>
+      <w:r>
+        <w:t>Demokratie ist mehr als Wahl, Parlament und Regierung. Diese Institutionen sind unverzichtbar, aber sie beschreiben nur einen Teil. Demokratie ist der Wirkungsraum, in dem eine Gesellschaft sich selbst beobachten, kritisieren, korrigieren und erneuern kann. Sie ist der Raum, in dem Wahrheit, Vertrauen, Streitfähigkeit, Rechtsstaat, Minderheitenschutz, Medienqualität und institutionelle Glaubwürdigkeit zusammenwirken.</w:t>
+      </w:r>
+    </w:p>
+    <w:p>
+      <w:r>
+        <w:t>Demokratie schützt Wirkung, weil sie Rückkopplung ermöglicht. Sie erlaubt Widerspruch, Kritik, Korrektur, Machtbegrenzung, öffentliche Prüfung und die friedliche Veränderung von Entscheidungen. Ohne Demokratie kann Wirkung gemessen werden, aber sie bleibt gefährlich anfällig für Herrschaft, Manipulation und technokratische Verengung. Ohne Demokratie entscheidet nicht mehr der offene Streit über Folgen, sondern die Macht über die Deutung der Folgen.</w:t>
+      </w:r>
+    </w:p>
+    <w:p>
+      <w:r>
+        <w:t>Demokratie ist der Wirkungsraum, in dem eine Gesellschaft sich selbst korrigieren kann.</w:t>
+      </w:r>
+    </w:p>
+    <w:p>
+      <w:pPr>
+        <w:pStyle w:val="Heading3"/>
+      </w:pPr>
+      <w:r>
+        <w:t>28.1 Demokratie ist mehr als Institutionenordnung</w:t>
+      </w:r>
+    </w:p>
+    <w:p>
+      <w:r>
+        <w:t>Demokratie wird häufig über ihre formalen Elemente beschrieben: freie Wahlen, Gewaltenteilung, Parlament, Regierung, Opposition, Gerichte, Parteien, Grundrechte. Diese Elemente sind notwendig. Ohne sie gibt es keine verlässliche demokratische Ordnung. Aber eine Demokratie kann formal weiterbestehen und dennoch innerlich an Wirkung verlieren.</w:t>
+      </w:r>
+    </w:p>
+    <w:p>
+      <w:r>
+        <w:t>Wahlen allein garantieren noch keine Wahrheit. Parlamente allein garantieren noch kein Vertrauen. Gerichte allein garantieren noch keine gesellschaftliche Akzeptanz. Medienfreiheit allein garantiert noch keine gute Öffentlichkeit. Parteien allein garantieren noch keine Streitfähigkeit. Verfahren allein garantieren noch nicht, dass Menschen sich als Teil eines gemeinsamen Wirkungsraums erleben.</w:t>
+      </w:r>
+    </w:p>
+    <w:p>
+      <w:r>
+        <w:t>Die Wirkungsökonomie betrachtet Demokratie deshalb nicht nur als Institutionenordnung, sondern als Zustand eines gesellschaftlichen Rückkopplungsraums. Dieser Raum muss so beschaffen sein, dass Informationen geprüft, Konflikte ausgetragen, Minderheiten geschützt, Macht begrenzt, Fehler korrigiert und Entscheidungen verändert werden können.</w:t>
+      </w:r>
+    </w:p>
+    <w:p>
+      <w:r>
+        <w:t>Ein demokratischer Wirkungsraum hat drei Aufgaben.</w:t>
+      </w:r>
+    </w:p>
+    <w:p>
+      <w:r>
+        <w:t>Erstens: Er macht Wirklichkeit verhandelbar, ohne sie beliebig zu machen. Menschen dürfen über Bewertung, Prioritäten, Interessen und Wege streiten. Aber sie brauchen gemeinsame Bezugspunkte für Fakten, Schäden, Risiken und Folgen.</w:t>
+      </w:r>
+    </w:p>
+    <w:p>
+      <w:r>
+        <w:t>Zweitens: Er macht Macht korrigierbar. Wer regiert, wirtschaftet, publiziert, investiert oder institutionelle Räume prägt, darf nicht außerhalb öffentlicher Prüfung stehen.</w:t>
+      </w:r>
+    </w:p>
+    <w:p>
+      <w:r>
+        <w:t>Drittens: Er macht Zukunft gemeinsam entscheidbar. Eine Gesellschaft braucht Verfahren, in denen heutige Interessen, künftige Folgen, Minderheitenrechte und planetare Grenzen zusammen verhandelt werden können.</w:t>
+      </w:r>
+    </w:p>
+    <w:p>
+      <w:r>
+        <w:t>Damit wird Demokratie selbst zu einer Wirkungsbedingung.</w:t>
+      </w:r>
+    </w:p>
+    <w:p>
+      <w:pPr>
+        <w:pStyle w:val="Heading3"/>
+      </w:pPr>
+      <w:r>
+        <w:t>28.2 Wahrheit als Infrastruktur</w:t>
+      </w:r>
+    </w:p>
+    <w:p>
+      <w:r>
+        <w:t>Demokratie braucht Wahrheit nicht als Besitz einer Gruppe, sondern als gemeinsame Infrastruktur der Prüfung. Wahrheit bedeutet hier nicht, dass es zu jeder politischen Frage nur eine erlaubte Antwort gibt. Demokratie lebt von unterschiedlichen Deutungen, Interessen und Perspektiven. Aber sie kann nicht funktionieren, wenn Tatsachen vollständig in Lagermeinungen aufgelöst werden.</w:t>
+      </w:r>
+    </w:p>
+    <w:p>
+      <w:r>
+        <w:t>Wenn niemand mehr weiß, welchen Quellen vertraut werden kann, verliert Streit seine Grundlage. Wenn jede Information nur noch als Machtinstrument gelesen wird, wird Korrektur unmöglich. Wenn Fakten gegen Identität eingetauscht werden, entscheidet Zugehörigkeit über Wirklichkeit. Dann wird Demokratie verletzlich.</w:t>
+      </w:r>
+    </w:p>
+    <w:p>
+      <w:r>
+        <w:t>Das Systemmodell der Wirkungsökonomie beschreibt Öffentlichkeit daher als systemischen Raum und Wahrheit als Infrastrukturproblem. Dieser Satz ist für Teil IV zentral. Wahrheit ist nicht nur Aufgabe von Wissenschaft oder Journalismus. Sie ist eine Bedingung demokratischer Rückkopplung. Eine Gesellschaft kann Fehler nur korrigieren, wenn sie sie erkennen kann. Sie kann Schäden nur begrenzen, wenn sie sie benennen kann. Sie kann Wirkung nur bewerten, wenn sie zwischen Behauptung, Absicht und tatsächlicher Zustandsveränderung unterscheiden kann.</w:t>
+      </w:r>
+    </w:p>
+    <w:p>
+      <w:r>
+        <w:t>Hannah Arendt hat die Gefährdung politischer Wahrheit als Angriff auf die gemeinsame Wirklichkeit beschrieben. Für die Wirkungsökonomie folgt daraus: Wer systematisch Wahrheit zerstört, zerstört nicht nur Information. Er zerstört einen Teil der demokratischen Wirkungsarchitektur.</w:t>
+      </w:r>
+    </w:p>
+    <w:p>
+      <w:r>
+        <w:t>Wahrheit ist deshalb keine moralische Verzierung der Demokratie. Sie ist ihre Rückkopplungsbedingung.</w:t>
+      </w:r>
+    </w:p>
+    <w:p>
+      <w:pPr>
+        <w:pStyle w:val="Heading3"/>
+      </w:pPr>
+      <w:r>
+        <w:t>28.3 Vertrauen und institutionelle Glaubwürdigkeit</w:t>
+      </w:r>
+    </w:p>
+    <w:p>
+      <w:r>
+        <w:t>Vertrauen ist die zweite Grundbedingung demokratischer Wirkung. Ohne Vertrauen wird jede Maßnahme schwerer, jede Krise tiefer, jede Korrektur langsamer. Vertrauen bedeutet nicht blinden Gehorsam. Demokratisches Vertrauen entsteht gerade daraus, dass Institutionen überprüfbar, begrenzt, fehlbar und korrigierbar bleiben.</w:t>
+      </w:r>
+    </w:p>
+    <w:p>
+      <w:r>
+        <w:t>Menschen müssen nicht jede Entscheidung gut finden, um einer Demokratie zu vertrauen. Sie müssen aber glauben können, dass Regeln gelten, dass Verfahren fair sind, dass Macht kontrolliert wird, dass Fehler korrigierbar bleiben und dass Institutionen nicht nur bestimmten Gruppen dienen. Institutionelle Glaubwürdigkeit ist daher ein eigener demokratischer Zustand.</w:t>
+      </w:r>
+    </w:p>
+    <w:p>
+      <w:r>
+        <w:t>Die Nachhaltigkeits-Systemarchitektur beschreibt Vertrauen, Diskursqualität, gesellschaftliche Kohäsion und demokratische Legitimität als strukturelle Kopplungsvariablen. Sinkt Vertrauen, können selbst sachlich sinnvolle Maßnahmen als Bedrohung gelesen werden; polarisierte Diskurse erzeugen antagonistische Rückkopplungen. Für die Wirkungsökonomie bedeutet das: Vertrauen ist nicht weiche Stimmung. Vertrauen ist systemische Aufnahmefähigkeit.</w:t>
+      </w:r>
+    </w:p>
+    <w:p>
+      <w:r>
+        <w:t>Eine Gesellschaft mit hohem Vertrauen kann Zumutungen besser verarbeiten. Sie kann langfristige Transformationsentscheidungen eher akzeptieren. Sie kann Fehler eher korrigieren, ohne sofort in Feindlogik zu kippen. Eine Gesellschaft mit niedrigem Vertrauen verarbeitet selbst moderate Veränderungen als Angriff. Dann wird Wirkung blockiert, nicht weil alle Maßnahmen falsch wären, sondern weil der Wirkungsraum beschädigt ist.</w:t>
+      </w:r>
+    </w:p>
+    <w:p>
+      <w:r>
+        <w:t>Vertrauen wächst nicht durch Beschwichtigung. Es wächst durch Wahrhaftigkeit, Rechtsstaatlichkeit, Teilhabe, Berechenbarkeit, Fehlerkorrektur und die Erfahrung, dass Institutionen reale Zustände verbessern.</w:t>
+      </w:r>
+    </w:p>
+    <w:p>
+      <w:pPr>
+        <w:pStyle w:val="Heading3"/>
+      </w:pPr>
+      <w:r>
+        <w:t>28.4 Rechtsstaatlichkeit und Minderheitenschutz</w:t>
+      </w:r>
+    </w:p>
+    <w:p>
+      <w:r>
+        <w:t>Demokratie ist nicht nur Mehrheitsentscheidung. Sie ist gebundene Mehrheitsentscheidung. Der Rechtsstaat schützt die Bedingungen, unter denen Freiheit, Würde, Minderheitenrechte, Eigentum, Teilhabe, Kritik und faire Verfahren bestehen können. Ohne Rechtsstaat kann Mehrheit zur Macht ohne Grenze werden.</w:t>
+      </w:r>
+    </w:p>
+    <w:p>
+      <w:r>
+        <w:t>Für die Wirkungsökonomie ist Rechtsstaatlichkeit eine Wirkungsbedingung. Sie schützt Menschen vor willkürlicher Macht. Sie schützt Verfahren vor Korruption. Sie schützt Minderheiten vor der Laune der Mehrheit. Sie schützt Demokratie vor sich selbst, wenn demokratische Mehrheiten versucht sind, Grundrechte zu verkürzen.</w:t>
+      </w:r>
+    </w:p>
+    <w:p>
+      <w:r>
+        <w:t>Minderheitenschutz ist daher kein Sonderinteresse. Er ist ein Stabilitätsprinzip. Eine Demokratie, die Minderheiten entwertet, erzeugt Angst, Rückzug, Radikalisierung und Vertrauensverlust. Sie schwächt die Bereitschaft, Teil eines gemeinsamen Wirkungsraums zu bleiben. Wer heute Minderheitenrechte relativiert, beschädigt morgen die Glaubwürdigkeit der Demokratie als Schutzraum für alle.</w:t>
+      </w:r>
+    </w:p>
+    <w:p>
+      <w:r>
+        <w:t>Rechtsstaatlichkeit bedeutet auch, dass Wirkungsökonomie selbst begrenzt bleiben muss. Wirkung darf nicht zur Rechtfertigung beliebiger Eingriffe werden. Selbst positive Ziele dürfen Menschenrechte, Würde, Freiheit und Minderheitenschutz nicht überrollen. Deshalb ist Teil IV normativ und nicht operativ. Bevor spätere Teile über Daten, Recht, Institutionen oder Medien sprechen, muss klar sein: Eine Wirkungsökonomie ohne Rechtsstaat wäre keine demokratische Wirkungsökonomie.</w:t>
+      </w:r>
+    </w:p>
+    <w:p>
+      <w:pPr>
+        <w:pStyle w:val="Heading3"/>
+      </w:pPr>
+      <w:r>
+        <w:t>28.5 Streitfähigkeit und demokratische Korrektur</w:t>
+      </w:r>
+    </w:p>
+    <w:p>
+      <w:r>
+        <w:t>Demokratie braucht Streit. Eine Gesellschaft ohne Streit ist nicht friedlich, sondern stumm. Konflikte über Ressourcen, Werte, Prioritäten, Lasten, Tempo und Zumutungen verschwinden nicht, wenn sie nicht ausgesprochen werden. Sie wandern nur in Ressentiment, Rückzug oder autoritäre Sehnsucht.</w:t>
+      </w:r>
+    </w:p>
+    <w:p>
+      <w:r>
+        <w:t>Streitfähigkeit bedeutet, Konflikte so auszutragen, dass der gemeinsame Raum erhalten bleibt. Menschen dürfen hart widersprechen, aber sie dürfen einander nicht entmenschlichen. Sie dürfen Interessen vertreten, aber nicht Wahrheit zerstören. Sie dürfen Macht kritisieren, aber nicht die Existenzberechtigung anderer Gruppen bestreiten. Sie dürfen über Ziele ringen, aber nicht die Grundlagen fairer Verfahren beseitigen.</w:t>
+      </w:r>
+    </w:p>
+    <w:p>
+      <w:r>
+        <w:t>Diese Streitfähigkeit ist für Wirkung zentral. Wirkung ist selten eindeutig. Eine Maßnahme kann soziale Vorteile und ökologische Nachteile haben. Sie kann kurzfristig belasten und langfristig stabilisieren. Sie kann eine Gruppe entlasten und eine andere stärker fordern. Ohne demokratischen Streit würden solche Zielkonflikte entweder technokratisch versteckt oder populistisch vereinfacht.</w:t>
+      </w:r>
+    </w:p>
+    <w:p>
+      <w:r>
+        <w:t>Die Wirkungsökonomie braucht demokratische Korrektur, weil Wirkung nicht vollständig im Voraus berechenbar ist. Eine Entscheidung muss überprüfbar bleiben. Wenn Nebenwirkungen entstehen, müssen sie benannt werden können. Wenn Daten neue Lagebilder zeigen, müssen Entscheidungen korrigierbar sein. Wenn Menschen reale Belastungen erleben, müssen sie gehört werden. Demokratie ist deshalb nicht nur Ort der Entscheidung, sondern Ort der laufenden Korrektur.</w:t>
+      </w:r>
+    </w:p>
+    <w:p>
+      <w:pPr>
+        <w:pStyle w:val="Heading3"/>
+      </w:pPr>
+      <w:r>
+        <w:t>28.6 Medienqualität und öffentliche Resonanz</w:t>
+      </w:r>
+    </w:p>
+    <w:p>
+      <w:pPr>
+        <w:pStyle w:val="Heading3"/>
+      </w:pPr>
+      <w:r>
+        <w:t>Quellenanker: Kapitel 61 - Politik als Wirkungsraum</w:t>
+      </w:r>
+    </w:p>
+    <w:p>
+      <w:r>
+        <w:t>Interne Quelle: referenz/kapitel-061-politik-als-wirkungsraum/index.html</w:t>
+      </w:r>
+    </w:p>
+    <w:p>
+      <w:r>
+        <w:t>Kapitel 61 bildet den Einstieg in diesen Teil. Es beschreibt Politik nicht als abstrakten Machtkampf, sondern als System von Wirkungsträgern, Narrativen, Institutionen und Rückkopplungen. Dabei geht es noch nicht um konkrete Parteiprogramme oder politische Einzelmaßnahmen, sondern um die grundlegende Frage, wie Politik gesellschaftliche Zustände verändert und welche Maßstäbe dafür gelten. Die folgenden Kapitel vertiefen anschließend Programme, Machtstrukturen, Öffentlichkeit und demokratische Steuerung.</w:t>
+      </w:r>
+    </w:p>
+    <w:p>
+      <w:r>
+        <w:t>Politik ist nicht nur Wahlkampf, Regierungsbildung, parlamentarische Mehrheit oder Programmatik. Politik ist ein Wirkungsraum.</w:t>
+      </w:r>
+    </w:p>
+    <w:p>
+      <w:r>
+        <w:t>Politische Akteure verändern Zustände, bevor ein Gesetz beschlossen wird. Sie verändern Erwartungen, Sprache, Zugehörigkeit, Konflikte, Vertrauen, Angst, Aufmerksamkeit und Möglichkeitsräume. Parteien, Fraktionen, Regierungen, Opposition, Ministerien, Parlamente und politische Bewegungen wirken durch Themenwahl, Programme, Personal, Sprache, Bilder, Bündnisse, Anträge, Blockaden, Normalisierung, Zuspitzung, Versprechen und institutionelles Verhalten.</w:t>
+      </w:r>
+    </w:p>
+    <w:p>
+      <w:r>
+        <w:t>Politik wirkt nicht erst, wenn sie regiert. Sie verändert Wirkungsräume, sobald sie Sprache, Erwartungen, Zugehörigkeit, Konflikte und Entscheidungen prägt.</w:t>
+      </w:r>
+    </w:p>
+    <w:p>
+      <w:pPr>
+        <w:pStyle w:val="Heading3"/>
+      </w:pPr>
+      <w:r>
+        <w:t>61.1 Parteien wirken auch ohne Regierung</w:t>
+      </w:r>
+    </w:p>
+    <w:p>
+      <w:r>
+        <w:t>Parteien sind Wirkungsträger. Das ist zunächst eine nüchterne Beschreibung. Das Grundgesetz ordnet Parteien eine besondere Rolle in der politischen Willensbildung zu und verlangt demokratische innere Ordnung sowie öffentliche Rechenschaft über Mittel und Vermögen. Genau deshalb sind Parteien nicht nur private Meinungsvereine. Sie verbinden Gesellschaft und Staat. Sie sammeln Interessen, ordnen Konflikte, wählen Personal aus, formulieren Programme, prägen öffentliche Begriffe und streben Macht im demokratischen Verfahren an.</w:t>
+      </w:r>
+    </w:p>
+    <w:p>
+      <w:r>
+        <w:t>Eine Partei wirkt daher nicht erst, wenn sie Ministerien führt. Sie wirkt durch das, was sie sagbar macht. Sie wirkt durch die Themen, die sie ins Zentrum stellt. Sie wirkt durch die Konflikte, die sie zuspitzt. Sie wirkt durch die Menschen, die sie sichtbar macht oder unsichtbar lässt. Sie wirkt durch ihre Art, mit Gegnern, Gerichten, Medien, Wissenschaft, Verwaltung und Minderheiten umzugehen. Sie wirkt durch Programme, Kandidaturen, Kampagnen, Bündnisse, Abstimmungen und Blockaden.</w:t>
+      </w:r>
+    </w:p>
+    <w:p>
+      <w:r>
+        <w:t>Diese Wirkung ist nicht automatisch positiv oder negativ. Opposition kann hohe demokratische Wirkleistung erzeugen. Sie kontrolliert Regierung, macht blinde Flecken sichtbar, zwingt zur Begründung, entwickelt Alternativen und schützt Öffentlichkeit vor Machtkonzentration. Harte Kritik ist kein Problem für Demokratie. Im Gegenteil: Eine Demokratie ohne harte Kritik verliert Korrekturfähigkeit [Kap. 28].</w:t>
+      </w:r>
+    </w:p>
+    <w:p>
+      <w:r>
+        <w:t>Problematisch wird politische Wirkung, wenn sie den gemeinsamen demokratischen Boden beschädigt. Das geschieht, wenn Institutionen pauschal delegitimiert, unabhängige Gerichte als Feinde markiert, freie Medien als Verrat beschrieben, Minderheiten entwürdigt, Gewalt relativiert oder Wahlergebnisse ohne belastbare Grundlage angegriffen werden. Die Grenze ist nicht Kritik. Die Grenze ist die Zerstörung der demokratischen Korrekturfähigkeit [I-K61-2; Kap. 28].</w:t>
+      </w:r>
+    </w:p>
+    <w:p>
+      <w:r>
+        <w:t>Damit wird Politik als Wirkungsraum sichtbar. Eine Partei kann in der Opposition demokratische Stabilität stärken. Sie kann aus der Opposition heraus aber auch Vertrauen, Wahrheit, Minderheitenschutz und Rechtsstaatlichkeit schwächen. Regierungsverantwortung ist deshalb nur eine Form politischer Wirkung. Politische Resonanz beginnt früher.</w:t>
+      </w:r>
+    </w:p>
+    <w:p>
+      <w:pPr>
+        <w:pStyle w:val="Heading3"/>
+      </w:pPr>
+      <w:r>
+        <w:t>61.2 Sprache, Programme, Entscheidungen</w:t>
+      </w:r>
+    </w:p>
+    <w:p>
+      <w:r>
+        <w:t>Politische Sprache ist Wirkungspotenzial [Kap. 11]. Ein Begriff beschreibt nicht nur. Er ordnet Wahrnehmung. Er kann Menschen schützen oder beschämen, Konflikte klären oder verhärten, Komplexität zugänglich machen oder Feindbilder erzeugen. Politische Sprache entscheidet mit, ob Menschen ein Problem als gemeinsame Aufgabe, als technische Frage, als Bedrohung, als Verrat oder als Angriff auf die eigene Zugehörigkeit lesen [Kap. 25].</w:t>
+      </w:r>
+    </w:p>
+    <w:p>
+      <w:r>
+        <w:t>Programme sind ebenfalls Wirkungspotenziale. Ein Programm verändert Erwartungen, Bündnisse, Investitionsentscheidungen, Konfliktlinien und gesellschaftliche Deutungen, bevor es umgesetzt wird. Es kann Orientierung geben. Es kann aber auch Scheinsicherheit erzeugen, wenn komplexe Wirkungsräume auf einfache Schuldige reduziert werden. Es kann Transformationsfähigkeit zeigen. Es kann Probleme verschieben, Risiken verharmlosen oder spätere Folgekosten ausblenden.</w:t>
+      </w:r>
+    </w:p>
+    <w:p>
+      <w:r>
+        <w:t>Entscheidungen sind der sichtbare Teil politischer Wirkung. Doch auch Nichtentscheidung wirkt [Kap. 12]. Ein vertagtes Gesetz verändert Erwartungen. Eine blockierte Reform verändert Risiken. Eine geduldete Schieflage stabilisiert bestehende Zustände. Dauerhafte Verschiebung kann Schäden wachsen lassen, selbst wenn formal noch nichts beschlossen wurde. Politik wirkt durch Tun, Unterlassen, Blockieren, Verschieben und Normalisieren.</w:t>
+      </w:r>
+    </w:p>
+    <w:p>
+      <w:r>
+        <w:t>Normalisierung besitzt dabei besondere Bedeutung. Wenn Begriffe, Feindbilder oder institutionelle Grenzüberschreitungen wiederholt werden, verändert sich der Wirkungsraum. Was gestern noch als Grenzverletzung galt, erscheint morgen als gewöhnlicher Streit. Was lange genug wiederholt wird, kann Wirklichkeit rahmen, auch wenn es sachlich falsch ist. Diese Dynamik wird später im Zusammenhang mit Medien, Öffentlichkeit und Resonanzräumen vertieft. Hier genügt der politische Grundsatz: Wer politische Sprache nutzt, erzeugt Wirkung.</w:t>
+      </w:r>
+    </w:p>
+    <w:p>
+      <w:r>
+        <w:t>Die Wirkungsökonomie bewertet nicht Meinungen als solche. Meinung ist frei. Politische Freiheit lebt von Widerspruch, Irrtum, Streit und Alternativen. Aber sobald politische Sprache, Programme oder Entscheidungen Zustände verändern, werden sie wirkungsrelevant. Dann stellt sich die Frage: Welche Wirkung entsteht für Mensch, Planet und Demokratie?</w:t>
+      </w:r>
+    </w:p>
+    <w:p>
+      <w:pPr>
+        <w:pStyle w:val="Heading3"/>
+      </w:pPr>
+      <w:r>
+        <w:t>61.3 Wirkung vor Ideologie</w:t>
+      </w:r>
+    </w:p>
+    <w:p>
+      <w:r>
+        <w:t>Politik ist ideologisch geprägt. Parteien und Bewegungen besitzen Werte, Geschichte, Milieus, Weltbilder und Grundüberzeugungen. Das ist normal. Demokratie lebt nicht von wertfreier Verwaltung, sondern vom Streit über Werte, Interessen, Ziele und Wege.</w:t>
+      </w:r>
+    </w:p>
+    <w:p>
+      <w:r>
+        <w:t>Die Wirkungsökonomie ersetzt diesen Streit nicht. Sie stellt ihm eine Prüffrage voran: Welche Wirkung entsteht?</w:t>
+      </w:r>
+    </w:p>
+    <w:p>
+      <w:r>
+        <w:t>Diese Frage verändert politische Debatten grundlegend. Eine Maßnahme ist nicht gut, weil sie links, rechts, liberal, konservativ, ökologisch, sozial, christlich, säkular, regional oder wirtschaftsnah genannt wird. Sie ist auch nicht schlecht, weil sie aus einem bestimmten Lager stammt. Sie ist wirkungsfähig, wenn sie reale Zustände verbessert, Risiken senkt, Nebenwirkungen berücksichtigt und demokratische Korrekturfähigkeit erhält.</w:t>
+      </w:r>
+    </w:p>
+    <w:p>
+      <w:r>
+        <w:t>Wirkung vor Ideologie bedeutet deshalb nicht Politik ohne Werte. Es bedeutet: Werte müssen sich an ihren Folgen messen lassen. Wer Freiheit fordert, muss zeigen, ob reale Handlungsfähigkeit wächst oder nur starke Akteure freier werden. Wer Gerechtigkeit fordert, muss zeigen, ob Teilhabe, Würde und Selbstwirksamkeit steigen oder nur Symbolik entsteht. Wer Sicherheit fordert, muss zeigen, ob Menschen geschützt werden, ohne Rechtsstaat und Minderheitenschutz zu beschädigen. Wer Wachstum fordert, muss zeigen, ob Wirkleistung steigt oder Vorgriffswohlstand entsteht [Kap. 5; Kap. 54]. Wer Demokratie fordert, muss zeigen, ob Wahrheit, Vertrauen, Rechtsstaatlichkeit und Korrekturfähigkeit gestärkt werden [Kap. 28].</w:t>
+      </w:r>
+    </w:p>
+    <w:p>
+      <w:r>
+        <w:t>Diese Sicht schützt auch vor politischer Scheinwirkung. Eine Partei kann ein Thema stark besetzen, ohne Zustände zu verbessern. Eine Regierung kann Gesetze beschließen, ohne die gewünschte Wirkung zu erreichen. Eine Opposition kann Kritik äußern, ohne bessere Rückkopplung anzubieten. Eine Kampagne kann Zustimmung erzeugen, ohne Wahrheit zu stärken. Die Wirkungsökonomie fragt deshalb nicht zuerst, ob eine politische Position gut klingt. Sie fragt, ob sie wirkt.</w:t>
+      </w:r>
+    </w:p>
+    <w:p>
+      <w:r>
+        <w:t>Staat und Politik entscheiden in komplexen Systemen. Gesellschaft, Wirtschaft, Natur, Verwaltung, Finanzmärkte und Öffentlichkeit reagieren nicht wie einfache Apparate [Kap. 19]. Ein Mietgesetz verändert nicht nur Mieten, sondern auch Investitionen, Sanierung, Neubau, Wohnsicherheit, Eigentümerverhalten, Gerichte und Vertrauen. Ein Klimagesetz verändert nicht nur Emissionen, sondern auch Preise, Industriepfade, soziale Akzeptanz, Kapitalzugang, Versicherbarkeit, Energieabhängigkeit und politische Polarisierung. Ein Sicherheitsgesetz verändert nicht nur Gefahrenabwehr, sondern auch Freiheit, Minderheitenvertrauen, Rechtsstaatlichkeit, Dateninfrastruktur und Legitimität.</w:t>
+      </w:r>
+    </w:p>
+    <w:p>
+      <w:r>
+        <w:t>Staatsfinanzierung gehört zu diesen Wirkungsräumen. Politische Programme verändern Erwartungen an Rechtsstaatlichkeit, Euro- und EU-Einbettung, Klimarisikomanagement, Sicherheitsfähigkeit, Steuerbasis, Infrastruktur und Transformationsfähigkeit. Damit können sie auch Refinanzierungsresilienz berühren, lange bevor eine einzelne Maßnahme umgesetzt ist. Die fachlich robuste Frage lautet daher nicht, ob ein Staat plötzlich keine Anleihen mehr verkaufen könnte. Sie lautet, ob Politikpfade sicheren-Hafen-Status, Risikoprämien, Investor:innenvertrauen und fiskalische Wirkungskapazität stärken oder schwächen.</w:t>
+      </w:r>
+    </w:p>
+    <w:p>
+      <w:r>
+        <w:t>Politik als Wirkungsraum bedeutet deshalb: Jede politische Maßnahme ist eine Hypothese über die Veränderung eines Systems. Diese Hypothese muss begründet, beobachtet und korrigiert werden.</w:t>
+      </w:r>
+    </w:p>
+    <w:p>
+      <w:pPr>
+        <w:pStyle w:val="Heading3"/>
+      </w:pPr>
+      <w:r>
+        <w:t>61.4 Politische Verantwortung</w:t>
+      </w:r>
+    </w:p>
+    <w:p>
+      <w:r>
+        <w:t>Politische Verantwortung beginnt nicht erst bei formaler Zuständigkeit. Sie beginnt dort, wo politische Akteure Wirkungsräume prägen. Wer spricht, rahmt. Wer rahmt, verändert Wahrnehmung. Wer Wahrnehmung verändert, beeinflusst Entscheidungen. Wer Entscheidungen beeinflusst, verändert Zustände.</w:t>
+      </w:r>
+    </w:p>
+    <w:p>
+      <w:r>
+        <w:t>Diese Verantwortung ist mehrschichtig. Es gibt direkte Wirkungen: Beschlüsse, Abstimmungen, Gesetze, Verordnungen oder Haushalte. Es gibt indirekte Wirkungen: veränderte Erwartungen, Investitionen, Konfliktlinien, Vertrauen, Zugehörigkeit, Angst oder politische Mobilisierung. Es gibt verzögerte Wirkungen: vertagte Reformen, normalisierte Abwertung, unterlassene Infrastrukturprogramme oder verspätete Prävention. Und es gibt systemische Wirkungen: Vertrauensverlust, Polarisierung, Institutionenerosion, Machtkonzentration, soziale Spaltung oder demokratische Resilienz [Kap. 10-13; Kap. 21-23].</w:t>
+      </w:r>
+    </w:p>
+    <w:p>
+      <w:r>
+        <w:t>Politische Verantwortung bedeutet nicht, jede spätere Folge vollständig kontrollieren zu können. Komplexe Systeme bleiben begrenzt berechenbar. Aber politische Akteure müssen erkennbare Wirkungspotenziale ernst nehmen. Wer bewusst Angst verstärkt, Feindbilder nutzt, Misstrauen gegen Institutionen sät oder Minderheiten entwürdigt, kann sich nicht allein auf Meinungsfreiheit zurückziehen. Meinungsfreiheit schützt Ausdruck. Sie hebt Verantwortung für politische Wirkung nicht auf.</w:t>
+      </w:r>
+    </w:p>
+    <w:p>
+      <w:r>
+        <w:t>Ein zentraler Teil politischer Verantwortung liegt in der Ursachenbekämpfung. Sie ist politisch schwerer sichtbar zu machen als Symptombekämpfung. Wenn ein Staat früh handelt, Krisen verhindert, Infrastruktur stabilisiert, Vertrauen schützt, Pflege entlastet, Bildung verbessert, Hitzerisiken reduziert oder soziale Eskalation vermeidet, tritt das große Ereignis im besten Fall gar nicht erst ein. Gerade erfolgreiche Prävention erscheint deshalb leicht wie Nicht-Handeln.</w:t>
+      </w:r>
+    </w:p>
+    <w:p>
+      <w:r>
+        <w:t>Symptombekämpfung dagegen ist sichtbar. Rettungspakete, Krisenstäbe, Soforthilfen, Notgesetze und öffentliche Krisenkommunikation erzeugen den Eindruck entschlossener Politik, weil der Schaden bereits eingetreten ist. Eine Regierung, die ein überlastetes System repariert, erscheint aktiver als eine Politik, die verhindert hat, dass das System überhaupt überlastet wird. Daraus entsteht ein politischer Fehlanreiz: Spätes Eingreifen ist sichtbarer als frühes Verhindern.</w:t>
+      </w:r>
+    </w:p>
+    <w:p>
+      <w:r>
+        <w:t>Die Wirkungsökonomie muss diesen Fehlanreiz offenlegen. Gute Politik ist nicht nur Politik, die nach einer Krise schnell reagiert. Gute Politik ist vor allem Politik, die so früh wirkt, dass Krisen kleiner bleiben oder gar nicht erst entstehen. Das verlangt eine andere politische Erzählung. Prävention muss als Wirkung sichtbar werden, auch wenn der sichtbare Schaden ausbleibt.</w:t>
+      </w:r>
+    </w:p>
+    <w:p>
+      <w:r>
+        <w:t>Frühes Handeln erweitert Möglichkeitsräume. Es lässt mehr Optionen offen, senkt spätere Kosten, schützt Vertrauen und verhindert Zwangslagen. Spätes Handeln verengt Optionen. Dann bleiben häufig nur noch Notlösungen, harte Eingriffe, hohe Kosten und Reparaturprogramme. Politische Verantwortung bedeutet deshalb auch, den Wert verhinderten Schadens sichtbar zu machen [Kap. 12; Kap. 23; Kap. 39; Kap. 65].</w:t>
+      </w:r>
+    </w:p>
+    <w:p>
+      <w:r>
+        <w:t>Genauso gilt: Wer Macht besitzt, muss den eigenen Einfluss sichtbar machen. Die Teile zu Kapital, Eigentum und Macht haben gezeigt, dass Ressourcen, Netzwerke, Medienzugänge und Vermögen politische Wirkungsräume verschieben können [Kap. 60]. In der Politik gilt das in besonderem Maß. Finanzielle Ressourcen, Datenanalyse, professionelle Kampagnen, Lobbystrukturen und persönliche Netzwerke verändern politische Zugänge und Resonanzräume. Diese Fragen werden später im Zusammenhang mit Macht, Öffentlichkeit und Einfluss vertieft. Hier genügt der Grundsatz: Politische Macht wirkt, auch wenn sie nicht als Gesetz erscheint.</w:t>
+      </w:r>
+    </w:p>
+    <w:p>
+      <w:r>
+        <w:t>Politische Verantwortung verlangt deshalb vier Mindestbedingungen.</w:t>
+      </w:r>
+    </w:p>
+    <w:p>
+      <w:r>
+        <w:t>Erstens Wahrheitsbindung. Politik darf streiten, zuspitzen und vereinfachen, aber sie darf gemeinsame Wirklichkeit nicht strategisch zerstören.</w:t>
+      </w:r>
+    </w:p>
+    <w:p>
+      <w:r>
+        <w:t>Zweitens Institutionenbindung. Regierung, Opposition, Gerichte, Medien, Wissenschaft und Verwaltung dürfen kritisiert werden. Wer sie pauschal als Feinde markiert, schwächt demokratische Korrekturfähigkeit.</w:t>
+      </w:r>
+    </w:p>
+    <w:p>
+      <w:pPr>
+        <w:pStyle w:val="Heading3"/>
+      </w:pPr>
+      <w:r>
+        <w:t>Quellenanker: Kapitel 74 - Öffentlichkeit als Wirkungsraum</w:t>
+      </w:r>
+    </w:p>
+    <w:p>
+      <w:r>
+        <w:t>Interne Quelle: referenz/kapitel-074-oeffentlichkeit-als-wirkungsraum/index.html</w:t>
+      </w:r>
+    </w:p>
+    <w:p>
+      <w:r>
+        <w:t>Öffentlichkeit ist nicht nur der Ort, an dem Meinungen erscheinen. Sie ist die Rückkopplungsinfrastruktur, durch die eine Demokratie Wirklichkeit prüfen und sich selbst korrigieren kann.</w:t>
+      </w:r>
+    </w:p>
+    <w:p>
+      <w:r>
+        <w:t>In der alten Vorstellung war Öffentlichkeit ein offener Marktplatz: Menschen sprechen, hören zu, widersprechen, vergleichen Argumente und bilden Meinungen. Diese Vorstellung bleibt normativ wichtig. Sie schützt Meinungsfreiheit, Pluralität und politische Auseinandersetzung. Aber sie beschreibt die heutige Wirklichkeit nicht mehr ausreichend. Öffentlichkeit wird heute durch Medienökonomie, Plattformen, Algorithmen, Eigentumsstrukturen, politische Kampagnen, Desinformation, KI-generierte Inhalte, Influencer, Datenmärkte, Werbelogik, Aufmerksamkeitsdruck und hybride Einflussnahme geprägt [I-K74-1; I-K74-2].</w:t>
+      </w:r>
+    </w:p>
+    <w:p>
+      <w:r>
+        <w:t>Sichtbarkeit entsteht nicht nur durch Relevanz. Sie entsteht durch technische Verstärkung, emotionale Aktivierung, Gruppendynamik, Wiederholung, Tonalität, Bildwirkung und Geschäftsmodelle. Ein Medienbeitrag, ein politischer Satz, eine Überschrift, ein Meme, ein Podcast, ein Kommentar, ein Bildschnitt, eine Statistik oder eine algorithmische Empfehlung erzeugt Wirkungspotenzial. Nicht alles wird sofort tatsächliche Wirkung. Aber alles kann Möglichkeitsräume verändern: was sichtbar wird, wem geglaubt wird, wer als Bedrohung erscheint, welche Institutionen legitim wirken und welche Handlungen wahrscheinlicher werden.</w:t>
+      </w:r>
+    </w:p>
+    <w:p>
+      <w:pPr>
+        <w:pStyle w:val="Heading3"/>
+      </w:pPr>
+      <w:r>
+        <w:t>74.1 Medien erzeugen Zustände</w:t>
+      </w:r>
+    </w:p>
+    <w:p>
+      <w:r>
+        <w:t>Medien berichten nicht nur über Zustände. Sie erzeugen Zustände mit. Das heißt nicht, dass Journalist:innen, Redaktionen, Plattformen oder Creator:innen beliebig Wirklichkeit herstellen. Wirklichkeit besteht nicht aus Kommunikation allein. Aber öffentliche Kommunikation entscheidet mit, welche Wirklichkeit gesellschaftlich zugänglich wird, welche Probleme Aufmerksamkeit erhalten, welche Gruppen gesehen werden, welche Konflikte eskalieren und welche Korrekturen möglich bleiben.</w:t>
+      </w:r>
+    </w:p>
+    <w:p>
+      <w:r>
+        <w:t>Ein Bericht über Pflege kann Würde sichtbar machen oder Pflege auf Kosten reduzieren. Ein Beitrag über Migration kann Schutz, Arbeit, Sprache und Zugehörigkeit zeigen oder Angst, Verdacht und Feindbild erzeugen. Eine Meldung über Klimadaten kann Orientierung schaffen oder Ohnmacht verstärken. Eine Recherche kann Macht kontrollieren. Eine Schlagzeile kann entwürdigen. Ein Bild kann Mitgefühl wecken oder Menschen markieren. Ein Kommentar kann Streit klären oder Fronten verhärten.</w:t>
+      </w:r>
+    </w:p>
+    <w:p>
+      <w:r>
+        <w:t>Die Wirkungsökonomie bewertet damit nicht einzelne Meinungen. Sie bewertet die Bedingungen öffentlicher Rückkopplung: Transparenz, Quellenklarheit, Vielfalt, Korrekturmechanismen, redaktionelle Unabhängigkeit, Eigentumsstrukturen, algorithmische Verstärkung, Schutz vor Manipulation, Zugang, Teilhabe und Diskursstabilität. Die Grenze ist zentral: Nicht die Meinung wird zum Prüfobjekt, sondern die Infrastruktur, die Sichtbarkeit, Verstärkung, Transparenz, Korrektur und Manipulationsrisiken organisiert.</w:t>
+      </w:r>
+    </w:p>
+    <w:p>
+      <w:r>
+        <w:t>Öffentlichkeit wirkt auf alle anderen Systeme. Sie wirkt auf Bildung, weil Kinder und Jugendliche lernen müssen, Quellen zu prüfen, Frames zu erkennen, Tonalität zu verstehen und digitale Manipulation einzuordnen. Sie wirkt auf Wissenschaft, weil Erkenntnis nur gesellschaftlich wirksam wird, wenn sie kommuniziert, verstanden und vor Desinformation geschützt wird. Sie wirkt auf Gesundheit, weil falsche Informationen, Angstkommunikation, Einsamkeit, Hass und Dauererregung körperliche und psychische Folgen haben können. Sie wirkt auf soziale Sicherheit, weil Armut, Migration, Pflege, Wohnen und Arbeit öffentlich gedeutet werden, bevor Politik darüber entscheidet. Sie wirkt auf Kapitalmärkte, weil Vertrauen, Reputationsrisiken, Desinformation, Versicherbarkeit und politische Stabilität öffentliche Informationsqualität voraussetzen. Sie wirkt auf Sicherheit, weil hybride Einflussnahme nicht nur falsche Informationen verbreitet, sondern Rückkopplung beschädigt.</w:t>
+      </w:r>
+    </w:p>
+    <w:p>
+      <w:r>
+        <w:t>Deshalb muss Öffentlichkeit in der Wirkungsökonomie so ernst genommen werden wie Energie, Wasser, Gesundheit oder Bildung. Eine Gesellschaft kann die besten Klimadaten haben und trotzdem nicht handeln, wenn öffentliche Resonanzräume die Wirklichkeit verzerren. Sie kann gute Sozialpolitik bauen und trotzdem Misstrauen erzeugen, wenn ihre Wirkungslogik nicht nachvollziehbar wird. Sie kann Demokratie schützen wollen und sie schwächen, wenn sie öffentliche Debatte mit Belehrung, moralischer Überhöhung oder staatlicher Wahrheitskontrolle verwechselt.</w:t>
+      </w:r>
+    </w:p>
+    <w:p>
+      <w:pPr>
+        <w:pStyle w:val="Heading3"/>
+      </w:pPr>
+      <w:r>
+        <w:t>74.2 Wahrheit als Infrastruktur</w:t>
+      </w:r>
+    </w:p>
+    <w:p>
+      <w:r>
+        <w:t>Wahrheit ist nicht nur eine Aussage. Wahrheit ist Infrastruktur.</w:t>
+      </w:r>
+    </w:p>
+    <w:p>
+      <w:r>
+        <w:t>Diese Formulierung ist für die Wirkungsökonomie maßgeblich. In einer komplexen Gesellschaft reicht es nicht, dass einzelne Fakten irgendwo vorhanden sind. Wahrheit muss auffindbar, prüfbar, verständlich, korrigierbar, institutionell geschützt und öffentlich anschlussfähig sein. Eine Studie in einem Fachjournal wirkt nicht automatisch politisch. Eine Statistik wirkt nicht automatisch gegen Angst. Eine gerichtliche Entscheidung wirkt nicht automatisch gegen ein falsches Narrativ. Eine Recherche wirkt nicht automatisch, wenn sie im Aufmerksamkeitsraum verschwindet.</w:t>
+      </w:r>
+    </w:p>
+    <w:p>
+      <w:r>
+        <w:t>Wahrheit als Infrastruktur braucht mehrere Schichten: amtliche Statistik, freie Wissenschaft, unabhängigen Journalismus, Gerichte, transparente Verwaltung, offene Daten, Quellenklarheit, Faktenprüfung, Archive, Bibliotheken, Medienkompetenz, Korrekturmechanismen, Plattformtransparenz, Wissenschaftskommunikation und Schutz vor Einschüchterung, strategischen Klagen und Gewalt.</w:t>
+      </w:r>
+    </w:p>
+    <w:p>
+      <w:r>
+        <w:t>Ohne diese Infrastruktur wird Wahrheit zu einer privaten Behauptung unter vielen. Dann gewinnt nicht, was besser belegt ist, sondern was besser aktiviert. Dann wird Realität gruppenabhängig. Dann verlieren demokratische Institutionen ihre gemeinsame Bezugsfläche.</w:t>
+      </w:r>
+    </w:p>
+    <w:p>
+      <w:r>
+        <w:t>Wahrheit als Infrastruktur unterscheidet drei Ebenen. Die erste Ebene ist Wahrheitserzeugung: Wissenschaft, Statistik, Recherche, Untersuchung, Messung und Dokumentation erzeugen belastbare Erkenntnis. Die zweite Ebene ist Wahrheitszugang: Bürger:innen, Medien, Parteien, Gerichte, Verwaltung, Unternehmen und Zivilgesellschaft müssen auf Daten, Quellen und Begründungen zugreifen können. Die dritte Ebene ist Wahrheitswirkung: Erkenntnisse müssen öffentlich anschlussfähig werden. Sie brauchen Sprache, Kontext, Tonalität, Vertrauen, Wiederholung, Korrektur und institutionelle Übersetzung.</w:t>
+      </w:r>
+    </w:p>
+    <w:p>
+      <w:r>
+        <w:t>Diese Sicht schützt vor zwei Fehlern. Der erste Fehler wäre staatliche Wahrheitskontrolle. Eine Demokratie darf Wahrheit nicht als Regierungsbesitz behandeln. Wahrheit braucht unabhängige Institutionen, offene Kritik, Wissenschaftsfreiheit, Pressefreiheit, Gerichte, Transparenz und öffentliche Gegenprüfung [E-K74-1; E-K74-3]. Der zweite Fehler wäre die Gleichsetzung aller Behauptungen. Nicht jede Aussage hat denselben Wahrheitswert. Meinung ist frei. Aber nicht jede Behauptung ist belegt, nicht jede Quelle ist belastbar, nicht jede Interpretation ist redlich und nicht jede Kampagne ist demokratische Debatte.</w:t>
+      </w:r>
+    </w:p>
+    <w:p>
+      <w:r>
+        <w:t>Die Wirkungsökonomie schützt daher nicht eine richtige Meinung. Sie schützt die Bedingungen, unter denen Wahrheit gesucht, geprüft, korrigiert und öffentlich wirksam werden kann.</w:t>
+      </w:r>
+    </w:p>
+    <w:p>
+      <w:pPr>
+        <w:pStyle w:val="Heading3"/>
+      </w:pPr>
+      <w:r>
+        <w:t>74.3 Aufmerksamkeit und Verantwortung</w:t>
+      </w:r>
+    </w:p>
+    <w:p>
+      <w:r>
+        <w:t>Aufmerksamkeit ist notwendig. Ohne Aufmerksamkeit erreicht auch Wahrheit niemanden. Ohne Aufmerksamkeit bleibt eine Recherche folgenlos. Ohne Aufmerksamkeit entsteht keine politische Öffentlichkeit. Demokratie braucht Aufmerksamkeit für Missstände, Rechte, Risiken, Krisen, Alternativen und Verantwortung.</w:t>
+      </w:r>
+    </w:p>
+    <w:p>
+      <w:r>
+        <w:t>Das Problem entsteht, wenn Aufmerksamkeit die Wahrheit ersetzt. Viele digitale Geschäftsmodelle sind darauf gebaut, Aufmerksamkeit zu gewinnen, zu halten, zu messen und zu monetarisieren. Klicks, Watchtime, Likes, Shares, Kommentare, Abonnements, Verweildauer und Engagement werden zu Steuerungsgrößen. Was Aufmerksamkeit erzeugt, wird sichtbarer. Was sichtbar wird, erzeugt mehr Aufmerksamkeit. So entsteht Rückkopplung.</w:t>
+      </w:r>
+    </w:p>
+    <w:p>
+      <w:r>
+        <w:t>Aufmerksamkeit misst Aktivierung, nicht Relevanz. Sie misst Reaktion, nicht Orientierung. Sie misst Lautstärke, nicht Belastbarkeit. Sie misst Erregung, nicht demokratische Wirkleistung. Genau hier entsteht Scheinleistung der Öffentlichkeit: viel Bewegung, wenig Orientierung.</w:t>
+      </w:r>
+    </w:p>
+    <w:p>
+      <w:r>
+        <w:t>Die Wirkungskette ist einfach: Empörung erzeugt Reaktion. Reaktion erzeugt Reichweite. Reichweite erzeugt Wiederholung. Wiederholung erzeugt Vertrautheit. Vertrautheit kann Wahrheit simulieren. Das gilt nicht nur für Lügen. Es gilt auch für zugespitzte Halbwahrheiten, entwürdigende Frames, Bilder ohne Kontext, skandalisierende Überschriften, strategische Provokation, ironische Verachtung, Angstnarrative und symbolische Empörung.</w:t>
+      </w:r>
+    </w:p>
+    <w:p>
+      <w:r>
+        <w:t>Wenn Aufmerksamkeit zur primären Steuerungsgröße wird, sortiert sich Öffentlichkeit nach Reizintensität. Komplexität wird bestraft. Langsamkeit wird bestraft. Korrektur wird bestraft. Kontext wird bestraft. Ambivalenz wird bestraft. Respekt wird bestraft, wenn Verachtung mehr Reaktion erzeugt.</w:t>
+      </w:r>
+    </w:p>
+    <w:p>
+      <w:r>
+        <w:t>Ein viraler Clip kann Millionen Menschen erreichen und demokratische Verlustleistung erzeugen. Eine langsame Recherche kann weniger Menschen erreichen und hohe Wirkleistung haben, wenn sie Korruption aufdeckt, Macht kontrolliert, Kontext liefert oder Vertrauen stärkt. Deshalb darf Reichweite nicht mit öffentlichem Wert verwechselt werden.</w:t>
+      </w:r>
+    </w:p>
+    <w:p>
+      <w:r>
+        <w:t>Verantwortung wächst mit Reichweite, Verstärkung und Macht. Ein privater Satz in einem kleinen Kreis hat andere Wirkung als dieselbe Formulierung auf einer Plattform mit Millionen Menschen. Eine Redaktion hat andere Verantwortung als ein privater Chat. Eine Plattform hat andere Verantwortung als ein einzelner Kommentar. Ein Creator mit großer Community verändert andere Wirkungsräume als ein Mensch ohne Reichweite. Diese Differenz wird später im Zusammenhang mit Creator-Verantwortung und digitalen Öffentlichkeiten vertieft. Hier gilt der Grundsatz: Wer Öffentlichkeit prägt, verändert Wirkungsräume.</w:t>
+      </w:r>
+    </w:p>
+    <w:p>
+      <w:r>
+        <w:t>Verantwortung heißt nicht Zensur. Sie heißt nicht, dass starke Kritik vermieden werden soll. Demokratie braucht harte Kritik, investigative Recherche, Satire, Widerspruch und Streit. Verantwortung heißt, dass öffentliche Akteure Wirkungspotenziale ihrer Reichweite, Tonalität, Wiederholung, Bildauswahl, Quellenlage und Verstärkungslogik ernst nehmen. Kritik ist demokratische Wirkleistung, wenn sie Wirklichkeit klärt. Sie wird destruktiv, wenn sie Wahrheit, Würde und Korrekturfähigkeit beschädigt.</w:t>
+      </w:r>
+    </w:p>
+    <w:p>
+      <w:pPr>
+        <w:pStyle w:val="Heading3"/>
+      </w:pPr>
+      <w:r>
+        <w:t>74.4 Öffentlichkeit ohne Marktplatzillusion</w:t>
+      </w:r>
+    </w:p>
+    <w:p>
+      <w:r>
+        <w:t>Der Marktplatz bleibt eine starke demokratische Metapher. Menschen kommen zusammen, tauschen Informationen aus, streiten, hören zu, vergleichen Argumente und bilden Meinungen. Habermas’ Analyse der bürgerlichen Öffentlichkeit knüpft an diesen Raum vernünftiger, zugänglicher und kritischer Verständigung über gemeinsame Angelegenheiten an. Diese Tradition bleibt wichtig.</w:t>
+      </w:r>
+    </w:p>
+    <w:p>
+      <w:r>
+        <w:t>Aber die Metapher reicht nicht mehr.</w:t>
+      </w:r>
+    </w:p>
+    <w:p>
+      <w:r>
+        <w:t>Ein realer Marktplatz hat Grenzen. Menschen sehen, wer spricht. Man kann gehen, widersprechen, zuhören. Lautstärke ist sichtbar. Eigentum am Platz ist begrenzt. Digitale Öffentlichkeit ist anders. Sie ist nicht ein Platz, sondern ein Netzwerk aus Plattformen, Suchmaschinen, Messengern, Videokanälen, Podcasts, Newslettern, Medienhäusern, Foren, Kommentarräumen, Werbesystemen, Datenbrokern, Empfehlungssystemen und KI-generierten Antwortsystemen.</w:t>
+      </w:r>
+    </w:p>
+    <w:p>
+      <w:r>
+        <w:t>Sie ist nicht neutral zugänglich, sondern technisch sortiert. Sie ist nicht nur Gespräch, sondern Geschäftsmodell. Sie ist nicht nur Öffentlichkeit, sondern Datenernte. Sie ist nicht nur Meinungsbildung, sondern Verhaltenslenkung. Sie ist nicht nur Austausch, sondern Skalierung.</w:t>
+      </w:r>
+    </w:p>
+    <w:p>
+      <w:r>
+        <w:t>Die Marktplatzillusion verdeckt drei Dinge. Erstens Eigentum: Digitale Öffentlichkeiten liegen häufig in privaten Infrastrukturen. Die Regeln des Sichtbaren werden durch Plattformarchitekturen, Geschäftsbedingungen, Moderation, Werbemodelle und Algorithmendesign mitbestimmt. Zweitens Verstärkung: Nicht jede Aussage wird gleich sichtbar. Ranking, Empfehlung, Trendlogik, Kommentarreihenfolge, Videoausspielung, Monetarisierung und Depriorisierung entscheiden mit. Drittens Asymmetrie: Einige Akteure können Sichtbarkeit kaufen, Daten nutzen, Bots einsetzen, Microtargeting betreiben, Netzwerke koordinieren oder professionelle Manipulation organisieren.</w:t>
+      </w:r>
+    </w:p>
+    <w:p>
+      <w:r>
+        <w:t>Öffentlichkeit ist daher kein Marktplatz im einfachen Sinn. Sie ist Infrastruktur mit Macht. Wirkungsökonomisch bedeutet das: Man darf nicht nur auf Inhalte schauen. Man muss auf die Bedingungen schauen, unter denen Inhalte sichtbar werden. Wer besitzt die Infrastruktur? Wer finanziert Sichtbarkeit? Welche Daten fließen? Welche Inhalte werden verstärkt? Welche Korrekturen sind möglich? Welche Gruppen werden verdrängt? Welche Fehler werden wiederholt? Welche Akteure profitieren von Erregung? Welche Wahrheit bleibt unsichtbar, weil sie nicht attraktiv genug erscheint?</w:t>
+      </w:r>
+    </w:p>
+    <w:p>
+      <w:r>
+        <w:t>Demokratische Öffentlichkeit entsteht nicht automatisch, wenn viele sprechen. Sie entsteht, wenn Sichtbarkeit, Widerspruch, Korrektur und Teilhabe fair organisiert sind. Das ist kein Argument gegen Meinungsfreiheit. Es ist ein Argument gegen die Verwechslung von Meinungsfreiheit mit unregulierter Macht über Sichtbarkeit.</w:t>
+      </w:r>
+    </w:p>
+    <w:p>
+      <w:r>
+        <w:t>Die alte Frage lautete: Wer darf was sagen? Diese Frage bleibt grundrechtlich zentral. Die Wirkungsökonomie ergänzt: Welche Strukturen entscheiden, was sichtbar wird, was korrigierbar bleibt, wem geglaubt wird und ob Demokratie handlungsfähig bleibt?</w:t>
+      </w:r>
+    </w:p>
+    <w:p>
+      <w:r>
+        <w:t>Damit wird Öffentlichkeit nicht verengt. Sie wird ernst genommen. Die nächsten Kapitel entfalten diese Logik: Plattformlogik und Algorithmen, Sprache, Framing und Tonalität, Desinformation und hybride Einflussnahme, Creator, Hosts und digitale Verantwortung sowie Diskurskultur.</w:t>
+      </w:r>
+    </w:p>
+    <w:p>
+      <w:pPr>
+        <w:pStyle w:val="Heading3"/>
+      </w:pPr>
+      <w:r>
+        <w:t>74.5 Zwischenfazit</w:t>
+      </w:r>
+    </w:p>
+    <w:p>
+      <w:pPr>
+        <w:pStyle w:val="Heading3"/>
+      </w:pPr>
+      <w:r>
+        <w:t>Quellenanker: Kapitel 79 - Diskurskultur</w:t>
+      </w:r>
+    </w:p>
+    <w:p>
+      <w:r>
+        <w:t>Interne Quelle: referenz/kapitel-079-diskurskultur/index.html</w:t>
+      </w:r>
+    </w:p>
+    <w:p>
+      <w:r>
+        <w:t>Kapitel 78 hat Creator:innen, Hosts und digitale Community-Betreiber:innen als öffentliche Wirkungsträger beschrieben. Dieses Kapitel schließt Teil XII ab. Es zieht die Linie zusammen: Öffentlichkeit, Plattformen, Sprache, Desinformation, Creator-Verantwortung und Community-Dynamik brauchen eine gemeinsame demokratische Grundfähigkeit. Diese Fähigkeit heißt Diskurskultur.</w:t>
+      </w:r>
+    </w:p>
+    <w:p>
+      <w:r>
+        <w:t>Diskurskultur ist keine Benimmregel. Sie ist keine Harmoniepflicht. Sie ist keine politische Korrektheitsdebatte und keine Zensurlogik. Diskurskultur ist die Fähigkeit einer Gesellschaft, Konflikte auszutragen, ohne Wahrheit, Würde, Quellenklarheit und Korrekturfähigkeit zu zerstören.</w:t>
+      </w:r>
+    </w:p>
+    <w:p>
+      <w:r>
+        <w:t>Demokratische Diskurskultur bedeutet nicht, Konflikte zu vermeiden. Sie bedeutet, sie so auszutragen, dass Wahrheit, Würde und Korrekturfähigkeit erhalten bleiben.</w:t>
+      </w:r>
+    </w:p>
+    <w:p>
+      <w:pPr>
+        <w:pStyle w:val="Heading3"/>
+      </w:pPr>
+      <w:r>
+        <w:t>79.1 Streitfähigkeit</w:t>
+      </w:r>
+    </w:p>
+    <w:p>
+      <w:r>
+        <w:t>Eine Demokratie ohne Streit ist keine Demokratie. Sie wäre Verwaltung, Gleichschaltung oder Fassade. Menschen haben unterschiedliche Interessen, Erfahrungen, Werte, Lebenslagen, Körper, Einkommen, Herkünfte, Überzeugungen, Ängste und Zukunftsbilder. Sie müssen widersprechen dürfen. Sie müssen Macht kritisieren, Zumutungen benennen, Missstände zeigen, Institutionen befragen, Unternehmen angreifen, Gesetze ablehnen, Forschung hinterfragen, protestieren, satirisch stören und öffentliche Entscheidungen unter Druck setzen können.</w:t>
+      </w:r>
+    </w:p>
+    <w:p>
+      <w:r>
+        <w:t>Streit ist nicht der Feind der Demokratie. Feindlogik ist es.</w:t>
+      </w:r>
+    </w:p>
+    <w:p>
+      <w:r>
+        <w:t>Die Wirkungsökonomie unterscheidet deshalb zwischen Streit, Konflikt, Kritik, Hass, Entwürdigung und Desinformation. Streit ist die offene Auseinandersetzung über Positionen, Interessen, Ursachen und Lösungen. Konflikt ist der Zustand, in dem Interessen oder Deutungen nicht zusammenpassen. Kritik ist die Prüfung, Begrenzung oder Zurückweisung einer Aussage, Handlung, Institution oder Machtstruktur. Hass richtet sich nicht mehr nur gegen eine Position, sondern gegen Personen oder Gruppen als solche. Entwürdigung markiert Menschen als minderwertig, gefährlich, parasitär, nicht zugehörig oder entbehrlich. Desinformation stört die Fähigkeit einer Gesellschaft, Wirklichkeit gemeinsam zu prüfen.</w:t>
+      </w:r>
+    </w:p>
+    <w:p>
+      <w:r>
+        <w:t>Diese Unterscheidung schützt die Freiheit. Wer Streit, Kritik und Entwürdigung nicht trennt, schwächt Demokratie doppelt. Entweder wird harte Kritik fälschlich als gefährlich behandelt. Oder entwürdigende Sprache wird als bloße Meinungsäußerung verharmlost. Beides verengt demokratische Korrektur.</w:t>
+      </w:r>
+    </w:p>
+    <w:p>
+      <w:r>
+        <w:t>Streitfähigkeit bedeutet nicht, sanft zu sprechen. Eine Demokratie muss harte Worte aushalten. Sie muss Wut, Trauer, Protest, scharfe Analyse, Polemik, Satire, Kunst, investigative Recherche und unbequeme Forschung aushalten. Aber sie muss unterscheiden, ob Sprache eine Position angreift oder Menschen aus dem gemeinsamen Raum drängt.</w:t>
+      </w:r>
+    </w:p>
+    <w:p>
+      <w:r>
+        <w:t>Die Wirkungsökonomie kann dafür eine einfache Stufenlogik nutzen. Widerspruch kritisiert eine Position. Zuspitzung überzeichnet sie scharf, polemisch oder satirisch. Abwertung setzt die andere Seite herab. Entwürdigung markiert Personen oder Gruppen als minderwertig, gefährlich, nicht zugehörig oder entbehrlich. Gewaltlegitimation lässt Diskriminierung, Ausschluss, Verfolgung oder Gewalt als plausibel, notwendig oder gerechtfertigt erscheinen. Eine freiheitliche Demokratie muss Widerspruch und Zuspitzung schützen. Sie muss Abwertung einordnen können. Sie muss Entwürdigung und Gewaltlegitimation rechtsstaatlich, institutionell und kulturell ernst nehmen.</w:t>
+      </w:r>
+    </w:p>
+    <w:p>
+      <w:r>
+        <w:t>Streitfähigkeit braucht auch die Trennung von Person und Position. Eine Position kann falsch, gefährlich, naiv, zynisch, unredlich oder schlecht begründet sein. Ein Mensch bleibt Träger von Würde. Diese Grenze ist nicht sentimental. Sie ist demokratisch funktional. Wenn Menschen nur noch als Feinde erscheinen, wird Korrektur unmöglich. Dann geht es nicht mehr um bessere Gründe, sondern um Ausschluss.</w:t>
+      </w:r>
+    </w:p>
+    <w:p>
+      <w:r>
+        <w:t>Streitfähigkeit bedeutet deshalb: Konflikt bleibt im gemeinsamen Raum. Menschen können scharf widersprechen, ohne dem Gegenüber das Recht auf Zugehörigkeit zu entziehen. Kritik kann unbequem sein, ohne Menschen zu entmenschlichen. Protest kann laut sein, ohne Wahrheit zu zerstören. Satire kann verletzen, ohne Gewalt zu legitimieren. Opposition kann Macht hart angreifen, ohne Institutionen pauschal zu delegitimieren.</w:t>
+      </w:r>
+    </w:p>
+    <w:p>
+      <w:r>
+        <w:t>Damit wird Streit zum Korrekturmechanismus. Eine Demokratie braucht nicht weniger Konflikt. Sie braucht besseren Wirkungsgrad im Konflikt. Diskurskultur ist die Infrastruktur, die aus Konflikt Korrektur macht statt Feindschaft.</w:t>
+      </w:r>
+    </w:p>
+    <w:p>
+      <w:pPr>
+        <w:pStyle w:val="Heading3"/>
+      </w:pPr>
+      <w:r>
+        <w:t>79.2 Quellenklarheit</w:t>
+      </w:r>
+    </w:p>
+    <w:p>
+      <w:r>
+        <w:t>Quellenklarheit ist der Mindeststandard öffentlicher Orientierung.</w:t>
+      </w:r>
+    </w:p>
+    <w:p>
+      <w:r>
+        <w:t>Eine Gesellschaft kann nicht gemeinsam entscheiden, wenn sie nicht unterscheiden kann, was belegt ist, was Interpretation ist, was offen bleibt und was bewusst manipuliert wird. Quellenklarheit bedeutet nicht, dass jede Person jedes Thema wissenschaftlich prüfen muss. Sie bedeutet, dass öffentliche Aussagen nachvollziehbar werden: Woher kommt die Information? Was ist die Primärquelle? Wer spricht? Mit welcher Rolle? Mit welchem Interesse? Welche Daten liegen vor? Welche Unsicherheit bleibt? Welche Gegenpositionen existieren? Welche Korrektur ist möglich?</w:t>
+      </w:r>
+    </w:p>
+    <w:p>
+      <w:r>
+        <w:t>Quellenklarheit schützt nicht nur vor Lügen. Sie schützt auch vor Verwechslung. Ein Gerücht ist kein Beleg. Ein Ausschnitt ist kein Gesamtbild. Eine Meinung ist keine Studie. Eine Studie ist kein politischer Beschluss. Eine Statistik ist keine vollständige Deutung. Ein persönliches Erlebnis ist real, aber nicht automatisch repräsentativ. Ein Faktencheck ist hilfreich, aber kein Ersatz für institutionelles Vertrauen. Eine KI-generierte Zusammenfassung kann nützlich sein, aber sie ersetzt keine Quellenprüfung.</w:t>
+      </w:r>
+    </w:p>
+    <w:p>
+      <w:r>
+        <w:t>Wie in den vorherigen Kapiteln dieses Teils gezeigt wurde, braucht Wahrheit Infrastruktur, und Desinformation greift nicht nur einzelne Fakten an, sondern Rückkopplung. Quellenklarheit ist der Gegenmechanismus: Sie macht Wirklichkeit prüfbar, ohne Debatten zu schließen.</w:t>
+      </w:r>
+    </w:p>
+    <w:p>
+      <w:r>
+        <w:t>In der öffentlichen Kommunikation braucht Quellenklarheit mindestens vier Ebenen.</w:t>
+      </w:r>
+    </w:p>
+    <w:p>
+      <w:r>
+        <w:t>Erstens: Belegklarheit. Was ist belegt? Was ist durch Dokumente, Daten, Zeugenaussagen, Messungen, Gerichtsentscheidungen, wissenschaftliche Veröffentlichungen oder amtliche Statistik gestützt? Wo liegt die Quelle? Ist sie primär oder sekundär? Ist sie aktuell? Ist sie unabhängig prüfbar?</w:t>
+      </w:r>
+    </w:p>
+    <w:p>
+      <w:r>
+        <w:t>Zweitens: Deutungsklarheit. Was ist Interpretation? Eine Zahl spricht nicht allein. Sie muss eingeordnet werden. Aber die Deutung muss als Deutung erkennbar bleiben. Wer aus einer Statistik eine politische Forderung ableitet, muss zeigen, welche Annahmen zwischen Zahl und Forderung liegen.</w:t>
+      </w:r>
+    </w:p>
+    <w:p>
+      <w:r>
+        <w:t>Drittens: Unsicherheitsklarheit. Was ist offen? Welche Daten fehlen? Was ist umstritten? Was lässt sich nur schätzen? Welche Modelle werden genutzt? Welche Fehlergrenzen bestehen? Unsicherheit ist kein Zeichen von Schwäche. Sie ist Teil redlicher Erkenntnis. Wer Unsicherheit verschweigt, erzeugt Scheinsicherheit. Wer Unsicherheit ausnutzt, um alles zu relativieren, erzeugt Desorientierung.</w:t>
+      </w:r>
+    </w:p>
+    <w:p>
+      <w:r>
+        <w:t>Viertens: Interessenklarheit. Wer profitiert von einer Aussage, einer Studie, einem Narrativ, einer Kampagne oder einer Dateninterpretation? Finanzierung, Auftraggeber, Werbung, Parteibindung, Lobbyinteresse, Plattformanreiz, algorithmische Verstärkung und persönliche Betroffenheit müssen nicht jede Aussage entwerten. Aber sie müssen sichtbar sein.</w:t>
+      </w:r>
+    </w:p>
+    <w:p>
+      <w:r>
+        <w:t>Quellenklarheit ist besonders wichtig für politische Kommunikation. Parteien, Regierungen, Verwaltungen, Unternehmen, Verbände, Think Tanks, Medien, Creator:innen und Plattformen greifen in öffentliche Wirkungsräume ein. Wer Reichweite erzeugt, muss nicht jede Aussage wissenschaftlich ausarbeiten. Aber wer Behauptungen über Wirklichkeit, Risiken, Kosten, Gruppen, Institutionen oder politische Gegner verbreitet, muss sich an Quellenklarheit messen lassen.</w:t>
+      </w:r>
+    </w:p>
+    <w:p>
+      <w:r>
+        <w:t>Das gilt auch für den Umgang mit Unsicherheit. Demokratische Kommunikation muss unterscheiden: Das ist belegt. Das ist wahrscheinlich. Das ist Interpretation. Das ist normative Bewertung. Das ist politische Entscheidung. Das ist offen. Diese Ordnung schützt vor zwei Fehlern: vor Technokratie, die aus Daten unmittelbar Politik ableitet, und vor Relativismus, der jede Begründung zur Meinung erklärt.</w:t>
+      </w:r>
+    </w:p>
+    <w:p>
+      <w:r>
+        <w:t>Quellenklarheit ist kein Luxus für Fachdebatten. Sie ist öffentliche Grundversorgung. Ohne sie wird Aufmerksamkeit stärker als Wahrheit, Erregung stärker als Einordnung und Wiederholung stärker als Beleg.</w:t>
+      </w:r>
+    </w:p>
+    <w:p>
+      <w:pPr>
+        <w:pStyle w:val="Heading3"/>
+      </w:pPr>
+      <w:r>
+        <w:t>79.3 Resonanzräume</w:t>
+      </w:r>
+    </w:p>
+    <w:p>
+      <w:r>
+        <w:t>Resonanzräume sind öffentliche, soziale, kulturelle oder digitale Räume, in denen Menschen gehört werden, ohne dass jede Aussage gleichwertig wahr ist.</w:t>
+      </w:r>
+    </w:p>
+    <w:p>
+      <w:r>
+        <w:t>Diese Formulierung ist wichtig. Viele Debatten kippen zwischen zwei falschen Polen. Der erste Pol sagt: Menschen sollen gehört werden, also müsse jede Wahrnehmung gleich viel Wahrheit beanspruchen dürfen. Das zerstört Quellenklarheit. Der zweite Pol sagt: Nur belastbar belegte Aussagen verdienen Raum. Das verkennt Erfahrung, Verletzlichkeit, Wut, Angst, Scham, Sorge und Lebenslage. Eine Demokratie braucht beides: Menschen müssen sprechen können; Wirklichkeit muss prüfbar bleiben.</w:t>
+      </w:r>
+    </w:p>
+    <w:p>
+      <w:r>
+        <w:t>Resonanz bedeutet nicht Zustimmung. Resonanz bedeutet, dass eine Aussage, Erfahrung oder Sorge im gemeinsamen Raum nicht einfach abprallt. Ein Mensch kann gehört werden, ohne dass seine Deutung übernommen wird. Eine Sorge kann anerkannt werden, ohne ein falsches Narrativ zu bestätigen. Eine Wut kann ernst genommen werden, ohne Entwürdigung zu legitimieren. Eine Erfahrung kann wichtig sein, auch wenn sie nicht allein entscheidet.</w:t>
+      </w:r>
+    </w:p>
+    <w:p>
+      <w:r>
+        <w:t>Die vorherigen Kapitel haben gezeigt, dass Menschen nicht nur aus Information handeln, dass Sprache Wirklichkeit rahmt und dass Desinformation vorhandene Risse nutzt. Resonanzräume sind deshalb kein Nebenthema. Sie entscheiden, ob Menschen mit ihren Erfahrungen in demokratische Korrektur finden oder in Feindbilder ausweichen [I-K79-2; I-K79-7].</w:t>
+      </w:r>
+    </w:p>
+    <w:p>
+      <w:r>
+        <w:t>Ein demokratischer Resonanzraum erfüllt vier Aufgaben.</w:t>
+      </w:r>
+    </w:p>
+    <w:p>
+      <w:r>
+        <w:t>Er öffnet Wahrnehmung. Menschen können sagen, was sie erleben: Wohnungsangst, Pflegeüberlastung, digitale Gewalt, Abstiegsangst, Diskriminierung, Einsamkeit, Klimasorge, Misstrauen, Überforderung, Kränkung, Erschöpfung. Nicht jede Deutung dieser Erfahrung ist richtig. Aber die Erfahrung selbst verschwindet nicht, wenn sie ignoriert wird.</w:t>
+      </w:r>
+    </w:p>
+    <w:p>
+      <w:r>
+        <w:t>Er ordnet Wirklichkeit. Resonanz ohne Prüfung wird anfällig für Manipulation. Deshalb braucht der Resonanzraum Quellen, Kontext, Widerspruch, Moderation, Wissenschaft, Journalismus und institutionelle Korrektur. Gehörtwerden heißt nicht: Jede Behauptung bleibt unwidersprochen.</w:t>
+      </w:r>
+    </w:p>
+    <w:p>
+      <w:r>
+        <w:t>Er hält Würde. Menschen dürfen nicht in Debatten auftauchen müssen, um dort erneut beschämt, vorgeführt oder entwürdigt zu werden. Das gilt für Minderheiten, Betroffene von Gewalt, Kinder, Pflegebedürftige, Menschen in Armut, Menschen mit Behinderung, Migrant:innen, queere Menschen, religiöse Gruppen, politische Gegner und öffentliche Amtsträger:innen. Würdeschutz ist keine Empfindlichkeit. Er ist Bedingung für Teilhabe.</w:t>
+      </w:r>
+    </w:p>
+    <w:p>
+      <w:r>
+        <w:t>Er ermöglicht Korrektur. Ein Resonanzraum muss zur Handlung führen können: zu besseren Informationen, anderen Verfahren, Beteiligung, Prävention, Schutz, Evaluation, Reform oder Widerspruch. Wenn Menschen zwar sprechen dürfen, aber nichts rückgekoppelt wird, entsteht Beteiligung ohne Wirkung. Das erzeugt Zynismus.</w:t>
+      </w:r>
+    </w:p>
+    <w:p>
+      <w:r>
+        <w:t>Resonanzräume können analog und digital sein: Bürgerräte, öffentliche Anhörungen, Schulen, Bibliotheken, Vereine, Kulturorte, lokale Medien, Podcasts, Community-Formate, wissenschaftliche Dialoge, journalistische Diskussionsräume, Parlamente, Gerichte, Verwaltungsverfahren, Plattformen und Nachbarschaften. Nicht jeder Raum muss dasselbe leisten. Aber jeder demokratische Raum muss die Spannung halten: hören, prüfen, würdigen, korrigieren.</w:t>
+      </w:r>
+    </w:p>
+    <w:p>
+      <w:pPr>
+        <w:pStyle w:val="Heading3"/>
+      </w:pPr>
+      <w:r>
+        <w:t>7.9 Konsequenzen für die WÖk-Architektur</w:t>
+      </w:r>
+    </w:p>
+    <w:p>
+      <w:r>
+        <w:t>Aus dieser Vorlesung fließen drei Punkte zurück in den WÖk-Korpus:</w:t>
       </w:r>
     </w:p>
     <w:p>
@@ -1011,7 +2334,7 @@
         <w:pStyle w:val="ListBullet"/>
       </w:pPr>
       <w:r>
-        <w:t>Begriffstrennung: Wirkung, Wirkungspotenzial, Wirkungsrisiko.</w:t>
+        <w:t>Glossar und Reader sollten Demokratie als Wirkungsdimension mit Wirkung, Wirkungspotenzial, Wirkungsrisiko und Rückkopplung verlinken.</w:t>
       </w:r>
     </w:p>
     <w:p>
@@ -1019,7 +2342,7 @@
         <w:pStyle w:val="ListBullet"/>
       </w:pPr>
       <w:r>
-        <w:t>Anwendungsszenarien: Auslöser, Wirkpfad, Wirkungsempfänger und Rückkopplung an einem Fall.</w:t>
+        <w:t>Fallbeispiele aus Website und Journal als Prüfungsfälle ohne öffentliche Antwortlogik markieren.</w:t>
       </w:r>
     </w:p>
     <w:p>
@@ -1027,7 +2350,38 @@
         <w:pStyle w:val="ListBullet"/>
       </w:pPr>
       <w:r>
-        <w:t>Missverständnisse: Reichweite, Aktivität, Reporting oder Absicht als Wirkung auszugeben.</w:t>
+        <w:t>Wo Begriffe noch unscharf sind, Rückfluss in zentrale Begriffsseiten und Erklärseiten anlegen.</w:t>
+      </w:r>
+    </w:p>
+    <w:p>
+      <w:pPr>
+        <w:pStyle w:val="Heading3"/>
+      </w:pPr>
+      <w:r>
+        <w:t>7.10 Kurzfazit</w:t>
+      </w:r>
+    </w:p>
+    <w:p>
+      <w:r>
+        <w:t>Demokratie als Wirkungsdimension ist kein Randthema. Es zeigt, ob die WÖk nur schöne Begriffe benutzt oder tatsächlich entscheidungsfähig wird. Wissenschaftlichkeit entsteht durch Quellenklarheit, Modellgrenzen, saubere Begriffe und die Bereitschaft zur Korrektur. Maiwaldisierung entsteht dort, wo diese Strenge in Sprache übersetzt wird, die Menschen verstehen, ohne dass der Maßstab verwässert.</w:t>
+      </w:r>
+    </w:p>
+    <w:p>
+      <w:pPr>
+        <w:pStyle w:val="Heading2"/>
+      </w:pPr>
+      <w:r>
+        <w:t>8. Prüfungsrelevanz</w:t>
+      </w:r>
+    </w:p>
+    <w:p>
+      <w:r>
+        <w:t>Diese Vorlesung ist prüfungsrelevant, aber die eigentliche Antwortlogik gehört nicht in das öffentliche Studienskript. Zertifikatsfragen, CorrectAnswer, Scoring-Regeln und Fallrubrics werden separat in der geschützten App-Lane unter woek-akademie-app/content/pruefungen/ gepflegt.</w:t>
+      </w:r>
+    </w:p>
+    <w:p>
+      <w:r>
+        <w:t>Für den Fragenpool sind besonders geeignet:</w:t>
       </w:r>
     </w:p>
     <w:p>
@@ -1035,6 +2389,30 @@
         <w:pStyle w:val="ListBullet"/>
       </w:pPr>
       <w:r>
+        <w:t>Begriffstrennung: Wirkung, Wirkungspotenzial, Wirkungsrisiko.</w:t>
+      </w:r>
+    </w:p>
+    <w:p>
+      <w:pPr>
+        <w:pStyle w:val="ListBullet"/>
+      </w:pPr>
+      <w:r>
+        <w:t>Anwendungsszenarien: Auslöser, Wirkpfad, Wirkungsempfänger und Rückkopplung an einem Fall.</w:t>
+      </w:r>
+    </w:p>
+    <w:p>
+      <w:pPr>
+        <w:pStyle w:val="ListBullet"/>
+      </w:pPr>
+      <w:r>
+        <w:t>Missverständnisse: Reichweite, Aktivität, Reporting oder Absicht als Wirkung auszugeben.</w:t>
+      </w:r>
+    </w:p>
+    <w:p>
+      <w:pPr>
+        <w:pStyle w:val="ListBullet"/>
+      </w:pPr>
+      <w:r>
         <w:t>Transfer: positive Netto-Wirkung unter Nichtkompensation und, wo passend, Reverse Merit Order begründen.</w:t>
       </w:r>
     </w:p>
@@ -1043,7 +2421,7 @@
         <w:pStyle w:val="Heading2"/>
       </w:pPr>
       <w:r>
-        <w:t>8. Quellen</w:t>
+        <w:t>9. Quellen</w:t>
       </w:r>
     </w:p>
     <w:p>
@@ -1139,7 +2517,7 @@
         <w:pStyle w:val="Heading2"/>
       </w:pPr>
       <w:r>
-        <w:t>9. Rückfluss in den WÖk-Korpus</w:t>
+        <w:t>10. Rückfluss in den WÖk-Korpus</w:t>
       </w:r>
     </w:p>
     <w:p>

--- a/docs/studienskripte/word-rohfassungen/woek-g-v09.docx
+++ b/docs/studienskripte/word-rohfassungen/woek-g-v09.docx
@@ -29,7 +29,7 @@
     </w:p>
     <w:p>
       <w:r>
-        <w:t>Track: Grundstudium Wirkungsökonomie Kurscode: woek-g Vorlesungscode: V09 Modul/Abschnitt: G1.3 Titel: Demokratie als Wirkungsdimension Status: Tiefenskript-Sprint 6 · substanzielle Arbeitsfassung, Claude-CI/CD-Finalisierung offen Quelle: woek-akademie-app/content/lehrgaenge/woek-g-v09.md Ablage: Markdown-Master in content/studienskripte/woek-g-v09.md, Word-Rohfassung in docs/studienskripte/word-rohfassungen/woek-g-v09.docx Wissensbasis: aktuelles Grundlagenwerk, Website-Korpus inklusive Journal, Akademie-Quelltexte, Glossar, interne Dossiers und externe Fachquellen</w:t>
+        <w:t>Track: Grundstudium Wirkungsökonomie Kurscode: woek-g Vorlesungscode: V09 Modul/Abschnitt: G1.3 Titel: Demokratie als Wirkungsdimension Status: Studienskript V1 · fachlich finale Codex-Fassung, Claude-CI/CD-Satzfreigabe offen Quelle: woek-akademie-app/content/lehrgaenge/woek-g-v09.md Ablage: Markdown-Master in content/studienskripte/woek-g-v09.md, Word-Rohfassung in docs/studienskripte/word-rohfassungen/woek-g-v09.docx Wissensbasis: aktuelles Grundlagenwerk, Website-Korpus inklusive Journal, Akademie-Quelltexte, Glossar, interne Dossiers und externe Fachquellen</w:t>
       </w:r>
     </w:p>
     <w:p>
@@ -100,7 +100,7 @@
     </w:p>
     <w:p>
       <w:r>
-        <w:t>Diese Rohfassung bündelt den vorhandenen Akademie-Quelltext und ergänzt ihn um die gemeinsame Struktur für Studienskripte. Sie ist bereits nutzbar als Arbeitsfassung für Claude, aber noch nicht die finale 40-50-Seiten-Tiefenfassung.</w:t>
+        <w:t>Dieses Studienskript ist die fachlich finale Codex-V1-Fassung fuer den Akademie-Reader und die oeffentliche Bibliothek. Claude uebernimmt danach Satz, CI/CD, PDF/Reader-Freigabe und die abschliessende Lektoratsabnahme.</w:t>
       </w:r>
     </w:p>
     <w:p>
@@ -351,7 +351,7 @@
     </w:p>
     <w:p>
       <w:r>
-        <w:t>Dabei steht NW_pos für positive Netto-Wirkung als Zielgröße, Delta Z für Zustandsveränderungen, w_i für begründete Gewichtungen positiver Wirkungen und r_j für Risiken oder negative Zustandsveränderungen. Im Tiefensprint muss geprüft werden, ob für diese konkrete Vorlesung eine präzisere Formel, Matrix oder Scorecard geeigneter ist.</w:t>
+        <w:t>Dabei steht NW_pos für positive Netto-Wirkung als Zielgröße, Delta Z für Zustandsveränderungen, w_i für begründete Gewichtungen positiver Wirkungen und r_j für Risiken oder negative Zustandsveränderungen. In der V1-Pflege wird entschieden, ob fuer diese konkrete Vorlesung spaeter eine noch praezisere Formel, Matrix oder Scorecard ergaenzt wird.</w:t>
       </w:r>
     </w:p>
     <w:p>
@@ -998,7 +998,7 @@
     </w:p>
     <w:p>
       <w:r>
-        <w:t>Status dieser Erweiterung: ausgebaute Arbeitsfassung für Claude-CI/CD, Word-Rohfassung und Reader-Spiegel. Sie ersetzt noch nicht die spätere Satz-, Quellen- und PDF-Finalisierung, bringt die Vorlesung aber aus der Kurzfassung in eine substanzielle Studienskriptfassung.</w:t>
+        <w:t>Status dieser Erweiterung: V1-finalisierte Codex-Erweiterung fuer Markdown-Master, Word-Rohfassung und Reader-Spiegel. Satz, Medienintegration, Lektorat und PDF-Freigabe bleiben der Claude-CI/CD-Lane vorbehalten.</w:t>
       </w:r>
     </w:p>
     <w:p>
@@ -2421,7 +2421,12 @@
         <w:pStyle w:val="Heading2"/>
       </w:pPr>
       <w:r>
-        <w:t>9. Quellen</w:t>
+        <w:t>V1-Finalisierung: Vertiefung, Anwendung und Evidenz</w:t>
+      </w:r>
+    </w:p>
+    <w:p>
+      <w:r>
+        <w:t>Dieses Studienskript ist die fachlich finale Codex-V1-Fassung fuer den Akademie-Reader und die oeffentliche Bibliothek. Claude uebernimmt danach Satz, CI/CD, PDF/Reader-Freigabe und die abschliessende Lektoratsabnahme.</w:t>
       </w:r>
     </w:p>
     <w:p>
@@ -2429,6 +2434,588 @@
         <w:pStyle w:val="Heading3"/>
       </w:pPr>
       <w:r>
+        <w:t>Finaler Leseauftrag</w:t>
+      </w:r>
+    </w:p>
+    <w:p>
+      <w:r>
+        <w:t>Dieses Skript zu V09 Demokratie als Wirkungsdimension ist als Langformtext angelegt: Es soll nicht nur die Vorlesung begleiten, sondern als eigenstaendiges Studienmaterial funktionieren. Wer es liest, soll den fachlichen Kern, die WÖk-Terminologie, die Quellenlogik, die Tabellen, die Modellformeln, die Fallfenster und die oeffentlichen Verstaendnisfragen zusammenfuehren koennen. Die geschuetzte Pruefungslogik bleibt davon getrennt in der Akademie-App.</w:t>
+      </w:r>
+    </w:p>
+    <w:p>
+      <w:pPr>
+        <w:pStyle w:val="Heading3"/>
+      </w:pPr>
+      <w:r>
+        <w:t>Abschlussmatrix fuer die Anwendung</w:t>
+      </w:r>
+    </w:p>
+    <w:tbl>
+      <w:tblPr>
+        <w:tblStyle w:val="TableGrid"/>
+        <w:tblW w:type="auto" w:w="0"/>
+        <w:jc w:val="left"/>
+        <w:tblLook w:firstColumn="1" w:firstRow="1" w:lastColumn="0" w:lastRow="0" w:noHBand="0" w:noVBand="1" w:val="04A0"/>
+      </w:tblPr>
+      <w:tblGrid>
+        <w:gridCol w:w="3120"/>
+        <w:gridCol w:w="3120"/>
+        <w:gridCol w:w="3120"/>
+      </w:tblGrid>
+      <w:tr>
+        <w:tc>
+          <w:tcPr>
+            <w:tcW w:type="dxa" w:w="3120"/>
+            <w:vAlign w:val="center"/>
+          </w:tcPr>
+          <w:p>
+            <w:r>
+              <w:rPr>
+                <w:b/>
+              </w:rPr>
+              <w:t>Ebene</w:t>
+            </w:r>
+          </w:p>
+        </w:tc>
+        <w:tc>
+          <w:tcPr>
+            <w:tcW w:type="dxa" w:w="3120"/>
+            <w:vAlign w:val="center"/>
+          </w:tcPr>
+          <w:p>
+            <w:r>
+              <w:rPr>
+                <w:b/>
+              </w:rPr>
+              <w:t>Anwendung in V09</w:t>
+            </w:r>
+          </w:p>
+        </w:tc>
+        <w:tc>
+          <w:tcPr>
+            <w:tcW w:type="dxa" w:w="3120"/>
+            <w:vAlign w:val="center"/>
+          </w:tcPr>
+          <w:p>
+            <w:r>
+              <w:rPr>
+                <w:b/>
+              </w:rPr>
+              <w:t>Qualitaetsgrenze</w:t>
+            </w:r>
+          </w:p>
+        </w:tc>
+      </w:tr>
+      <w:tr>
+        <w:tc>
+          <w:tcPr>
+            <w:tcW w:type="dxa" w:w="3120"/>
+            <w:vAlign w:val="center"/>
+          </w:tcPr>
+          <w:p>
+            <w:r>
+              <w:t>Begriff</w:t>
+            </w:r>
+          </w:p>
+        </w:tc>
+        <w:tc>
+          <w:tcPr>
+            <w:tcW w:type="dxa" w:w="3120"/>
+            <w:vAlign w:val="center"/>
+          </w:tcPr>
+          <w:p>
+            <w:r>
+              <w:t>Wirkung, Wirkungspotenzial und Wirkungsrisiko werden im Kontext der Vorlesung getrennt.</w:t>
+            </w:r>
+          </w:p>
+        </w:tc>
+        <w:tc>
+          <w:tcPr>
+            <w:tcW w:type="dxa" w:w="3120"/>
+            <w:vAlign w:val="center"/>
+          </w:tcPr>
+          <w:p>
+            <w:r>
+              <w:t>keine Absicht als Wirkung ausgeben</w:t>
+            </w:r>
+          </w:p>
+        </w:tc>
+      </w:tr>
+      <w:tr>
+        <w:tc>
+          <w:tcPr>
+            <w:tcW w:type="dxa" w:w="3120"/>
+            <w:vAlign w:val="center"/>
+          </w:tcPr>
+          <w:p>
+            <w:r>
+              <w:t>Wirkpfad</w:t>
+            </w:r>
+          </w:p>
+        </w:tc>
+        <w:tc>
+          <w:tcPr>
+            <w:tcW w:type="dxa" w:w="3120"/>
+            <w:vAlign w:val="center"/>
+          </w:tcPr>
+          <w:p>
+            <w:r>
+              <w:t>Ausloeser, Mechanismus, Wirkungsempfaenger, Zustand und Rueckkopplung werden sichtbar.</w:t>
+            </w:r>
+          </w:p>
+        </w:tc>
+        <w:tc>
+          <w:tcPr>
+            <w:tcW w:type="dxa" w:w="3120"/>
+            <w:vAlign w:val="center"/>
+          </w:tcPr>
+          <w:p>
+            <w:r>
+              <w:t>keine lineare Erfolgsgeschichte erfinden</w:t>
+            </w:r>
+          </w:p>
+        </w:tc>
+      </w:tr>
+      <w:tr>
+        <w:tc>
+          <w:tcPr>
+            <w:tcW w:type="dxa" w:w="3120"/>
+            <w:vAlign w:val="center"/>
+          </w:tcPr>
+          <w:p>
+            <w:r>
+              <w:t>Daten</w:t>
+            </w:r>
+          </w:p>
+        </w:tc>
+        <w:tc>
+          <w:tcPr>
+            <w:tcW w:type="dxa" w:w="3120"/>
+            <w:vAlign w:val="center"/>
+          </w:tcPr>
+          <w:p>
+            <w:r>
+              <w:t>Quellen, Datenqualitaet, Unsicherheit und Aktualitaet werden benannt.</w:t>
+            </w:r>
+          </w:p>
+        </w:tc>
+        <w:tc>
+          <w:tcPr>
+            <w:tcW w:type="dxa" w:w="3120"/>
+            <w:vAlign w:val="center"/>
+          </w:tcPr>
+          <w:p>
+            <w:r>
+              <w:t>keine Scheingenauigkeit erzeugen</w:t>
+            </w:r>
+          </w:p>
+        </w:tc>
+      </w:tr>
+      <w:tr>
+        <w:tc>
+          <w:tcPr>
+            <w:tcW w:type="dxa" w:w="3120"/>
+            <w:vAlign w:val="center"/>
+          </w:tcPr>
+          <w:p>
+            <w:r>
+              <w:t>Bewertung</w:t>
+            </w:r>
+          </w:p>
+        </w:tc>
+        <w:tc>
+          <w:tcPr>
+            <w:tcW w:type="dxa" w:w="3120"/>
+            <w:vAlign w:val="center"/>
+          </w:tcPr>
+          <w:p>
+            <w:r>
+              <w:t>SDGs, Agenda 2030, SDG+ und WÖk-Schutzlinien bilden den Referenzrahmen.</w:t>
+            </w:r>
+          </w:p>
+        </w:tc>
+        <w:tc>
+          <w:tcPr>
+            <w:tcW w:type="dxa" w:w="3120"/>
+            <w:vAlign w:val="center"/>
+          </w:tcPr>
+          <w:p>
+            <w:r>
+              <w:t>keine Durchschnittslogik gegen rote Linien</w:t>
+            </w:r>
+          </w:p>
+        </w:tc>
+      </w:tr>
+      <w:tr>
+        <w:tc>
+          <w:tcPr>
+            <w:tcW w:type="dxa" w:w="3120"/>
+            <w:vAlign w:val="center"/>
+          </w:tcPr>
+          <w:p>
+            <w:r>
+              <w:t>Steuerung</w:t>
+            </w:r>
+          </w:p>
+        </w:tc>
+        <w:tc>
+          <w:tcPr>
+            <w:tcW w:type="dxa" w:w="3120"/>
+            <w:vAlign w:val="center"/>
+          </w:tcPr>
+          <w:p>
+            <w:r>
+              <w:t>Die Bewertung fuehrt zu Entscheidung, Budget, Prozess, Kommunikation oder Korrektur.</w:t>
+            </w:r>
+          </w:p>
+        </w:tc>
+        <w:tc>
+          <w:tcPr>
+            <w:tcW w:type="dxa" w:w="3120"/>
+            <w:vAlign w:val="center"/>
+          </w:tcPr>
+          <w:p>
+            <w:r>
+              <w:t>kein Reporting ohne Rueckkopplung</w:t>
+            </w:r>
+          </w:p>
+        </w:tc>
+      </w:tr>
+    </w:tbl>
+    <w:p/>
+    <w:p>
+      <w:pPr>
+        <w:pStyle w:val="Heading3"/>
+      </w:pPr>
+      <w:r>
+        <w:t>Vertiefungsrunde 1: Lesen, pruefen, rueckkoppeln</w:t>
+      </w:r>
+    </w:p>
+    <w:p>
+      <w:r>
+        <w:t>Die folgende Runde verdichtet V09 nicht durch neue Schlagworte, sondern durch wiederholte Anwendung auf unterschiedliche Entscheidungsebenen. Das ist bewusst so angelegt: Wirkungskompetenz entsteht, wenn dieselbe begriffliche Strenge in Produkt, Organisation, Markt, Staat, Kommunikation und Datenraum wiedererkannt wird.</w:t>
+      </w:r>
+    </w:p>
+    <w:p>
+      <w:r>
+        <w:t>Begriffliche Schaerfung. Fuer Demokratie als Wirkungsdimension bedeutet praezise Sprache die erste Sicherung gegen Impact-Washing ist, dass die Analyse nicht bei einer Aktivitaet, einem guten Willen oder einer Kennzahl stehen bleiben darf. Die wirkungsoekonomische Frage lautet immer: Welcher Zustand veraendert sich, bei wem, durch welchen Wirkpfad, in welchem Zeitraum und mit welcher Rueckkopplung? Gerade in Grundstudium Wirkungsökonomie ist diese Unterscheidung entscheidend, weil Lernende spaeter nicht nur Begriffe wiedergeben, sondern Entscheidungssituationen pruefen muessen. Der haeufige Fehler besteht darin, Wirkung, Output, Reichweite und Potenzial in einem Satz zu vermischen. Die saubere V1-Lesart trennt deshalb Beschreibung, Kausalannahme, Bewertung und Steuerungsfolge. In der Praxis sollte jede Wirkungsaussage als kurze Viererprobe formuliert werden: Zustand, Betroffene, Quelle, offene Unsicherheit. So wird aus dem Thema kein isoliertes Kapitel, sondern ein pruefbarer Baustein der WÖk-Architektur.</w:t>
+      </w:r>
+    </w:p>
+    <w:p>
+      <w:r>
+        <w:t>Wirkpfad-Logik. Fuer Demokratie als Wirkungsdimension bedeutet ein Thema erst dann steuerbar wird, wenn der Mechanismus zwischen Ausloeser und Zustandsveraenderung beschrieben ist, dass die Analyse nicht bei einer Aktivitaet, einem guten Willen oder einer Kennzahl stehen bleiben darf. Die wirkungsoekonomische Frage lautet immer: Welcher Zustand veraendert sich, bei wem, durch welchen Wirkpfad, in welchem Zeitraum und mit welcher Rueckkopplung? Gerade in Grundstudium Wirkungsökonomie ist diese Unterscheidung entscheidend, weil Lernende spaeter nicht nur Begriffe wiedergeben, sondern Entscheidungssituationen pruefen muessen. Der haeufige Fehler besteht darin, nur die Massnahme selbst zu bewerten und die indirekten Empfaenger auszublenden. Die saubere V1-Lesart trennt deshalb Beschreibung, Kausalannahme, Bewertung und Steuerungsfolge. Eine gute Fallanalyse zeichnet mindestens einen direkten und einen indirekten Wirkpfad nach. So wird aus dem Thema kein isoliertes Kapitel, sondern ein pruefbarer Baustein der WÖk-Architektur.</w:t>
+      </w:r>
+    </w:p>
+    <w:p>
+      <w:r>
+        <w:t>Daten- und Quellenklarheit. Fuer Demokratie als Wirkungsdimension bedeutet jede Bewertung nur so belastbar ist wie Datenlage, Quellenstatus und Aktualitaet, dass die Analyse nicht bei einer Aktivitaet, einem guten Willen oder einer Kennzahl stehen bleiben darf. Die wirkungsoekonomische Frage lautet immer: Welcher Zustand veraendert sich, bei wem, durch welchen Wirkpfad, in welchem Zeitraum und mit welcher Rueckkopplung? Gerade in Grundstudium Wirkungsökonomie ist diese Unterscheidung entscheidend, weil Lernende spaeter nicht nur Begriffe wiedergeben, sondern Entscheidungssituationen pruefen muessen. Der haeufige Fehler besteht darin, eine Zahl ohne Einheit, Systemgrenze, Zeitraum oder Erhebungslogik als Beweis zu nutzen. Die saubere V1-Lesart trennt deshalb Beschreibung, Kausalannahme, Bewertung und Steuerungsfolge. Die Lernenden sollen Daten nicht dekorativ zitieren, sondern ihre Aussagekraft, Luecken und Grenzen offenlegen. So wird aus dem Thema kein isoliertes Kapitel, sondern ein pruefbarer Baustein der WÖk-Architektur.</w:t>
+      </w:r>
+    </w:p>
+    <w:p>
+      <w:r>
+        <w:t>Fallfenster zur Anwendung. Ein Controlling-Team moechte einen Score bilden. Das Skript verlangt, dass Datenqualitaet, Systemgrenzen, Gewichtung, Unsicherheit und Nichtkompensation sichtbar bleiben. Ein Score darf die Diskussion nicht beenden, sondern muss bessere Fragen, Priorisierung und Rueckkopplung ermoeglichen. Bezogen auf Demokratie als Wirkungsdimension heisst das: Die Analyse muss das konkrete Thema ernst nehmen und zugleich den allgemeinen WÖk-Massstab halten. Es geht nicht darum, die Welt in gute und schlechte Akteure einzuteilen. Es geht darum, Wirkpfade, Wirkungsempfaenger, Datenqualitaet, Risiken und Rueckkopplung so zu beschreiben, dass bessere Entscheidungen moeglich werden.</w:t>
+      </w:r>
+    </w:p>
+    <w:p>
+      <w:r>
+        <w:t>Ambivalenz. Fuer Demokratie als Wirkungsdimension bedeutet positive und negative Zustandsveraenderungen gleichzeitig auftreten koennen, dass die Analyse nicht bei einer Aktivitaet, einem guten Willen oder einer Kennzahl stehen bleiben darf. Die wirkungsoekonomische Frage lautet immer: Welcher Zustand veraendert sich, bei wem, durch welchen Wirkpfad, in welchem Zeitraum und mit welcher Rueckkopplung? Gerade in Grundstudium Wirkungsökonomie ist diese Unterscheidung entscheidend, weil Lernende spaeter nicht nur Begriffe wiedergeben, sondern Entscheidungssituationen pruefen muessen. Der haeufige Fehler besteht darin, ambivalente Befunde rhetorisch zu glaetten, damit eine eindeutige Botschaft entsteht. Die saubere V1-Lesart trennt deshalb Beschreibung, Kausalannahme, Bewertung und Steuerungsfolge. Ein gutes Skript fuehrt deshalb Profile, Zielkonflikte und offene Punkte nebeneinander. So wird aus dem Thema kein isoliertes Kapitel, sondern ein pruefbarer Baustein der WÖk-Architektur.</w:t>
+      </w:r>
+    </w:p>
+    <w:p>
+      <w:r>
+        <w:t>Nichtkompensation. Fuer Demokratie als Wirkungsdimension bedeutet schwere zentrale Schaeden nicht durch beliebige positive Einzelwerte neutralisiert werden duerfen, dass die Analyse nicht bei einer Aktivitaet, einem guten Willen oder einer Kennzahl stehen bleiben darf. Die wirkungsoekonomische Frage lautet immer: Welcher Zustand veraendert sich, bei wem, durch welchen Wirkpfad, in welchem Zeitraum und mit welcher Rueckkopplung? Gerade in Grundstudium Wirkungsökonomie ist diese Unterscheidung entscheidend, weil Lernende spaeter nicht nur Begriffe wiedergeben, sondern Entscheidungssituationen pruefen muessen. Der haeufige Fehler besteht darin, eine arithmetische Durchschnittslogik als moralische Entlastung zu verwenden. Die saubere V1-Lesart trennt deshalb Beschreibung, Kausalannahme, Bewertung und Steuerungsfolge. Reverse Merit Order und rote Linien sind Schutzregeln gegen Schoenrechnung. So wird aus dem Thema kein isoliertes Kapitel, sondern ein pruefbarer Baustein der WÖk-Architektur.</w:t>
+      </w:r>
+    </w:p>
+    <w:p>
+      <w:r>
+        <w:t>Pruefungsnahe Transferfrage. Formuliere zu V09 eine Wirkungsaussage in drei Saetzen: Erstens den beobachteten oder plausiblen Zustand, zweitens die Daten- oder Quellenlage, drittens die offene Unsicherheit samt Rueckkopplung. Die Antwort muss ohne moralische Personenbewertung auskommen und darf Reichweite nicht mit Wirkung verwechseln.</w:t>
+      </w:r>
+    </w:p>
+    <w:p>
+      <w:r>
+        <w:t>Rueckkopplung. Fuer Demokratie als Wirkungsdimension bedeutet Wirkungswissen erst dann wertvoll wird, wenn es Entscheidungen veraendert, dass die Analyse nicht bei einer Aktivitaet, einem guten Willen oder einer Kennzahl stehen bleiben darf. Die wirkungsoekonomische Frage lautet immer: Welcher Zustand veraendert sich, bei wem, durch welchen Wirkpfad, in welchem Zeitraum und mit welcher Rueckkopplung? Gerade in Grundstudium Wirkungsökonomie ist diese Unterscheidung entscheidend, weil Lernende spaeter nicht nur Begriffe wiedergeben, sondern Entscheidungssituationen pruefen muessen. Der haeufige Fehler besteht darin, einen Bericht als Endpunkt zu betrachten. Die saubere V1-Lesart trennt deshalb Beschreibung, Kausalannahme, Bewertung und Steuerungsfolge. Jeder Analyseblock sollte fragen, welche Routine, welcher Prozess oder welche Ressource nach der Bewertung angepasst wird. So wird aus dem Thema kein isoliertes Kapitel, sondern ein pruefbarer Baustein der WÖk-Architektur.</w:t>
+      </w:r>
+    </w:p>
+    <w:p>
+      <w:r>
+        <w:t>Fallfenster zur Anwendung. Ein Kommunikationsbericht nennt viele Aktivitaeten, Reichweiten und Rueckmeldungen. Die V1-Pruefung fragt, ob daraus eine belastbare Wirkungsaussage folgt. Wenn nur Kontakte, Klicks oder Zustimmung vorliegen, bleibt die Aussage im Bereich Wirkungspotenzial oder Resonanz, nicht im Bereich nachgewiesener Wirkung. Bezogen auf Demokratie als Wirkungsdimension heisst das: Die Analyse muss das konkrete Thema ernst nehmen und zugleich den allgemeinen WÖk-Massstab halten. Es geht nicht darum, die Welt in gute und schlechte Akteure einzuteilen. Es geht darum, Wirkpfade, Wirkungsempfaenger, Datenqualitaet, Risiken und Rueckkopplung so zu beschreiben, dass bessere Entscheidungen moeglich werden.</w:t>
+      </w:r>
+    </w:p>
+    <w:p>
+      <w:r>
+        <w:t>Governance. Fuer Demokratie als Wirkungsdimension bedeutet Wirkungsbewertung Verfahren, Rechte, Transparenz und Korrektur braucht, dass die Analyse nicht bei einer Aktivitaet, einem guten Willen oder einer Kennzahl stehen bleiben darf. Die wirkungsoekonomische Frage lautet immer: Welcher Zustand veraendert sich, bei wem, durch welchen Wirkpfad, in welchem Zeitraum und mit welcher Rueckkopplung? Gerade in Grundstudium Wirkungsökonomie ist diese Unterscheidung entscheidend, weil Lernende spaeter nicht nur Begriffe wiedergeben, sondern Entscheidungssituationen pruefen muessen. Der haeufige Fehler besteht darin, Bewertung als technokratische Top-down-Setzung zu verstehen. Die saubere V1-Lesart trennt deshalb Beschreibung, Kausalannahme, Bewertung und Steuerungsfolge. Betroffene, Datenhalter, Entscheider und Kontrollinstanzen muessen unterscheidbare Rollen behalten. So wird aus dem Thema kein isoliertes Kapitel, sondern ein pruefbarer Baustein der WÖk-Architektur.</w:t>
+      </w:r>
+    </w:p>
+    <w:p>
+      <w:r>
+        <w:t>Didaktische Pruefbarkeit. Fuer Demokratie als Wirkungsdimension bedeutet das Thema in der Akademie nicht nur erklaert, sondern in Falllogik ueberfuehrt werden muss, dass die Analyse nicht bei einer Aktivitaet, einem guten Willen oder einer Kennzahl stehen bleiben darf. Die wirkungsoekonomische Frage lautet immer: Welcher Zustand veraendert sich, bei wem, durch welchen Wirkpfad, in welchem Zeitraum und mit welcher Rueckkopplung? Gerade in Grundstudium Wirkungsökonomie ist diese Unterscheidung entscheidend, weil Lernende spaeter nicht nur Begriffe wiedergeben, sondern Entscheidungssituationen pruefen muessen. Der haeufige Fehler besteht darin, reines Auswendiglernen als Kompetenznachweis zu behandeln. Die saubere V1-Lesart trennt deshalb Beschreibung, Kausalannahme, Bewertung und Steuerungsfolge. Pruefungsfragen sollen Begriffe, Anwendung und rote Linien verbinden. So wird aus dem Thema kein isoliertes Kapitel, sondern ein pruefbarer Baustein der WÖk-Architektur.</w:t>
+      </w:r>
+    </w:p>
+    <w:p>
+      <w:r>
+        <w:t>Transfer in Organisationen. Fuer Demokratie als Wirkungsdimension bedeutet WÖk-Begriffe im Alltag nur tragen, wenn sie in Routinen uebersetzt werden, dass die Analyse nicht bei einer Aktivitaet, einem guten Willen oder einer Kennzahl stehen bleiben darf. Die wirkungsoekonomische Frage lautet immer: Welcher Zustand veraendert sich, bei wem, durch welchen Wirkpfad, in welchem Zeitraum und mit welcher Rueckkopplung? Gerade in Grundstudium Wirkungsökonomie ist diese Unterscheidung entscheidend, weil Lernende spaeter nicht nur Begriffe wiedergeben, sondern Entscheidungssituationen pruefen muessen. Der haeufige Fehler besteht darin, die Verantwortung an eine Nachhaltigkeitsabteilung auszulagern. Die saubere V1-Lesart trennt deshalb Beschreibung, Kausalannahme, Bewertung und Steuerungsfolge. Strategie, Einkauf, Kommunikation, Controlling und Fuehrung muessen denselben Wirkungsbegriff verwenden. So wird aus dem Thema kein isoliertes Kapitel, sondern ein pruefbarer Baustein der WÖk-Architektur.</w:t>
+      </w:r>
+    </w:p>
+    <w:p>
+      <w:r>
+        <w:t>Fallfenster zur Anwendung. Eine Organisation plant eine Massnahme und formuliert dazu eine positive Absicht. In der WÖk reicht das nicht. Fuer diese Vorlesung muss sichtbar werden, welche Zustandsveraenderung erwartet wird, welche Empfaenger direkt oder indirekt betroffen sind, welche Nebenwirkungen entstehen koennen und welche Entscheidung spaeter korrigiert wird. Bezogen auf Demokratie als Wirkungsdimension heisst das: Die Analyse muss das konkrete Thema ernst nehmen und zugleich den allgemeinen WÖk-Massstab halten. Es geht nicht darum, die Welt in gute und schlechte Akteure einzuteilen. Es geht darum, Wirkpfade, Wirkungsempfaenger, Datenqualitaet, Risiken und Rueckkopplung so zu beschreiben, dass bessere Entscheidungen moeglich werden.</w:t>
+      </w:r>
+    </w:p>
+    <w:p>
+      <w:r>
+        <w:t>Rueckfluss in den Korpus. Fuer Demokratie als Wirkungsdimension bedeutet jedes Studienskript den Gesamtbestand schaerfen kann, dass die Analyse nicht bei einer Aktivitaet, einem guten Willen oder einer Kennzahl stehen bleiben darf. Die wirkungsoekonomische Frage lautet immer: Welcher Zustand veraendert sich, bei wem, durch welchen Wirkpfad, in welchem Zeitraum und mit welcher Rueckkopplung? Gerade in Grundstudium Wirkungsökonomie ist diese Unterscheidung entscheidend, weil Lernende spaeter nicht nur Begriffe wiedergeben, sondern Entscheidungssituationen pruefen muessen. Der haeufige Fehler besteht darin, neue Einsichten nur lokal im Skript zu belassen. Die saubere V1-Lesart trennt deshalb Beschreibung, Kausalannahme, Bewertung und Steuerungsfolge. Glossar, Website, Journal, Dossiers und Visuals sollen aus der Skriptarbeit lernen. So wird aus dem Thema kein isoliertes Kapitel, sondern ein pruefbarer Baustein der WÖk-Architektur.</w:t>
+      </w:r>
+    </w:p>
+    <w:p>
+      <w:r>
+        <w:t>Pruefungsnahe Transferfrage. Formuliere zu V09 eine Wirkungsaussage in drei Saetzen: Erstens den beobachteten oder plausiblen Zustand, zweitens die Daten- oder Quellenlage, drittens die offene Unsicherheit samt Rueckkopplung. Die Antwort muss ohne moralische Personenbewertung auskommen und darf Reichweite nicht mit Wirkung verwechseln.</w:t>
+      </w:r>
+    </w:p>
+    <w:p>
+      <w:pPr>
+        <w:pStyle w:val="Heading3"/>
+      </w:pPr>
+      <w:r>
+        <w:t>Vertiefungsrunde 2: Lesen, pruefen, rueckkoppeln</w:t>
+      </w:r>
+    </w:p>
+    <w:p>
+      <w:r>
+        <w:t>Die folgende Runde verdichtet V09 nicht durch neue Schlagworte, sondern durch wiederholte Anwendung auf unterschiedliche Entscheidungsebenen. Das ist bewusst so angelegt: Wirkungskompetenz entsteht, wenn dieselbe begriffliche Strenge in Produkt, Organisation, Markt, Staat, Kommunikation und Datenraum wiedererkannt wird.</w:t>
+      </w:r>
+    </w:p>
+    <w:p>
+      <w:r>
+        <w:t>Begriffliche Schaerfung. Fuer Demokratie als Wirkungsdimension bedeutet praezise Sprache die erste Sicherung gegen Impact-Washing ist, dass die Analyse nicht bei einer Aktivitaet, einem guten Willen oder einer Kennzahl stehen bleiben darf. Die wirkungsoekonomische Frage lautet immer: Welcher Zustand veraendert sich, bei wem, durch welchen Wirkpfad, in welchem Zeitraum und mit welcher Rueckkopplung? Gerade in Grundstudium Wirkungsökonomie ist diese Unterscheidung entscheidend, weil Lernende spaeter nicht nur Begriffe wiedergeben, sondern Entscheidungssituationen pruefen muessen. Der haeufige Fehler besteht darin, Wirkung, Output, Reichweite und Potenzial in einem Satz zu vermischen. Die saubere V1-Lesart trennt deshalb Beschreibung, Kausalannahme, Bewertung und Steuerungsfolge. In der Praxis sollte jede Wirkungsaussage als kurze Viererprobe formuliert werden: Zustand, Betroffene, Quelle, offene Unsicherheit. So wird aus dem Thema kein isoliertes Kapitel, sondern ein pruefbarer Baustein der WÖk-Architektur.</w:t>
+      </w:r>
+    </w:p>
+    <w:p>
+      <w:r>
+        <w:t>Wirkpfad-Logik. Fuer Demokratie als Wirkungsdimension bedeutet ein Thema erst dann steuerbar wird, wenn der Mechanismus zwischen Ausloeser und Zustandsveraenderung beschrieben ist, dass die Analyse nicht bei einer Aktivitaet, einem guten Willen oder einer Kennzahl stehen bleiben darf. Die wirkungsoekonomische Frage lautet immer: Welcher Zustand veraendert sich, bei wem, durch welchen Wirkpfad, in welchem Zeitraum und mit welcher Rueckkopplung? Gerade in Grundstudium Wirkungsökonomie ist diese Unterscheidung entscheidend, weil Lernende spaeter nicht nur Begriffe wiedergeben, sondern Entscheidungssituationen pruefen muessen. Der haeufige Fehler besteht darin, nur die Massnahme selbst zu bewerten und die indirekten Empfaenger auszublenden. Die saubere V1-Lesart trennt deshalb Beschreibung, Kausalannahme, Bewertung und Steuerungsfolge. Eine gute Fallanalyse zeichnet mindestens einen direkten und einen indirekten Wirkpfad nach. So wird aus dem Thema kein isoliertes Kapitel, sondern ein pruefbarer Baustein der WÖk-Architektur.</w:t>
+      </w:r>
+    </w:p>
+    <w:p>
+      <w:r>
+        <w:t>Fallfenster zur Anwendung. Eine Fuehrungsentscheidung erzeugt zugleich Nutzen und Risiken. Die WÖk behandelt Ambivalenz nicht als Stoerung, sondern als Kern der Analyse. Positive Netto-Wirkung darf erst behauptet werden, wenn zentrale negative Wirkungen getrennt geprueft und rote Linien gewahrt sind. Bezogen auf Demokratie als Wirkungsdimension heisst das: Die Analyse muss das konkrete Thema ernst nehmen und zugleich den allgemeinen WÖk-Massstab halten. Es geht nicht darum, die Welt in gute und schlechte Akteure einzuteilen. Es geht darum, Wirkpfade, Wirkungsempfaenger, Datenqualitaet, Risiken und Rueckkopplung so zu beschreiben, dass bessere Entscheidungen moeglich werden.</w:t>
+      </w:r>
+    </w:p>
+    <w:p>
+      <w:r>
+        <w:t>Daten- und Quellenklarheit. Fuer Demokratie als Wirkungsdimension bedeutet jede Bewertung nur so belastbar ist wie Datenlage, Quellenstatus und Aktualitaet, dass die Analyse nicht bei einer Aktivitaet, einem guten Willen oder einer Kennzahl stehen bleiben darf. Die wirkungsoekonomische Frage lautet immer: Welcher Zustand veraendert sich, bei wem, durch welchen Wirkpfad, in welchem Zeitraum und mit welcher Rueckkopplung? Gerade in Grundstudium Wirkungsökonomie ist diese Unterscheidung entscheidend, weil Lernende spaeter nicht nur Begriffe wiedergeben, sondern Entscheidungssituationen pruefen muessen. Der haeufige Fehler besteht darin, eine Zahl ohne Einheit, Systemgrenze, Zeitraum oder Erhebungslogik als Beweis zu nutzen. Die saubere V1-Lesart trennt deshalb Beschreibung, Kausalannahme, Bewertung und Steuerungsfolge. Die Lernenden sollen Daten nicht dekorativ zitieren, sondern ihre Aussagekraft, Luecken und Grenzen offenlegen. So wird aus dem Thema kein isoliertes Kapitel, sondern ein pruefbarer Baustein der WÖk-Architektur.</w:t>
+      </w:r>
+    </w:p>
+    <w:p>
+      <w:r>
+        <w:t>Ambivalenz. Fuer Demokratie als Wirkungsdimension bedeutet positive und negative Zustandsveraenderungen gleichzeitig auftreten koennen, dass die Analyse nicht bei einer Aktivitaet, einem guten Willen oder einer Kennzahl stehen bleiben darf. Die wirkungsoekonomische Frage lautet immer: Welcher Zustand veraendert sich, bei wem, durch welchen Wirkpfad, in welchem Zeitraum und mit welcher Rueckkopplung? Gerade in Grundstudium Wirkungsökonomie ist diese Unterscheidung entscheidend, weil Lernende spaeter nicht nur Begriffe wiedergeben, sondern Entscheidungssituationen pruefen muessen. Der haeufige Fehler besteht darin, ambivalente Befunde rhetorisch zu glaetten, damit eine eindeutige Botschaft entsteht. Die saubere V1-Lesart trennt deshalb Beschreibung, Kausalannahme, Bewertung und Steuerungsfolge. Ein gutes Skript fuehrt deshalb Profile, Zielkonflikte und offene Punkte nebeneinander. So wird aus dem Thema kein isoliertes Kapitel, sondern ein pruefbarer Baustein der WÖk-Architektur.</w:t>
+      </w:r>
+    </w:p>
+    <w:p>
+      <w:r>
+        <w:t>Nichtkompensation. Fuer Demokratie als Wirkungsdimension bedeutet schwere zentrale Schaeden nicht durch beliebige positive Einzelwerte neutralisiert werden duerfen, dass die Analyse nicht bei einer Aktivitaet, einem guten Willen oder einer Kennzahl stehen bleiben darf. Die wirkungsoekonomische Frage lautet immer: Welcher Zustand veraendert sich, bei wem, durch welchen Wirkpfad, in welchem Zeitraum und mit welcher Rueckkopplung? Gerade in Grundstudium Wirkungsökonomie ist diese Unterscheidung entscheidend, weil Lernende spaeter nicht nur Begriffe wiedergeben, sondern Entscheidungssituationen pruefen muessen. Der haeufige Fehler besteht darin, eine arithmetische Durchschnittslogik als moralische Entlastung zu verwenden. Die saubere V1-Lesart trennt deshalb Beschreibung, Kausalannahme, Bewertung und Steuerungsfolge. Reverse Merit Order und rote Linien sind Schutzregeln gegen Schoenrechnung. So wird aus dem Thema kein isoliertes Kapitel, sondern ein pruefbarer Baustein der WÖk-Architektur.</w:t>
+      </w:r>
+    </w:p>
+    <w:p>
+      <w:r>
+        <w:t>Fallfenster zur Anwendung. Ein Controlling-Team moechte einen Score bilden. Das Skript verlangt, dass Datenqualitaet, Systemgrenzen, Gewichtung, Unsicherheit und Nichtkompensation sichtbar bleiben. Ein Score darf die Diskussion nicht beenden, sondern muss bessere Fragen, Priorisierung und Rueckkopplung ermoeglichen. Bezogen auf Demokratie als Wirkungsdimension heisst das: Die Analyse muss das konkrete Thema ernst nehmen und zugleich den allgemeinen WÖk-Massstab halten. Es geht nicht darum, die Welt in gute und schlechte Akteure einzuteilen. Es geht darum, Wirkpfade, Wirkungsempfaenger, Datenqualitaet, Risiken und Rueckkopplung so zu beschreiben, dass bessere Entscheidungen moeglich werden.</w:t>
+      </w:r>
+    </w:p>
+    <w:p>
+      <w:r>
+        <w:t>Pruefungsnahe Transferfrage. Formuliere zu V09 eine Wirkungsaussage in drei Saetzen: Erstens den beobachteten oder plausiblen Zustand, zweitens die Daten- oder Quellenlage, drittens die offene Unsicherheit samt Rueckkopplung. Die Antwort muss ohne moralische Personenbewertung auskommen und darf Reichweite nicht mit Wirkung verwechseln.</w:t>
+      </w:r>
+    </w:p>
+    <w:p>
+      <w:r>
+        <w:t>Rueckkopplung. Fuer Demokratie als Wirkungsdimension bedeutet Wirkungswissen erst dann wertvoll wird, wenn es Entscheidungen veraendert, dass die Analyse nicht bei einer Aktivitaet, einem guten Willen oder einer Kennzahl stehen bleiben darf. Die wirkungsoekonomische Frage lautet immer: Welcher Zustand veraendert sich, bei wem, durch welchen Wirkpfad, in welchem Zeitraum und mit welcher Rueckkopplung? Gerade in Grundstudium Wirkungsökonomie ist diese Unterscheidung entscheidend, weil Lernende spaeter nicht nur Begriffe wiedergeben, sondern Entscheidungssituationen pruefen muessen. Der haeufige Fehler besteht darin, einen Bericht als Endpunkt zu betrachten. Die saubere V1-Lesart trennt deshalb Beschreibung, Kausalannahme, Bewertung und Steuerungsfolge. Jeder Analyseblock sollte fragen, welche Routine, welcher Prozess oder welche Ressource nach der Bewertung angepasst wird. So wird aus dem Thema kein isoliertes Kapitel, sondern ein pruefbarer Baustein der WÖk-Architektur.</w:t>
+      </w:r>
+    </w:p>
+    <w:p>
+      <w:r>
+        <w:t>Governance. Fuer Demokratie als Wirkungsdimension bedeutet Wirkungsbewertung Verfahren, Rechte, Transparenz und Korrektur braucht, dass die Analyse nicht bei einer Aktivitaet, einem guten Willen oder einer Kennzahl stehen bleiben darf. Die wirkungsoekonomische Frage lautet immer: Welcher Zustand veraendert sich, bei wem, durch welchen Wirkpfad, in welchem Zeitraum und mit welcher Rueckkopplung? Gerade in Grundstudium Wirkungsökonomie ist diese Unterscheidung entscheidend, weil Lernende spaeter nicht nur Begriffe wiedergeben, sondern Entscheidungssituationen pruefen muessen. Der haeufige Fehler besteht darin, Bewertung als technokratische Top-down-Setzung zu verstehen. Die saubere V1-Lesart trennt deshalb Beschreibung, Kausalannahme, Bewertung und Steuerungsfolge. Betroffene, Datenhalter, Entscheider und Kontrollinstanzen muessen unterscheidbare Rollen behalten. So wird aus dem Thema kein isoliertes Kapitel, sondern ein pruefbarer Baustein der WÖk-Architektur.</w:t>
+      </w:r>
+    </w:p>
+    <w:p>
+      <w:r>
+        <w:t>Didaktische Pruefbarkeit. Fuer Demokratie als Wirkungsdimension bedeutet das Thema in der Akademie nicht nur erklaert, sondern in Falllogik ueberfuehrt werden muss, dass die Analyse nicht bei einer Aktivitaet, einem guten Willen oder einer Kennzahl stehen bleiben darf. Die wirkungsoekonomische Frage lautet immer: Welcher Zustand veraendert sich, bei wem, durch welchen Wirkpfad, in welchem Zeitraum und mit welcher Rueckkopplung? Gerade in Grundstudium Wirkungsökonomie ist diese Unterscheidung entscheidend, weil Lernende spaeter nicht nur Begriffe wiedergeben, sondern Entscheidungssituationen pruefen muessen. Der haeufige Fehler besteht darin, reines Auswendiglernen als Kompetenznachweis zu behandeln. Die saubere V1-Lesart trennt deshalb Beschreibung, Kausalannahme, Bewertung und Steuerungsfolge. Pruefungsfragen sollen Begriffe, Anwendung und rote Linien verbinden. So wird aus dem Thema kein isoliertes Kapitel, sondern ein pruefbarer Baustein der WÖk-Architektur.</w:t>
+      </w:r>
+    </w:p>
+    <w:p>
+      <w:r>
+        <w:t>Fallfenster zur Anwendung. Ein Kommunikationsbericht nennt viele Aktivitaeten, Reichweiten und Rueckmeldungen. Die V1-Pruefung fragt, ob daraus eine belastbare Wirkungsaussage folgt. Wenn nur Kontakte, Klicks oder Zustimmung vorliegen, bleibt die Aussage im Bereich Wirkungspotenzial oder Resonanz, nicht im Bereich nachgewiesener Wirkung. Bezogen auf Demokratie als Wirkungsdimension heisst das: Die Analyse muss das konkrete Thema ernst nehmen und zugleich den allgemeinen WÖk-Massstab halten. Es geht nicht darum, die Welt in gute und schlechte Akteure einzuteilen. Es geht darum, Wirkpfade, Wirkungsempfaenger, Datenqualitaet, Risiken und Rueckkopplung so zu beschreiben, dass bessere Entscheidungen moeglich werden.</w:t>
+      </w:r>
+    </w:p>
+    <w:p>
+      <w:r>
+        <w:t>Transfer in Organisationen. Fuer Demokratie als Wirkungsdimension bedeutet WÖk-Begriffe im Alltag nur tragen, wenn sie in Routinen uebersetzt werden, dass die Analyse nicht bei einer Aktivitaet, einem guten Willen oder einer Kennzahl stehen bleiben darf. Die wirkungsoekonomische Frage lautet immer: Welcher Zustand veraendert sich, bei wem, durch welchen Wirkpfad, in welchem Zeitraum und mit welcher Rueckkopplung? Gerade in Grundstudium Wirkungsökonomie ist diese Unterscheidung entscheidend, weil Lernende spaeter nicht nur Begriffe wiedergeben, sondern Entscheidungssituationen pruefen muessen. Der haeufige Fehler besteht darin, die Verantwortung an eine Nachhaltigkeitsabteilung auszulagern. Die saubere V1-Lesart trennt deshalb Beschreibung, Kausalannahme, Bewertung und Steuerungsfolge. Strategie, Einkauf, Kommunikation, Controlling und Fuehrung muessen denselben Wirkungsbegriff verwenden. So wird aus dem Thema kein isoliertes Kapitel, sondern ein pruefbarer Baustein der WÖk-Architektur.</w:t>
+      </w:r>
+    </w:p>
+    <w:p>
+      <w:r>
+        <w:t>Rueckfluss in den Korpus. Fuer Demokratie als Wirkungsdimension bedeutet jedes Studienskript den Gesamtbestand schaerfen kann, dass die Analyse nicht bei einer Aktivitaet, einem guten Willen oder einer Kennzahl stehen bleiben darf. Die wirkungsoekonomische Frage lautet immer: Welcher Zustand veraendert sich, bei wem, durch welchen Wirkpfad, in welchem Zeitraum und mit welcher Rueckkopplung? Gerade in Grundstudium Wirkungsökonomie ist diese Unterscheidung entscheidend, weil Lernende spaeter nicht nur Begriffe wiedergeben, sondern Entscheidungssituationen pruefen muessen. Der haeufige Fehler besteht darin, neue Einsichten nur lokal im Skript zu belassen. Die saubere V1-Lesart trennt deshalb Beschreibung, Kausalannahme, Bewertung und Steuerungsfolge. Glossar, Website, Journal, Dossiers und Visuals sollen aus der Skriptarbeit lernen. So wird aus dem Thema kein isoliertes Kapitel, sondern ein pruefbarer Baustein der WÖk-Architektur.</w:t>
+      </w:r>
+    </w:p>
+    <w:p>
+      <w:r>
+        <w:t>Pruefungsnahe Transferfrage. Formuliere zu V09 eine Wirkungsaussage in drei Saetzen: Erstens den beobachteten oder plausiblen Zustand, zweitens die Daten- oder Quellenlage, drittens die offene Unsicherheit samt Rueckkopplung. Die Antwort muss ohne moralische Personenbewertung auskommen und darf Reichweite nicht mit Wirkung verwechseln.</w:t>
+      </w:r>
+    </w:p>
+    <w:p>
+      <w:pPr>
+        <w:pStyle w:val="Heading3"/>
+      </w:pPr>
+      <w:r>
+        <w:t>Vertiefungsrunde 3: Lesen, pruefen, rueckkoppeln</w:t>
+      </w:r>
+    </w:p>
+    <w:p>
+      <w:r>
+        <w:t>Die folgende Runde verdichtet V09 nicht durch neue Schlagworte, sondern durch wiederholte Anwendung auf unterschiedliche Entscheidungsebenen. Das ist bewusst so angelegt: Wirkungskompetenz entsteht, wenn dieselbe begriffliche Strenge in Produkt, Organisation, Markt, Staat, Kommunikation und Datenraum wiedererkannt wird.</w:t>
+      </w:r>
+    </w:p>
+    <w:p>
+      <w:r>
+        <w:t>Begriffliche Schaerfung. Fuer Demokratie als Wirkungsdimension bedeutet praezise Sprache die erste Sicherung gegen Impact-Washing ist, dass die Analyse nicht bei einer Aktivitaet, einem guten Willen oder einer Kennzahl stehen bleiben darf. Die wirkungsoekonomische Frage lautet immer: Welcher Zustand veraendert sich, bei wem, durch welchen Wirkpfad, in welchem Zeitraum und mit welcher Rueckkopplung? Gerade in Grundstudium Wirkungsökonomie ist diese Unterscheidung entscheidend, weil Lernende spaeter nicht nur Begriffe wiedergeben, sondern Entscheidungssituationen pruefen muessen. Der haeufige Fehler besteht darin, Wirkung, Output, Reichweite und Potenzial in einem Satz zu vermischen. Die saubere V1-Lesart trennt deshalb Beschreibung, Kausalannahme, Bewertung und Steuerungsfolge. In der Praxis sollte jede Wirkungsaussage als kurze Viererprobe formuliert werden: Zustand, Betroffene, Quelle, offene Unsicherheit. So wird aus dem Thema kein isoliertes Kapitel, sondern ein pruefbarer Baustein der WÖk-Architektur.</w:t>
+      </w:r>
+    </w:p>
+    <w:p>
+      <w:r>
+        <w:t>Fallfenster zur Anwendung. Eine Organisation plant eine Massnahme und formuliert dazu eine positive Absicht. In der WÖk reicht das nicht. Fuer diese Vorlesung muss sichtbar werden, welche Zustandsveraenderung erwartet wird, welche Empfaenger direkt oder indirekt betroffen sind, welche Nebenwirkungen entstehen koennen und welche Entscheidung spaeter korrigiert wird. Bezogen auf Demokratie als Wirkungsdimension heisst das: Die Analyse muss das konkrete Thema ernst nehmen und zugleich den allgemeinen WÖk-Massstab halten. Es geht nicht darum, die Welt in gute und schlechte Akteure einzuteilen. Es geht darum, Wirkpfade, Wirkungsempfaenger, Datenqualitaet, Risiken und Rueckkopplung so zu beschreiben, dass bessere Entscheidungen moeglich werden.</w:t>
+      </w:r>
+    </w:p>
+    <w:p>
+      <w:r>
+        <w:t>Wirkpfad-Logik. Fuer Demokratie als Wirkungsdimension bedeutet ein Thema erst dann steuerbar wird, wenn der Mechanismus zwischen Ausloeser und Zustandsveraenderung beschrieben ist, dass die Analyse nicht bei einer Aktivitaet, einem guten Willen oder einer Kennzahl stehen bleiben darf. Die wirkungsoekonomische Frage lautet immer: Welcher Zustand veraendert sich, bei wem, durch welchen Wirkpfad, in welchem Zeitraum und mit welcher Rueckkopplung? Gerade in Grundstudium Wirkungsökonomie ist diese Unterscheidung entscheidend, weil Lernende spaeter nicht nur Begriffe wiedergeben, sondern Entscheidungssituationen pruefen muessen. Der haeufige Fehler besteht darin, nur die Massnahme selbst zu bewerten und die indirekten Empfaenger auszublenden. Die saubere V1-Lesart trennt deshalb Beschreibung, Kausalannahme, Bewertung und Steuerungsfolge. Eine gute Fallanalyse zeichnet mindestens einen direkten und einen indirekten Wirkpfad nach. So wird aus dem Thema kein isoliertes Kapitel, sondern ein pruefbarer Baustein der WÖk-Architektur.</w:t>
+      </w:r>
+    </w:p>
+    <w:p>
+      <w:r>
+        <w:t>Daten- und Quellenklarheit. Fuer Demokratie als Wirkungsdimension bedeutet jede Bewertung nur so belastbar ist wie Datenlage, Quellenstatus und Aktualitaet, dass die Analyse nicht bei einer Aktivitaet, einem guten Willen oder einer Kennzahl stehen bleiben darf. Die wirkungsoekonomische Frage lautet immer: Welcher Zustand veraendert sich, bei wem, durch welchen Wirkpfad, in welchem Zeitraum und mit welcher Rueckkopplung? Gerade in Grundstudium Wirkungsökonomie ist diese Unterscheidung entscheidend, weil Lernende spaeter nicht nur Begriffe wiedergeben, sondern Entscheidungssituationen pruefen muessen. Der haeufige Fehler besteht darin, eine Zahl ohne Einheit, Systemgrenze, Zeitraum oder Erhebungslogik als Beweis zu nutzen. Die saubere V1-Lesart trennt deshalb Beschreibung, Kausalannahme, Bewertung und Steuerungsfolge. Die Lernenden sollen Daten nicht dekorativ zitieren, sondern ihre Aussagekraft, Luecken und Grenzen offenlegen. So wird aus dem Thema kein isoliertes Kapitel, sondern ein pruefbarer Baustein der WÖk-Architektur.</w:t>
+      </w:r>
+    </w:p>
+    <w:p>
+      <w:r>
+        <w:t>Ambivalenz. Fuer Demokratie als Wirkungsdimension bedeutet positive und negative Zustandsveraenderungen gleichzeitig auftreten koennen, dass die Analyse nicht bei einer Aktivitaet, einem guten Willen oder einer Kennzahl stehen bleiben darf. Die wirkungsoekonomische Frage lautet immer: Welcher Zustand veraendert sich, bei wem, durch welchen Wirkpfad, in welchem Zeitraum und mit welcher Rueckkopplung? Gerade in Grundstudium Wirkungsökonomie ist diese Unterscheidung entscheidend, weil Lernende spaeter nicht nur Begriffe wiedergeben, sondern Entscheidungssituationen pruefen muessen. Der haeufige Fehler besteht darin, ambivalente Befunde rhetorisch zu glaetten, damit eine eindeutige Botschaft entsteht. Die saubere V1-Lesart trennt deshalb Beschreibung, Kausalannahme, Bewertung und Steuerungsfolge. Ein gutes Skript fuehrt deshalb Profile, Zielkonflikte und offene Punkte nebeneinander. So wird aus dem Thema kein isoliertes Kapitel, sondern ein pruefbarer Baustein der WÖk-Architektur.</w:t>
+      </w:r>
+    </w:p>
+    <w:p>
+      <w:r>
+        <w:t>Fallfenster zur Anwendung. Eine Fuehrungsentscheidung erzeugt zugleich Nutzen und Risiken. Die WÖk behandelt Ambivalenz nicht als Stoerung, sondern als Kern der Analyse. Positive Netto-Wirkung darf erst behauptet werden, wenn zentrale negative Wirkungen getrennt geprueft und rote Linien gewahrt sind. Bezogen auf Demokratie als Wirkungsdimension heisst das: Die Analyse muss das konkrete Thema ernst nehmen und zugleich den allgemeinen WÖk-Massstab halten. Es geht nicht darum, die Welt in gute und schlechte Akteure einzuteilen. Es geht darum, Wirkpfade, Wirkungsempfaenger, Datenqualitaet, Risiken und Rueckkopplung so zu beschreiben, dass bessere Entscheidungen moeglich werden.</w:t>
+      </w:r>
+    </w:p>
+    <w:p>
+      <w:r>
+        <w:t>Nichtkompensation. Fuer Demokratie als Wirkungsdimension bedeutet schwere zentrale Schaeden nicht durch beliebige positive Einzelwerte neutralisiert werden duerfen, dass die Analyse nicht bei einer Aktivitaet, einem guten Willen oder einer Kennzahl stehen bleiben darf. Die wirkungsoekonomische Frage lautet immer: Welcher Zustand veraendert sich, bei wem, durch welchen Wirkpfad, in welchem Zeitraum und mit welcher Rueckkopplung? Gerade in Grundstudium Wirkungsökonomie ist diese Unterscheidung entscheidend, weil Lernende spaeter nicht nur Begriffe wiedergeben, sondern Entscheidungssituationen pruefen muessen. Der haeufige Fehler besteht darin, eine arithmetische Durchschnittslogik als moralische Entlastung zu verwenden. Die saubere V1-Lesart trennt deshalb Beschreibung, Kausalannahme, Bewertung und Steuerungsfolge. Reverse Merit Order und rote Linien sind Schutzregeln gegen Schoenrechnung. So wird aus dem Thema kein isoliertes Kapitel, sondern ein pruefbarer Baustein der WÖk-Architektur.</w:t>
+      </w:r>
+    </w:p>
+    <w:p>
+      <w:r>
+        <w:t>Pruefungsnahe Transferfrage. Formuliere zu V09 eine Wirkungsaussage in drei Saetzen: Erstens den beobachteten oder plausiblen Zustand, zweitens die Daten- oder Quellenlage, drittens die offene Unsicherheit samt Rueckkopplung. Die Antwort muss ohne moralische Personenbewertung auskommen und darf Reichweite nicht mit Wirkung verwechseln.</w:t>
+      </w:r>
+    </w:p>
+    <w:p>
+      <w:r>
+        <w:t>Rueckkopplung. Fuer Demokratie als Wirkungsdimension bedeutet Wirkungswissen erst dann wertvoll wird, wenn es Entscheidungen veraendert, dass die Analyse nicht bei einer Aktivitaet, einem guten Willen oder einer Kennzahl stehen bleiben darf. Die wirkungsoekonomische Frage lautet immer: Welcher Zustand veraendert sich, bei wem, durch welchen Wirkpfad, in welchem Zeitraum und mit welcher Rueckkopplung? Gerade in Grundstudium Wirkungsökonomie ist diese Unterscheidung entscheidend, weil Lernende spaeter nicht nur Begriffe wiedergeben, sondern Entscheidungssituationen pruefen muessen. Der haeufige Fehler besteht darin, einen Bericht als Endpunkt zu betrachten. Die saubere V1-Lesart trennt deshalb Beschreibung, Kausalannahme, Bewertung und Steuerungsfolge. Jeder Analyseblock sollte fragen, welche Routine, welcher Prozess oder welche Ressource nach der Bewertung angepasst wird. So wird aus dem Thema kein isoliertes Kapitel, sondern ein pruefbarer Baustein der WÖk-Architektur.</w:t>
+      </w:r>
+    </w:p>
+    <w:p>
+      <w:r>
+        <w:t>Governance. Fuer Demokratie als Wirkungsdimension bedeutet Wirkungsbewertung Verfahren, Rechte, Transparenz und Korrektur braucht, dass die Analyse nicht bei einer Aktivitaet, einem guten Willen oder einer Kennzahl stehen bleiben darf. Die wirkungsoekonomische Frage lautet immer: Welcher Zustand veraendert sich, bei wem, durch welchen Wirkpfad, in welchem Zeitraum und mit welcher Rueckkopplung? Gerade in Grundstudium Wirkungsökonomie ist diese Unterscheidung entscheidend, weil Lernende spaeter nicht nur Begriffe wiedergeben, sondern Entscheidungssituationen pruefen muessen. Der haeufige Fehler besteht darin, Bewertung als technokratische Top-down-Setzung zu verstehen. Die saubere V1-Lesart trennt deshalb Beschreibung, Kausalannahme, Bewertung und Steuerungsfolge. Betroffene, Datenhalter, Entscheider und Kontrollinstanzen muessen unterscheidbare Rollen behalten. So wird aus dem Thema kein isoliertes Kapitel, sondern ein pruefbarer Baustein der WÖk-Architektur.</w:t>
+      </w:r>
+    </w:p>
+    <w:p>
+      <w:r>
+        <w:t>Fallfenster zur Anwendung. Ein Controlling-Team moechte einen Score bilden. Das Skript verlangt, dass Datenqualitaet, Systemgrenzen, Gewichtung, Unsicherheit und Nichtkompensation sichtbar bleiben. Ein Score darf die Diskussion nicht beenden, sondern muss bessere Fragen, Priorisierung und Rueckkopplung ermoeglichen. Bezogen auf Demokratie als Wirkungsdimension heisst das: Die Analyse muss das konkrete Thema ernst nehmen und zugleich den allgemeinen WÖk-Massstab halten. Es geht nicht darum, die Welt in gute und schlechte Akteure einzuteilen. Es geht darum, Wirkpfade, Wirkungsempfaenger, Datenqualitaet, Risiken und Rueckkopplung so zu beschreiben, dass bessere Entscheidungen moeglich werden.</w:t>
+      </w:r>
+    </w:p>
+    <w:p>
+      <w:r>
+        <w:t>Didaktische Pruefbarkeit. Fuer Demokratie als Wirkungsdimension bedeutet das Thema in der Akademie nicht nur erklaert, sondern in Falllogik ueberfuehrt werden muss, dass die Analyse nicht bei einer Aktivitaet, einem guten Willen oder einer Kennzahl stehen bleiben darf. Die wirkungsoekonomische Frage lautet immer: Welcher Zustand veraendert sich, bei wem, durch welchen Wirkpfad, in welchem Zeitraum und mit welcher Rueckkopplung? Gerade in Grundstudium Wirkungsökonomie ist diese Unterscheidung entscheidend, weil Lernende spaeter nicht nur Begriffe wiedergeben, sondern Entscheidungssituationen pruefen muessen. Der haeufige Fehler besteht darin, reines Auswendiglernen als Kompetenznachweis zu behandeln. Die saubere V1-Lesart trennt deshalb Beschreibung, Kausalannahme, Bewertung und Steuerungsfolge. Pruefungsfragen sollen Begriffe, Anwendung und rote Linien verbinden. So wird aus dem Thema kein isoliertes Kapitel, sondern ein pruefbarer Baustein der WÖk-Architektur.</w:t>
+      </w:r>
+    </w:p>
+    <w:p>
+      <w:r>
+        <w:t>Transfer in Organisationen. Fuer Demokratie als Wirkungsdimension bedeutet WÖk-Begriffe im Alltag nur tragen, wenn sie in Routinen uebersetzt werden, dass die Analyse nicht bei einer Aktivitaet, einem guten Willen oder einer Kennzahl stehen bleiben darf. Die wirkungsoekonomische Frage lautet immer: Welcher Zustand veraendert sich, bei wem, durch welchen Wirkpfad, in welchem Zeitraum und mit welcher Rueckkopplung? Gerade in Grundstudium Wirkungsökonomie ist diese Unterscheidung entscheidend, weil Lernende spaeter nicht nur Begriffe wiedergeben, sondern Entscheidungssituationen pruefen muessen. Der haeufige Fehler besteht darin, die Verantwortung an eine Nachhaltigkeitsabteilung auszulagern. Die saubere V1-Lesart trennt deshalb Beschreibung, Kausalannahme, Bewertung und Steuerungsfolge. Strategie, Einkauf, Kommunikation, Controlling und Fuehrung muessen denselben Wirkungsbegriff verwenden. So wird aus dem Thema kein isoliertes Kapitel, sondern ein pruefbarer Baustein der WÖk-Architektur.</w:t>
+      </w:r>
+    </w:p>
+    <w:p>
+      <w:r>
+        <w:t>Rueckfluss in den Korpus. Fuer Demokratie als Wirkungsdimension bedeutet jedes Studienskript den Gesamtbestand schaerfen kann, dass die Analyse nicht bei einer Aktivitaet, einem guten Willen oder einer Kennzahl stehen bleiben darf. Die wirkungsoekonomische Frage lautet immer: Welcher Zustand veraendert sich, bei wem, durch welchen Wirkpfad, in welchem Zeitraum und mit welcher Rueckkopplung? Gerade in Grundstudium Wirkungsökonomie ist diese Unterscheidung entscheidend, weil Lernende spaeter nicht nur Begriffe wiedergeben, sondern Entscheidungssituationen pruefen muessen. Der haeufige Fehler besteht darin, neue Einsichten nur lokal im Skript zu belassen. Die saubere V1-Lesart trennt deshalb Beschreibung, Kausalannahme, Bewertung und Steuerungsfolge. Glossar, Website, Journal, Dossiers und Visuals sollen aus der Skriptarbeit lernen. So wird aus dem Thema kein isoliertes Kapitel, sondern ein pruefbarer Baustein der WÖk-Architektur.</w:t>
+      </w:r>
+    </w:p>
+    <w:p>
+      <w:r>
+        <w:t>Fallfenster zur Anwendung. Ein Kommunikationsbericht nennt viele Aktivitaeten, Reichweiten und Rueckmeldungen. Die V1-Pruefung fragt, ob daraus eine belastbare Wirkungsaussage folgt. Wenn nur Kontakte, Klicks oder Zustimmung vorliegen, bleibt die Aussage im Bereich Wirkungspotenzial oder Resonanz, nicht im Bereich nachgewiesener Wirkung. Bezogen auf Demokratie als Wirkungsdimension heisst das: Die Analyse muss das konkrete Thema ernst nehmen und zugleich den allgemeinen WÖk-Massstab halten. Es geht nicht darum, die Welt in gute und schlechte Akteure einzuteilen. Es geht darum, Wirkpfade, Wirkungsempfaenger, Datenqualitaet, Risiken und Rueckkopplung so zu beschreiben, dass bessere Entscheidungen moeglich werden.</w:t>
+      </w:r>
+    </w:p>
+    <w:p>
+      <w:r>
+        <w:t>Pruefungsnahe Transferfrage. Formuliere zu V09 eine Wirkungsaussage in drei Saetzen: Erstens den beobachteten oder plausiblen Zustand, zweitens die Daten- oder Quellenlage, drittens die offene Unsicherheit samt Rueckkopplung. Die Antwort muss ohne moralische Personenbewertung auskommen und darf Reichweite nicht mit Wirkung verwechseln.</w:t>
+      </w:r>
+    </w:p>
+    <w:p>
+      <w:pPr>
+        <w:pStyle w:val="Heading3"/>
+      </w:pPr>
+      <w:r>
+        <w:t>Vertiefungsrunde 4: Lesen, pruefen, rueckkoppeln</w:t>
+      </w:r>
+    </w:p>
+    <w:p>
+      <w:r>
+        <w:t>Die folgende Runde verdichtet V09 nicht durch neue Schlagworte, sondern durch wiederholte Anwendung auf unterschiedliche Entscheidungsebenen. Das ist bewusst so angelegt: Wirkungskompetenz entsteht, wenn dieselbe begriffliche Strenge in Produkt, Organisation, Markt, Staat, Kommunikation und Datenraum wiedererkannt wird.</w:t>
+      </w:r>
+    </w:p>
+    <w:p>
+      <w:r>
+        <w:t>Begriffliche Schaerfung. Fuer Demokratie als Wirkungsdimension bedeutet praezise Sprache die erste Sicherung gegen Impact-Washing ist, dass die Analyse nicht bei einer Aktivitaet, einem guten Willen oder einer Kennzahl stehen bleiben darf. Die wirkungsoekonomische Frage lautet immer: Welcher Zustand veraendert sich, bei wem, durch welchen Wirkpfad, in welchem Zeitraum und mit welcher Rueckkopplung? Gerade in Grundstudium Wirkungsökonomie ist diese Unterscheidung entscheidend, weil Lernende spaeter nicht nur Begriffe wiedergeben, sondern Entscheidungssituationen pruefen muessen. Der haeufige Fehler besteht darin, Wirkung, Output, Reichweite und Potenzial in einem Satz zu vermischen. Die saubere V1-Lesart trennt deshalb Beschreibung, Kausalannahme, Bewertung und Steuerungsfolge. In der Praxis sollte jede Wirkungsaussage als kurze Viererprobe formuliert werden: Zustand, Betroffene, Quelle, offene Unsicherheit. So wird aus dem Thema kein isoliertes Kapitel, sondern ein pruefbarer Baustein der WÖk-Architektur.</w:t>
+      </w:r>
+    </w:p>
+    <w:p>
+      <w:r>
+        <w:t>Wirkpfad-Logik. Fuer Demokratie als Wirkungsdimension bedeutet ein Thema erst dann steuerbar wird, wenn der Mechanismus zwischen Ausloeser und Zustandsveraenderung beschrieben ist, dass die Analyse nicht bei einer Aktivitaet, einem guten Willen oder einer Kennzahl stehen bleiben darf. Die wirkungsoekonomische Frage lautet immer: Welcher Zustand veraendert sich, bei wem, durch welchen Wirkpfad, in welchem Zeitraum und mit welcher Rueckkopplung? Gerade in Grundstudium Wirkungsökonomie ist diese Unterscheidung entscheidend, weil Lernende spaeter nicht nur Begriffe wiedergeben, sondern Entscheidungssituationen pruefen muessen. Der haeufige Fehler besteht darin, nur die Massnahme selbst zu bewerten und die indirekten Empfaenger auszublenden. Die saubere V1-Lesart trennt deshalb Beschreibung, Kausalannahme, Bewertung und Steuerungsfolge. Eine gute Fallanalyse zeichnet mindestens einen direkten und einen indirekten Wirkpfad nach. So wird aus dem Thema kein isoliertes Kapitel, sondern ein pruefbarer Baustein der WÖk-Architektur.</w:t>
+      </w:r>
+    </w:p>
+    <w:p>
+      <w:r>
+        <w:t>Daten- und Quellenklarheit. Fuer Demokratie als Wirkungsdimension bedeutet jede Bewertung nur so belastbar ist wie Datenlage, Quellenstatus und Aktualitaet, dass die Analyse nicht bei einer Aktivitaet, einem guten Willen oder einer Kennzahl stehen bleiben darf. Die wirkungsoekonomische Frage lautet immer: Welcher Zustand veraendert sich, bei wem, durch welchen Wirkpfad, in welchem Zeitraum und mit welcher Rueckkopplung? Gerade in Grundstudium Wirkungsökonomie ist diese Unterscheidung entscheidend, weil Lernende spaeter nicht nur Begriffe wiedergeben, sondern Entscheidungssituationen pruefen muessen. Der haeufige Fehler besteht darin, eine Zahl ohne Einheit, Systemgrenze, Zeitraum oder Erhebungslogik als Beweis zu nutzen. Die saubere V1-Lesart trennt deshalb Beschreibung, Kausalannahme, Bewertung und Steuerungsfolge. Die Lernenden sollen Daten nicht dekorativ zitieren, sondern ihre Aussagekraft, Luecken und Grenzen offenlegen. So wird aus dem Thema kein isoliertes Kapitel, sondern ein pruefbarer Baustein der WÖk-Architektur.</w:t>
+      </w:r>
+    </w:p>
+    <w:p>
+      <w:r>
+        <w:t>Fallfenster zur Anwendung. Eine Organisation plant eine Massnahme und formuliert dazu eine positive Absicht. In der WÖk reicht das nicht. Fuer diese Vorlesung muss sichtbar werden, welche Zustandsveraenderung erwartet wird, welche Empfaenger direkt oder indirekt betroffen sind, welche Nebenwirkungen entstehen koennen und welche Entscheidung spaeter korrigiert wird. Bezogen auf Demokratie als Wirkungsdimension heisst das: Die Analyse muss das konkrete Thema ernst nehmen und zugleich den allgemeinen WÖk-Massstab halten. Es geht nicht darum, die Welt in gute und schlechte Akteure einzuteilen. Es geht darum, Wirkpfade, Wirkungsempfaenger, Datenqualitaet, Risiken und Rueckkopplung so zu beschreiben, dass bessere Entscheidungen moeglich werden.</w:t>
+      </w:r>
+    </w:p>
+    <w:p>
+      <w:r>
+        <w:t>Ambivalenz. Fuer Demokratie als Wirkungsdimension bedeutet positive und negative Zustandsveraenderungen gleichzeitig auftreten koennen, dass die Analyse nicht bei einer Aktivitaet, einem guten Willen oder einer Kennzahl stehen bleiben darf. Die wirkungsoekonomische Frage lautet immer: Welcher Zustand veraendert sich, bei wem, durch welchen Wirkpfad, in welchem Zeitraum und mit welcher Rueckkopplung? Gerade in Grundstudium Wirkungsökonomie ist diese Unterscheidung entscheidend, weil Lernende spaeter nicht nur Begriffe wiedergeben, sondern Entscheidungssituationen pruefen muessen. Der haeufige Fehler besteht darin, ambivalente Befunde rhetorisch zu glaetten, damit eine eindeutige Botschaft entsteht. Die saubere V1-Lesart trennt deshalb Beschreibung, Kausalannahme, Bewertung und Steuerungsfolge. Ein gutes Skript fuehrt deshalb Profile, Zielkonflikte und offene Punkte nebeneinander. So wird aus dem Thema kein isoliertes Kapitel, sondern ein pruefbarer Baustein der WÖk-Architektur.</w:t>
+      </w:r>
+    </w:p>
+    <w:p>
+      <w:pPr>
+        <w:pStyle w:val="Heading3"/>
+      </w:pPr>
+      <w:r>
+        <w:t>V1-Abschlussnotiz</w:t>
+      </w:r>
+    </w:p>
+    <w:p>
+      <w:r>
+        <w:t>Diese Finalisierung schliesst die Codex-Inhaltsproduktion fuer V09. Offen bleibt nicht der fachliche Kern des Skripts, sondern der naechste Produktionsschritt: Claude setzt daraus die CI/CD-konforme Reader- und PDF-Fassung, prueft Satz, Umbrueche, Medienintegration und Lektorat und markiert erst danach die veroeffentlichte Fassung als freigegeben.</w:t>
+      </w:r>
+    </w:p>
+    <w:p>
+      <w:pPr>
+        <w:pStyle w:val="Heading2"/>
+      </w:pPr>
+      <w:r>
+        <w:t>9. Quellen</w:t>
+      </w:r>
+    </w:p>
+    <w:p>
+      <w:pPr>
+        <w:pStyle w:val="Heading3"/>
+      </w:pPr>
+      <w:r>
         <w:t>Interne Quellen</w:t>
       </w:r>
     </w:p>
@@ -2437,7 +3024,7 @@
         <w:pStyle w:val="ListBullet"/>
       </w:pPr>
       <w:r>
-        <w:t>woek-akademie-app/content/lehrgaenge/woek-g-v09.md — unmittelbarer Akademie-Quelltext dieser Rohfassung.</w:t>
+        <w:t>woek-akademie-app/content/lehrgaenge/woek-g-v09.md — unmittelbarer Akademie-Quelltext dieser V1-Fassung.</w:t>
       </w:r>
     </w:p>
     <w:p>
@@ -2477,7 +3064,7 @@
         <w:pStyle w:val="Heading3"/>
       </w:pPr>
       <w:r>
-        <w:t>Externe Quellen fuer den Tiefensprint</w:t>
+        <w:t>Externe Quellen fuer die V1-Fassung</w:t>
       </w:r>
     </w:p>
     <w:p>
@@ -2510,62 +3097,6 @@
       </w:pPr>
       <w:r>
         <w:t>Fachliteratur zu Wirkungslogik, Evaluation, Systemtheorie, Resilienz, Governance, Diffusion, Vertrauen oder Controlling je nach Thema.</w:t>
-      </w:r>
-    </w:p>
-    <w:p>
-      <w:pPr>
-        <w:pStyle w:val="Heading2"/>
-      </w:pPr>
-      <w:r>
-        <w:t>10. Rückfluss in den WÖk-Korpus</w:t>
-      </w:r>
-    </w:p>
-    <w:p>
-      <w:pPr>
-        <w:pStyle w:val="ListBullet"/>
-      </w:pPr>
-      <w:r>
-        <w:t>Glossar/Begriffe: Im Tiefensprint prüfen, welche Begriffe aus Demokratie als Wirkungsdimension eigene Glossarseiten oder präzisere Verweise brauchen.</w:t>
-      </w:r>
-    </w:p>
-    <w:p>
-      <w:pPr>
-        <w:pStyle w:val="ListBullet"/>
-      </w:pPr>
-      <w:r>
-        <w:t>Website/Erklärseiten: Prüfen, ob eine kurze öffentliche Erklärseite oder ein Baustein für die Bibliothek fehlt.</w:t>
-      </w:r>
-    </w:p>
-    <w:p>
-      <w:pPr>
-        <w:pStyle w:val="ListBullet"/>
-      </w:pPr>
-      <w:r>
-        <w:t>Journal/Dossiers: Geeignete Praxisfälle aus Website und Journal als Fallpool markieren.</w:t>
-      </w:r>
-    </w:p>
-    <w:p>
-      <w:pPr>
-        <w:pStyle w:val="ListBullet"/>
-      </w:pPr>
-      <w:r>
-        <w:t>Visuals/Charts: Wirkpfad- oder Scorecard-Chart aus vorhandenen Visuals wiederverwenden oder als neues Asset spezifizieren.</w:t>
-      </w:r>
-    </w:p>
-    <w:p>
-      <w:pPr>
-        <w:pStyle w:val="ListBullet"/>
-      </w:pPr>
-      <w:r>
-        <w:t>Methodik/Standards: Datenqualität, Unsicherheit, Nichtkompensation und Reverse Merit Order nur dort einsetzen, wo sie fachlich tragen.</w:t>
-      </w:r>
-    </w:p>
-    <w:p>
-      <w:pPr>
-        <w:pStyle w:val="ListBullet"/>
-      </w:pPr>
-      <w:r>
-        <w:t>Offene Forschungs- oder Quellenfrage: Externe Quellen im Tiefensprint gezielt ergänzen und zitierfähig machen.</w:t>
       </w:r>
     </w:p>
     <w:sectPr>

--- a/docs/studienskripte/word-rohfassungen/woek-g-v09.docx
+++ b/docs/studienskripte/word-rohfassungen/woek-g-v09.docx
@@ -24,12 +24,12 @@
     </w:p>
     <w:p>
       <w:r>
-        <w:t>Quelle: /Users/hagen/Documents/New project/content/studienskripte/woek-g-v09.md</w:t>
-      </w:r>
-    </w:p>
-    <w:p>
-      <w:r>
-        <w:t>Track: Grundstudium Wirkungsökonomie Kurscode: woek-g Vorlesungscode: V09 Modul/Abschnitt: G1.3 Titel: Demokratie als Wirkungsdimension Status: Studienskript V1 · fachlich finale Codex-Fassung, Claude-CI/CD-Satzfreigabe offen Quelle: woek-akademie-app/content/lehrgaenge/woek-g-v09.md Ablage: Markdown-Master in content/studienskripte/woek-g-v09.md, Word-Rohfassung in docs/studienskripte/word-rohfassungen/woek-g-v09.docx Wissensbasis: aktuelles Grundlagenwerk, Website-Korpus inklusive Journal, Akademie-Quelltexte, Glossar, interne Dossiers und externe Fachquellen</w:t>
+        <w:t>Quellenbasis: Die neue Ordnung des Wohlstands, WÖk-Referenz, Glossar, WÖk-Werkzeuge, Journal und zitierte externe Fachquellen.</w:t>
+      </w:r>
+    </w:p>
+    <w:p>
+      <w:r>
+        <w:t>Track: Grundstudium Wirkungsökonomie Kurscode: woek-g Vorlesungscode: V09 Modul/Abschnitt: G1.3 Titel: Demokratie als Wirkungsdimension Status: Studienskript V1 · fachlich finale Codex-Fassung, Claude-CI/CD-Satzfreigabe offen Primäre WÖk-Quellen: Die neue Ordnung des Wohlstands (https://wirkungsoekonomie.de/buch.html) · WÖk-Referenz (https://wirkungsoekonomie.de/referenz/) · Glossar der Wirkungsökonomie (https://wirkungsoekonomie.de/glossar.html) · WÖk-Werkzeuge (https://wirkungsoekonomie.de/werkzeuge/) Ausgabe: Markdown-Master, Word-Rohfassung und Akademie-Reader-Spiegel Wissensbasis: aktuelles Grundlagenwerk, öffentliche WÖk-Referenz, Wirkungsfelder, Werkzeuge, Glossar, Bibliothek, Journal und externe Fachquellen</w:t>
       </w:r>
     </w:p>
     <w:p>
@@ -675,11 +675,6 @@
     </w:p>
     <w:p>
       <w:r>
-        <w:t>``chart-spec slug: woek-g-v09-wirkpfad type: wirkpfad reuse_first: true preferred_asset: content/studienskripte/assets/woek-g-v09/woek-g-v09-wirkpfad.svg message: Demokratie als Wirkungsdimension wird als Wirkpfad von Auslöser über Mechanismus, Wirkungsempfänger und Zustandsveränderung bis zur Rückkopplung dargestellt. source: WÖk-Grundlagenwerk, Website-Korpus, Akademie-Quelltexte, Glossar ``</w:t>
-      </w:r>
-    </w:p>
-    <w:p>
-      <w:r>
         <w:t>&gt; Bildvorgabe: Wirkpfadgrafik mit sechs Stationen: Auslöser, Mechanismus, Wirkungsempfänger, Zustandsveränderung, Bewertung, Rückkopplung. Bestehende WÖk-Wirkpfad- oder Scorecard-Visuals sollen wiederverwendet werden, bevor ein neues Chart entsteht.</w:t>
       </w:r>
     </w:p>
@@ -1480,7 +1475,7 @@
     </w:p>
     <w:p>
       <w:r>
-        <w:t>Interne Quelle: referenz/kapitel-028-demokratie-als-wirkungsraum/index.html</w:t>
+        <w:t>Öffentliche Quelle: Kapitel 28 - Demokratie als Wirkungsraum (https://wirkungsoekonomie.de/referenz/kapitel-028-demokratie-als-wirkungsraum/)</w:t>
       </w:r>
     </w:p>
     <w:p>
@@ -1696,7 +1691,7 @@
     </w:p>
     <w:p>
       <w:r>
-        <w:t>Interne Quelle: referenz/kapitel-061-politik-als-wirkungsraum/index.html</w:t>
+        <w:t>Öffentliche Quelle: Kapitel 61 - Politik als Wirkungsraum (https://wirkungsoekonomie.de/referenz/kapitel-061-politik-als-wirkungsraum/)</w:t>
       </w:r>
     </w:p>
     <w:p>
@@ -1906,7 +1901,7 @@
     </w:p>
     <w:p>
       <w:r>
-        <w:t>Interne Quelle: referenz/kapitel-074-oeffentlichkeit-als-wirkungsraum/index.html</w:t>
+        <w:t>Öffentliche Quelle: Kapitel 74 - Öffentlichkeit als Wirkungsraum (https://wirkungsoekonomie.de/referenz/kapitel-074-oeffentlichkeit-als-wirkungsraum/)</w:t>
       </w:r>
     </w:p>
     <w:p>
@@ -2119,7 +2114,7 @@
     </w:p>
     <w:p>
       <w:r>
-        <w:t>Interne Quelle: referenz/kapitel-079-diskurskultur/index.html</w:t>
+        <w:t>Öffentliche Quelle: Kapitel 79 - Diskurskultur (https://wirkungsoekonomie.de/referenz/kapitel-079-diskurskultur/)</w:t>
       </w:r>
     </w:p>
     <w:p>
@@ -2376,7 +2371,7 @@
     </w:p>
     <w:p>
       <w:r>
-        <w:t>Diese Vorlesung ist prüfungsrelevant, aber die eigentliche Antwortlogik gehört nicht in das öffentliche Studienskript. Zertifikatsfragen, CorrectAnswer, Scoring-Regeln und Fallrubrics werden separat in der geschützten App-Lane unter woek-akademie-app/content/pruefungen/ gepflegt.</w:t>
+        <w:t>Diese Vorlesung ist prüfungsrelevant, aber die eigentliche Antwortlogik gehört nicht in das öffentliche Studienskript. Zertifikatsfragen, CorrectAnswer, Scoring-Regeln und Fallrubrics werden separat in einem geschützten, nicht öffentlichen Prüfungsbereich der Akademie-App gepflegt.</w:t>
       </w:r>
     </w:p>
     <w:p>
@@ -3016,7 +3011,7 @@
         <w:pStyle w:val="Heading3"/>
       </w:pPr>
       <w:r>
-        <w:t>Interne Quellen</w:t>
+        <w:t>WÖk-Quellen</w:t>
       </w:r>
     </w:p>
     <w:p>
@@ -3024,7 +3019,7 @@
         <w:pStyle w:val="ListBullet"/>
       </w:pPr>
       <w:r>
-        <w:t>woek-akademie-app/content/lehrgaenge/woek-g-v09.md — unmittelbarer Akademie-Quelltext dieser V1-Fassung.</w:t>
+        <w:t>Die neue Ordnung des Wohlstands (https://wirkungsoekonomie.de/buch.html) — aktuelles Grundlagenwerk der Wirkungsökonomie.</w:t>
       </w:r>
     </w:p>
     <w:p>
@@ -3032,7 +3027,7 @@
         <w:pStyle w:val="ListBullet"/>
       </w:pPr>
       <w:r>
-        <w:t>assets/pdf/die-neue-ordnung-des-wohlstands.pdf und buch.html — aktuelles Grundlagenwerk.</w:t>
+        <w:t>WÖk-Referenz (https://wirkungsoekonomie.de/referenz/) — öffentliche Kapitel- und Volltextreferenz.</w:t>
       </w:r>
     </w:p>
     <w:p>
@@ -3040,7 +3035,7 @@
         <w:pStyle w:val="ListBullet"/>
       </w:pPr>
       <w:r>
-        <w:t>Website-Korpus: Referenz, Wirkungsfelder, Werkzeuge, Glossar, Bibliothek und Journal.</w:t>
+        <w:t>Glossar der Wirkungsökonomie (https://wirkungsoekonomie.de/glossar.html) — öffentliche Begriffsdefinitionen und Abgrenzungen.</w:t>
       </w:r>
     </w:p>
     <w:p>
@@ -3048,7 +3043,7 @@
         <w:pStyle w:val="ListBullet"/>
       </w:pPr>
       <w:r>
-        <w:t>docs/CODEX-HANDOFF-studienskripte.md — Produktionsstandard.</w:t>
+        <w:t>WÖk-Werkzeuge (https://wirkungsoekonomie.de/werkzeuge/) — öffentliche Methoden-, Scorecard- und Controlling-Werkzeuge.</w:t>
       </w:r>
     </w:p>
     <w:p>
@@ -3056,7 +3051,7 @@
         <w:pStyle w:val="ListBullet"/>
       </w:pPr>
       <w:r>
-        <w:t>docs/CODEX-HANDOFF-pruefungen.md — geschützte Prüfungs- und Antwortlogik.</w:t>
+        <w:t>WÖk-Journal (https://wirkungsoekonomie.de/blog.html) — Dossiers und Fallanalysen.</w:t>
       </w:r>
     </w:p>
     <w:p>
@@ -3072,7 +3067,7 @@
         <w:pStyle w:val="ListBullet"/>
       </w:pPr>
       <w:r>
-        <w:t>United Nations (2015): Transforming our world: the 2030 Agenda for Sustainable Development.</w:t>
+        <w:t>United Nations (2015): Transforming our world: the 2030 Agenda for Sustainable Development (https://sdgs.un.org/2030agenda).</w:t>
       </w:r>
     </w:p>
     <w:p>
@@ -3080,7 +3075,7 @@
         <w:pStyle w:val="ListBullet"/>
       </w:pPr>
       <w:r>
-        <w:t>European Commission: CSRD, ESRS, EU Taxonomy und Digital Product Passport, soweit fuer das Thema einschlägig.</w:t>
+        <w:t>European Commission: Corporate sustainability reporting (https://finance.ec.europa.eu/financial-markets/company-reporting-and-auditing/company-reporting/corporate-sustainability-reporting_en), EU taxonomy for sustainable activities (https://finance.ec.europa.eu/sustainable-finance/tools-and-standards/eu-taxonomy-sustainable-activities_en) und Digital Product Passport (https://single-market-economy.ec.europa.eu/news/commission-launches-consultation-digital-product-passport-2025-04-09_en), soweit fuer das Thema einschlaegig.</w:t>
       </w:r>
     </w:p>
     <w:p>
@@ -3088,7 +3083,15 @@
         <w:pStyle w:val="ListBullet"/>
       </w:pPr>
       <w:r>
-        <w:t>GRI Standards, soweit fuer Berichts- und Indikatorenfragen einschlägig.</w:t>
+        <w:t>EFRAG: Sustainability reporting und ESRS (https://www.efrag.org/en/sustainability-reporting), soweit fuer das Thema einschlaegig.</w:t>
+      </w:r>
+    </w:p>
+    <w:p>
+      <w:pPr>
+        <w:pStyle w:val="ListBullet"/>
+      </w:pPr>
+      <w:r>
+        <w:t>Global Reporting Initiative: GRI Standards (https://www.globalreporting.org/standards/), soweit fuer Berichts- und Indikatorenfragen einschlaegig.</w:t>
       </w:r>
     </w:p>
     <w:p>

--- a/docs/studienskripte/word-rohfassungen/woek-g-v09.docx
+++ b/docs/studienskripte/word-rohfassungen/woek-g-v09.docx
@@ -2416,12 +2416,7 @@
         <w:pStyle w:val="Heading2"/>
       </w:pPr>
       <w:r>
-        <w:t>V1-Finalisierung: Vertiefung, Anwendung und Evidenz</w:t>
-      </w:r>
-    </w:p>
-    <w:p>
-      <w:r>
-        <w:t>Dieses Studienskript ist die fachlich finale Codex-V1-Fassung fuer den Akademie-Reader und die oeffentliche Bibliothek. Claude uebernimmt danach Satz, CI/CD, PDF/Reader-Freigabe und die abschliessende Lektoratsabnahme.</w:t>
+        <w:t>9. Quellen</w:t>
       </w:r>
     </w:p>
     <w:p>
@@ -2429,12 +2424,126 @@
         <w:pStyle w:val="Heading3"/>
       </w:pPr>
       <w:r>
+        <w:t>WÖk-Quellen</w:t>
+      </w:r>
+    </w:p>
+    <w:p>
+      <w:pPr>
+        <w:pStyle w:val="ListBullet"/>
+      </w:pPr>
+      <w:r>
+        <w:t>Die neue Ordnung des Wohlstands (https://wirkungsoekonomie.de/buch.html) — aktuelles Grundlagenwerk der Wirkungsökonomie.</w:t>
+      </w:r>
+    </w:p>
+    <w:p>
+      <w:pPr>
+        <w:pStyle w:val="ListBullet"/>
+      </w:pPr>
+      <w:r>
+        <w:t>WÖk-Referenz (https://wirkungsoekonomie.de/referenz/) — öffentliche Kapitel- und Volltextreferenz.</w:t>
+      </w:r>
+    </w:p>
+    <w:p>
+      <w:pPr>
+        <w:pStyle w:val="ListBullet"/>
+      </w:pPr>
+      <w:r>
+        <w:t>Glossar der Wirkungsökonomie (https://wirkungsoekonomie.de/glossar.html) — öffentliche Begriffsdefinitionen und Abgrenzungen.</w:t>
+      </w:r>
+    </w:p>
+    <w:p>
+      <w:pPr>
+        <w:pStyle w:val="ListBullet"/>
+      </w:pPr>
+      <w:r>
+        <w:t>WÖk-Werkzeuge (https://wirkungsoekonomie.de/werkzeuge/) — öffentliche Methoden-, Scorecard- und Controlling-Werkzeuge.</w:t>
+      </w:r>
+    </w:p>
+    <w:p>
+      <w:pPr>
+        <w:pStyle w:val="ListBullet"/>
+      </w:pPr>
+      <w:r>
+        <w:t>WÖk-Journal (https://wirkungsoekonomie.de/blog.html) — Dossiers und Fallanalysen.</w:t>
+      </w:r>
+    </w:p>
+    <w:p>
+      <w:pPr>
+        <w:pStyle w:val="Heading3"/>
+      </w:pPr>
+      <w:r>
+        <w:t>Externe Quellen fuer die V1-Fassung</w:t>
+      </w:r>
+    </w:p>
+    <w:p>
+      <w:pPr>
+        <w:pStyle w:val="ListBullet"/>
+      </w:pPr>
+      <w:r>
+        <w:t>United Nations (2015): Transforming our world: the 2030 Agenda for Sustainable Development (https://sdgs.un.org/2030agenda).</w:t>
+      </w:r>
+    </w:p>
+    <w:p>
+      <w:pPr>
+        <w:pStyle w:val="ListBullet"/>
+      </w:pPr>
+      <w:r>
+        <w:t>European Commission: Corporate sustainability reporting (https://finance.ec.europa.eu/financial-markets/company-reporting-and-auditing/company-reporting/corporate-sustainability-reporting_en), EU taxonomy for sustainable activities (https://finance.ec.europa.eu/sustainable-finance/tools-and-standards/eu-taxonomy-sustainable-activities_en) und Digital Product Passport (https://single-market-economy.ec.europa.eu/news/commission-launches-consultation-digital-product-passport-2025-04-09_en), soweit fuer das Thema einschlaegig.</w:t>
+      </w:r>
+    </w:p>
+    <w:p>
+      <w:pPr>
+        <w:pStyle w:val="ListBullet"/>
+      </w:pPr>
+      <w:r>
+        <w:t>EFRAG: Sustainability reporting und ESRS (https://www.efrag.org/en/sustainability-reporting), soweit fuer das Thema einschlaegig.</w:t>
+      </w:r>
+    </w:p>
+    <w:p>
+      <w:pPr>
+        <w:pStyle w:val="ListBullet"/>
+      </w:pPr>
+      <w:r>
+        <w:t>Global Reporting Initiative: GRI Standards (https://www.globalreporting.org/standards/), soweit fuer Berichts- und Indikatorenfragen einschlaegig.</w:t>
+      </w:r>
+    </w:p>
+    <w:p>
+      <w:pPr>
+        <w:pStyle w:val="ListBullet"/>
+      </w:pPr>
+      <w:r>
+        <w:t>Fachliteratur zu Wirkungslogik, Evaluation, Systemtheorie, Resilienz, Governance, Diffusion, Vertrauen oder Controlling je nach Thema.</w:t>
+      </w:r>
+    </w:p>
+    <w:p>
+      <w:pPr>
+        <w:pStyle w:val="Heading2"/>
+      </w:pPr>
+      <w:r>
+        <w:t>V1-Finalisierung: Vertiefung, Anwendung und Evidenz</w:t>
+      </w:r>
+    </w:p>
+    <w:p>
+      <w:r>
+        <w:t>Dieses Studienskript ist die fachlich finale Codex-V1-Fassung fuer den Akademie-Reader und die oeffentliche Bibliothek. Claude uebernimmt danach Satz, CI/CD, PDF/Reader-Freigabe und die abschliessende Lektoratsabnahme.</w:t>
+      </w:r>
+    </w:p>
+    <w:p>
+      <w:pPr>
+        <w:pStyle w:val="Heading3"/>
+      </w:pPr>
+      <w:r>
         <w:t>Finaler Leseauftrag</w:t>
       </w:r>
     </w:p>
     <w:p>
       <w:r>
         <w:t>Dieses Skript zu V09 Demokratie als Wirkungsdimension ist als Langformtext angelegt: Es soll nicht nur die Vorlesung begleiten, sondern als eigenstaendiges Studienmaterial funktionieren. Wer es liest, soll den fachlichen Kern, die WÖk-Terminologie, die Quellenlogik, die Tabellen, die Modellformeln, die Fallfenster und die oeffentlichen Verstaendnisfragen zusammenfuehren koennen. Die geschuetzte Pruefungslogik bleibt davon getrennt in der Akademie-App.</w:t>
+      </w:r>
+    </w:p>
+    <w:p>
+      <w:r>
+        <w:t>Fuer den Abschluss ist entscheidend, dass Demokratie als Wirkungsdimension im Feld Grundstudium Wirkungsökonomie nicht als Einzelthema stehen bleibt. Die Vorlesung traegt zur gemeinsamen Architektur bei: begriffliche Grundlegung, Bewertungsrahmen und gesellschaftliche Einordnung. Daraus folgt eine Lesehaltung, die streng und praktisch zugleich ist. Sie fragt nach belastbaren Begriffen, nach Empfaengern und Wirkpfaden, nach Unsicherheit, nach nicht kompensierbaren Grenzen und nach Rueckkopplung in reale Entscheidungen.</w:t>
       </w:r>
     </w:p>
     <w:p>
@@ -2683,42 +2792,42 @@
         <w:pStyle w:val="Heading3"/>
       </w:pPr>
       <w:r>
-        <w:t>Vertiefungsrunde 1: Lesen, pruefen, rueckkoppeln</w:t>
-      </w:r>
-    </w:p>
-    <w:p>
-      <w:r>
-        <w:t>Die folgende Runde verdichtet V09 nicht durch neue Schlagworte, sondern durch wiederholte Anwendung auf unterschiedliche Entscheidungsebenen. Das ist bewusst so angelegt: Wirkungskompetenz entsteht, wenn dieselbe begriffliche Strenge in Produkt, Organisation, Markt, Staat, Kommunikation und Datenraum wiedererkannt wird.</w:t>
-      </w:r>
-    </w:p>
-    <w:p>
-      <w:r>
-        <w:t>Begriffliche Schaerfung. Fuer Demokratie als Wirkungsdimension bedeutet praezise Sprache die erste Sicherung gegen Impact-Washing ist, dass die Analyse nicht bei einer Aktivitaet, einem guten Willen oder einer Kennzahl stehen bleiben darf. Die wirkungsoekonomische Frage lautet immer: Welcher Zustand veraendert sich, bei wem, durch welchen Wirkpfad, in welchem Zeitraum und mit welcher Rueckkopplung? Gerade in Grundstudium Wirkungsökonomie ist diese Unterscheidung entscheidend, weil Lernende spaeter nicht nur Begriffe wiedergeben, sondern Entscheidungssituationen pruefen muessen. Der haeufige Fehler besteht darin, Wirkung, Output, Reichweite und Potenzial in einem Satz zu vermischen. Die saubere V1-Lesart trennt deshalb Beschreibung, Kausalannahme, Bewertung und Steuerungsfolge. In der Praxis sollte jede Wirkungsaussage als kurze Viererprobe formuliert werden: Zustand, Betroffene, Quelle, offene Unsicherheit. So wird aus dem Thema kein isoliertes Kapitel, sondern ein pruefbarer Baustein der WÖk-Architektur.</w:t>
-      </w:r>
-    </w:p>
-    <w:p>
-      <w:r>
-        <w:t>Wirkpfad-Logik. Fuer Demokratie als Wirkungsdimension bedeutet ein Thema erst dann steuerbar wird, wenn der Mechanismus zwischen Ausloeser und Zustandsveraenderung beschrieben ist, dass die Analyse nicht bei einer Aktivitaet, einem guten Willen oder einer Kennzahl stehen bleiben darf. Die wirkungsoekonomische Frage lautet immer: Welcher Zustand veraendert sich, bei wem, durch welchen Wirkpfad, in welchem Zeitraum und mit welcher Rueckkopplung? Gerade in Grundstudium Wirkungsökonomie ist diese Unterscheidung entscheidend, weil Lernende spaeter nicht nur Begriffe wiedergeben, sondern Entscheidungssituationen pruefen muessen. Der haeufige Fehler besteht darin, nur die Massnahme selbst zu bewerten und die indirekten Empfaenger auszublenden. Die saubere V1-Lesart trennt deshalb Beschreibung, Kausalannahme, Bewertung und Steuerungsfolge. Eine gute Fallanalyse zeichnet mindestens einen direkten und einen indirekten Wirkpfad nach. So wird aus dem Thema kein isoliertes Kapitel, sondern ein pruefbarer Baustein der WÖk-Architektur.</w:t>
-      </w:r>
-    </w:p>
-    <w:p>
-      <w:r>
-        <w:t>Daten- und Quellenklarheit. Fuer Demokratie als Wirkungsdimension bedeutet jede Bewertung nur so belastbar ist wie Datenlage, Quellenstatus und Aktualitaet, dass die Analyse nicht bei einer Aktivitaet, einem guten Willen oder einer Kennzahl stehen bleiben darf. Die wirkungsoekonomische Frage lautet immer: Welcher Zustand veraendert sich, bei wem, durch welchen Wirkpfad, in welchem Zeitraum und mit welcher Rueckkopplung? Gerade in Grundstudium Wirkungsökonomie ist diese Unterscheidung entscheidend, weil Lernende spaeter nicht nur Begriffe wiedergeben, sondern Entscheidungssituationen pruefen muessen. Der haeufige Fehler besteht darin, eine Zahl ohne Einheit, Systemgrenze, Zeitraum oder Erhebungslogik als Beweis zu nutzen. Die saubere V1-Lesart trennt deshalb Beschreibung, Kausalannahme, Bewertung und Steuerungsfolge. Die Lernenden sollen Daten nicht dekorativ zitieren, sondern ihre Aussagekraft, Luecken und Grenzen offenlegen. So wird aus dem Thema kein isoliertes Kapitel, sondern ein pruefbarer Baustein der WÖk-Architektur.</w:t>
-      </w:r>
-    </w:p>
-    <w:p>
-      <w:r>
-        <w:t>Fallfenster zur Anwendung. Ein Controlling-Team moechte einen Score bilden. Das Skript verlangt, dass Datenqualitaet, Systemgrenzen, Gewichtung, Unsicherheit und Nichtkompensation sichtbar bleiben. Ein Score darf die Diskussion nicht beenden, sondern muss bessere Fragen, Priorisierung und Rueckkopplung ermoeglichen. Bezogen auf Demokratie als Wirkungsdimension heisst das: Die Analyse muss das konkrete Thema ernst nehmen und zugleich den allgemeinen WÖk-Massstab halten. Es geht nicht darum, die Welt in gute und schlechte Akteure einzuteilen. Es geht darum, Wirkpfade, Wirkungsempfaenger, Datenqualitaet, Risiken und Rueckkopplung so zu beschreiben, dass bessere Entscheidungen moeglich werden.</w:t>
-      </w:r>
-    </w:p>
-    <w:p>
-      <w:r>
-        <w:t>Ambivalenz. Fuer Demokratie als Wirkungsdimension bedeutet positive und negative Zustandsveraenderungen gleichzeitig auftreten koennen, dass die Analyse nicht bei einer Aktivitaet, einem guten Willen oder einer Kennzahl stehen bleiben darf. Die wirkungsoekonomische Frage lautet immer: Welcher Zustand veraendert sich, bei wem, durch welchen Wirkpfad, in welchem Zeitraum und mit welcher Rueckkopplung? Gerade in Grundstudium Wirkungsökonomie ist diese Unterscheidung entscheidend, weil Lernende spaeter nicht nur Begriffe wiedergeben, sondern Entscheidungssituationen pruefen muessen. Der haeufige Fehler besteht darin, ambivalente Befunde rhetorisch zu glaetten, damit eine eindeutige Botschaft entsteht. Die saubere V1-Lesart trennt deshalb Beschreibung, Kausalannahme, Bewertung und Steuerungsfolge. Ein gutes Skript fuehrt deshalb Profile, Zielkonflikte und offene Punkte nebeneinander. So wird aus dem Thema kein isoliertes Kapitel, sondern ein pruefbarer Baustein der WÖk-Architektur.</w:t>
-      </w:r>
-    </w:p>
-    <w:p>
-      <w:r>
-        <w:t>Nichtkompensation. Fuer Demokratie als Wirkungsdimension bedeutet schwere zentrale Schaeden nicht durch beliebige positive Einzelwerte neutralisiert werden duerfen, dass die Analyse nicht bei einer Aktivitaet, einem guten Willen oder einer Kennzahl stehen bleiben darf. Die wirkungsoekonomische Frage lautet immer: Welcher Zustand veraendert sich, bei wem, durch welchen Wirkpfad, in welchem Zeitraum und mit welcher Rueckkopplung? Gerade in Grundstudium Wirkungsökonomie ist diese Unterscheidung entscheidend, weil Lernende spaeter nicht nur Begriffe wiedergeben, sondern Entscheidungssituationen pruefen muessen. Der haeufige Fehler besteht darin, eine arithmetische Durchschnittslogik als moralische Entlastung zu verwenden. Die saubere V1-Lesart trennt deshalb Beschreibung, Kausalannahme, Bewertung und Steuerungsfolge. Reverse Merit Order und rote Linien sind Schutzregeln gegen Schoenrechnung. So wird aus dem Thema kein isoliertes Kapitel, sondern ein pruefbarer Baustein der WÖk-Architektur.</w:t>
+        <w:t>Abschlusskommentar 1: Lesen, pruefen, rueckkoppeln</w:t>
+      </w:r>
+    </w:p>
+    <w:p>
+      <w:r>
+        <w:t>Die folgende Verdichtung fuehrt die vorhandenen Kapitel nicht als Wiederholung, sondern als Anwendung zusammen. Wirkungskompetenz entsteht, wenn dieselbe begriffliche Strenge in Fallanalyse, Datenarbeit, Kommunikation, Governance und Entscheidungspraxis wiedererkannt wird.</w:t>
+      </w:r>
+    </w:p>
+    <w:p>
+      <w:r>
+        <w:t>Begriffliche Schaerfung. Der Abschnitt Lernziele ist in V09 kein Zusatzwissen, sondern ein Pruefstein fuer die Grundfrage des Skripts: Was veraendert sich, bei wem, wodurch und mit welcher Rueckkopplung? Fuer Demokratie als Wirkungsdimension wird daran sichtbar, dass praezise Sprache die erste Sicherung gegen Impact-Washing bildet. Die fachliche Grenze liegt dort, wo Lernende Output, Reichweite, Absicht und Wirkung in einem Satz vermischen. Die saubere Lesart trennt deshalb Beobachtung, Kausalannahme, Bewertung und Steuerungsfolge. In der Anwendung sollte daraus mindestens eine konkrete Begriff, Wirkpfad, Fallbewertung, rote Linie oder Rueckkopplung abgeleitet werden; sonst bleibt das Wissen erklaerend, aber nicht steuerungsfaehig.</w:t>
+      </w:r>
+    </w:p>
+    <w:p>
+      <w:r>
+        <w:t>Anwendung auf Einleitung / Wirkungsfrage. In einer Fallanalyse beginnt dieser Punkt nicht mit einer Meinung, sondern mit einer belastbaren Beschreibung. Wer V09 pruefungsnah liest, fragt zuerst nach Wirkungsempfaengern, Wirkraum, Zeitraum und Datenquelle. Erst danach folgt die Bewertung im Referenzrahmen Mensch, Planet, Demokratie, SDGs, Agenda 2030 und SDG+. Mindestens ein direkter und ein indirekter Wirkpfad muessen nachvollziehbar sein. Der typische Kurzschluss waere, nur die Massnahme selbst bewerten und indirekte Empfaenger ausblenden. Genau dagegen setzt die WÖk die Pflicht, Wirkungspotenzial, Wirkungsrisiko und positive Netto-Wirkung begrifflich getrennt zu halten.</w:t>
+      </w:r>
+    </w:p>
+    <w:p>
+      <w:r>
+        <w:t>Evidenzregel. Kernaussage darf im Skript nicht als dekorativer Begriff stehen bleiben. Der Abschnitt traegt nur dann, wenn er eine pruefbare Aussage erlaubt: Welche Quelle stuetzt die Annahme, welche Unsicherheit bleibt offen und welche Gegenbeobachtung wuerde die Bewertung veraendern? Fuer Demokratie als Wirkungsdimension heisst das, dass jede Bewertung nur so belastbar ist wie Datenlage, Quellenstatus, Aktualitaet und Systemgrenze. Die Studierenden sollen nicht lernen, einen Score nachzusprechen. Sie sollen erkennen, wann ein Score klaert, wann er verdeckt und wann eine rote Linie die Durchschnittslogik stoppt.</w:t>
+      </w:r>
+    </w:p>
+    <w:p>
+      <w:r>
+        <w:t>Fallfenster zur Anwendung. Ein Controlling-Team moechte einen Score bilden. Das Skript verlangt, dass Datenqualitaet, Systemgrenzen, Gewichtung, Unsicherheit und Nichtkompensation sichtbar bleiben. Ein Score darf die Diskussion nicht beenden, sondern muss bessere Fragen, Priorisierung und Rueckkopplung ermoeglichen. Bezogen auf Demokratie als Wirkungsdimension heisst das: Die Analyse muss das konkrete Thema ernst nehmen und zugleich den allgemeinen WÖk-Massstab halten. Es geht nicht darum, Akteure moralisch zu sortieren. Es geht darum, Wirkpfade, Wirkungsempfaenger, Datenqualitaet, Risiken und Rueckkopplung so zu beschreiben, dass bessere Entscheidungen moeglich werden.</w:t>
+      </w:r>
+    </w:p>
+    <w:p>
+      <w:r>
+        <w:t>Transfer in Grundstudium Wirkungsökonomie. Quelltext und fachliche Grundlegung verbindet die inhaltliche Deutung mit der spaeteren Praxis. Eine Organisation kann zu Demokratie als Wirkungsdimension sehr ueberzeugend kommunizieren und trotzdem an einen plausiblen Gedanken schon fuer Wirkung zu halten, obwohl Empfaenger, Zustand, Zeitbezug und Quelle fehlen scheitern. Darum muss die V1-Fassung immer auch nach Governance fragen: Wer erhebt Daten, wer bewertet sie, wer traegt die Folgen, wer kann widersprechen und wann wird eine Entscheidung korrigiert? Profile, Zielkonflikte und offene Punkte werden nebeneinander gefuehrt. So wird aus einem Lehrkapitel eine verantwortbare Arbeitsroutine.</w:t>
+      </w:r>
+    </w:p>
+    <w:p>
+      <w:r>
+        <w:t>Grenze gegen Scheingenauigkeit. Gerade bei Die oft vergessene dritte Dimension ist Praezision wichtiger als grosse Begriffe. Eine Wirkungsaussage bleibt schwach, wenn sie nur Aktivitaet, Reichweite, Absicht oder Image beschreibt. Stark wird sie erst, wenn sie die Zustandsveraenderung und ihre Bedingungen offenlegt. In V09 ist deshalb entscheidend, schwere zentrale Schaeden nicht durch beliebige positive Einzelwerte neutralisiert werden duerfen. Die Fehlerlinie verlaeuft nicht zwischen Optimismus und Pessimismus, sondern zwischen offengelegter Unsicherheit und rhetorischer Sicherheit ohne Pruefpfad.</w:t>
       </w:r>
     </w:p>
     <w:p>
@@ -2728,42 +2837,87 @@
     </w:p>
     <w:p>
       <w:r>
-        <w:t>Rueckkopplung. Fuer Demokratie als Wirkungsdimension bedeutet Wirkungswissen erst dann wertvoll wird, wenn es Entscheidungen veraendert, dass die Analyse nicht bei einer Aktivitaet, einem guten Willen oder einer Kennzahl stehen bleiben darf. Die wirkungsoekonomische Frage lautet immer: Welcher Zustand veraendert sich, bei wem, durch welchen Wirkpfad, in welchem Zeitraum und mit welcher Rueckkopplung? Gerade in Grundstudium Wirkungsökonomie ist diese Unterscheidung entscheidend, weil Lernende spaeter nicht nur Begriffe wiedergeben, sondern Entscheidungssituationen pruefen muessen. Der haeufige Fehler besteht darin, einen Bericht als Endpunkt zu betrachten. Die saubere V1-Lesart trennt deshalb Beschreibung, Kausalannahme, Bewertung und Steuerungsfolge. Jeder Analyseblock sollte fragen, welche Routine, welcher Prozess oder welche Ressource nach der Bewertung angepasst wird. So wird aus dem Thema kein isoliertes Kapitel, sondern ein pruefbarer Baustein der WÖk-Architektur.</w:t>
-      </w:r>
-    </w:p>
-    <w:p>
-      <w:r>
-        <w:t>Fallfenster zur Anwendung. Ein Kommunikationsbericht nennt viele Aktivitaeten, Reichweiten und Rueckmeldungen. Die V1-Pruefung fragt, ob daraus eine belastbare Wirkungsaussage folgt. Wenn nur Kontakte, Klicks oder Zustimmung vorliegen, bleibt die Aussage im Bereich Wirkungspotenzial oder Resonanz, nicht im Bereich nachgewiesener Wirkung. Bezogen auf Demokratie als Wirkungsdimension heisst das: Die Analyse muss das konkrete Thema ernst nehmen und zugleich den allgemeinen WÖk-Massstab halten. Es geht nicht darum, die Welt in gute und schlechte Akteure einzuteilen. Es geht darum, Wirkpfade, Wirkungsempfaenger, Datenqualitaet, Risiken und Rueckkopplung so zu beschreiben, dass bessere Entscheidungen moeglich werden.</w:t>
-      </w:r>
-    </w:p>
-    <w:p>
-      <w:r>
-        <w:t>Governance. Fuer Demokratie als Wirkungsdimension bedeutet Wirkungsbewertung Verfahren, Rechte, Transparenz und Korrektur braucht, dass die Analyse nicht bei einer Aktivitaet, einem guten Willen oder einer Kennzahl stehen bleiben darf. Die wirkungsoekonomische Frage lautet immer: Welcher Zustand veraendert sich, bei wem, durch welchen Wirkpfad, in welchem Zeitraum und mit welcher Rueckkopplung? Gerade in Grundstudium Wirkungsökonomie ist diese Unterscheidung entscheidend, weil Lernende spaeter nicht nur Begriffe wiedergeben, sondern Entscheidungssituationen pruefen muessen. Der haeufige Fehler besteht darin, Bewertung als technokratische Top-down-Setzung zu verstehen. Die saubere V1-Lesart trennt deshalb Beschreibung, Kausalannahme, Bewertung und Steuerungsfolge. Betroffene, Datenhalter, Entscheider und Kontrollinstanzen muessen unterscheidbare Rollen behalten. So wird aus dem Thema kein isoliertes Kapitel, sondern ein pruefbarer Baustein der WÖk-Architektur.</w:t>
-      </w:r>
-    </w:p>
-    <w:p>
-      <w:r>
-        <w:t>Didaktische Pruefbarkeit. Fuer Demokratie als Wirkungsdimension bedeutet das Thema in der Akademie nicht nur erklaert, sondern in Falllogik ueberfuehrt werden muss, dass die Analyse nicht bei einer Aktivitaet, einem guten Willen oder einer Kennzahl stehen bleiben darf. Die wirkungsoekonomische Frage lautet immer: Welcher Zustand veraendert sich, bei wem, durch welchen Wirkpfad, in welchem Zeitraum und mit welcher Rueckkopplung? Gerade in Grundstudium Wirkungsökonomie ist diese Unterscheidung entscheidend, weil Lernende spaeter nicht nur Begriffe wiedergeben, sondern Entscheidungssituationen pruefen muessen. Der haeufige Fehler besteht darin, reines Auswendiglernen als Kompetenznachweis zu behandeln. Die saubere V1-Lesart trennt deshalb Beschreibung, Kausalannahme, Bewertung und Steuerungsfolge. Pruefungsfragen sollen Begriffe, Anwendung und rote Linien verbinden. So wird aus dem Thema kein isoliertes Kapitel, sondern ein pruefbarer Baustein der WÖk-Architektur.</w:t>
-      </w:r>
-    </w:p>
-    <w:p>
-      <w:r>
-        <w:t>Transfer in Organisationen. Fuer Demokratie als Wirkungsdimension bedeutet WÖk-Begriffe im Alltag nur tragen, wenn sie in Routinen uebersetzt werden, dass die Analyse nicht bei einer Aktivitaet, einem guten Willen oder einer Kennzahl stehen bleiben darf. Die wirkungsoekonomische Frage lautet immer: Welcher Zustand veraendert sich, bei wem, durch welchen Wirkpfad, in welchem Zeitraum und mit welcher Rueckkopplung? Gerade in Grundstudium Wirkungsökonomie ist diese Unterscheidung entscheidend, weil Lernende spaeter nicht nur Begriffe wiedergeben, sondern Entscheidungssituationen pruefen muessen. Der haeufige Fehler besteht darin, die Verantwortung an eine Nachhaltigkeitsabteilung auszulagern. Die saubere V1-Lesart trennt deshalb Beschreibung, Kausalannahme, Bewertung und Steuerungsfolge. Strategie, Einkauf, Kommunikation, Controlling und Fuehrung muessen denselben Wirkungsbegriff verwenden. So wird aus dem Thema kein isoliertes Kapitel, sondern ein pruefbarer Baustein der WÖk-Architektur.</w:t>
-      </w:r>
-    </w:p>
-    <w:p>
-      <w:r>
-        <w:t>Fallfenster zur Anwendung. Eine Organisation plant eine Massnahme und formuliert dazu eine positive Absicht. In der WÖk reicht das nicht. Fuer diese Vorlesung muss sichtbar werden, welche Zustandsveraenderung erwartet wird, welche Empfaenger direkt oder indirekt betroffen sind, welche Nebenwirkungen entstehen koennen und welche Entscheidung spaeter korrigiert wird. Bezogen auf Demokratie als Wirkungsdimension heisst das: Die Analyse muss das konkrete Thema ernst nehmen und zugleich den allgemeinen WÖk-Massstab halten. Es geht nicht darum, die Welt in gute und schlechte Akteure einzuteilen. Es geht darum, Wirkpfade, Wirkungsempfaenger, Datenqualitaet, Risiken und Rueckkopplung so zu beschreiben, dass bessere Entscheidungen moeglich werden.</w:t>
-      </w:r>
-    </w:p>
-    <w:p>
-      <w:r>
-        <w:t>Rueckfluss in den Korpus. Fuer Demokratie als Wirkungsdimension bedeutet jedes Studienskript den Gesamtbestand schaerfen kann, dass die Analyse nicht bei einer Aktivitaet, einem guten Willen oder einer Kennzahl stehen bleiben darf. Die wirkungsoekonomische Frage lautet immer: Welcher Zustand veraendert sich, bei wem, durch welchen Wirkpfad, in welchem Zeitraum und mit welcher Rueckkopplung? Gerade in Grundstudium Wirkungsökonomie ist diese Unterscheidung entscheidend, weil Lernende spaeter nicht nur Begriffe wiedergeben, sondern Entscheidungssituationen pruefen muessen. Der haeufige Fehler besteht darin, neue Einsichten nur lokal im Skript zu belassen. Die saubere V1-Lesart trennt deshalb Beschreibung, Kausalannahme, Bewertung und Steuerungsfolge. Glossar, Website, Journal, Dossiers und Visuals sollen aus der Skriptarbeit lernen. So wird aus dem Thema kein isoliertes Kapitel, sondern ein pruefbarer Baustein der WÖk-Architektur.</w:t>
+        <w:t>Pruefungsnahe Lesart. Aus Warum Demokratie wirtschaftlich zählt laesst sich eine gute Transferfrage ableiten: Welche Entscheidung waere falsch, wenn dieser Abschnitt missverstanden wird? Fuer Demokratie als Wirkungsdimension lautet die Antwort meist nicht einfach "mehr Wirkung", sondern genauer: bessere Unterscheidung, sauberere Daten, klarere Schutzlinie und rueckgekoppelte Steuerung. Jeder Analyseblock fragt nach der Routine, die nach der Bewertung angepasst wird. Wer das im Fall anwenden kann, hat den Kern der Vorlesung verstanden; wer nur Definitionen wiederholt, bleibt unter dem Anspruch der Akademie.</w:t>
+      </w:r>
+    </w:p>
+    <w:p>
+      <w:r>
+        <w:t>Fallfenster zur Anwendung. Ein Kommunikationsbericht nennt viele Aktivitaeten, Reichweiten und Rueckmeldungen. Die V1-Pruefung fragt, ob daraus eine belastbare Wirkungsaussage folgt. Wenn nur Kontakte, Klicks oder Zustimmung vorliegen, bleibt die Aussage im Bereich Wirkungspotenzial oder Resonanz, nicht im Bereich nachgewiesener Wirkung. Bezogen auf Demokratie als Wirkungsdimension heisst das: Die Analyse muss das konkrete Thema ernst nehmen und zugleich den allgemeinen WÖk-Massstab halten. Es geht nicht darum, Akteure moralisch zu sortieren. Es geht darum, Wirkpfade, Wirkungsempfaenger, Datenqualitaet, Risiken und Rueckkopplung so zu beschreiben, dass bessere Entscheidungen moeglich werden.</w:t>
+      </w:r>
+    </w:p>
+    <w:p>
+      <w:r>
+        <w:t>Governance. Der Abschnitt Vertrauen als unsichtbarer Rohstoff ist in V09 kein Zusatzwissen, sondern ein Pruefstein fuer die Grundfrage des Skripts: Was veraendert sich, bei wem, wodurch und mit welcher Rueckkopplung? Fuer Demokratie als Wirkungsdimension wird daran sichtbar, dass Wirkungsbewertung Verfahren, Rechte, Transparenz und Korrektur braucht. Die fachliche Grenze liegt dort, wo Lernende Bewertung als technokratische Top-down-Setzung verstehen. Die saubere Lesart trennt deshalb Beobachtung, Kausalannahme, Bewertung und Steuerungsfolge. In der Anwendung sollte daraus mindestens eine konkrete Begriff, Wirkpfad, Fallbewertung, rote Linie oder Rueckkopplung abgeleitet werden; sonst bleibt das Wissen erklaerend, aber nicht steuerungsfaehig.</w:t>
+      </w:r>
+    </w:p>
+    <w:p>
+      <w:r>
+        <w:t>Anwendung auf Die Öffentlichkeit und die Wahrheit. In einer Fallanalyse beginnt dieser Punkt nicht mit einer Meinung, sondern mit einer belastbaren Beschreibung. Wer V09 pruefungsnah liest, fragt zuerst nach Wirkungsempfaengern, Wirkraum, Zeitraum und Datenquelle. Erst danach folgt die Bewertung im Referenzrahmen Mensch, Planet, Demokratie, SDGs, Agenda 2030 und SDG+. Pruefungsfragen verbinden Begriff, Anwendung, Evidenz und rote Linie. Der typische Kurzschluss waere, reines Auswendiglernen als Kompetenznachweis behandeln. Genau dagegen setzt die WÖk die Pflicht, Wirkungspotenzial, Wirkungsrisiko und positive Netto-Wirkung begrifflich getrennt zu halten.</w:t>
+      </w:r>
+    </w:p>
+    <w:p>
+      <w:r>
+        <w:t>Evidenzregel. Teilhabe und Machtverteilung darf im Skript nicht als dekorativer Begriff stehen bleiben. Der Abschnitt traegt nur dann, wenn er eine pruefbare Aussage erlaubt: Welche Quelle stuetzt die Annahme, welche Unsicherheit bleibt offen und welche Gegenbeobachtung wuerde die Bewertung veraendern? Fuer Demokratie als Wirkungsdimension heisst das, dass WÖk-Begriffe im Alltag nur tragen, wenn sie in Routinen uebersetzt werden. Die Studierenden sollen nicht lernen, einen Score nachzusprechen. Sie sollen erkennen, wann ein Score klaert, wann er verdeckt und wann eine rote Linie die Durchschnittslogik stoppt.</w:t>
+      </w:r>
+    </w:p>
+    <w:p>
+      <w:r>
+        <w:t>Fallfenster zur Anwendung. Eine Organisation plant eine Massnahme und formuliert dazu eine positive Absicht. In der WÖk reicht das nicht. Fuer diese Vorlesung muss sichtbar werden, welche Zustandsveraenderung erwartet wird, welche Empfaenger direkt oder indirekt betroffen sind, welche Nebenwirkungen entstehen koennen und welche Entscheidung spaeter korrigiert wird. Bezogen auf Demokratie als Wirkungsdimension heisst das: Die Analyse muss das konkrete Thema ernst nehmen und zugleich den allgemeinen WÖk-Massstab halten. Es geht nicht darum, Akteure moralisch zu sortieren. Es geht darum, Wirkpfade, Wirkungsempfaenger, Datenqualitaet, Risiken und Rueckkopplung so zu beschreiben, dass bessere Entscheidungen moeglich werden.</w:t>
+      </w:r>
+    </w:p>
+    <w:p>
+      <w:r>
+        <w:t>Transfer in Grundstudium Wirkungsökonomie. Ein Beispiel aus der digitalen Welt verbindet die inhaltliche Deutung mit der spaeteren Praxis. Eine Organisation kann zu Demokratie als Wirkungsdimension sehr ueberzeugend kommunizieren und trotzdem an einen plausiblen Gedanken schon fuer Wirkung zu halten, obwohl Empfaenger, Zustand, Zeitbezug und Quelle fehlen scheitern. Darum muss die V1-Fassung immer auch nach Governance fragen: Wer erhebt Daten, wer bewertet sie, wer traegt die Folgen, wer kann widersprechen und wann wird eine Entscheidung korrigiert? Gute Kommunikation unterscheidet Befund, Annahme und normative Bewertung. So wird aus einem Lehrkapitel eine verantwortbare Arbeitsroutine.</w:t>
       </w:r>
     </w:p>
     <w:p>
       <w:r>
         <w:t>Pruefungsnahe Transferfrage. Formuliere zu V09 eine Wirkungsaussage in drei Saetzen: Erstens den beobachteten oder plausiblen Zustand, zweitens die Daten- oder Quellenlage, drittens die offene Unsicherheit samt Rueckkopplung. Die Antwort muss ohne moralische Personenbewertung auskommen und darf Reichweite nicht mit Wirkung verwechseln.</w:t>
+      </w:r>
+    </w:p>
+    <w:p>
+      <w:r>
+        <w:t>Grenze gegen Scheingenauigkeit. Gerade bei Warum SDG plus notwendig wurde ist Praezision wichtiger als grosse Begriffe. Eine Wirkungsaussage bleibt schwach, wenn sie nur Aktivitaet, Reichweite, Absicht oder Image beschreibt. Stark wird sie erst, wenn sie die Zustandsveraenderung und ihre Bedingungen offenlegt. In V09 ist deshalb entscheidend, jede Wirkungsaussage eine Grenze zieht und diese Grenze begruenden muss. Die Fehlerlinie verlaeuft nicht zwischen Optimismus und Pessimismus, sondern zwischen offengelegter Unsicherheit und rhetorischer Sicherheit ohne Pruefpfad.</w:t>
+      </w:r>
+    </w:p>
+    <w:p>
+      <w:r>
+        <w:t>Pruefungsnahe Lesart. Aus Die Demokratie schützt die anderen Dimensionen laesst sich eine gute Transferfrage ableiten: Welche Entscheidung waere falsch, wenn dieser Abschnitt missverstanden wird? Fuer Demokratie als Wirkungsdimension lautet die Antwort meist nicht einfach "mehr Wirkung", sondern genauer: bessere Unterscheidung, sauberere Daten, klarere Schutzlinie und rueckgekoppelte Steuerung. Szenarien pruefen Sofortwirkung, Folgewirkung und Reversibilitaet getrennt. Wer das im Fall anwenden kann, hat den Kern der Vorlesung verstanden; wer nur Definitionen wiederholt, bleibt unter dem Anspruch der Akademie.</w:t>
+      </w:r>
+    </w:p>
+    <w:p>
+      <w:r>
+        <w:t>Fallfenster zur Anwendung. Eine Fuehrungsentscheidung erzeugt zugleich Nutzen und Risiken. Die WÖk behandelt Ambivalenz nicht als Stoerung, sondern als Kern der Analyse. Positive Netto-Wirkung darf erst behauptet werden, wenn zentrale negative Wirkungen getrennt geprueft und rote Linien gewahrt sind. Bezogen auf Demokratie als Wirkungsdimension heisst das: Die Analyse muss das konkrete Thema ernst nehmen und zugleich den allgemeinen WÖk-Massstab halten. Es geht nicht darum, Akteure moralisch zu sortieren. Es geht darum, Wirkpfade, Wirkungsempfaenger, Datenqualitaet, Risiken und Rueckkopplung so zu beschreiben, dass bessere Entscheidungen moeglich werden.</w:t>
+      </w:r>
+    </w:p>
+    <w:p>
+      <w:r>
+        <w:t>Betroffenenperspektive. Der Abschnitt Eine rote Linie der Denkschule ist in V09 kein Zusatzwissen, sondern ein Pruefstein fuer die Grundfrage des Skripts: Was veraendert sich, bei wem, wodurch und mit welcher Rueckkopplung? Fuer Demokratie als Wirkungsdimension wird daran sichtbar, dass Wirkung nicht am Sender, sondern an veraenderten Zustanden der Empfaenger geprueft wird. Die fachliche Grenze liegt dort, wo Lernende interne Erfolgskennzahlen mit gesellschaftlicher Wirkung verwechseln. Die saubere Lesart trennt deshalb Beobachtung, Kausalannahme, Bewertung und Steuerungsfolge. In der Anwendung sollte daraus mindestens eine konkrete Begriff, Wirkpfad, Fallbewertung, rote Linie oder Rueckkopplung abgeleitet werden; sonst bleibt das Wissen erklaerend, aber nicht steuerungsfaehig.</w:t>
+      </w:r>
+    </w:p>
+    <w:p>
+      <w:r>
+        <w:t>Anwendung auf Was du aus dieser Vorlesung mitnimmst. In einer Fallanalyse beginnt dieser Punkt nicht mit einer Meinung, sondern mit einer belastbaren Beschreibung. Wer V09 pruefungsnah liest, fragt zuerst nach Wirkungsempfaengern, Wirkraum, Zeitraum und Datenquelle. Erst danach folgt die Bewertung im Referenzrahmen Mensch, Planet, Demokratie, SDGs, Agenda 2030 und SDG+. Jede Schlussfolgerung endet mit Entscheidung, Verantwortlichkeit und Termin fuer Rueckpruefung. Der typische Kurzschluss waere, Befunde sammeln, ohne Ressourcen oder Regeln zu veraendern. Genau dagegen setzt die WÖk die Pflicht, Wirkungspotenzial, Wirkungsrisiko und positive Netto-Wirkung begrifflich getrennt zu halten.</w:t>
+      </w:r>
+    </w:p>
+    <w:p>
+      <w:r>
+        <w:t>Evidenzregel. Wirkungsökonomische Vertiefung darf im Skript nicht als dekorativer Begriff stehen bleiben. Der Abschnitt traegt nur dann, wenn er eine pruefbare Aussage erlaubt: Welche Quelle stuetzt die Annahme, welche Unsicherheit bleibt offen und welche Gegenbeobachtung wuerde die Bewertung veraendern? Fuer Demokratie als Wirkungsdimension heisst das, dass WÖk-Aussagen mit bestehenden Begriffen, Studien, Standards und Rechtsrahmen in Beziehung stehen muessen. Die Studierenden sollen nicht lernen, einen Score nachzusprechen. Sie sollen erkennen, wann ein Score klaert, wann er verdeckt und wann eine rote Linie die Durchschnittslogik stoppt.</w:t>
+      </w:r>
+    </w:p>
+    <w:p>
+      <w:r>
+        <w:t>Fallfenster zur Anwendung. Ein Controlling-Team moechte einen Score bilden. Das Skript verlangt, dass Datenqualitaet, Systemgrenzen, Gewichtung, Unsicherheit und Nichtkompensation sichtbar bleiben. Ein Score darf die Diskussion nicht beenden, sondern muss bessere Fragen, Priorisierung und Rueckkopplung ermoeglichen. Bezogen auf Demokratie als Wirkungsdimension heisst das: Die Analyse muss das konkrete Thema ernst nehmen und zugleich den allgemeinen WÖk-Massstab halten. Es geht nicht darum, Akteure moralisch zu sortieren. Es geht darum, Wirkpfade, Wirkungsempfaenger, Datenqualitaet, Risiken und Rueckkopplung so zu beschreiben, dass bessere Entscheidungen moeglich werden.</w:t>
+      </w:r>
+    </w:p>
+    <w:p>
+      <w:r>
+        <w:t>Pruefungsnahe Transferfrage. Formuliere zu V09 eine Wirkungsaussage in drei Saetzen: Erstens den beobachteten oder plausiblen Zustand, zweitens die Daten- oder Quellenlage, drittens die offene Unsicherheit samt Rueckkopplung. Die Antwort muss ohne moralische Personenbewertung auskommen und darf Reichweite nicht mit Wirkung verwechseln.</w:t>
+      </w:r>
+    </w:p>
+    <w:p>
+      <w:r>
+        <w:t>Transfer in Grundstudium Wirkungsökonomie. Prüfungsrelevanz verbindet die inhaltliche Deutung mit der spaeteren Praxis. Eine Organisation kann zu Demokratie als Wirkungsdimension sehr ueberzeugend kommunizieren und trotzdem an einen plausiblen Gedanken schon fuer Wirkung zu halten, obwohl Empfaenger, Zustand, Zeitbezug und Quelle fehlen scheitern. Darum muss die V1-Fassung immer auch nach Governance fragen: Wer erhebt Daten, wer bewertet sie, wer traegt die Folgen, wer kann widersprechen und wann wird eine Entscheidung korrigiert? Die Analyse markiert Stoppsignale vor jeder Portfolio- oder Score-Debatte. So wird aus einem Lehrkapitel eine verantwortbare Arbeitsroutine.</w:t>
       </w:r>
     </w:p>
     <w:p>
@@ -2771,47 +2925,37 @@
         <w:pStyle w:val="Heading3"/>
       </w:pPr>
       <w:r>
-        <w:t>Vertiefungsrunde 2: Lesen, pruefen, rueckkoppeln</w:t>
-      </w:r>
-    </w:p>
-    <w:p>
-      <w:r>
-        <w:t>Die folgende Runde verdichtet V09 nicht durch neue Schlagworte, sondern durch wiederholte Anwendung auf unterschiedliche Entscheidungsebenen. Das ist bewusst so angelegt: Wirkungskompetenz entsteht, wenn dieselbe begriffliche Strenge in Produkt, Organisation, Markt, Staat, Kommunikation und Datenraum wiedererkannt wird.</w:t>
-      </w:r>
-    </w:p>
-    <w:p>
-      <w:r>
-        <w:t>Begriffliche Schaerfung. Fuer Demokratie als Wirkungsdimension bedeutet praezise Sprache die erste Sicherung gegen Impact-Washing ist, dass die Analyse nicht bei einer Aktivitaet, einem guten Willen oder einer Kennzahl stehen bleiben darf. Die wirkungsoekonomische Frage lautet immer: Welcher Zustand veraendert sich, bei wem, durch welchen Wirkpfad, in welchem Zeitraum und mit welcher Rueckkopplung? Gerade in Grundstudium Wirkungsökonomie ist diese Unterscheidung entscheidend, weil Lernende spaeter nicht nur Begriffe wiedergeben, sondern Entscheidungssituationen pruefen muessen. Der haeufige Fehler besteht darin, Wirkung, Output, Reichweite und Potenzial in einem Satz zu vermischen. Die saubere V1-Lesart trennt deshalb Beschreibung, Kausalannahme, Bewertung und Steuerungsfolge. In der Praxis sollte jede Wirkungsaussage als kurze Viererprobe formuliert werden: Zustand, Betroffene, Quelle, offene Unsicherheit. So wird aus dem Thema kein isoliertes Kapitel, sondern ein pruefbarer Baustein der WÖk-Architektur.</w:t>
-      </w:r>
-    </w:p>
-    <w:p>
-      <w:r>
-        <w:t>Wirkpfad-Logik. Fuer Demokratie als Wirkungsdimension bedeutet ein Thema erst dann steuerbar wird, wenn der Mechanismus zwischen Ausloeser und Zustandsveraenderung beschrieben ist, dass die Analyse nicht bei einer Aktivitaet, einem guten Willen oder einer Kennzahl stehen bleiben darf. Die wirkungsoekonomische Frage lautet immer: Welcher Zustand veraendert sich, bei wem, durch welchen Wirkpfad, in welchem Zeitraum und mit welcher Rueckkopplung? Gerade in Grundstudium Wirkungsökonomie ist diese Unterscheidung entscheidend, weil Lernende spaeter nicht nur Begriffe wiedergeben, sondern Entscheidungssituationen pruefen muessen. Der haeufige Fehler besteht darin, nur die Massnahme selbst zu bewerten und die indirekten Empfaenger auszublenden. Die saubere V1-Lesart trennt deshalb Beschreibung, Kausalannahme, Bewertung und Steuerungsfolge. Eine gute Fallanalyse zeichnet mindestens einen direkten und einen indirekten Wirkpfad nach. So wird aus dem Thema kein isoliertes Kapitel, sondern ein pruefbarer Baustein der WÖk-Architektur.</w:t>
-      </w:r>
-    </w:p>
-    <w:p>
-      <w:r>
-        <w:t>Fallfenster zur Anwendung. Eine Fuehrungsentscheidung erzeugt zugleich Nutzen und Risiken. Die WÖk behandelt Ambivalenz nicht als Stoerung, sondern als Kern der Analyse. Positive Netto-Wirkung darf erst behauptet werden, wenn zentrale negative Wirkungen getrennt geprueft und rote Linien gewahrt sind. Bezogen auf Demokratie als Wirkungsdimension heisst das: Die Analyse muss das konkrete Thema ernst nehmen und zugleich den allgemeinen WÖk-Massstab halten. Es geht nicht darum, die Welt in gute und schlechte Akteure einzuteilen. Es geht darum, Wirkpfade, Wirkungsempfaenger, Datenqualitaet, Risiken und Rueckkopplung so zu beschreiben, dass bessere Entscheidungen moeglich werden.</w:t>
-      </w:r>
-    </w:p>
-    <w:p>
-      <w:r>
-        <w:t>Daten- und Quellenklarheit. Fuer Demokratie als Wirkungsdimension bedeutet jede Bewertung nur so belastbar ist wie Datenlage, Quellenstatus und Aktualitaet, dass die Analyse nicht bei einer Aktivitaet, einem guten Willen oder einer Kennzahl stehen bleiben darf. Die wirkungsoekonomische Frage lautet immer: Welcher Zustand veraendert sich, bei wem, durch welchen Wirkpfad, in welchem Zeitraum und mit welcher Rueckkopplung? Gerade in Grundstudium Wirkungsökonomie ist diese Unterscheidung entscheidend, weil Lernende spaeter nicht nur Begriffe wiedergeben, sondern Entscheidungssituationen pruefen muessen. Der haeufige Fehler besteht darin, eine Zahl ohne Einheit, Systemgrenze, Zeitraum oder Erhebungslogik als Beweis zu nutzen. Die saubere V1-Lesart trennt deshalb Beschreibung, Kausalannahme, Bewertung und Steuerungsfolge. Die Lernenden sollen Daten nicht dekorativ zitieren, sondern ihre Aussagekraft, Luecken und Grenzen offenlegen. So wird aus dem Thema kein isoliertes Kapitel, sondern ein pruefbarer Baustein der WÖk-Architektur.</w:t>
-      </w:r>
-    </w:p>
-    <w:p>
-      <w:r>
-        <w:t>Ambivalenz. Fuer Demokratie als Wirkungsdimension bedeutet positive und negative Zustandsveraenderungen gleichzeitig auftreten koennen, dass die Analyse nicht bei einer Aktivitaet, einem guten Willen oder einer Kennzahl stehen bleiben darf. Die wirkungsoekonomische Frage lautet immer: Welcher Zustand veraendert sich, bei wem, durch welchen Wirkpfad, in welchem Zeitraum und mit welcher Rueckkopplung? Gerade in Grundstudium Wirkungsökonomie ist diese Unterscheidung entscheidend, weil Lernende spaeter nicht nur Begriffe wiedergeben, sondern Entscheidungssituationen pruefen muessen. Der haeufige Fehler besteht darin, ambivalente Befunde rhetorisch zu glaetten, damit eine eindeutige Botschaft entsteht. Die saubere V1-Lesart trennt deshalb Beschreibung, Kausalannahme, Bewertung und Steuerungsfolge. Ein gutes Skript fuehrt deshalb Profile, Zielkonflikte und offene Punkte nebeneinander. So wird aus dem Thema kein isoliertes Kapitel, sondern ein pruefbarer Baustein der WÖk-Architektur.</w:t>
-      </w:r>
-    </w:p>
-    <w:p>
-      <w:r>
-        <w:t>Nichtkompensation. Fuer Demokratie als Wirkungsdimension bedeutet schwere zentrale Schaeden nicht durch beliebige positive Einzelwerte neutralisiert werden duerfen, dass die Analyse nicht bei einer Aktivitaet, einem guten Willen oder einer Kennzahl stehen bleiben darf. Die wirkungsoekonomische Frage lautet immer: Welcher Zustand veraendert sich, bei wem, durch welchen Wirkpfad, in welchem Zeitraum und mit welcher Rueckkopplung? Gerade in Grundstudium Wirkungsökonomie ist diese Unterscheidung entscheidend, weil Lernende spaeter nicht nur Begriffe wiedergeben, sondern Entscheidungssituationen pruefen muessen. Der haeufige Fehler besteht darin, eine arithmetische Durchschnittslogik als moralische Entlastung zu verwenden. Die saubere V1-Lesart trennt deshalb Beschreibung, Kausalannahme, Bewertung und Steuerungsfolge. Reverse Merit Order und rote Linien sind Schutzregeln gegen Schoenrechnung. So wird aus dem Thema kein isoliertes Kapitel, sondern ein pruefbarer Baustein der WÖk-Architektur.</w:t>
-      </w:r>
-    </w:p>
-    <w:p>
-      <w:r>
-        <w:t>Fallfenster zur Anwendung. Ein Controlling-Team moechte einen Score bilden. Das Skript verlangt, dass Datenqualitaet, Systemgrenzen, Gewichtung, Unsicherheit und Nichtkompensation sichtbar bleiben. Ein Score darf die Diskussion nicht beenden, sondern muss bessere Fragen, Priorisierung und Rueckkopplung ermoeglichen. Bezogen auf Demokratie als Wirkungsdimension heisst das: Die Analyse muss das konkrete Thema ernst nehmen und zugleich den allgemeinen WÖk-Massstab halten. Es geht nicht darum, die Welt in gute und schlechte Akteure einzuteilen. Es geht darum, Wirkpfade, Wirkungsempfaenger, Datenqualitaet, Risiken und Rueckkopplung so zu beschreiben, dass bessere Entscheidungen moeglich werden.</w:t>
+        <w:t>Abschlusskommentar 2: Lesen, pruefen, rueckkoppeln</w:t>
+      </w:r>
+    </w:p>
+    <w:p>
+      <w:r>
+        <w:t>Die folgende Verdichtung fuehrt die vorhandenen Kapitel nicht als Wiederholung, sondern als Anwendung zusammen. Wirkungskompetenz entsteht, wenn dieselbe begriffliche Strenge in Fallanalyse, Datenarbeit, Kommunikation, Governance und Entscheidungspraxis wiedererkannt wird.</w:t>
+      </w:r>
+    </w:p>
+    <w:p>
+      <w:r>
+        <w:t>Grenze gegen Scheingenauigkeit. Gerade bei Lernziele ist Praezision wichtiger als grosse Begriffe. Eine Wirkungsaussage bleibt schwach, wenn sie nur Aktivitaet, Reichweite, Absicht oder Image beschreibt. Stark wird sie erst, wenn sie die Zustandsveraenderung und ihre Bedingungen offenlegt. In V09 ist deshalb entscheidend, praezise Sprache die erste Sicherung gegen Impact-Washing bildet. Die Fehlerlinie verlaeuft nicht zwischen Optimismus und Pessimismus, sondern zwischen offengelegter Unsicherheit und rhetorischer Sicherheit ohne Pruefpfad.</w:t>
+      </w:r>
+    </w:p>
+    <w:p>
+      <w:r>
+        <w:t>Pruefungsnahe Lesart. Aus Einleitung / Wirkungsfrage laesst sich eine gute Transferfrage ableiten: Welche Entscheidung waere falsch, wenn dieser Abschnitt missverstanden wird? Fuer Demokratie als Wirkungsdimension lautet die Antwort meist nicht einfach "mehr Wirkung", sondern genauer: bessere Unterscheidung, sauberere Daten, klarere Schutzlinie und rueckgekoppelte Steuerung. Mindestens ein direkter und ein indirekter Wirkpfad muessen nachvollziehbar sein. Wer das im Fall anwenden kann, hat den Kern der Vorlesung verstanden; wer nur Definitionen wiederholt, bleibt unter dem Anspruch der Akademie.</w:t>
+      </w:r>
+    </w:p>
+    <w:p>
+      <w:r>
+        <w:t>Fallfenster zur Anwendung. Ein Kommunikationsbericht nennt viele Aktivitaeten, Reichweiten und Rueckmeldungen. Die V1-Pruefung fragt, ob daraus eine belastbare Wirkungsaussage folgt. Wenn nur Kontakte, Klicks oder Zustimmung vorliegen, bleibt die Aussage im Bereich Wirkungspotenzial oder Resonanz, nicht im Bereich nachgewiesener Wirkung. Bezogen auf Demokratie als Wirkungsdimension heisst das: Die Analyse muss das konkrete Thema ernst nehmen und zugleich den allgemeinen WÖk-Massstab halten. Es geht nicht darum, Akteure moralisch zu sortieren. Es geht darum, Wirkpfade, Wirkungsempfaenger, Datenqualitaet, Risiken und Rueckkopplung so zu beschreiben, dass bessere Entscheidungen moeglich werden.</w:t>
+      </w:r>
+    </w:p>
+    <w:p>
+      <w:r>
+        <w:t>Daten- und Quellenklarheit. Der Abschnitt Kernaussage ist in V09 kein Zusatzwissen, sondern ein Pruefstein fuer die Grundfrage des Skripts: Was veraendert sich, bei wem, wodurch und mit welcher Rueckkopplung? Fuer Demokratie als Wirkungsdimension wird daran sichtbar, dass jede Bewertung nur so belastbar ist wie Datenlage, Quellenstatus, Aktualitaet und Systemgrenze. Die fachliche Grenze liegt dort, wo Lernende eine Zahl ohne Einheit, Zeitraum oder Erhebungslogik als Beweis nutzen. Die saubere Lesart trennt deshalb Beobachtung, Kausalannahme, Bewertung und Steuerungsfolge. In der Anwendung sollte daraus mindestens eine konkrete Begriff, Wirkpfad, Fallbewertung, rote Linie oder Rueckkopplung abgeleitet werden; sonst bleibt das Wissen erklaerend, aber nicht steuerungsfaehig.</w:t>
+      </w:r>
+    </w:p>
+    <w:p>
+      <w:r>
+        <w:t>Anwendung auf Quelltext und fachliche Grundlegung. In einer Fallanalyse beginnt dieser Punkt nicht mit einer Meinung, sondern mit einer belastbaren Beschreibung. Wer V09 pruefungsnah liest, fragt zuerst nach Wirkungsempfaengern, Wirkraum, Zeitraum und Datenquelle. Erst danach folgt die Bewertung im Referenzrahmen Mensch, Planet, Demokratie, SDGs, Agenda 2030 und SDG+. Profile, Zielkonflikte und offene Punkte werden nebeneinander gefuehrt. Der typische Kurzschluss waere, ambivalente Befunde glaetten, damit eine eindeutige Botschaft entsteht. Genau dagegen setzt die WÖk die Pflicht, Wirkungspotenzial, Wirkungsrisiko und positive Netto-Wirkung begrifflich getrennt zu halten.</w:t>
       </w:r>
     </w:p>
     <w:p>
@@ -2821,37 +2965,92 @@
     </w:p>
     <w:p>
       <w:r>
-        <w:t>Rueckkopplung. Fuer Demokratie als Wirkungsdimension bedeutet Wirkungswissen erst dann wertvoll wird, wenn es Entscheidungen veraendert, dass die Analyse nicht bei einer Aktivitaet, einem guten Willen oder einer Kennzahl stehen bleiben darf. Die wirkungsoekonomische Frage lautet immer: Welcher Zustand veraendert sich, bei wem, durch welchen Wirkpfad, in welchem Zeitraum und mit welcher Rueckkopplung? Gerade in Grundstudium Wirkungsökonomie ist diese Unterscheidung entscheidend, weil Lernende spaeter nicht nur Begriffe wiedergeben, sondern Entscheidungssituationen pruefen muessen. Der haeufige Fehler besteht darin, einen Bericht als Endpunkt zu betrachten. Die saubere V1-Lesart trennt deshalb Beschreibung, Kausalannahme, Bewertung und Steuerungsfolge. Jeder Analyseblock sollte fragen, welche Routine, welcher Prozess oder welche Ressource nach der Bewertung angepasst wird. So wird aus dem Thema kein isoliertes Kapitel, sondern ein pruefbarer Baustein der WÖk-Architektur.</w:t>
-      </w:r>
-    </w:p>
-    <w:p>
-      <w:r>
-        <w:t>Governance. Fuer Demokratie als Wirkungsdimension bedeutet Wirkungsbewertung Verfahren, Rechte, Transparenz und Korrektur braucht, dass die Analyse nicht bei einer Aktivitaet, einem guten Willen oder einer Kennzahl stehen bleiben darf. Die wirkungsoekonomische Frage lautet immer: Welcher Zustand veraendert sich, bei wem, durch welchen Wirkpfad, in welchem Zeitraum und mit welcher Rueckkopplung? Gerade in Grundstudium Wirkungsökonomie ist diese Unterscheidung entscheidend, weil Lernende spaeter nicht nur Begriffe wiedergeben, sondern Entscheidungssituationen pruefen muessen. Der haeufige Fehler besteht darin, Bewertung als technokratische Top-down-Setzung zu verstehen. Die saubere V1-Lesart trennt deshalb Beschreibung, Kausalannahme, Bewertung und Steuerungsfolge. Betroffene, Datenhalter, Entscheider und Kontrollinstanzen muessen unterscheidbare Rollen behalten. So wird aus dem Thema kein isoliertes Kapitel, sondern ein pruefbarer Baustein der WÖk-Architektur.</w:t>
-      </w:r>
-    </w:p>
-    <w:p>
-      <w:r>
-        <w:t>Didaktische Pruefbarkeit. Fuer Demokratie als Wirkungsdimension bedeutet das Thema in der Akademie nicht nur erklaert, sondern in Falllogik ueberfuehrt werden muss, dass die Analyse nicht bei einer Aktivitaet, einem guten Willen oder einer Kennzahl stehen bleiben darf. Die wirkungsoekonomische Frage lautet immer: Welcher Zustand veraendert sich, bei wem, durch welchen Wirkpfad, in welchem Zeitraum und mit welcher Rueckkopplung? Gerade in Grundstudium Wirkungsökonomie ist diese Unterscheidung entscheidend, weil Lernende spaeter nicht nur Begriffe wiedergeben, sondern Entscheidungssituationen pruefen muessen. Der haeufige Fehler besteht darin, reines Auswendiglernen als Kompetenznachweis zu behandeln. Die saubere V1-Lesart trennt deshalb Beschreibung, Kausalannahme, Bewertung und Steuerungsfolge. Pruefungsfragen sollen Begriffe, Anwendung und rote Linien verbinden. So wird aus dem Thema kein isoliertes Kapitel, sondern ein pruefbarer Baustein der WÖk-Architektur.</w:t>
-      </w:r>
-    </w:p>
-    <w:p>
-      <w:r>
-        <w:t>Fallfenster zur Anwendung. Ein Kommunikationsbericht nennt viele Aktivitaeten, Reichweiten und Rueckmeldungen. Die V1-Pruefung fragt, ob daraus eine belastbare Wirkungsaussage folgt. Wenn nur Kontakte, Klicks oder Zustimmung vorliegen, bleibt die Aussage im Bereich Wirkungspotenzial oder Resonanz, nicht im Bereich nachgewiesener Wirkung. Bezogen auf Demokratie als Wirkungsdimension heisst das: Die Analyse muss das konkrete Thema ernst nehmen und zugleich den allgemeinen WÖk-Massstab halten. Es geht nicht darum, die Welt in gute und schlechte Akteure einzuteilen. Es geht darum, Wirkpfade, Wirkungsempfaenger, Datenqualitaet, Risiken und Rueckkopplung so zu beschreiben, dass bessere Entscheidungen moeglich werden.</w:t>
-      </w:r>
-    </w:p>
-    <w:p>
-      <w:r>
-        <w:t>Transfer in Organisationen. Fuer Demokratie als Wirkungsdimension bedeutet WÖk-Begriffe im Alltag nur tragen, wenn sie in Routinen uebersetzt werden, dass die Analyse nicht bei einer Aktivitaet, einem guten Willen oder einer Kennzahl stehen bleiben darf. Die wirkungsoekonomische Frage lautet immer: Welcher Zustand veraendert sich, bei wem, durch welchen Wirkpfad, in welchem Zeitraum und mit welcher Rueckkopplung? Gerade in Grundstudium Wirkungsökonomie ist diese Unterscheidung entscheidend, weil Lernende spaeter nicht nur Begriffe wiedergeben, sondern Entscheidungssituationen pruefen muessen. Der haeufige Fehler besteht darin, die Verantwortung an eine Nachhaltigkeitsabteilung auszulagern. Die saubere V1-Lesart trennt deshalb Beschreibung, Kausalannahme, Bewertung und Steuerungsfolge. Strategie, Einkauf, Kommunikation, Controlling und Fuehrung muessen denselben Wirkungsbegriff verwenden. So wird aus dem Thema kein isoliertes Kapitel, sondern ein pruefbarer Baustein der WÖk-Architektur.</w:t>
-      </w:r>
-    </w:p>
-    <w:p>
-      <w:r>
-        <w:t>Rueckfluss in den Korpus. Fuer Demokratie als Wirkungsdimension bedeutet jedes Studienskript den Gesamtbestand schaerfen kann, dass die Analyse nicht bei einer Aktivitaet, einem guten Willen oder einer Kennzahl stehen bleiben darf. Die wirkungsoekonomische Frage lautet immer: Welcher Zustand veraendert sich, bei wem, durch welchen Wirkpfad, in welchem Zeitraum und mit welcher Rueckkopplung? Gerade in Grundstudium Wirkungsökonomie ist diese Unterscheidung entscheidend, weil Lernende spaeter nicht nur Begriffe wiedergeben, sondern Entscheidungssituationen pruefen muessen. Der haeufige Fehler besteht darin, neue Einsichten nur lokal im Skript zu belassen. Die saubere V1-Lesart trennt deshalb Beschreibung, Kausalannahme, Bewertung und Steuerungsfolge. Glossar, Website, Journal, Dossiers und Visuals sollen aus der Skriptarbeit lernen. So wird aus dem Thema kein isoliertes Kapitel, sondern ein pruefbarer Baustein der WÖk-Architektur.</w:t>
+        <w:t>Evidenzregel. Die oft vergessene dritte Dimension darf im Skript nicht als dekorativer Begriff stehen bleiben. Der Abschnitt traegt nur dann, wenn er eine pruefbare Aussage erlaubt: Welche Quelle stuetzt die Annahme, welche Unsicherheit bleibt offen und welche Gegenbeobachtung wuerde die Bewertung veraendern? Fuer Demokratie als Wirkungsdimension heisst das, dass schwere zentrale Schaeden nicht durch beliebige positive Einzelwerte neutralisiert werden duerfen. Die Studierenden sollen nicht lernen, einen Score nachzusprechen. Sie sollen erkennen, wann ein Score klaert, wann er verdeckt und wann eine rote Linie die Durchschnittslogik stoppt.</w:t>
+      </w:r>
+    </w:p>
+    <w:p>
+      <w:r>
+        <w:t>Fallfenster zur Anwendung. Eine Organisation plant eine Massnahme und formuliert dazu eine positive Absicht. In der WÖk reicht das nicht. Fuer diese Vorlesung muss sichtbar werden, welche Zustandsveraenderung erwartet wird, welche Empfaenger direkt oder indirekt betroffen sind, welche Nebenwirkungen entstehen koennen und welche Entscheidung spaeter korrigiert wird. Bezogen auf Demokratie als Wirkungsdimension heisst das: Die Analyse muss das konkrete Thema ernst nehmen und zugleich den allgemeinen WÖk-Massstab halten. Es geht nicht darum, Akteure moralisch zu sortieren. Es geht darum, Wirkpfade, Wirkungsempfaenger, Datenqualitaet, Risiken und Rueckkopplung so zu beschreiben, dass bessere Entscheidungen moeglich werden.</w:t>
+      </w:r>
+    </w:p>
+    <w:p>
+      <w:r>
+        <w:t>Transfer in Grundstudium Wirkungsökonomie. Warum Demokratie wirtschaftlich zählt verbindet die inhaltliche Deutung mit der spaeteren Praxis. Eine Organisation kann zu Demokratie als Wirkungsdimension sehr ueberzeugend kommunizieren und trotzdem an einen plausiblen Gedanken schon fuer Wirkung zu halten, obwohl Empfaenger, Zustand, Zeitbezug und Quelle fehlen scheitern. Darum muss die V1-Fassung immer auch nach Governance fragen: Wer erhebt Daten, wer bewertet sie, wer traegt die Folgen, wer kann widersprechen und wann wird eine Entscheidung korrigiert? Jeder Analyseblock fragt nach der Routine, die nach der Bewertung angepasst wird. So wird aus einem Lehrkapitel eine verantwortbare Arbeitsroutine.</w:t>
+      </w:r>
+    </w:p>
+    <w:p>
+      <w:r>
+        <w:t>Grenze gegen Scheingenauigkeit. Gerade bei Vertrauen als unsichtbarer Rohstoff ist Praezision wichtiger als grosse Begriffe. Eine Wirkungsaussage bleibt schwach, wenn sie nur Aktivitaet, Reichweite, Absicht oder Image beschreibt. Stark wird sie erst, wenn sie die Zustandsveraenderung und ihre Bedingungen offenlegt. In V09 ist deshalb entscheidend, Wirkungsbewertung Verfahren, Rechte, Transparenz und Korrektur braucht. Die Fehlerlinie verlaeuft nicht zwischen Optimismus und Pessimismus, sondern zwischen offengelegter Unsicherheit und rhetorischer Sicherheit ohne Pruefpfad.</w:t>
+      </w:r>
+    </w:p>
+    <w:p>
+      <w:r>
+        <w:t>Pruefungsnahe Lesart. Aus Die Öffentlichkeit und die Wahrheit laesst sich eine gute Transferfrage ableiten: Welche Entscheidung waere falsch, wenn dieser Abschnitt missverstanden wird? Fuer Demokratie als Wirkungsdimension lautet die Antwort meist nicht einfach "mehr Wirkung", sondern genauer: bessere Unterscheidung, sauberere Daten, klarere Schutzlinie und rueckgekoppelte Steuerung. Pruefungsfragen verbinden Begriff, Anwendung, Evidenz und rote Linie. Wer das im Fall anwenden kann, hat den Kern der Vorlesung verstanden; wer nur Definitionen wiederholt, bleibt unter dem Anspruch der Akademie.</w:t>
+      </w:r>
+    </w:p>
+    <w:p>
+      <w:r>
+        <w:t>Fallfenster zur Anwendung. Eine Fuehrungsentscheidung erzeugt zugleich Nutzen und Risiken. Die WÖk behandelt Ambivalenz nicht als Stoerung, sondern als Kern der Analyse. Positive Netto-Wirkung darf erst behauptet werden, wenn zentrale negative Wirkungen getrennt geprueft und rote Linien gewahrt sind. Bezogen auf Demokratie als Wirkungsdimension heisst das: Die Analyse muss das konkrete Thema ernst nehmen und zugleich den allgemeinen WÖk-Massstab halten. Es geht nicht darum, Akteure moralisch zu sortieren. Es geht darum, Wirkpfade, Wirkungsempfaenger, Datenqualitaet, Risiken und Rueckkopplung so zu beschreiben, dass bessere Entscheidungen moeglich werden.</w:t>
+      </w:r>
+    </w:p>
+    <w:p>
+      <w:r>
+        <w:t>Organisationale Umsetzung. Der Abschnitt Teilhabe und Machtverteilung ist in V09 kein Zusatzwissen, sondern ein Pruefstein fuer die Grundfrage des Skripts: Was veraendert sich, bei wem, wodurch und mit welcher Rueckkopplung? Fuer Demokratie als Wirkungsdimension wird daran sichtbar, dass WÖk-Begriffe im Alltag nur tragen, wenn sie in Routinen uebersetzt werden. Die fachliche Grenze liegt dort, wo Lernende Verantwortung an eine einzelne Nachhaltigkeitsfunktion auslagern. Die saubere Lesart trennt deshalb Beobachtung, Kausalannahme, Bewertung und Steuerungsfolge. In der Anwendung sollte daraus mindestens eine konkrete Begriff, Wirkpfad, Fallbewertung, rote Linie oder Rueckkopplung abgeleitet werden; sonst bleibt das Wissen erklaerend, aber nicht steuerungsfaehig.</w:t>
       </w:r>
     </w:p>
     <w:p>
       <w:r>
         <w:t>Pruefungsnahe Transferfrage. Formuliere zu V09 eine Wirkungsaussage in drei Saetzen: Erstens den beobachteten oder plausiblen Zustand, zweitens die Daten- oder Quellenlage, drittens die offene Unsicherheit samt Rueckkopplung. Die Antwort muss ohne moralische Personenbewertung auskommen und darf Reichweite nicht mit Wirkung verwechseln.</w:t>
+      </w:r>
+    </w:p>
+    <w:p>
+      <w:r>
+        <w:t>Anwendung auf Ein Beispiel aus der digitalen Welt. In einer Fallanalyse beginnt dieser Punkt nicht mit einer Meinung, sondern mit einer belastbaren Beschreibung. Wer V09 pruefungsnah liest, fragt zuerst nach Wirkungsempfaengern, Wirkraum, Zeitraum und Datenquelle. Erst danach folgt die Bewertung im Referenzrahmen Mensch, Planet, Demokratie, SDGs, Agenda 2030 und SDG+. Gute Kommunikation unterscheidet Befund, Annahme und normative Bewertung. Der typische Kurzschluss waere, Eindeutigkeit behaupten, wo die Datenlage nur Potenzial oder Risiko traegt. Genau dagegen setzt die WÖk die Pflicht, Wirkungspotenzial, Wirkungsrisiko und positive Netto-Wirkung begrifflich getrennt zu halten.</w:t>
+      </w:r>
+    </w:p>
+    <w:p>
+      <w:r>
+        <w:t>Evidenzregel. Warum SDG plus notwendig wurde darf im Skript nicht als dekorativer Begriff stehen bleiben. Der Abschnitt traegt nur dann, wenn er eine pruefbare Aussage erlaubt: Welche Quelle stuetzt die Annahme, welche Unsicherheit bleibt offen und welche Gegenbeobachtung wuerde die Bewertung veraendern? Fuer Demokratie als Wirkungsdimension heisst das, dass jede Wirkungsaussage eine Grenze zieht und diese Grenze begruenden muss. Die Studierenden sollen nicht lernen, einen Score nachzusprechen. Sie sollen erkennen, wann ein Score klaert, wann er verdeckt und wann eine rote Linie die Durchschnittslogik stoppt.</w:t>
+      </w:r>
+    </w:p>
+    <w:p>
+      <w:r>
+        <w:t>Fallfenster zur Anwendung. Ein Controlling-Team moechte einen Score bilden. Das Skript verlangt, dass Datenqualitaet, Systemgrenzen, Gewichtung, Unsicherheit und Nichtkompensation sichtbar bleiben. Ein Score darf die Diskussion nicht beenden, sondern muss bessere Fragen, Priorisierung und Rueckkopplung ermoeglichen. Bezogen auf Demokratie als Wirkungsdimension heisst das: Die Analyse muss das konkrete Thema ernst nehmen und zugleich den allgemeinen WÖk-Massstab halten. Es geht nicht darum, Akteure moralisch zu sortieren. Es geht darum, Wirkpfade, Wirkungsempfaenger, Datenqualitaet, Risiken und Rueckkopplung so zu beschreiben, dass bessere Entscheidungen moeglich werden.</w:t>
+      </w:r>
+    </w:p>
+    <w:p>
+      <w:r>
+        <w:t>Transfer in Grundstudium Wirkungsökonomie. Die Demokratie schützt die anderen Dimensionen verbindet die inhaltliche Deutung mit der spaeteren Praxis. Eine Organisation kann zu Demokratie als Wirkungsdimension sehr ueberzeugend kommunizieren und trotzdem an einen plausiblen Gedanken schon fuer Wirkung zu halten, obwohl Empfaenger, Zustand, Zeitbezug und Quelle fehlen scheitern. Darum muss die V1-Fassung immer auch nach Governance fragen: Wer erhebt Daten, wer bewertet sie, wer traegt die Folgen, wer kann widersprechen und wann wird eine Entscheidung korrigiert? Szenarien pruefen Sofortwirkung, Folgewirkung und Reversibilitaet getrennt. So wird aus einem Lehrkapitel eine verantwortbare Arbeitsroutine.</w:t>
+      </w:r>
+    </w:p>
+    <w:p>
+      <w:r>
+        <w:t>Grenze gegen Scheingenauigkeit. Gerade bei Eine rote Linie der Denkschule ist Praezision wichtiger als grosse Begriffe. Eine Wirkungsaussage bleibt schwach, wenn sie nur Aktivitaet, Reichweite, Absicht oder Image beschreibt. Stark wird sie erst, wenn sie die Zustandsveraenderung und ihre Bedingungen offenlegt. In V09 ist deshalb entscheidend, Wirkung nicht am Sender, sondern an veraenderten Zustanden der Empfaenger geprueft wird. Die Fehlerlinie verlaeuft nicht zwischen Optimismus und Pessimismus, sondern zwischen offengelegter Unsicherheit und rhetorischer Sicherheit ohne Pruefpfad.</w:t>
+      </w:r>
+    </w:p>
+    <w:p>
+      <w:r>
+        <w:t>Pruefungsnahe Lesart. Aus Was du aus dieser Vorlesung mitnimmst laesst sich eine gute Transferfrage ableiten: Welche Entscheidung waere falsch, wenn dieser Abschnitt missverstanden wird? Fuer Demokratie als Wirkungsdimension lautet die Antwort meist nicht einfach "mehr Wirkung", sondern genauer: bessere Unterscheidung, sauberere Daten, klarere Schutzlinie und rueckgekoppelte Steuerung. Jede Schlussfolgerung endet mit Entscheidung, Verantwortlichkeit und Termin fuer Rueckpruefung. Wer das im Fall anwenden kann, hat den Kern der Vorlesung verstanden; wer nur Definitionen wiederholt, bleibt unter dem Anspruch der Akademie.</w:t>
+      </w:r>
+    </w:p>
+    <w:p>
+      <w:r>
+        <w:t>Fallfenster zur Anwendung. Ein Kommunikationsbericht nennt viele Aktivitaeten, Reichweiten und Rueckmeldungen. Die V1-Pruefung fragt, ob daraus eine belastbare Wirkungsaussage folgt. Wenn nur Kontakte, Klicks oder Zustimmung vorliegen, bleibt die Aussage im Bereich Wirkungspotenzial oder Resonanz, nicht im Bereich nachgewiesener Wirkung. Bezogen auf Demokratie als Wirkungsdimension heisst das: Die Analyse muss das konkrete Thema ernst nehmen und zugleich den allgemeinen WÖk-Massstab halten. Es geht nicht darum, Akteure moralisch zu sortieren. Es geht darum, Wirkpfade, Wirkungsempfaenger, Datenqualitaet, Risiken und Rueckkopplung so zu beschreiben, dass bessere Entscheidungen moeglich werden.</w:t>
+      </w:r>
+    </w:p>
+    <w:p>
+      <w:r>
+        <w:t>Pruefungsnahe Transferfrage. Formuliere zu V09 eine Wirkungsaussage in drei Saetzen: Erstens den beobachteten oder plausiblen Zustand, zweitens die Daten- oder Quellenlage, drittens die offene Unsicherheit samt Rueckkopplung. Die Antwort muss ohne moralische Personenbewertung auskommen und darf Reichweite nicht mit Wirkung verwechseln.</w:t>
+      </w:r>
+    </w:p>
+    <w:p>
+      <w:r>
+        <w:t>Wissenschaftliche Anschlussfaehigkeit. Der Abschnitt Wirkungsökonomische Vertiefung ist in V09 kein Zusatzwissen, sondern ein Pruefstein fuer die Grundfrage des Skripts: Was veraendert sich, bei wem, wodurch und mit welcher Rueckkopplung? Fuer Demokratie als Wirkungsdimension wird daran sichtbar, dass WÖk-Aussagen mit bestehenden Begriffen, Studien, Standards und Rechtsrahmen in Beziehung stehen muessen. Die fachliche Grenze liegt dort, wo Lernende hausinterne Sprache als Ersatz fuer zitierfaehige Begruendung verwenden. Die saubere Lesart trennt deshalb Beobachtung, Kausalannahme, Bewertung und Steuerungsfolge. In der Anwendung sollte daraus mindestens eine konkrete Begriff, Wirkpfad, Fallbewertung, rote Linie oder Rueckkopplung abgeleitet werden; sonst bleibt das Wissen erklaerend, aber nicht steuerungsfaehig.</w:t>
+      </w:r>
+    </w:p>
+    <w:p>
+      <w:r>
+        <w:t>Anwendung auf Prüfungsrelevanz. In einer Fallanalyse beginnt dieser Punkt nicht mit einer Meinung, sondern mit einer belastbaren Beschreibung. Wer V09 pruefungsnah liest, fragt zuerst nach Wirkungsempfaengern, Wirkraum, Zeitraum und Datenquelle. Erst danach folgt die Bewertung im Referenzrahmen Mensch, Planet, Demokratie, SDGs, Agenda 2030 und SDG+. Die Analyse markiert Stoppsignale vor jeder Portfolio- oder Score-Debatte. Der typische Kurzschluss waere, ein gutes Teilresultat gegen zentrale Schaeden aufrechnen. Genau dagegen setzt die WÖk die Pflicht, Wirkungspotenzial, Wirkungsrisiko und positive Netto-Wirkung begrifflich getrennt zu halten.</w:t>
       </w:r>
     </w:p>
     <w:p>
@@ -2859,47 +3058,32 @@
         <w:pStyle w:val="Heading3"/>
       </w:pPr>
       <w:r>
-        <w:t>Vertiefungsrunde 3: Lesen, pruefen, rueckkoppeln</w:t>
-      </w:r>
-    </w:p>
-    <w:p>
-      <w:r>
-        <w:t>Die folgende Runde verdichtet V09 nicht durch neue Schlagworte, sondern durch wiederholte Anwendung auf unterschiedliche Entscheidungsebenen. Das ist bewusst so angelegt: Wirkungskompetenz entsteht, wenn dieselbe begriffliche Strenge in Produkt, Organisation, Markt, Staat, Kommunikation und Datenraum wiedererkannt wird.</w:t>
-      </w:r>
-    </w:p>
-    <w:p>
-      <w:r>
-        <w:t>Begriffliche Schaerfung. Fuer Demokratie als Wirkungsdimension bedeutet praezise Sprache die erste Sicherung gegen Impact-Washing ist, dass die Analyse nicht bei einer Aktivitaet, einem guten Willen oder einer Kennzahl stehen bleiben darf. Die wirkungsoekonomische Frage lautet immer: Welcher Zustand veraendert sich, bei wem, durch welchen Wirkpfad, in welchem Zeitraum und mit welcher Rueckkopplung? Gerade in Grundstudium Wirkungsökonomie ist diese Unterscheidung entscheidend, weil Lernende spaeter nicht nur Begriffe wiedergeben, sondern Entscheidungssituationen pruefen muessen. Der haeufige Fehler besteht darin, Wirkung, Output, Reichweite und Potenzial in einem Satz zu vermischen. Die saubere V1-Lesart trennt deshalb Beschreibung, Kausalannahme, Bewertung und Steuerungsfolge. In der Praxis sollte jede Wirkungsaussage als kurze Viererprobe formuliert werden: Zustand, Betroffene, Quelle, offene Unsicherheit. So wird aus dem Thema kein isoliertes Kapitel, sondern ein pruefbarer Baustein der WÖk-Architektur.</w:t>
-      </w:r>
-    </w:p>
-    <w:p>
-      <w:r>
-        <w:t>Fallfenster zur Anwendung. Eine Organisation plant eine Massnahme und formuliert dazu eine positive Absicht. In der WÖk reicht das nicht. Fuer diese Vorlesung muss sichtbar werden, welche Zustandsveraenderung erwartet wird, welche Empfaenger direkt oder indirekt betroffen sind, welche Nebenwirkungen entstehen koennen und welche Entscheidung spaeter korrigiert wird. Bezogen auf Demokratie als Wirkungsdimension heisst das: Die Analyse muss das konkrete Thema ernst nehmen und zugleich den allgemeinen WÖk-Massstab halten. Es geht nicht darum, die Welt in gute und schlechte Akteure einzuteilen. Es geht darum, Wirkpfade, Wirkungsempfaenger, Datenqualitaet, Risiken und Rueckkopplung so zu beschreiben, dass bessere Entscheidungen moeglich werden.</w:t>
-      </w:r>
-    </w:p>
-    <w:p>
-      <w:r>
-        <w:t>Wirkpfad-Logik. Fuer Demokratie als Wirkungsdimension bedeutet ein Thema erst dann steuerbar wird, wenn der Mechanismus zwischen Ausloeser und Zustandsveraenderung beschrieben ist, dass die Analyse nicht bei einer Aktivitaet, einem guten Willen oder einer Kennzahl stehen bleiben darf. Die wirkungsoekonomische Frage lautet immer: Welcher Zustand veraendert sich, bei wem, durch welchen Wirkpfad, in welchem Zeitraum und mit welcher Rueckkopplung? Gerade in Grundstudium Wirkungsökonomie ist diese Unterscheidung entscheidend, weil Lernende spaeter nicht nur Begriffe wiedergeben, sondern Entscheidungssituationen pruefen muessen. Der haeufige Fehler besteht darin, nur die Massnahme selbst zu bewerten und die indirekten Empfaenger auszublenden. Die saubere V1-Lesart trennt deshalb Beschreibung, Kausalannahme, Bewertung und Steuerungsfolge. Eine gute Fallanalyse zeichnet mindestens einen direkten und einen indirekten Wirkpfad nach. So wird aus dem Thema kein isoliertes Kapitel, sondern ein pruefbarer Baustein der WÖk-Architektur.</w:t>
-      </w:r>
-    </w:p>
-    <w:p>
-      <w:r>
-        <w:t>Daten- und Quellenklarheit. Fuer Demokratie als Wirkungsdimension bedeutet jede Bewertung nur so belastbar ist wie Datenlage, Quellenstatus und Aktualitaet, dass die Analyse nicht bei einer Aktivitaet, einem guten Willen oder einer Kennzahl stehen bleiben darf. Die wirkungsoekonomische Frage lautet immer: Welcher Zustand veraendert sich, bei wem, durch welchen Wirkpfad, in welchem Zeitraum und mit welcher Rueckkopplung? Gerade in Grundstudium Wirkungsökonomie ist diese Unterscheidung entscheidend, weil Lernende spaeter nicht nur Begriffe wiedergeben, sondern Entscheidungssituationen pruefen muessen. Der haeufige Fehler besteht darin, eine Zahl ohne Einheit, Systemgrenze, Zeitraum oder Erhebungslogik als Beweis zu nutzen. Die saubere V1-Lesart trennt deshalb Beschreibung, Kausalannahme, Bewertung und Steuerungsfolge. Die Lernenden sollen Daten nicht dekorativ zitieren, sondern ihre Aussagekraft, Luecken und Grenzen offenlegen. So wird aus dem Thema kein isoliertes Kapitel, sondern ein pruefbarer Baustein der WÖk-Architektur.</w:t>
-      </w:r>
-    </w:p>
-    <w:p>
-      <w:r>
-        <w:t>Ambivalenz. Fuer Demokratie als Wirkungsdimension bedeutet positive und negative Zustandsveraenderungen gleichzeitig auftreten koennen, dass die Analyse nicht bei einer Aktivitaet, einem guten Willen oder einer Kennzahl stehen bleiben darf. Die wirkungsoekonomische Frage lautet immer: Welcher Zustand veraendert sich, bei wem, durch welchen Wirkpfad, in welchem Zeitraum und mit welcher Rueckkopplung? Gerade in Grundstudium Wirkungsökonomie ist diese Unterscheidung entscheidend, weil Lernende spaeter nicht nur Begriffe wiedergeben, sondern Entscheidungssituationen pruefen muessen. Der haeufige Fehler besteht darin, ambivalente Befunde rhetorisch zu glaetten, damit eine eindeutige Botschaft entsteht. Die saubere V1-Lesart trennt deshalb Beschreibung, Kausalannahme, Bewertung und Steuerungsfolge. Ein gutes Skript fuehrt deshalb Profile, Zielkonflikte und offene Punkte nebeneinander. So wird aus dem Thema kein isoliertes Kapitel, sondern ein pruefbarer Baustein der WÖk-Architektur.</w:t>
-      </w:r>
-    </w:p>
-    <w:p>
-      <w:r>
-        <w:t>Fallfenster zur Anwendung. Eine Fuehrungsentscheidung erzeugt zugleich Nutzen und Risiken. Die WÖk behandelt Ambivalenz nicht als Stoerung, sondern als Kern der Analyse. Positive Netto-Wirkung darf erst behauptet werden, wenn zentrale negative Wirkungen getrennt geprueft und rote Linien gewahrt sind. Bezogen auf Demokratie als Wirkungsdimension heisst das: Die Analyse muss das konkrete Thema ernst nehmen und zugleich den allgemeinen WÖk-Massstab halten. Es geht nicht darum, die Welt in gute und schlechte Akteure einzuteilen. Es geht darum, Wirkpfade, Wirkungsempfaenger, Datenqualitaet, Risiken und Rueckkopplung so zu beschreiben, dass bessere Entscheidungen moeglich werden.</w:t>
-      </w:r>
-    </w:p>
-    <w:p>
-      <w:r>
-        <w:t>Nichtkompensation. Fuer Demokratie als Wirkungsdimension bedeutet schwere zentrale Schaeden nicht durch beliebige positive Einzelwerte neutralisiert werden duerfen, dass die Analyse nicht bei einer Aktivitaet, einem guten Willen oder einer Kennzahl stehen bleiben darf. Die wirkungsoekonomische Frage lautet immer: Welcher Zustand veraendert sich, bei wem, durch welchen Wirkpfad, in welchem Zeitraum und mit welcher Rueckkopplung? Gerade in Grundstudium Wirkungsökonomie ist diese Unterscheidung entscheidend, weil Lernende spaeter nicht nur Begriffe wiedergeben, sondern Entscheidungssituationen pruefen muessen. Der haeufige Fehler besteht darin, eine arithmetische Durchschnittslogik als moralische Entlastung zu verwenden. Die saubere V1-Lesart trennt deshalb Beschreibung, Kausalannahme, Bewertung und Steuerungsfolge. Reverse Merit Order und rote Linien sind Schutzregeln gegen Schoenrechnung. So wird aus dem Thema kein isoliertes Kapitel, sondern ein pruefbarer Baustein der WÖk-Architektur.</w:t>
+        <w:t>Abschlusskommentar 3: Lesen, pruefen, rueckkoppeln</w:t>
+      </w:r>
+    </w:p>
+    <w:p>
+      <w:r>
+        <w:t>Die folgende Verdichtung fuehrt die vorhandenen Kapitel nicht als Wiederholung, sondern als Anwendung zusammen. Wirkungskompetenz entsteht, wenn dieselbe begriffliche Strenge in Fallanalyse, Datenarbeit, Kommunikation, Governance und Entscheidungspraxis wiedererkannt wird.</w:t>
+      </w:r>
+    </w:p>
+    <w:p>
+      <w:r>
+        <w:t>Evidenzregel. Lernziele darf im Skript nicht als dekorativer Begriff stehen bleiben. Der Abschnitt traegt nur dann, wenn er eine pruefbare Aussage erlaubt: Welche Quelle stuetzt die Annahme, welche Unsicherheit bleibt offen und welche Gegenbeobachtung wuerde die Bewertung veraendern? Fuer Demokratie als Wirkungsdimension heisst das, dass praezise Sprache die erste Sicherung gegen Impact-Washing bildet. Die Studierenden sollen nicht lernen, einen Score nachzusprechen. Sie sollen erkennen, wann ein Score klaert, wann er verdeckt und wann eine rote Linie die Durchschnittslogik stoppt.</w:t>
+      </w:r>
+    </w:p>
+    <w:p>
+      <w:r>
+        <w:t>Fallfenster zur Anwendung. Eine Organisation plant eine Massnahme und formuliert dazu eine positive Absicht. In der WÖk reicht das nicht. Fuer diese Vorlesung muss sichtbar werden, welche Zustandsveraenderung erwartet wird, welche Empfaenger direkt oder indirekt betroffen sind, welche Nebenwirkungen entstehen koennen und welche Entscheidung spaeter korrigiert wird. Bezogen auf Demokratie als Wirkungsdimension heisst das: Die Analyse muss das konkrete Thema ernst nehmen und zugleich den allgemeinen WÖk-Massstab halten. Es geht nicht darum, Akteure moralisch zu sortieren. Es geht darum, Wirkpfade, Wirkungsempfaenger, Datenqualitaet, Risiken und Rueckkopplung so zu beschreiben, dass bessere Entscheidungen moeglich werden.</w:t>
+      </w:r>
+    </w:p>
+    <w:p>
+      <w:r>
+        <w:t>Transfer in Grundstudium Wirkungsökonomie. Einleitung / Wirkungsfrage verbindet die inhaltliche Deutung mit der spaeteren Praxis. Eine Organisation kann zu Demokratie als Wirkungsdimension sehr ueberzeugend kommunizieren und trotzdem an einen plausiblen Gedanken schon fuer Wirkung zu halten, obwohl Empfaenger, Zustand, Zeitbezug und Quelle fehlen scheitern. Darum muss die V1-Fassung immer auch nach Governance fragen: Wer erhebt Daten, wer bewertet sie, wer traegt die Folgen, wer kann widersprechen und wann wird eine Entscheidung korrigiert? Mindestens ein direkter und ein indirekter Wirkpfad muessen nachvollziehbar sein. So wird aus einem Lehrkapitel eine verantwortbare Arbeitsroutine.</w:t>
+      </w:r>
+    </w:p>
+    <w:p>
+      <w:r>
+        <w:t>Grenze gegen Scheingenauigkeit. Gerade bei Kernaussage ist Praezision wichtiger als grosse Begriffe. Eine Wirkungsaussage bleibt schwach, wenn sie nur Aktivitaet, Reichweite, Absicht oder Image beschreibt. Stark wird sie erst, wenn sie die Zustandsveraenderung und ihre Bedingungen offenlegt. In V09 ist deshalb entscheidend, jede Bewertung nur so belastbar ist wie Datenlage, Quellenstatus, Aktualitaet und Systemgrenze. Die Fehlerlinie verlaeuft nicht zwischen Optimismus und Pessimismus, sondern zwischen offengelegter Unsicherheit und rhetorischer Sicherheit ohne Pruefpfad.</w:t>
       </w:r>
     </w:p>
     <w:p>
@@ -2909,42 +3093,67 @@
     </w:p>
     <w:p>
       <w:r>
-        <w:t>Rueckkopplung. Fuer Demokratie als Wirkungsdimension bedeutet Wirkungswissen erst dann wertvoll wird, wenn es Entscheidungen veraendert, dass die Analyse nicht bei einer Aktivitaet, einem guten Willen oder einer Kennzahl stehen bleiben darf. Die wirkungsoekonomische Frage lautet immer: Welcher Zustand veraendert sich, bei wem, durch welchen Wirkpfad, in welchem Zeitraum und mit welcher Rueckkopplung? Gerade in Grundstudium Wirkungsökonomie ist diese Unterscheidung entscheidend, weil Lernende spaeter nicht nur Begriffe wiedergeben, sondern Entscheidungssituationen pruefen muessen. Der haeufige Fehler besteht darin, einen Bericht als Endpunkt zu betrachten. Die saubere V1-Lesart trennt deshalb Beschreibung, Kausalannahme, Bewertung und Steuerungsfolge. Jeder Analyseblock sollte fragen, welche Routine, welcher Prozess oder welche Ressource nach der Bewertung angepasst wird. So wird aus dem Thema kein isoliertes Kapitel, sondern ein pruefbarer Baustein der WÖk-Architektur.</w:t>
-      </w:r>
-    </w:p>
-    <w:p>
-      <w:r>
-        <w:t>Governance. Fuer Demokratie als Wirkungsdimension bedeutet Wirkungsbewertung Verfahren, Rechte, Transparenz und Korrektur braucht, dass die Analyse nicht bei einer Aktivitaet, einem guten Willen oder einer Kennzahl stehen bleiben darf. Die wirkungsoekonomische Frage lautet immer: Welcher Zustand veraendert sich, bei wem, durch welchen Wirkpfad, in welchem Zeitraum und mit welcher Rueckkopplung? Gerade in Grundstudium Wirkungsökonomie ist diese Unterscheidung entscheidend, weil Lernende spaeter nicht nur Begriffe wiedergeben, sondern Entscheidungssituationen pruefen muessen. Der haeufige Fehler besteht darin, Bewertung als technokratische Top-down-Setzung zu verstehen. Die saubere V1-Lesart trennt deshalb Beschreibung, Kausalannahme, Bewertung und Steuerungsfolge. Betroffene, Datenhalter, Entscheider und Kontrollinstanzen muessen unterscheidbare Rollen behalten. So wird aus dem Thema kein isoliertes Kapitel, sondern ein pruefbarer Baustein der WÖk-Architektur.</w:t>
-      </w:r>
-    </w:p>
-    <w:p>
-      <w:r>
-        <w:t>Fallfenster zur Anwendung. Ein Controlling-Team moechte einen Score bilden. Das Skript verlangt, dass Datenqualitaet, Systemgrenzen, Gewichtung, Unsicherheit und Nichtkompensation sichtbar bleiben. Ein Score darf die Diskussion nicht beenden, sondern muss bessere Fragen, Priorisierung und Rueckkopplung ermoeglichen. Bezogen auf Demokratie als Wirkungsdimension heisst das: Die Analyse muss das konkrete Thema ernst nehmen und zugleich den allgemeinen WÖk-Massstab halten. Es geht nicht darum, die Welt in gute und schlechte Akteure einzuteilen. Es geht darum, Wirkpfade, Wirkungsempfaenger, Datenqualitaet, Risiken und Rueckkopplung so zu beschreiben, dass bessere Entscheidungen moeglich werden.</w:t>
-      </w:r>
-    </w:p>
-    <w:p>
-      <w:r>
-        <w:t>Didaktische Pruefbarkeit. Fuer Demokratie als Wirkungsdimension bedeutet das Thema in der Akademie nicht nur erklaert, sondern in Falllogik ueberfuehrt werden muss, dass die Analyse nicht bei einer Aktivitaet, einem guten Willen oder einer Kennzahl stehen bleiben darf. Die wirkungsoekonomische Frage lautet immer: Welcher Zustand veraendert sich, bei wem, durch welchen Wirkpfad, in welchem Zeitraum und mit welcher Rueckkopplung? Gerade in Grundstudium Wirkungsökonomie ist diese Unterscheidung entscheidend, weil Lernende spaeter nicht nur Begriffe wiedergeben, sondern Entscheidungssituationen pruefen muessen. Der haeufige Fehler besteht darin, reines Auswendiglernen als Kompetenznachweis zu behandeln. Die saubere V1-Lesart trennt deshalb Beschreibung, Kausalannahme, Bewertung und Steuerungsfolge. Pruefungsfragen sollen Begriffe, Anwendung und rote Linien verbinden. So wird aus dem Thema kein isoliertes Kapitel, sondern ein pruefbarer Baustein der WÖk-Architektur.</w:t>
-      </w:r>
-    </w:p>
-    <w:p>
-      <w:r>
-        <w:t>Transfer in Organisationen. Fuer Demokratie als Wirkungsdimension bedeutet WÖk-Begriffe im Alltag nur tragen, wenn sie in Routinen uebersetzt werden, dass die Analyse nicht bei einer Aktivitaet, einem guten Willen oder einer Kennzahl stehen bleiben darf. Die wirkungsoekonomische Frage lautet immer: Welcher Zustand veraendert sich, bei wem, durch welchen Wirkpfad, in welchem Zeitraum und mit welcher Rueckkopplung? Gerade in Grundstudium Wirkungsökonomie ist diese Unterscheidung entscheidend, weil Lernende spaeter nicht nur Begriffe wiedergeben, sondern Entscheidungssituationen pruefen muessen. Der haeufige Fehler besteht darin, die Verantwortung an eine Nachhaltigkeitsabteilung auszulagern. Die saubere V1-Lesart trennt deshalb Beschreibung, Kausalannahme, Bewertung und Steuerungsfolge. Strategie, Einkauf, Kommunikation, Controlling und Fuehrung muessen denselben Wirkungsbegriff verwenden. So wird aus dem Thema kein isoliertes Kapitel, sondern ein pruefbarer Baustein der WÖk-Architektur.</w:t>
-      </w:r>
-    </w:p>
-    <w:p>
-      <w:r>
-        <w:t>Rueckfluss in den Korpus. Fuer Demokratie als Wirkungsdimension bedeutet jedes Studienskript den Gesamtbestand schaerfen kann, dass die Analyse nicht bei einer Aktivitaet, einem guten Willen oder einer Kennzahl stehen bleiben darf. Die wirkungsoekonomische Frage lautet immer: Welcher Zustand veraendert sich, bei wem, durch welchen Wirkpfad, in welchem Zeitraum und mit welcher Rueckkopplung? Gerade in Grundstudium Wirkungsökonomie ist diese Unterscheidung entscheidend, weil Lernende spaeter nicht nur Begriffe wiedergeben, sondern Entscheidungssituationen pruefen muessen. Der haeufige Fehler besteht darin, neue Einsichten nur lokal im Skript zu belassen. Die saubere V1-Lesart trennt deshalb Beschreibung, Kausalannahme, Bewertung und Steuerungsfolge. Glossar, Website, Journal, Dossiers und Visuals sollen aus der Skriptarbeit lernen. So wird aus dem Thema kein isoliertes Kapitel, sondern ein pruefbarer Baustein der WÖk-Architektur.</w:t>
-      </w:r>
-    </w:p>
-    <w:p>
-      <w:r>
-        <w:t>Fallfenster zur Anwendung. Ein Kommunikationsbericht nennt viele Aktivitaeten, Reichweiten und Rueckmeldungen. Die V1-Pruefung fragt, ob daraus eine belastbare Wirkungsaussage folgt. Wenn nur Kontakte, Klicks oder Zustimmung vorliegen, bleibt die Aussage im Bereich Wirkungspotenzial oder Resonanz, nicht im Bereich nachgewiesener Wirkung. Bezogen auf Demokratie als Wirkungsdimension heisst das: Die Analyse muss das konkrete Thema ernst nehmen und zugleich den allgemeinen WÖk-Massstab halten. Es geht nicht darum, die Welt in gute und schlechte Akteure einzuteilen. Es geht darum, Wirkpfade, Wirkungsempfaenger, Datenqualitaet, Risiken und Rueckkopplung so zu beschreiben, dass bessere Entscheidungen moeglich werden.</w:t>
+        <w:t>Pruefungsnahe Lesart. Aus Quelltext und fachliche Grundlegung laesst sich eine gute Transferfrage ableiten: Welche Entscheidung waere falsch, wenn dieser Abschnitt missverstanden wird? Fuer Demokratie als Wirkungsdimension lautet die Antwort meist nicht einfach "mehr Wirkung", sondern genauer: bessere Unterscheidung, sauberere Daten, klarere Schutzlinie und rueckgekoppelte Steuerung. Profile, Zielkonflikte und offene Punkte werden nebeneinander gefuehrt. Wer das im Fall anwenden kann, hat den Kern der Vorlesung verstanden; wer nur Definitionen wiederholt, bleibt unter dem Anspruch der Akademie.</w:t>
+      </w:r>
+    </w:p>
+    <w:p>
+      <w:r>
+        <w:t>Fallfenster zur Anwendung. Eine Fuehrungsentscheidung erzeugt zugleich Nutzen und Risiken. Die WÖk behandelt Ambivalenz nicht als Stoerung, sondern als Kern der Analyse. Positive Netto-Wirkung darf erst behauptet werden, wenn zentrale negative Wirkungen getrennt geprueft und rote Linien gewahrt sind. Bezogen auf Demokratie als Wirkungsdimension heisst das: Die Analyse muss das konkrete Thema ernst nehmen und zugleich den allgemeinen WÖk-Massstab halten. Es geht nicht darum, Akteure moralisch zu sortieren. Es geht darum, Wirkpfade, Wirkungsempfaenger, Datenqualitaet, Risiken und Rueckkopplung so zu beschreiben, dass bessere Entscheidungen moeglich werden.</w:t>
+      </w:r>
+    </w:p>
+    <w:p>
+      <w:r>
+        <w:t>Nichtkompensation. Der Abschnitt Die oft vergessene dritte Dimension ist in V09 kein Zusatzwissen, sondern ein Pruefstein fuer die Grundfrage des Skripts: Was veraendert sich, bei wem, wodurch und mit welcher Rueckkopplung? Fuer Demokratie als Wirkungsdimension wird daran sichtbar, dass schwere zentrale Schaeden nicht durch beliebige positive Einzelwerte neutralisiert werden duerfen. Die fachliche Grenze liegt dort, wo Lernende eine Durchschnittslogik als moralische Entlastung verwenden. Die saubere Lesart trennt deshalb Beobachtung, Kausalannahme, Bewertung und Steuerungsfolge. In der Anwendung sollte daraus mindestens eine konkrete Begriff, Wirkpfad, Fallbewertung, rote Linie oder Rueckkopplung abgeleitet werden; sonst bleibt das Wissen erklaerend, aber nicht steuerungsfaehig.</w:t>
+      </w:r>
+    </w:p>
+    <w:p>
+      <w:r>
+        <w:t>Anwendung auf Warum Demokratie wirtschaftlich zählt. In einer Fallanalyse beginnt dieser Punkt nicht mit einer Meinung, sondern mit einer belastbaren Beschreibung. Wer V09 pruefungsnah liest, fragt zuerst nach Wirkungsempfaengern, Wirkraum, Zeitraum und Datenquelle. Erst danach folgt die Bewertung im Referenzrahmen Mensch, Planet, Demokratie, SDGs, Agenda 2030 und SDG+. Jeder Analyseblock fragt nach der Routine, die nach der Bewertung angepasst wird. Der typische Kurzschluss waere, Reporting als Abschluss behandeln. Genau dagegen setzt die WÖk die Pflicht, Wirkungspotenzial, Wirkungsrisiko und positive Netto-Wirkung begrifflich getrennt zu halten.</w:t>
+      </w:r>
+    </w:p>
+    <w:p>
+      <w:r>
+        <w:t>Evidenzregel. Vertrauen als unsichtbarer Rohstoff darf im Skript nicht als dekorativer Begriff stehen bleiben. Der Abschnitt traegt nur dann, wenn er eine pruefbare Aussage erlaubt: Welche Quelle stuetzt die Annahme, welche Unsicherheit bleibt offen und welche Gegenbeobachtung wuerde die Bewertung veraendern? Fuer Demokratie als Wirkungsdimension heisst das, dass Wirkungsbewertung Verfahren, Rechte, Transparenz und Korrektur braucht. Die Studierenden sollen nicht lernen, einen Score nachzusprechen. Sie sollen erkennen, wann ein Score klaert, wann er verdeckt und wann eine rote Linie die Durchschnittslogik stoppt.</w:t>
+      </w:r>
+    </w:p>
+    <w:p>
+      <w:r>
+        <w:t>Fallfenster zur Anwendung. Ein Controlling-Team moechte einen Score bilden. Das Skript verlangt, dass Datenqualitaet, Systemgrenzen, Gewichtung, Unsicherheit und Nichtkompensation sichtbar bleiben. Ein Score darf die Diskussion nicht beenden, sondern muss bessere Fragen, Priorisierung und Rueckkopplung ermoeglichen. Bezogen auf Demokratie als Wirkungsdimension heisst das: Die Analyse muss das konkrete Thema ernst nehmen und zugleich den allgemeinen WÖk-Massstab halten. Es geht nicht darum, Akteure moralisch zu sortieren. Es geht darum, Wirkpfade, Wirkungsempfaenger, Datenqualitaet, Risiken und Rueckkopplung so zu beschreiben, dass bessere Entscheidungen moeglich werden.</w:t>
+      </w:r>
+    </w:p>
+    <w:p>
+      <w:r>
+        <w:t>Transfer in Grundstudium Wirkungsökonomie. Die Öffentlichkeit und die Wahrheit verbindet die inhaltliche Deutung mit der spaeteren Praxis. Eine Organisation kann zu Demokratie als Wirkungsdimension sehr ueberzeugend kommunizieren und trotzdem an einen plausiblen Gedanken schon fuer Wirkung zu halten, obwohl Empfaenger, Zustand, Zeitbezug und Quelle fehlen scheitern. Darum muss die V1-Fassung immer auch nach Governance fragen: Wer erhebt Daten, wer bewertet sie, wer traegt die Folgen, wer kann widersprechen und wann wird eine Entscheidung korrigiert? Pruefungsfragen verbinden Begriff, Anwendung, Evidenz und rote Linie. So wird aus einem Lehrkapitel eine verantwortbare Arbeitsroutine.</w:t>
       </w:r>
     </w:p>
     <w:p>
       <w:r>
         <w:t>Pruefungsnahe Transferfrage. Formuliere zu V09 eine Wirkungsaussage in drei Saetzen: Erstens den beobachteten oder plausiblen Zustand, zweitens die Daten- oder Quellenlage, drittens die offene Unsicherheit samt Rueckkopplung. Die Antwort muss ohne moralische Personenbewertung auskommen und darf Reichweite nicht mit Wirkung verwechseln.</w:t>
+      </w:r>
+    </w:p>
+    <w:p>
+      <w:r>
+        <w:t>Grenze gegen Scheingenauigkeit. Gerade bei Teilhabe und Machtverteilung ist Praezision wichtiger als grosse Begriffe. Eine Wirkungsaussage bleibt schwach, wenn sie nur Aktivitaet, Reichweite, Absicht oder Image beschreibt. Stark wird sie erst, wenn sie die Zustandsveraenderung und ihre Bedingungen offenlegt. In V09 ist deshalb entscheidend, WÖk-Begriffe im Alltag nur tragen, wenn sie in Routinen uebersetzt werden. Die Fehlerlinie verlaeuft nicht zwischen Optimismus und Pessimismus, sondern zwischen offengelegter Unsicherheit und rhetorischer Sicherheit ohne Pruefpfad.</w:t>
+      </w:r>
+    </w:p>
+    <w:p>
+      <w:r>
+        <w:t>Pruefungsnahe Lesart. Aus Ein Beispiel aus der digitalen Welt laesst sich eine gute Transferfrage ableiten: Welche Entscheidung waere falsch, wenn dieser Abschnitt missverstanden wird? Fuer Demokratie als Wirkungsdimension lautet die Antwort meist nicht einfach "mehr Wirkung", sondern genauer: bessere Unterscheidung, sauberere Daten, klarere Schutzlinie und rueckgekoppelte Steuerung. Gute Kommunikation unterscheidet Befund, Annahme und normative Bewertung. Wer das im Fall anwenden kann, hat den Kern der Vorlesung verstanden; wer nur Definitionen wiederholt, bleibt unter dem Anspruch der Akademie.</w:t>
+      </w:r>
+    </w:p>
+    <w:p>
+      <w:r>
+        <w:t>Fallfenster zur Anwendung. Ein Kommunikationsbericht nennt viele Aktivitaeten, Reichweiten und Rueckmeldungen. Die V1-Pruefung fragt, ob daraus eine belastbare Wirkungsaussage folgt. Wenn nur Kontakte, Klicks oder Zustimmung vorliegen, bleibt die Aussage im Bereich Wirkungspotenzial oder Resonanz, nicht im Bereich nachgewiesener Wirkung. Bezogen auf Demokratie als Wirkungsdimension heisst das: Die Analyse muss das konkrete Thema ernst nehmen und zugleich den allgemeinen WÖk-Massstab halten. Es geht nicht darum, Akteure moralisch zu sortieren. Es geht darum, Wirkpfade, Wirkungsempfaenger, Datenqualitaet, Risiken und Rueckkopplung so zu beschreiben, dass bessere Entscheidungen moeglich werden.</w:t>
+      </w:r>
+    </w:p>
+    <w:p>
+      <w:r>
+        <w:t>Systemgrenze. Der Abschnitt Warum SDG plus notwendig wurde ist in V09 kein Zusatzwissen, sondern ein Pruefstein fuer die Grundfrage des Skripts: Was veraendert sich, bei wem, wodurch und mit welcher Rueckkopplung? Fuer Demokratie als Wirkungsdimension wird daran sichtbar, dass jede Wirkungsaussage eine Grenze zieht und diese Grenze begruenden muss. Die fachliche Grenze liegt dort, wo Lernende nur den bequemen Ausschnitt betrachten. Die saubere Lesart trennt deshalb Beobachtung, Kausalannahme, Bewertung und Steuerungsfolge. In der Anwendung sollte daraus mindestens eine konkrete Begriff, Wirkpfad, Fallbewertung, rote Linie oder Rueckkopplung abgeleitet werden; sonst bleibt das Wissen erklaerend, aber nicht steuerungsfaehig.</w:t>
+      </w:r>
+    </w:p>
+    <w:p>
+      <w:r>
+        <w:t>Anwendung auf Die Demokratie schützt die anderen Dimensionen. In einer Fallanalyse beginnt dieser Punkt nicht mit einer Meinung, sondern mit einer belastbaren Beschreibung. Wer V09 pruefungsnah liest, fragt zuerst nach Wirkungsempfaengern, Wirkraum, Zeitraum und Datenquelle. Erst danach folgt die Bewertung im Referenzrahmen Mensch, Planet, Demokratie, SDGs, Agenda 2030 und SDG+. Szenarien pruefen Sofortwirkung, Folgewirkung und Reversibilitaet getrennt. Der typische Kurzschluss waere, Momentnutzen als dauerhafte positive Netto-Wirkung verkaufen. Genau dagegen setzt die WÖk die Pflicht, Wirkungspotenzial, Wirkungsrisiko und positive Netto-Wirkung begrifflich getrennt zu halten.</w:t>
       </w:r>
     </w:p>
     <w:p>
@@ -2952,154 +3161,12 @@
         <w:pStyle w:val="Heading3"/>
       </w:pPr>
       <w:r>
-        <w:t>Vertiefungsrunde 4: Lesen, pruefen, rueckkoppeln</w:t>
-      </w:r>
-    </w:p>
-    <w:p>
-      <w:r>
-        <w:t>Die folgende Runde verdichtet V09 nicht durch neue Schlagworte, sondern durch wiederholte Anwendung auf unterschiedliche Entscheidungsebenen. Das ist bewusst so angelegt: Wirkungskompetenz entsteht, wenn dieselbe begriffliche Strenge in Produkt, Organisation, Markt, Staat, Kommunikation und Datenraum wiedererkannt wird.</w:t>
-      </w:r>
-    </w:p>
-    <w:p>
-      <w:r>
-        <w:t>Begriffliche Schaerfung. Fuer Demokratie als Wirkungsdimension bedeutet praezise Sprache die erste Sicherung gegen Impact-Washing ist, dass die Analyse nicht bei einer Aktivitaet, einem guten Willen oder einer Kennzahl stehen bleiben darf. Die wirkungsoekonomische Frage lautet immer: Welcher Zustand veraendert sich, bei wem, durch welchen Wirkpfad, in welchem Zeitraum und mit welcher Rueckkopplung? Gerade in Grundstudium Wirkungsökonomie ist diese Unterscheidung entscheidend, weil Lernende spaeter nicht nur Begriffe wiedergeben, sondern Entscheidungssituationen pruefen muessen. Der haeufige Fehler besteht darin, Wirkung, Output, Reichweite und Potenzial in einem Satz zu vermischen. Die saubere V1-Lesart trennt deshalb Beschreibung, Kausalannahme, Bewertung und Steuerungsfolge. In der Praxis sollte jede Wirkungsaussage als kurze Viererprobe formuliert werden: Zustand, Betroffene, Quelle, offene Unsicherheit. So wird aus dem Thema kein isoliertes Kapitel, sondern ein pruefbarer Baustein der WÖk-Architektur.</w:t>
-      </w:r>
-    </w:p>
-    <w:p>
-      <w:r>
-        <w:t>Wirkpfad-Logik. Fuer Demokratie als Wirkungsdimension bedeutet ein Thema erst dann steuerbar wird, wenn der Mechanismus zwischen Ausloeser und Zustandsveraenderung beschrieben ist, dass die Analyse nicht bei einer Aktivitaet, einem guten Willen oder einer Kennzahl stehen bleiben darf. Die wirkungsoekonomische Frage lautet immer: Welcher Zustand veraendert sich, bei wem, durch welchen Wirkpfad, in welchem Zeitraum und mit welcher Rueckkopplung? Gerade in Grundstudium Wirkungsökonomie ist diese Unterscheidung entscheidend, weil Lernende spaeter nicht nur Begriffe wiedergeben, sondern Entscheidungssituationen pruefen muessen. Der haeufige Fehler besteht darin, nur die Massnahme selbst zu bewerten und die indirekten Empfaenger auszublenden. Die saubere V1-Lesart trennt deshalb Beschreibung, Kausalannahme, Bewertung und Steuerungsfolge. Eine gute Fallanalyse zeichnet mindestens einen direkten und einen indirekten Wirkpfad nach. So wird aus dem Thema kein isoliertes Kapitel, sondern ein pruefbarer Baustein der WÖk-Architektur.</w:t>
-      </w:r>
-    </w:p>
-    <w:p>
-      <w:r>
-        <w:t>Daten- und Quellenklarheit. Fuer Demokratie als Wirkungsdimension bedeutet jede Bewertung nur so belastbar ist wie Datenlage, Quellenstatus und Aktualitaet, dass die Analyse nicht bei einer Aktivitaet, einem guten Willen oder einer Kennzahl stehen bleiben darf. Die wirkungsoekonomische Frage lautet immer: Welcher Zustand veraendert sich, bei wem, durch welchen Wirkpfad, in welchem Zeitraum und mit welcher Rueckkopplung? Gerade in Grundstudium Wirkungsökonomie ist diese Unterscheidung entscheidend, weil Lernende spaeter nicht nur Begriffe wiedergeben, sondern Entscheidungssituationen pruefen muessen. Der haeufige Fehler besteht darin, eine Zahl ohne Einheit, Systemgrenze, Zeitraum oder Erhebungslogik als Beweis zu nutzen. Die saubere V1-Lesart trennt deshalb Beschreibung, Kausalannahme, Bewertung und Steuerungsfolge. Die Lernenden sollen Daten nicht dekorativ zitieren, sondern ihre Aussagekraft, Luecken und Grenzen offenlegen. So wird aus dem Thema kein isoliertes Kapitel, sondern ein pruefbarer Baustein der WÖk-Architektur.</w:t>
-      </w:r>
-    </w:p>
-    <w:p>
-      <w:r>
-        <w:t>Fallfenster zur Anwendung. Eine Organisation plant eine Massnahme und formuliert dazu eine positive Absicht. In der WÖk reicht das nicht. Fuer diese Vorlesung muss sichtbar werden, welche Zustandsveraenderung erwartet wird, welche Empfaenger direkt oder indirekt betroffen sind, welche Nebenwirkungen entstehen koennen und welche Entscheidung spaeter korrigiert wird. Bezogen auf Demokratie als Wirkungsdimension heisst das: Die Analyse muss das konkrete Thema ernst nehmen und zugleich den allgemeinen WÖk-Massstab halten. Es geht nicht darum, die Welt in gute und schlechte Akteure einzuteilen. Es geht darum, Wirkpfade, Wirkungsempfaenger, Datenqualitaet, Risiken und Rueckkopplung so zu beschreiben, dass bessere Entscheidungen moeglich werden.</w:t>
-      </w:r>
-    </w:p>
-    <w:p>
-      <w:r>
-        <w:t>Ambivalenz. Fuer Demokratie als Wirkungsdimension bedeutet positive und negative Zustandsveraenderungen gleichzeitig auftreten koennen, dass die Analyse nicht bei einer Aktivitaet, einem guten Willen oder einer Kennzahl stehen bleiben darf. Die wirkungsoekonomische Frage lautet immer: Welcher Zustand veraendert sich, bei wem, durch welchen Wirkpfad, in welchem Zeitraum und mit welcher Rueckkopplung? Gerade in Grundstudium Wirkungsökonomie ist diese Unterscheidung entscheidend, weil Lernende spaeter nicht nur Begriffe wiedergeben, sondern Entscheidungssituationen pruefen muessen. Der haeufige Fehler besteht darin, ambivalente Befunde rhetorisch zu glaetten, damit eine eindeutige Botschaft entsteht. Die saubere V1-Lesart trennt deshalb Beschreibung, Kausalannahme, Bewertung und Steuerungsfolge. Ein gutes Skript fuehrt deshalb Profile, Zielkonflikte und offene Punkte nebeneinander. So wird aus dem Thema kein isoliertes Kapitel, sondern ein pruefbarer Baustein der WÖk-Architektur.</w:t>
-      </w:r>
-    </w:p>
-    <w:p>
-      <w:pPr>
-        <w:pStyle w:val="Heading3"/>
-      </w:pPr>
-      <w:r>
         <w:t>V1-Abschlussnotiz</w:t>
       </w:r>
     </w:p>
     <w:p>
       <w:r>
         <w:t>Diese Finalisierung schliesst die Codex-Inhaltsproduktion fuer V09. Offen bleibt nicht der fachliche Kern des Skripts, sondern der naechste Produktionsschritt: Claude setzt daraus die CI/CD-konforme Reader- und PDF-Fassung, prueft Satz, Umbrueche, Medienintegration und Lektorat und markiert erst danach die veroeffentlichte Fassung als freigegeben.</w:t>
-      </w:r>
-    </w:p>
-    <w:p>
-      <w:pPr>
-        <w:pStyle w:val="Heading2"/>
-      </w:pPr>
-      <w:r>
-        <w:t>9. Quellen</w:t>
-      </w:r>
-    </w:p>
-    <w:p>
-      <w:pPr>
-        <w:pStyle w:val="Heading3"/>
-      </w:pPr>
-      <w:r>
-        <w:t>WÖk-Quellen</w:t>
-      </w:r>
-    </w:p>
-    <w:p>
-      <w:pPr>
-        <w:pStyle w:val="ListBullet"/>
-      </w:pPr>
-      <w:r>
-        <w:t>Die neue Ordnung des Wohlstands (https://wirkungsoekonomie.de/buch.html) — aktuelles Grundlagenwerk der Wirkungsökonomie.</w:t>
-      </w:r>
-    </w:p>
-    <w:p>
-      <w:pPr>
-        <w:pStyle w:val="ListBullet"/>
-      </w:pPr>
-      <w:r>
-        <w:t>WÖk-Referenz (https://wirkungsoekonomie.de/referenz/) — öffentliche Kapitel- und Volltextreferenz.</w:t>
-      </w:r>
-    </w:p>
-    <w:p>
-      <w:pPr>
-        <w:pStyle w:val="ListBullet"/>
-      </w:pPr>
-      <w:r>
-        <w:t>Glossar der Wirkungsökonomie (https://wirkungsoekonomie.de/glossar.html) — öffentliche Begriffsdefinitionen und Abgrenzungen.</w:t>
-      </w:r>
-    </w:p>
-    <w:p>
-      <w:pPr>
-        <w:pStyle w:val="ListBullet"/>
-      </w:pPr>
-      <w:r>
-        <w:t>WÖk-Werkzeuge (https://wirkungsoekonomie.de/werkzeuge/) — öffentliche Methoden-, Scorecard- und Controlling-Werkzeuge.</w:t>
-      </w:r>
-    </w:p>
-    <w:p>
-      <w:pPr>
-        <w:pStyle w:val="ListBullet"/>
-      </w:pPr>
-      <w:r>
-        <w:t>WÖk-Journal (https://wirkungsoekonomie.de/blog.html) — Dossiers und Fallanalysen.</w:t>
-      </w:r>
-    </w:p>
-    <w:p>
-      <w:pPr>
-        <w:pStyle w:val="Heading3"/>
-      </w:pPr>
-      <w:r>
-        <w:t>Externe Quellen fuer die V1-Fassung</w:t>
-      </w:r>
-    </w:p>
-    <w:p>
-      <w:pPr>
-        <w:pStyle w:val="ListBullet"/>
-      </w:pPr>
-      <w:r>
-        <w:t>United Nations (2015): Transforming our world: the 2030 Agenda for Sustainable Development (https://sdgs.un.org/2030agenda).</w:t>
-      </w:r>
-    </w:p>
-    <w:p>
-      <w:pPr>
-        <w:pStyle w:val="ListBullet"/>
-      </w:pPr>
-      <w:r>
-        <w:t>European Commission: Corporate sustainability reporting (https://finance.ec.europa.eu/financial-markets/company-reporting-and-auditing/company-reporting/corporate-sustainability-reporting_en), EU taxonomy for sustainable activities (https://finance.ec.europa.eu/sustainable-finance/tools-and-standards/eu-taxonomy-sustainable-activities_en) und Digital Product Passport (https://single-market-economy.ec.europa.eu/news/commission-launches-consultation-digital-product-passport-2025-04-09_en), soweit fuer das Thema einschlaegig.</w:t>
-      </w:r>
-    </w:p>
-    <w:p>
-      <w:pPr>
-        <w:pStyle w:val="ListBullet"/>
-      </w:pPr>
-      <w:r>
-        <w:t>EFRAG: Sustainability reporting und ESRS (https://www.efrag.org/en/sustainability-reporting), soweit fuer das Thema einschlaegig.</w:t>
-      </w:r>
-    </w:p>
-    <w:p>
-      <w:pPr>
-        <w:pStyle w:val="ListBullet"/>
-      </w:pPr>
-      <w:r>
-        <w:t>Global Reporting Initiative: GRI Standards (https://www.globalreporting.org/standards/), soweit fuer Berichts- und Indikatorenfragen einschlaegig.</w:t>
-      </w:r>
-    </w:p>
-    <w:p>
-      <w:pPr>
-        <w:pStyle w:val="ListBullet"/>
-      </w:pPr>
-      <w:r>
-        <w:t>Fachliteratur zu Wirkungslogik, Evaluation, Systemtheorie, Resilienz, Governance, Diffusion, Vertrauen oder Controlling je nach Thema.</w:t>
       </w:r>
     </w:p>
     <w:sectPr>

--- a/docs/studienskripte/word-rohfassungen/woek-g-v09.docx
+++ b/docs/studienskripte/word-rohfassungen/woek-g-v09.docx
@@ -2538,12 +2538,12 @@
     </w:p>
     <w:p>
       <w:r>
-        <w:t>Dieses Skript zu V09 Demokratie als Wirkungsdimension ist als Langformtext angelegt: Es soll nicht nur die Vorlesung begleiten, sondern als eigenstaendiges Studienmaterial funktionieren. Wer es liest, soll den fachlichen Kern, die WÖk-Terminologie, die Quellenlogik, die Tabellen, die Modellformeln, die Fallfenster und die oeffentlichen Verstaendnisfragen zusammenfuehren koennen. Die geschuetzte Pruefungslogik bleibt davon getrennt in der Akademie-App.</w:t>
-      </w:r>
-    </w:p>
-    <w:p>
-      <w:r>
-        <w:t>Fuer den Abschluss ist entscheidend, dass Demokratie als Wirkungsdimension im Feld Grundstudium Wirkungsökonomie nicht als Einzelthema stehen bleibt. Die Vorlesung traegt zur gemeinsamen Architektur bei: begriffliche Grundlegung, Bewertungsrahmen und gesellschaftliche Einordnung. Daraus folgt eine Lesehaltung, die streng und praktisch zugleich ist. Sie fragt nach belastbaren Begriffen, nach Empfaengern und Wirkpfaden, nach Unsicherheit, nach nicht kompensierbaren Grenzen und nach Rueckkopplung in reale Entscheidungen.</w:t>
+        <w:t>Dieses Skript zu V09 Demokratie als Wirkungsdimension ist als Langformtext angelegt. Es fuehrt die Vorlesung, die Begriffe, die Fallfenster, die Tabellen, die Modellformeln, die Mini-Quiz-Fragen, die Quellenlogik und den Rueckfluss in den WOE-Korpus zusammen. Die geschuetzte Antwortlogik bleibt davon getrennt in der Akademie-App.</w:t>
+      </w:r>
+    </w:p>
+    <w:p>
+      <w:r>
+        <w:t>Der Abschluss liest Demokratie als Wirkungsdimension im Feld Grundstudium Wirkungsoekonomie. Der Massstab bleibt neutral und relational: Wirkung bedeutet tatsaechliche Zustandsveraenderung. Wirkungspotenzial beschreibt plausible Moeglichkeit. Wirkungsrisiko beschreibt moegliche negative Veraenderung. Wenn eine Zielgroesse gemeint ist, geht es um positive Netto-Wirkung. Genau diese Trennung entscheidet, ob das Skript fachlich traegt.</w:t>
       </w:r>
     </w:p>
     <w:p>
@@ -2551,7 +2551,7 @@
         <w:pStyle w:val="Heading3"/>
       </w:pPr>
       <w:r>
-        <w:t>Abschlussmatrix fuer die Anwendung</w:t>
+        <w:t>Abschlussmatrix</w:t>
       </w:r>
     </w:p>
     <w:tbl>
@@ -2577,7 +2577,7 @@
               <w:rPr>
                 <w:b/>
               </w:rPr>
-              <w:t>Ebene</w:t>
+              <w:t>Pruefebene</w:t>
             </w:r>
           </w:p>
         </w:tc>
@@ -2605,7 +2605,7 @@
               <w:rPr>
                 <w:b/>
               </w:rPr>
-              <w:t>Qualitaetsgrenze</w:t>
+              <w:t>Grenze</w:t>
             </w:r>
           </w:p>
         </w:tc>
@@ -2629,7 +2629,7 @@
           </w:tcPr>
           <w:p>
             <w:r>
-              <w:t>Wirkung, Wirkungspotenzial und Wirkungsrisiko werden im Kontext der Vorlesung getrennt.</w:t>
+              <w:t>Wirkung, Wirkungspotenzial, Wirkungsrisiko und positive Netto-Wirkung getrennt lesen.</w:t>
             </w:r>
           </w:p>
         </w:tc>
@@ -2640,7 +2640,7 @@
           </w:tcPr>
           <w:p>
             <w:r>
-              <w:t>keine Absicht als Wirkung ausgeben</w:t>
+              <w:t>Keine Absicht als Wirkung ausgeben.</w:t>
             </w:r>
           </w:p>
         </w:tc>
@@ -2664,7 +2664,7 @@
           </w:tcPr>
           <w:p>
             <w:r>
-              <w:t>Ausloeser, Mechanismus, Wirkungsempfaenger, Zustand und Rueckkopplung werden sichtbar.</w:t>
+              <w:t>Ausloeser, Mechanismus, Empfaenger, Zustand und Rueckkopplung verbinden.</w:t>
             </w:r>
           </w:p>
         </w:tc>
@@ -2675,7 +2675,7 @@
           </w:tcPr>
           <w:p>
             <w:r>
-              <w:t>keine lineare Erfolgsgeschichte erfinden</w:t>
+              <w:t>Keine lineare Erfolgsgeschichte erfinden.</w:t>
             </w:r>
           </w:p>
         </w:tc>
@@ -2688,7 +2688,7 @@
           </w:tcPr>
           <w:p>
             <w:r>
-              <w:t>Daten</w:t>
+              <w:t>Evidenz</w:t>
             </w:r>
           </w:p>
         </w:tc>
@@ -2699,7 +2699,7 @@
           </w:tcPr>
           <w:p>
             <w:r>
-              <w:t>Quellen, Datenqualitaet, Unsicherheit und Aktualitaet werden benannt.</w:t>
+              <w:t>begriffliche Praezision, Fallbeschreibung, Quellenklarheit, Plausibilitaet und offene Unsicherheit pruefen.</w:t>
             </w:r>
           </w:p>
         </w:tc>
@@ -2710,7 +2710,7 @@
           </w:tcPr>
           <w:p>
             <w:r>
-              <w:t>keine Scheingenauigkeit erzeugen</w:t>
+              <w:t>Keine Scheingenauigkeit erzeugen.</w:t>
             </w:r>
           </w:p>
         </w:tc>
@@ -2734,7 +2734,7 @@
           </w:tcPr>
           <w:p>
             <w:r>
-              <w:t>SDGs, Agenda 2030, SDG+ und WÖk-Schutzlinien bilden den Referenzrahmen.</w:t>
+              <w:t>SDGs, Agenda 2030, SDG+, Nichtkompensation und Reverse Merit Order passend einsetzen.</w:t>
             </w:r>
           </w:p>
         </w:tc>
@@ -2745,7 +2745,7 @@
           </w:tcPr>
           <w:p>
             <w:r>
-              <w:t>keine Durchschnittslogik gegen rote Linien</w:t>
+              <w:t>Keine Durchschnittslogik gegen rote Linien.</w:t>
             </w:r>
           </w:p>
         </w:tc>
@@ -2769,7 +2769,7 @@
           </w:tcPr>
           <w:p>
             <w:r>
-              <w:t>Die Bewertung fuehrt zu Entscheidung, Budget, Prozess, Kommunikation oder Korrektur.</w:t>
+              <w:t>Ergebnis in Begriff, Fallbewertung, Wirkpfad, rote Linie, Quellenbeurteilung oder Rueckkopplungsregel uebersetzen.</w:t>
             </w:r>
           </w:p>
         </w:tc>
@@ -2780,7 +2780,7 @@
           </w:tcPr>
           <w:p>
             <w:r>
-              <w:t>kein Reporting ohne Rueckkopplung</w:t>
+              <w:t>Kein Reporting ohne Rueckkopplung.</w:t>
             </w:r>
           </w:p>
         </w:tc>
@@ -2792,132 +2792,107 @@
         <w:pStyle w:val="Heading3"/>
       </w:pPr>
       <w:r>
-        <w:t>Abschlusskommentar 1: Lesen, pruefen, rueckkoppeln</w:t>
-      </w:r>
-    </w:p>
-    <w:p>
-      <w:r>
-        <w:t>Die folgende Verdichtung fuehrt die vorhandenen Kapitel nicht als Wiederholung, sondern als Anwendung zusammen. Wirkungskompetenz entsteht, wenn dieselbe begriffliche Strenge in Fallanalyse, Datenarbeit, Kommunikation, Governance und Entscheidungspraxis wiedererkannt wird.</w:t>
-      </w:r>
-    </w:p>
-    <w:p>
-      <w:r>
-        <w:t>Begriffliche Schaerfung. Der Abschnitt Lernziele ist in V09 kein Zusatzwissen, sondern ein Pruefstein fuer die Grundfrage des Skripts: Was veraendert sich, bei wem, wodurch und mit welcher Rueckkopplung? Fuer Demokratie als Wirkungsdimension wird daran sichtbar, dass praezise Sprache die erste Sicherung gegen Impact-Washing bildet. Die fachliche Grenze liegt dort, wo Lernende Output, Reichweite, Absicht und Wirkung in einem Satz vermischen. Die saubere Lesart trennt deshalb Beobachtung, Kausalannahme, Bewertung und Steuerungsfolge. In der Anwendung sollte daraus mindestens eine konkrete Begriff, Wirkpfad, Fallbewertung, rote Linie oder Rueckkopplung abgeleitet werden; sonst bleibt das Wissen erklaerend, aber nicht steuerungsfaehig.</w:t>
-      </w:r>
-    </w:p>
-    <w:p>
-      <w:r>
-        <w:t>Anwendung auf Einleitung / Wirkungsfrage. In einer Fallanalyse beginnt dieser Punkt nicht mit einer Meinung, sondern mit einer belastbaren Beschreibung. Wer V09 pruefungsnah liest, fragt zuerst nach Wirkungsempfaengern, Wirkraum, Zeitraum und Datenquelle. Erst danach folgt die Bewertung im Referenzrahmen Mensch, Planet, Demokratie, SDGs, Agenda 2030 und SDG+. Mindestens ein direkter und ein indirekter Wirkpfad muessen nachvollziehbar sein. Der typische Kurzschluss waere, nur die Massnahme selbst bewerten und indirekte Empfaenger ausblenden. Genau dagegen setzt die WÖk die Pflicht, Wirkungspotenzial, Wirkungsrisiko und positive Netto-Wirkung begrifflich getrennt zu halten.</w:t>
-      </w:r>
-    </w:p>
-    <w:p>
-      <w:r>
-        <w:t>Evidenzregel. Kernaussage darf im Skript nicht als dekorativer Begriff stehen bleiben. Der Abschnitt traegt nur dann, wenn er eine pruefbare Aussage erlaubt: Welche Quelle stuetzt die Annahme, welche Unsicherheit bleibt offen und welche Gegenbeobachtung wuerde die Bewertung veraendern? Fuer Demokratie als Wirkungsdimension heisst das, dass jede Bewertung nur so belastbar ist wie Datenlage, Quellenstatus, Aktualitaet und Systemgrenze. Die Studierenden sollen nicht lernen, einen Score nachzusprechen. Sie sollen erkennen, wann ein Score klaert, wann er verdeckt und wann eine rote Linie die Durchschnittslogik stoppt.</w:t>
-      </w:r>
-    </w:p>
-    <w:p>
-      <w:r>
-        <w:t>Fallfenster zur Anwendung. Ein Controlling-Team moechte einen Score bilden. Das Skript verlangt, dass Datenqualitaet, Systemgrenzen, Gewichtung, Unsicherheit und Nichtkompensation sichtbar bleiben. Ein Score darf die Diskussion nicht beenden, sondern muss bessere Fragen, Priorisierung und Rueckkopplung ermoeglichen. Bezogen auf Demokratie als Wirkungsdimension heisst das: Die Analyse muss das konkrete Thema ernst nehmen und zugleich den allgemeinen WÖk-Massstab halten. Es geht nicht darum, Akteure moralisch zu sortieren. Es geht darum, Wirkpfade, Wirkungsempfaenger, Datenqualitaet, Risiken und Rueckkopplung so zu beschreiben, dass bessere Entscheidungen moeglich werden.</w:t>
-      </w:r>
-    </w:p>
-    <w:p>
-      <w:r>
-        <w:t>Transfer in Grundstudium Wirkungsökonomie. Quelltext und fachliche Grundlegung verbindet die inhaltliche Deutung mit der spaeteren Praxis. Eine Organisation kann zu Demokratie als Wirkungsdimension sehr ueberzeugend kommunizieren und trotzdem an einen plausiblen Gedanken schon fuer Wirkung zu halten, obwohl Empfaenger, Zustand, Zeitbezug und Quelle fehlen scheitern. Darum muss die V1-Fassung immer auch nach Governance fragen: Wer erhebt Daten, wer bewertet sie, wer traegt die Folgen, wer kann widersprechen und wann wird eine Entscheidung korrigiert? Profile, Zielkonflikte und offene Punkte werden nebeneinander gefuehrt. So wird aus einem Lehrkapitel eine verantwortbare Arbeitsroutine.</w:t>
-      </w:r>
-    </w:p>
-    <w:p>
-      <w:r>
-        <w:t>Grenze gegen Scheingenauigkeit. Gerade bei Die oft vergessene dritte Dimension ist Praezision wichtiger als grosse Begriffe. Eine Wirkungsaussage bleibt schwach, wenn sie nur Aktivitaet, Reichweite, Absicht oder Image beschreibt. Stark wird sie erst, wenn sie die Zustandsveraenderung und ihre Bedingungen offenlegt. In V09 ist deshalb entscheidend, schwere zentrale Schaeden nicht durch beliebige positive Einzelwerte neutralisiert werden duerfen. Die Fehlerlinie verlaeuft nicht zwischen Optimismus und Pessimismus, sondern zwischen offengelegter Unsicherheit und rhetorischer Sicherheit ohne Pruefpfad.</w:t>
-      </w:r>
-    </w:p>
-    <w:p>
-      <w:r>
-        <w:t>Pruefungsnahe Transferfrage. Formuliere zu V09 eine Wirkungsaussage in drei Saetzen: Erstens den beobachteten oder plausiblen Zustand, zweitens die Daten- oder Quellenlage, drittens die offene Unsicherheit samt Rueckkopplung. Die Antwort muss ohne moralische Personenbewertung auskommen und darf Reichweite nicht mit Wirkung verwechseln.</w:t>
-      </w:r>
-    </w:p>
-    <w:p>
-      <w:r>
-        <w:t>Pruefungsnahe Lesart. Aus Warum Demokratie wirtschaftlich zählt laesst sich eine gute Transferfrage ableiten: Welche Entscheidung waere falsch, wenn dieser Abschnitt missverstanden wird? Fuer Demokratie als Wirkungsdimension lautet die Antwort meist nicht einfach "mehr Wirkung", sondern genauer: bessere Unterscheidung, sauberere Daten, klarere Schutzlinie und rueckgekoppelte Steuerung. Jeder Analyseblock fragt nach der Routine, die nach der Bewertung angepasst wird. Wer das im Fall anwenden kann, hat den Kern der Vorlesung verstanden; wer nur Definitionen wiederholt, bleibt unter dem Anspruch der Akademie.</w:t>
-      </w:r>
-    </w:p>
-    <w:p>
-      <w:r>
-        <w:t>Fallfenster zur Anwendung. Ein Kommunikationsbericht nennt viele Aktivitaeten, Reichweiten und Rueckmeldungen. Die V1-Pruefung fragt, ob daraus eine belastbare Wirkungsaussage folgt. Wenn nur Kontakte, Klicks oder Zustimmung vorliegen, bleibt die Aussage im Bereich Wirkungspotenzial oder Resonanz, nicht im Bereich nachgewiesener Wirkung. Bezogen auf Demokratie als Wirkungsdimension heisst das: Die Analyse muss das konkrete Thema ernst nehmen und zugleich den allgemeinen WÖk-Massstab halten. Es geht nicht darum, Akteure moralisch zu sortieren. Es geht darum, Wirkpfade, Wirkungsempfaenger, Datenqualitaet, Risiken und Rueckkopplung so zu beschreiben, dass bessere Entscheidungen moeglich werden.</w:t>
-      </w:r>
-    </w:p>
-    <w:p>
-      <w:r>
-        <w:t>Governance. Der Abschnitt Vertrauen als unsichtbarer Rohstoff ist in V09 kein Zusatzwissen, sondern ein Pruefstein fuer die Grundfrage des Skripts: Was veraendert sich, bei wem, wodurch und mit welcher Rueckkopplung? Fuer Demokratie als Wirkungsdimension wird daran sichtbar, dass Wirkungsbewertung Verfahren, Rechte, Transparenz und Korrektur braucht. Die fachliche Grenze liegt dort, wo Lernende Bewertung als technokratische Top-down-Setzung verstehen. Die saubere Lesart trennt deshalb Beobachtung, Kausalannahme, Bewertung und Steuerungsfolge. In der Anwendung sollte daraus mindestens eine konkrete Begriff, Wirkpfad, Fallbewertung, rote Linie oder Rueckkopplung abgeleitet werden; sonst bleibt das Wissen erklaerend, aber nicht steuerungsfaehig.</w:t>
-      </w:r>
-    </w:p>
-    <w:p>
-      <w:r>
-        <w:t>Anwendung auf Die Öffentlichkeit und die Wahrheit. In einer Fallanalyse beginnt dieser Punkt nicht mit einer Meinung, sondern mit einer belastbaren Beschreibung. Wer V09 pruefungsnah liest, fragt zuerst nach Wirkungsempfaengern, Wirkraum, Zeitraum und Datenquelle. Erst danach folgt die Bewertung im Referenzrahmen Mensch, Planet, Demokratie, SDGs, Agenda 2030 und SDG+. Pruefungsfragen verbinden Begriff, Anwendung, Evidenz und rote Linie. Der typische Kurzschluss waere, reines Auswendiglernen als Kompetenznachweis behandeln. Genau dagegen setzt die WÖk die Pflicht, Wirkungspotenzial, Wirkungsrisiko und positive Netto-Wirkung begrifflich getrennt zu halten.</w:t>
-      </w:r>
-    </w:p>
-    <w:p>
-      <w:r>
-        <w:t>Evidenzregel. Teilhabe und Machtverteilung darf im Skript nicht als dekorativer Begriff stehen bleiben. Der Abschnitt traegt nur dann, wenn er eine pruefbare Aussage erlaubt: Welche Quelle stuetzt die Annahme, welche Unsicherheit bleibt offen und welche Gegenbeobachtung wuerde die Bewertung veraendern? Fuer Demokratie als Wirkungsdimension heisst das, dass WÖk-Begriffe im Alltag nur tragen, wenn sie in Routinen uebersetzt werden. Die Studierenden sollen nicht lernen, einen Score nachzusprechen. Sie sollen erkennen, wann ein Score klaert, wann er verdeckt und wann eine rote Linie die Durchschnittslogik stoppt.</w:t>
-      </w:r>
-    </w:p>
-    <w:p>
-      <w:r>
-        <w:t>Fallfenster zur Anwendung. Eine Organisation plant eine Massnahme und formuliert dazu eine positive Absicht. In der WÖk reicht das nicht. Fuer diese Vorlesung muss sichtbar werden, welche Zustandsveraenderung erwartet wird, welche Empfaenger direkt oder indirekt betroffen sind, welche Nebenwirkungen entstehen koennen und welche Entscheidung spaeter korrigiert wird. Bezogen auf Demokratie als Wirkungsdimension heisst das: Die Analyse muss das konkrete Thema ernst nehmen und zugleich den allgemeinen WÖk-Massstab halten. Es geht nicht darum, Akteure moralisch zu sortieren. Es geht darum, Wirkpfade, Wirkungsempfaenger, Datenqualitaet, Risiken und Rueckkopplung so zu beschreiben, dass bessere Entscheidungen moeglich werden.</w:t>
-      </w:r>
-    </w:p>
-    <w:p>
-      <w:r>
-        <w:t>Transfer in Grundstudium Wirkungsökonomie. Ein Beispiel aus der digitalen Welt verbindet die inhaltliche Deutung mit der spaeteren Praxis. Eine Organisation kann zu Demokratie als Wirkungsdimension sehr ueberzeugend kommunizieren und trotzdem an einen plausiblen Gedanken schon fuer Wirkung zu halten, obwohl Empfaenger, Zustand, Zeitbezug und Quelle fehlen scheitern. Darum muss die V1-Fassung immer auch nach Governance fragen: Wer erhebt Daten, wer bewertet sie, wer traegt die Folgen, wer kann widersprechen und wann wird eine Entscheidung korrigiert? Gute Kommunikation unterscheidet Befund, Annahme und normative Bewertung. So wird aus einem Lehrkapitel eine verantwortbare Arbeitsroutine.</w:t>
-      </w:r>
-    </w:p>
-    <w:p>
-      <w:r>
-        <w:t>Pruefungsnahe Transferfrage. Formuliere zu V09 eine Wirkungsaussage in drei Saetzen: Erstens den beobachteten oder plausiblen Zustand, zweitens die Daten- oder Quellenlage, drittens die offene Unsicherheit samt Rueckkopplung. Die Antwort muss ohne moralische Personenbewertung auskommen und darf Reichweite nicht mit Wirkung verwechseln.</w:t>
-      </w:r>
-    </w:p>
-    <w:p>
-      <w:r>
-        <w:t>Grenze gegen Scheingenauigkeit. Gerade bei Warum SDG plus notwendig wurde ist Praezision wichtiger als grosse Begriffe. Eine Wirkungsaussage bleibt schwach, wenn sie nur Aktivitaet, Reichweite, Absicht oder Image beschreibt. Stark wird sie erst, wenn sie die Zustandsveraenderung und ihre Bedingungen offenlegt. In V09 ist deshalb entscheidend, jede Wirkungsaussage eine Grenze zieht und diese Grenze begruenden muss. Die Fehlerlinie verlaeuft nicht zwischen Optimismus und Pessimismus, sondern zwischen offengelegter Unsicherheit und rhetorischer Sicherheit ohne Pruefpfad.</w:t>
-      </w:r>
-    </w:p>
-    <w:p>
-      <w:r>
-        <w:t>Pruefungsnahe Lesart. Aus Die Demokratie schützt die anderen Dimensionen laesst sich eine gute Transferfrage ableiten: Welche Entscheidung waere falsch, wenn dieser Abschnitt missverstanden wird? Fuer Demokratie als Wirkungsdimension lautet die Antwort meist nicht einfach "mehr Wirkung", sondern genauer: bessere Unterscheidung, sauberere Daten, klarere Schutzlinie und rueckgekoppelte Steuerung. Szenarien pruefen Sofortwirkung, Folgewirkung und Reversibilitaet getrennt. Wer das im Fall anwenden kann, hat den Kern der Vorlesung verstanden; wer nur Definitionen wiederholt, bleibt unter dem Anspruch der Akademie.</w:t>
-      </w:r>
-    </w:p>
-    <w:p>
-      <w:r>
-        <w:t>Fallfenster zur Anwendung. Eine Fuehrungsentscheidung erzeugt zugleich Nutzen und Risiken. Die WÖk behandelt Ambivalenz nicht als Stoerung, sondern als Kern der Analyse. Positive Netto-Wirkung darf erst behauptet werden, wenn zentrale negative Wirkungen getrennt geprueft und rote Linien gewahrt sind. Bezogen auf Demokratie als Wirkungsdimension heisst das: Die Analyse muss das konkrete Thema ernst nehmen und zugleich den allgemeinen WÖk-Massstab halten. Es geht nicht darum, Akteure moralisch zu sortieren. Es geht darum, Wirkpfade, Wirkungsempfaenger, Datenqualitaet, Risiken und Rueckkopplung so zu beschreiben, dass bessere Entscheidungen moeglich werden.</w:t>
-      </w:r>
-    </w:p>
-    <w:p>
-      <w:r>
-        <w:t>Betroffenenperspektive. Der Abschnitt Eine rote Linie der Denkschule ist in V09 kein Zusatzwissen, sondern ein Pruefstein fuer die Grundfrage des Skripts: Was veraendert sich, bei wem, wodurch und mit welcher Rueckkopplung? Fuer Demokratie als Wirkungsdimension wird daran sichtbar, dass Wirkung nicht am Sender, sondern an veraenderten Zustanden der Empfaenger geprueft wird. Die fachliche Grenze liegt dort, wo Lernende interne Erfolgskennzahlen mit gesellschaftlicher Wirkung verwechseln. Die saubere Lesart trennt deshalb Beobachtung, Kausalannahme, Bewertung und Steuerungsfolge. In der Anwendung sollte daraus mindestens eine konkrete Begriff, Wirkpfad, Fallbewertung, rote Linie oder Rueckkopplung abgeleitet werden; sonst bleibt das Wissen erklaerend, aber nicht steuerungsfaehig.</w:t>
-      </w:r>
-    </w:p>
-    <w:p>
-      <w:r>
-        <w:t>Anwendung auf Was du aus dieser Vorlesung mitnimmst. In einer Fallanalyse beginnt dieser Punkt nicht mit einer Meinung, sondern mit einer belastbaren Beschreibung. Wer V09 pruefungsnah liest, fragt zuerst nach Wirkungsempfaengern, Wirkraum, Zeitraum und Datenquelle. Erst danach folgt die Bewertung im Referenzrahmen Mensch, Planet, Demokratie, SDGs, Agenda 2030 und SDG+. Jede Schlussfolgerung endet mit Entscheidung, Verantwortlichkeit und Termin fuer Rueckpruefung. Der typische Kurzschluss waere, Befunde sammeln, ohne Ressourcen oder Regeln zu veraendern. Genau dagegen setzt die WÖk die Pflicht, Wirkungspotenzial, Wirkungsrisiko und positive Netto-Wirkung begrifflich getrennt zu halten.</w:t>
-      </w:r>
-    </w:p>
-    <w:p>
-      <w:r>
-        <w:t>Evidenzregel. Wirkungsökonomische Vertiefung darf im Skript nicht als dekorativer Begriff stehen bleiben. Der Abschnitt traegt nur dann, wenn er eine pruefbare Aussage erlaubt: Welche Quelle stuetzt die Annahme, welche Unsicherheit bleibt offen und welche Gegenbeobachtung wuerde die Bewertung veraendern? Fuer Demokratie als Wirkungsdimension heisst das, dass WÖk-Aussagen mit bestehenden Begriffen, Studien, Standards und Rechtsrahmen in Beziehung stehen muessen. Die Studierenden sollen nicht lernen, einen Score nachzusprechen. Sie sollen erkennen, wann ein Score klaert, wann er verdeckt und wann eine rote Linie die Durchschnittslogik stoppt.</w:t>
-      </w:r>
-    </w:p>
-    <w:p>
-      <w:r>
-        <w:t>Fallfenster zur Anwendung. Ein Controlling-Team moechte einen Score bilden. Das Skript verlangt, dass Datenqualitaet, Systemgrenzen, Gewichtung, Unsicherheit und Nichtkompensation sichtbar bleiben. Ein Score darf die Diskussion nicht beenden, sondern muss bessere Fragen, Priorisierung und Rueckkopplung ermoeglichen. Bezogen auf Demokratie als Wirkungsdimension heisst das: Die Analyse muss das konkrete Thema ernst nehmen und zugleich den allgemeinen WÖk-Massstab halten. Es geht nicht darum, Akteure moralisch zu sortieren. Es geht darum, Wirkpfade, Wirkungsempfaenger, Datenqualitaet, Risiken und Rueckkopplung so zu beschreiben, dass bessere Entscheidungen moeglich werden.</w:t>
-      </w:r>
-    </w:p>
-    <w:p>
-      <w:r>
-        <w:t>Pruefungsnahe Transferfrage. Formuliere zu V09 eine Wirkungsaussage in drei Saetzen: Erstens den beobachteten oder plausiblen Zustand, zweitens die Daten- oder Quellenlage, drittens die offene Unsicherheit samt Rueckkopplung. Die Antwort muss ohne moralische Personenbewertung auskommen und darf Reichweite nicht mit Wirkung verwechseln.</w:t>
-      </w:r>
-    </w:p>
-    <w:p>
-      <w:r>
-        <w:t>Transfer in Grundstudium Wirkungsökonomie. Prüfungsrelevanz verbindet die inhaltliche Deutung mit der spaeteren Praxis. Eine Organisation kann zu Demokratie als Wirkungsdimension sehr ueberzeugend kommunizieren und trotzdem an einen plausiblen Gedanken schon fuer Wirkung zu halten, obwohl Empfaenger, Zustand, Zeitbezug und Quelle fehlen scheitern. Darum muss die V1-Fassung immer auch nach Governance fragen: Wer erhebt Daten, wer bewertet sie, wer traegt die Folgen, wer kann widersprechen und wann wird eine Entscheidung korrigiert? Die Analyse markiert Stoppsignale vor jeder Portfolio- oder Score-Debatte. So wird aus einem Lehrkapitel eine verantwortbare Arbeitsroutine.</w:t>
+        <w:t>Schlussvertiefung 1: Demokratie als Wirkungsdimension im Anwendungsfall</w:t>
+      </w:r>
+    </w:p>
+    <w:p>
+      <w:r>
+        <w:t>Die folgenden Abschnitte sind keine neue Pruefungsloesung. Sie verdichten die vorhandenen Kapitel zu einer Lesart, mit der Studierende einen Fall selbststaendig analysieren koennen. Im Mittelpunkt stehen oeffentliche Resonanzraeume, Sprache, Vertrauen, Quellenklarheit und demokratische Rueckkopplung, nicht moralische Personenbewertung.</w:t>
+      </w:r>
+    </w:p>
+    <w:p>
+      <w:r>
+        <w:t>Begriffliche Schlussklaerung. Einleitung / Wirkungsfrage zeigt, warum Demokratie als Wirkungsdimension mehr ist als ein Schlagwort im Feld oeffentliche Resonanzraeume, Sprache, Vertrauen, Quellenklarheit und demokratische Rueckkopplung. Die wirkungsoekonomische Frage lautet: Welche reale Veraenderung wird moeglich, welche bleibt nur Potenzial und wo entsteht ein Wirkungsrisiko? Diese Unterscheidung schuetzt vor Impact-Washing, weil sie Absicht, Aktivitaet, Reichweite und Wirkung auseinanderhaelt.</w:t>
+      </w:r>
+    </w:p>
+    <w:p>
+      <w:r>
+        <w:t>Eine Kommune, ein Unternehmen oder eine Bildungsorganisation will Demokratie als Wirkungsdimension praktisch anwenden. Der erste Schritt ist nicht die Auswahl eines Instruments, sondern die Klaerung der Zustandsveraenderung. Bei Einleitung / Wirkungsfrage muss deshalb benannt werden, wer betroffen ist, welcher Zustand sich veraendert, welche Frist gilt und welche Gegenbeobachtung die Annahme widerlegen wuerde. Erst danach entsteht eine begruendete Entscheidung im Feld Begriff, Fallbewertung, Wirkpfad, rote Linie, Quellenbeurteilung oder Rueckkopplungsregel.</w:t>
+      </w:r>
+    </w:p>
+    <w:p>
+      <w:r>
+        <w:t>Wirkpfad und Empfaenger. In V09 muss Kernaussage immer mit Empfaengern gelesen werden. Wirkung entsteht nicht beim Sender, sondern an veraenderten Zustaenden von Menschen, Oekosystemen, Institutionen, Oeffentlichkeit oder kuenftigen Handlungsspielraeumen. Darum reicht es nicht, interne Aktivitaeten zu dokumentieren. Entscheidend ist, ob sich ein Zustand nachvollziehbar veraendert und ob diese Veraenderung im Referenzrahmen Mensch, Planet, Demokratie, SDGs, Agenda 2030 und SDG+ tragfaehig bewertet werden kann.</w:t>
+      </w:r>
+    </w:p>
+    <w:p>
+      <w:r>
+        <w:t>Ein Bericht behauptet, die Massnahme zu Demokratie als Wirkungsdimension sei erfolgreich. Die WOE-Lesart fragt bei Kernaussage nach belastbaren Nachweisen: begriffliche Praezision, Fallbeschreibung, Quellenklarheit, Plausibilitaet und offene Unsicherheit. Wenn diese Nachweise fehlen, bleibt die Aussage Wirkungspotenzial oder Kommunikationsbehauptung. Sie kann wichtig sein, aber sie ist noch keine belegte Wirkung.</w:t>
+      </w:r>
+    </w:p>
+    <w:p>
+      <w:r>
+        <w:t>Daten, Quellen und Evidenz. Wissenschaftliche Anschlussfaehigkeit entsteht hier durch Quellenklarheit. Bei Quelltext und fachliche Grundlegung werden interne WOE-Begriffe nicht als Ersatz fuer Belege benutzt, sondern mit Wirkungsradar, Journal, Glossar, Resonanz- und Quellenklarheitskapitel verbunden. Wo die Datenlage offen bleibt, wird das offengelegt. Wo eine Aussage nur plausibel ist, bleibt sie als Wirkungspotenzial markiert. Wo ein Schaden eine rote Linie beruehrt, greift Nichtkompensation vor Durchschnittslogik.</w:t>
+      </w:r>
+    </w:p>
+    <w:p>
+      <w:r>
+        <w:t>In einer kontroversen Entscheidung wirkt Quelltext und fachliche Grundlegung als Pruefpunkt fuer Ambivalenz. Ein Nutzen fuer eine Gruppe kann mit Risiken fuer andere Wirkungsempfaenger einhergehen. Das Skript verlangt deshalb, positive und negative Zustandsveraenderungen getrennt zu fuehren, bevor von positiver Netto-Wirkung gesprochen wird.</w:t>
+      </w:r>
+    </w:p>
+    <w:p>
+      <w:r>
+        <w:t>Bewertung und rote Linien. In Grundstudium Wirkungsoekonomie wird Die oft vergessene dritte Dimension erst steuerungsfaehig, wenn daraus eine Entscheidung folgt. Die Grundbegriffe muessen in spaeteren Modulen wiedererkennbar bleiben. Ohne diese Rueckkopplung bleibt Reporting eine Beschreibung. Mit Rueckkopplung wird aus Bewertung eine veraenderte Routine: ein anderer Prozess, ein geaenderter Anreiz, eine bessere Datenpflicht, eine korrigierte Kommunikation oder eine neue Priorisierung.</w:t>
+      </w:r>
+    </w:p>
+    <w:p>
+      <w:r>
+        <w:t>Die typische Fehlstelle bei Demokratie als Wirkungsdimension liegt darin, Reichweite, Zustimmung oder Lautstaerke als Wirkung auszugeben. Bei Die oft vergessene dritte Dimension wird diese Fehlstelle konkret: Ein scheinbar plausibler Befund darf nicht zur Abkuerzung werden. Quellen, Systemgrenzen, Unsicherheit und Rueckkopplung bleiben sichtbar.</w:t>
+      </w:r>
+    </w:p>
+    <w:p>
+      <w:r>
+        <w:t>Kontrollfrage. Welche Entscheidung waere falsch, wenn Die oft vergessene dritte Dimension in V09 missverstanden wird? Die Antwort muss mindestens eine Daten- oder Quellenannahme, eine betroffene Gruppe oder Schutzdimension, eine moegliche Nebenwirkung und einen Rueckkopplungsschritt nennen. Richtig ist nicht die lauteste Bewertung, sondern diejenige, die Begriff, Beleg und Steuerungsfolge zusammenhaelt.</w:t>
+      </w:r>
+    </w:p>
+    <w:p>
+      <w:r>
+        <w:t>Steuerung und Rueckkopplung. Die Grenze gegen Scheingenauigkeit verlaeuft bei Warum Demokratie wirtschaftlich zählt nicht zwischen Optimismus und Pessimismus. Sie verlaeuft zwischen offengelegter Unsicherheit und rhetorischer Sicherheit. Wer Demokratie als Wirkungsdimension belastbar anwenden will, benennt Systemgrenze, Zeitraum, Vergleichspunkt und offene Gegenhypothese. Gerade dadurch bleibt das Skript anschlussfaehig fuer Forschung, Praxis und spaetere Revision.</w:t>
+      </w:r>
+    </w:p>
+    <w:p>
+      <w:r>
+        <w:t>Fuer die Pruefung ist Warum Demokratie wirtschaftlich zählt dann verstanden, wenn daraus eine belastbare Fallantwort entsteht. Eine gute Antwort unterscheidet Beobachtung, Kausalannahme, Bewertung und Steuerungsfolge. Sie bewertet keine Menschen, sondern Wirkpfade, Zustandsveraenderungen, Risiken und institutionelle Bedingungen.</w:t>
+      </w:r>
+    </w:p>
+    <w:p>
+      <w:r>
+        <w:t>Pruefungsnahe Anwendung. Vertrauen als unsichtbarer Rohstoff zeigt, warum Demokratie als Wirkungsdimension mehr ist als ein Schlagwort im Feld oeffentliche Resonanzraeume, Sprache, Vertrauen, Quellenklarheit und demokratische Rueckkopplung. Die wirkungsoekonomische Frage lautet: Welche reale Veraenderung wird moeglich, welche bleibt nur Potenzial und wo entsteht ein Wirkungsrisiko? Diese Unterscheidung schuetzt vor Impact-Washing, weil sie Absicht, Aktivitaet, Reichweite und Wirkung auseinanderhaelt.</w:t>
+      </w:r>
+    </w:p>
+    <w:p>
+      <w:r>
+        <w:t>Eine Kommune, ein Unternehmen oder eine Bildungsorganisation will Demokratie als Wirkungsdimension praktisch anwenden. Der erste Schritt ist nicht die Auswahl eines Instruments, sondern die Klaerung der Zustandsveraenderung. Bei Vertrauen als unsichtbarer Rohstoff muss deshalb benannt werden, wer betroffen ist, welcher Zustand sich veraendert, welche Frist gilt und welche Gegenbeobachtung die Annahme widerlegen wuerde. Erst danach entsteht eine begruendete Entscheidung im Feld Begriff, Fallbewertung, Wirkpfad, rote Linie, Quellenbeurteilung oder Rueckkopplungsregel.</w:t>
+      </w:r>
+    </w:p>
+    <w:p>
+      <w:r>
+        <w:t>Rueckfluss. Fuer den WOE-Korpus bedeutet das: Begriffe aus Demokratie als Wirkungsdimension sollten dort geschaerft werden, wo sie in Glossar, Werkzeugen, Journal oder Readern doppeldeutig bleiben. Offene Forschungsfragen werden nicht versteckt. Sie markieren die Stelle, an der spaetere Evidenz, ein besserer Datensatz oder eine praezisere Fallstudie die Bewertung veraendern kann.</w:t>
+      </w:r>
+    </w:p>
+    <w:p>
+      <w:r>
+        <w:t>Transfer in den WOE-Korpus. In V09 muss Die Öffentlichkeit und die Wahrheit immer mit Empfaengern gelesen werden. Wirkung entsteht nicht beim Sender, sondern an veraenderten Zustaenden von Menschen, Oekosystemen, Institutionen, Oeffentlichkeit oder kuenftigen Handlungsspielraeumen. Darum reicht es nicht, interne Aktivitaeten zu dokumentieren. Entscheidend ist, ob sich ein Zustand nachvollziehbar veraendert und ob diese Veraenderung im Referenzrahmen Mensch, Planet, Demokratie, SDGs, Agenda 2030 und SDG+ tragfaehig bewertet werden kann.</w:t>
+      </w:r>
+    </w:p>
+    <w:p>
+      <w:r>
+        <w:t>Ein Bericht behauptet, die Massnahme zu Demokratie als Wirkungsdimension sei erfolgreich. Die WOE-Lesart fragt bei Die Öffentlichkeit und die Wahrheit nach belastbaren Nachweisen: begriffliche Praezision, Fallbeschreibung, Quellenklarheit, Plausibilitaet und offene Unsicherheit. Wenn diese Nachweise fehlen, bleibt die Aussage Wirkungspotenzial oder Kommunikationsbehauptung. Sie kann wichtig sein, aber sie ist noch keine belegte Wirkung.</w:t>
+      </w:r>
+    </w:p>
+    <w:p>
+      <w:r>
+        <w:t>Grenzen der Aussage. Wissenschaftliche Anschlussfaehigkeit entsteht hier durch Quellenklarheit. Bei Teilhabe und Machtverteilung werden interne WOE-Begriffe nicht als Ersatz fuer Belege benutzt, sondern mit Wirkungsradar, Journal, Glossar, Resonanz- und Quellenklarheitskapitel verbunden. Wo die Datenlage offen bleibt, wird das offengelegt. Wo eine Aussage nur plausibel ist, bleibt sie als Wirkungspotenzial markiert. Wo ein Schaden eine rote Linie beruehrt, greift Nichtkompensation vor Durchschnittslogik.</w:t>
+      </w:r>
+    </w:p>
+    <w:p>
+      <w:r>
+        <w:t>In einer kontroversen Entscheidung wirkt Teilhabe und Machtverteilung als Pruefpunkt fuer Ambivalenz. Ein Nutzen fuer eine Gruppe kann mit Risiken fuer andere Wirkungsempfaenger einhergehen. Das Skript verlangt deshalb, positive und negative Zustandsveraenderungen getrennt zu fuehren, bevor von positiver Netto-Wirkung gesprochen wird.</w:t>
+      </w:r>
+    </w:p>
+    <w:p>
+      <w:r>
+        <w:t>Kontrollfrage. Welche Entscheidung waere falsch, wenn Teilhabe und Machtverteilung in V09 missverstanden wird? Die Antwort muss mindestens eine Daten- oder Quellenannahme, eine betroffene Gruppe oder Schutzdimension, eine moegliche Nebenwirkung und einen Rueckkopplungsschritt nennen. Richtig ist nicht die lauteste Bewertung, sondern diejenige, die Begriff, Beleg und Steuerungsfolge zusammenhaelt.</w:t>
       </w:r>
     </w:p>
     <w:p>
@@ -2925,132 +2900,107 @@
         <w:pStyle w:val="Heading3"/>
       </w:pPr>
       <w:r>
-        <w:t>Abschlusskommentar 2: Lesen, pruefen, rueckkoppeln</w:t>
-      </w:r>
-    </w:p>
-    <w:p>
-      <w:r>
-        <w:t>Die folgende Verdichtung fuehrt die vorhandenen Kapitel nicht als Wiederholung, sondern als Anwendung zusammen. Wirkungskompetenz entsteht, wenn dieselbe begriffliche Strenge in Fallanalyse, Datenarbeit, Kommunikation, Governance und Entscheidungspraxis wiedererkannt wird.</w:t>
-      </w:r>
-    </w:p>
-    <w:p>
-      <w:r>
-        <w:t>Grenze gegen Scheingenauigkeit. Gerade bei Lernziele ist Praezision wichtiger als grosse Begriffe. Eine Wirkungsaussage bleibt schwach, wenn sie nur Aktivitaet, Reichweite, Absicht oder Image beschreibt. Stark wird sie erst, wenn sie die Zustandsveraenderung und ihre Bedingungen offenlegt. In V09 ist deshalb entscheidend, praezise Sprache die erste Sicherung gegen Impact-Washing bildet. Die Fehlerlinie verlaeuft nicht zwischen Optimismus und Pessimismus, sondern zwischen offengelegter Unsicherheit und rhetorischer Sicherheit ohne Pruefpfad.</w:t>
-      </w:r>
-    </w:p>
-    <w:p>
-      <w:r>
-        <w:t>Pruefungsnahe Lesart. Aus Einleitung / Wirkungsfrage laesst sich eine gute Transferfrage ableiten: Welche Entscheidung waere falsch, wenn dieser Abschnitt missverstanden wird? Fuer Demokratie als Wirkungsdimension lautet die Antwort meist nicht einfach "mehr Wirkung", sondern genauer: bessere Unterscheidung, sauberere Daten, klarere Schutzlinie und rueckgekoppelte Steuerung. Mindestens ein direkter und ein indirekter Wirkpfad muessen nachvollziehbar sein. Wer das im Fall anwenden kann, hat den Kern der Vorlesung verstanden; wer nur Definitionen wiederholt, bleibt unter dem Anspruch der Akademie.</w:t>
-      </w:r>
-    </w:p>
-    <w:p>
-      <w:r>
-        <w:t>Fallfenster zur Anwendung. Ein Kommunikationsbericht nennt viele Aktivitaeten, Reichweiten und Rueckmeldungen. Die V1-Pruefung fragt, ob daraus eine belastbare Wirkungsaussage folgt. Wenn nur Kontakte, Klicks oder Zustimmung vorliegen, bleibt die Aussage im Bereich Wirkungspotenzial oder Resonanz, nicht im Bereich nachgewiesener Wirkung. Bezogen auf Demokratie als Wirkungsdimension heisst das: Die Analyse muss das konkrete Thema ernst nehmen und zugleich den allgemeinen WÖk-Massstab halten. Es geht nicht darum, Akteure moralisch zu sortieren. Es geht darum, Wirkpfade, Wirkungsempfaenger, Datenqualitaet, Risiken und Rueckkopplung so zu beschreiben, dass bessere Entscheidungen moeglich werden.</w:t>
-      </w:r>
-    </w:p>
-    <w:p>
-      <w:r>
-        <w:t>Daten- und Quellenklarheit. Der Abschnitt Kernaussage ist in V09 kein Zusatzwissen, sondern ein Pruefstein fuer die Grundfrage des Skripts: Was veraendert sich, bei wem, wodurch und mit welcher Rueckkopplung? Fuer Demokratie als Wirkungsdimension wird daran sichtbar, dass jede Bewertung nur so belastbar ist wie Datenlage, Quellenstatus, Aktualitaet und Systemgrenze. Die fachliche Grenze liegt dort, wo Lernende eine Zahl ohne Einheit, Zeitraum oder Erhebungslogik als Beweis nutzen. Die saubere Lesart trennt deshalb Beobachtung, Kausalannahme, Bewertung und Steuerungsfolge. In der Anwendung sollte daraus mindestens eine konkrete Begriff, Wirkpfad, Fallbewertung, rote Linie oder Rueckkopplung abgeleitet werden; sonst bleibt das Wissen erklaerend, aber nicht steuerungsfaehig.</w:t>
-      </w:r>
-    </w:p>
-    <w:p>
-      <w:r>
-        <w:t>Anwendung auf Quelltext und fachliche Grundlegung. In einer Fallanalyse beginnt dieser Punkt nicht mit einer Meinung, sondern mit einer belastbaren Beschreibung. Wer V09 pruefungsnah liest, fragt zuerst nach Wirkungsempfaengern, Wirkraum, Zeitraum und Datenquelle. Erst danach folgt die Bewertung im Referenzrahmen Mensch, Planet, Demokratie, SDGs, Agenda 2030 und SDG+. Profile, Zielkonflikte und offene Punkte werden nebeneinander gefuehrt. Der typische Kurzschluss waere, ambivalente Befunde glaetten, damit eine eindeutige Botschaft entsteht. Genau dagegen setzt die WÖk die Pflicht, Wirkungspotenzial, Wirkungsrisiko und positive Netto-Wirkung begrifflich getrennt zu halten.</w:t>
-      </w:r>
-    </w:p>
-    <w:p>
-      <w:r>
-        <w:t>Pruefungsnahe Transferfrage. Formuliere zu V09 eine Wirkungsaussage in drei Saetzen: Erstens den beobachteten oder plausiblen Zustand, zweitens die Daten- oder Quellenlage, drittens die offene Unsicherheit samt Rueckkopplung. Die Antwort muss ohne moralische Personenbewertung auskommen und darf Reichweite nicht mit Wirkung verwechseln.</w:t>
-      </w:r>
-    </w:p>
-    <w:p>
-      <w:r>
-        <w:t>Evidenzregel. Die oft vergessene dritte Dimension darf im Skript nicht als dekorativer Begriff stehen bleiben. Der Abschnitt traegt nur dann, wenn er eine pruefbare Aussage erlaubt: Welche Quelle stuetzt die Annahme, welche Unsicherheit bleibt offen und welche Gegenbeobachtung wuerde die Bewertung veraendern? Fuer Demokratie als Wirkungsdimension heisst das, dass schwere zentrale Schaeden nicht durch beliebige positive Einzelwerte neutralisiert werden duerfen. Die Studierenden sollen nicht lernen, einen Score nachzusprechen. Sie sollen erkennen, wann ein Score klaert, wann er verdeckt und wann eine rote Linie die Durchschnittslogik stoppt.</w:t>
-      </w:r>
-    </w:p>
-    <w:p>
-      <w:r>
-        <w:t>Fallfenster zur Anwendung. Eine Organisation plant eine Massnahme und formuliert dazu eine positive Absicht. In der WÖk reicht das nicht. Fuer diese Vorlesung muss sichtbar werden, welche Zustandsveraenderung erwartet wird, welche Empfaenger direkt oder indirekt betroffen sind, welche Nebenwirkungen entstehen koennen und welche Entscheidung spaeter korrigiert wird. Bezogen auf Demokratie als Wirkungsdimension heisst das: Die Analyse muss das konkrete Thema ernst nehmen und zugleich den allgemeinen WÖk-Massstab halten. Es geht nicht darum, Akteure moralisch zu sortieren. Es geht darum, Wirkpfade, Wirkungsempfaenger, Datenqualitaet, Risiken und Rueckkopplung so zu beschreiben, dass bessere Entscheidungen moeglich werden.</w:t>
-      </w:r>
-    </w:p>
-    <w:p>
-      <w:r>
-        <w:t>Transfer in Grundstudium Wirkungsökonomie. Warum Demokratie wirtschaftlich zählt verbindet die inhaltliche Deutung mit der spaeteren Praxis. Eine Organisation kann zu Demokratie als Wirkungsdimension sehr ueberzeugend kommunizieren und trotzdem an einen plausiblen Gedanken schon fuer Wirkung zu halten, obwohl Empfaenger, Zustand, Zeitbezug und Quelle fehlen scheitern. Darum muss die V1-Fassung immer auch nach Governance fragen: Wer erhebt Daten, wer bewertet sie, wer traegt die Folgen, wer kann widersprechen und wann wird eine Entscheidung korrigiert? Jeder Analyseblock fragt nach der Routine, die nach der Bewertung angepasst wird. So wird aus einem Lehrkapitel eine verantwortbare Arbeitsroutine.</w:t>
-      </w:r>
-    </w:p>
-    <w:p>
-      <w:r>
-        <w:t>Grenze gegen Scheingenauigkeit. Gerade bei Vertrauen als unsichtbarer Rohstoff ist Praezision wichtiger als grosse Begriffe. Eine Wirkungsaussage bleibt schwach, wenn sie nur Aktivitaet, Reichweite, Absicht oder Image beschreibt. Stark wird sie erst, wenn sie die Zustandsveraenderung und ihre Bedingungen offenlegt. In V09 ist deshalb entscheidend, Wirkungsbewertung Verfahren, Rechte, Transparenz und Korrektur braucht. Die Fehlerlinie verlaeuft nicht zwischen Optimismus und Pessimismus, sondern zwischen offengelegter Unsicherheit und rhetorischer Sicherheit ohne Pruefpfad.</w:t>
-      </w:r>
-    </w:p>
-    <w:p>
-      <w:r>
-        <w:t>Pruefungsnahe Lesart. Aus Die Öffentlichkeit und die Wahrheit laesst sich eine gute Transferfrage ableiten: Welche Entscheidung waere falsch, wenn dieser Abschnitt missverstanden wird? Fuer Demokratie als Wirkungsdimension lautet die Antwort meist nicht einfach "mehr Wirkung", sondern genauer: bessere Unterscheidung, sauberere Daten, klarere Schutzlinie und rueckgekoppelte Steuerung. Pruefungsfragen verbinden Begriff, Anwendung, Evidenz und rote Linie. Wer das im Fall anwenden kann, hat den Kern der Vorlesung verstanden; wer nur Definitionen wiederholt, bleibt unter dem Anspruch der Akademie.</w:t>
-      </w:r>
-    </w:p>
-    <w:p>
-      <w:r>
-        <w:t>Fallfenster zur Anwendung. Eine Fuehrungsentscheidung erzeugt zugleich Nutzen und Risiken. Die WÖk behandelt Ambivalenz nicht als Stoerung, sondern als Kern der Analyse. Positive Netto-Wirkung darf erst behauptet werden, wenn zentrale negative Wirkungen getrennt geprueft und rote Linien gewahrt sind. Bezogen auf Demokratie als Wirkungsdimension heisst das: Die Analyse muss das konkrete Thema ernst nehmen und zugleich den allgemeinen WÖk-Massstab halten. Es geht nicht darum, Akteure moralisch zu sortieren. Es geht darum, Wirkpfade, Wirkungsempfaenger, Datenqualitaet, Risiken und Rueckkopplung so zu beschreiben, dass bessere Entscheidungen moeglich werden.</w:t>
-      </w:r>
-    </w:p>
-    <w:p>
-      <w:r>
-        <w:t>Organisationale Umsetzung. Der Abschnitt Teilhabe und Machtverteilung ist in V09 kein Zusatzwissen, sondern ein Pruefstein fuer die Grundfrage des Skripts: Was veraendert sich, bei wem, wodurch und mit welcher Rueckkopplung? Fuer Demokratie als Wirkungsdimension wird daran sichtbar, dass WÖk-Begriffe im Alltag nur tragen, wenn sie in Routinen uebersetzt werden. Die fachliche Grenze liegt dort, wo Lernende Verantwortung an eine einzelne Nachhaltigkeitsfunktion auslagern. Die saubere Lesart trennt deshalb Beobachtung, Kausalannahme, Bewertung und Steuerungsfolge. In der Anwendung sollte daraus mindestens eine konkrete Begriff, Wirkpfad, Fallbewertung, rote Linie oder Rueckkopplung abgeleitet werden; sonst bleibt das Wissen erklaerend, aber nicht steuerungsfaehig.</w:t>
-      </w:r>
-    </w:p>
-    <w:p>
-      <w:r>
-        <w:t>Pruefungsnahe Transferfrage. Formuliere zu V09 eine Wirkungsaussage in drei Saetzen: Erstens den beobachteten oder plausiblen Zustand, zweitens die Daten- oder Quellenlage, drittens die offene Unsicherheit samt Rueckkopplung. Die Antwort muss ohne moralische Personenbewertung auskommen und darf Reichweite nicht mit Wirkung verwechseln.</w:t>
-      </w:r>
-    </w:p>
-    <w:p>
-      <w:r>
-        <w:t>Anwendung auf Ein Beispiel aus der digitalen Welt. In einer Fallanalyse beginnt dieser Punkt nicht mit einer Meinung, sondern mit einer belastbaren Beschreibung. Wer V09 pruefungsnah liest, fragt zuerst nach Wirkungsempfaengern, Wirkraum, Zeitraum und Datenquelle. Erst danach folgt die Bewertung im Referenzrahmen Mensch, Planet, Demokratie, SDGs, Agenda 2030 und SDG+. Gute Kommunikation unterscheidet Befund, Annahme und normative Bewertung. Der typische Kurzschluss waere, Eindeutigkeit behaupten, wo die Datenlage nur Potenzial oder Risiko traegt. Genau dagegen setzt die WÖk die Pflicht, Wirkungspotenzial, Wirkungsrisiko und positive Netto-Wirkung begrifflich getrennt zu halten.</w:t>
-      </w:r>
-    </w:p>
-    <w:p>
-      <w:r>
-        <w:t>Evidenzregel. Warum SDG plus notwendig wurde darf im Skript nicht als dekorativer Begriff stehen bleiben. Der Abschnitt traegt nur dann, wenn er eine pruefbare Aussage erlaubt: Welche Quelle stuetzt die Annahme, welche Unsicherheit bleibt offen und welche Gegenbeobachtung wuerde die Bewertung veraendern? Fuer Demokratie als Wirkungsdimension heisst das, dass jede Wirkungsaussage eine Grenze zieht und diese Grenze begruenden muss. Die Studierenden sollen nicht lernen, einen Score nachzusprechen. Sie sollen erkennen, wann ein Score klaert, wann er verdeckt und wann eine rote Linie die Durchschnittslogik stoppt.</w:t>
-      </w:r>
-    </w:p>
-    <w:p>
-      <w:r>
-        <w:t>Fallfenster zur Anwendung. Ein Controlling-Team moechte einen Score bilden. Das Skript verlangt, dass Datenqualitaet, Systemgrenzen, Gewichtung, Unsicherheit und Nichtkompensation sichtbar bleiben. Ein Score darf die Diskussion nicht beenden, sondern muss bessere Fragen, Priorisierung und Rueckkopplung ermoeglichen. Bezogen auf Demokratie als Wirkungsdimension heisst das: Die Analyse muss das konkrete Thema ernst nehmen und zugleich den allgemeinen WÖk-Massstab halten. Es geht nicht darum, Akteure moralisch zu sortieren. Es geht darum, Wirkpfade, Wirkungsempfaenger, Datenqualitaet, Risiken und Rueckkopplung so zu beschreiben, dass bessere Entscheidungen moeglich werden.</w:t>
-      </w:r>
-    </w:p>
-    <w:p>
-      <w:r>
-        <w:t>Transfer in Grundstudium Wirkungsökonomie. Die Demokratie schützt die anderen Dimensionen verbindet die inhaltliche Deutung mit der spaeteren Praxis. Eine Organisation kann zu Demokratie als Wirkungsdimension sehr ueberzeugend kommunizieren und trotzdem an einen plausiblen Gedanken schon fuer Wirkung zu halten, obwohl Empfaenger, Zustand, Zeitbezug und Quelle fehlen scheitern. Darum muss die V1-Fassung immer auch nach Governance fragen: Wer erhebt Daten, wer bewertet sie, wer traegt die Folgen, wer kann widersprechen und wann wird eine Entscheidung korrigiert? Szenarien pruefen Sofortwirkung, Folgewirkung und Reversibilitaet getrennt. So wird aus einem Lehrkapitel eine verantwortbare Arbeitsroutine.</w:t>
-      </w:r>
-    </w:p>
-    <w:p>
-      <w:r>
-        <w:t>Grenze gegen Scheingenauigkeit. Gerade bei Eine rote Linie der Denkschule ist Praezision wichtiger als grosse Begriffe. Eine Wirkungsaussage bleibt schwach, wenn sie nur Aktivitaet, Reichweite, Absicht oder Image beschreibt. Stark wird sie erst, wenn sie die Zustandsveraenderung und ihre Bedingungen offenlegt. In V09 ist deshalb entscheidend, Wirkung nicht am Sender, sondern an veraenderten Zustanden der Empfaenger geprueft wird. Die Fehlerlinie verlaeuft nicht zwischen Optimismus und Pessimismus, sondern zwischen offengelegter Unsicherheit und rhetorischer Sicherheit ohne Pruefpfad.</w:t>
-      </w:r>
-    </w:p>
-    <w:p>
-      <w:r>
-        <w:t>Pruefungsnahe Lesart. Aus Was du aus dieser Vorlesung mitnimmst laesst sich eine gute Transferfrage ableiten: Welche Entscheidung waere falsch, wenn dieser Abschnitt missverstanden wird? Fuer Demokratie als Wirkungsdimension lautet die Antwort meist nicht einfach "mehr Wirkung", sondern genauer: bessere Unterscheidung, sauberere Daten, klarere Schutzlinie und rueckgekoppelte Steuerung. Jede Schlussfolgerung endet mit Entscheidung, Verantwortlichkeit und Termin fuer Rueckpruefung. Wer das im Fall anwenden kann, hat den Kern der Vorlesung verstanden; wer nur Definitionen wiederholt, bleibt unter dem Anspruch der Akademie.</w:t>
-      </w:r>
-    </w:p>
-    <w:p>
-      <w:r>
-        <w:t>Fallfenster zur Anwendung. Ein Kommunikationsbericht nennt viele Aktivitaeten, Reichweiten und Rueckmeldungen. Die V1-Pruefung fragt, ob daraus eine belastbare Wirkungsaussage folgt. Wenn nur Kontakte, Klicks oder Zustimmung vorliegen, bleibt die Aussage im Bereich Wirkungspotenzial oder Resonanz, nicht im Bereich nachgewiesener Wirkung. Bezogen auf Demokratie als Wirkungsdimension heisst das: Die Analyse muss das konkrete Thema ernst nehmen und zugleich den allgemeinen WÖk-Massstab halten. Es geht nicht darum, Akteure moralisch zu sortieren. Es geht darum, Wirkpfade, Wirkungsempfaenger, Datenqualitaet, Risiken und Rueckkopplung so zu beschreiben, dass bessere Entscheidungen moeglich werden.</w:t>
-      </w:r>
-    </w:p>
-    <w:p>
-      <w:r>
-        <w:t>Pruefungsnahe Transferfrage. Formuliere zu V09 eine Wirkungsaussage in drei Saetzen: Erstens den beobachteten oder plausiblen Zustand, zweitens die Daten- oder Quellenlage, drittens die offene Unsicherheit samt Rueckkopplung. Die Antwort muss ohne moralische Personenbewertung auskommen und darf Reichweite nicht mit Wirkung verwechseln.</w:t>
-      </w:r>
-    </w:p>
-    <w:p>
-      <w:r>
-        <w:t>Wissenschaftliche Anschlussfaehigkeit. Der Abschnitt Wirkungsökonomische Vertiefung ist in V09 kein Zusatzwissen, sondern ein Pruefstein fuer die Grundfrage des Skripts: Was veraendert sich, bei wem, wodurch und mit welcher Rueckkopplung? Fuer Demokratie als Wirkungsdimension wird daran sichtbar, dass WÖk-Aussagen mit bestehenden Begriffen, Studien, Standards und Rechtsrahmen in Beziehung stehen muessen. Die fachliche Grenze liegt dort, wo Lernende hausinterne Sprache als Ersatz fuer zitierfaehige Begruendung verwenden. Die saubere Lesart trennt deshalb Beobachtung, Kausalannahme, Bewertung und Steuerungsfolge. In der Anwendung sollte daraus mindestens eine konkrete Begriff, Wirkpfad, Fallbewertung, rote Linie oder Rueckkopplung abgeleitet werden; sonst bleibt das Wissen erklaerend, aber nicht steuerungsfaehig.</w:t>
-      </w:r>
-    </w:p>
-    <w:p>
-      <w:r>
-        <w:t>Anwendung auf Prüfungsrelevanz. In einer Fallanalyse beginnt dieser Punkt nicht mit einer Meinung, sondern mit einer belastbaren Beschreibung. Wer V09 pruefungsnah liest, fragt zuerst nach Wirkungsempfaengern, Wirkraum, Zeitraum und Datenquelle. Erst danach folgt die Bewertung im Referenzrahmen Mensch, Planet, Demokratie, SDGs, Agenda 2030 und SDG+. Die Analyse markiert Stoppsignale vor jeder Portfolio- oder Score-Debatte. Der typische Kurzschluss waere, ein gutes Teilresultat gegen zentrale Schaeden aufrechnen. Genau dagegen setzt die WÖk die Pflicht, Wirkungspotenzial, Wirkungsrisiko und positive Netto-Wirkung begrifflich getrennt zu halten.</w:t>
+        <w:t>Schlussvertiefung 2: Demokratie als Wirkungsdimension im Anwendungsfall</w:t>
+      </w:r>
+    </w:p>
+    <w:p>
+      <w:r>
+        <w:t>Die folgenden Abschnitte sind keine neue Pruefungsloesung. Sie verdichten die vorhandenen Kapitel zu einer Lesart, mit der Studierende einen Fall selbststaendig analysieren koennen. Im Mittelpunkt stehen oeffentliche Resonanzraeume, Sprache, Vertrauen, Quellenklarheit und demokratische Rueckkopplung, nicht moralische Personenbewertung.</w:t>
+      </w:r>
+    </w:p>
+    <w:p>
+      <w:r>
+        <w:t>Begriffliche Schlussklaerung. In Grundstudium Wirkungsoekonomie wird Ein Beispiel aus der digitalen Welt erst steuerungsfaehig, wenn daraus eine Entscheidung folgt. Die Grundbegriffe muessen in spaeteren Modulen wiedererkennbar bleiben. Ohne diese Rueckkopplung bleibt Reporting eine Beschreibung. Mit Rueckkopplung wird aus Bewertung eine veraenderte Routine: ein anderer Prozess, ein geaenderter Anreiz, eine bessere Datenpflicht, eine korrigierte Kommunikation oder eine neue Priorisierung.</w:t>
+      </w:r>
+    </w:p>
+    <w:p>
+      <w:r>
+        <w:t>Die typische Fehlstelle bei Demokratie als Wirkungsdimension liegt darin, Reichweite, Zustimmung oder Lautstaerke als Wirkung auszugeben. Bei Ein Beispiel aus der digitalen Welt wird diese Fehlstelle konkret: Ein scheinbar plausibler Befund darf nicht zur Abkuerzung werden. Quellen, Systemgrenzen, Unsicherheit und Rueckkopplung bleiben sichtbar.</w:t>
+      </w:r>
+    </w:p>
+    <w:p>
+      <w:r>
+        <w:t>Wirkpfad und Empfaenger. Die Grenze gegen Scheingenauigkeit verlaeuft bei Warum SDG plus notwendig wurde nicht zwischen Optimismus und Pessimismus. Sie verlaeuft zwischen offengelegter Unsicherheit und rhetorischer Sicherheit. Wer Demokratie als Wirkungsdimension belastbar anwenden will, benennt Systemgrenze, Zeitraum, Vergleichspunkt und offene Gegenhypothese. Gerade dadurch bleibt das Skript anschlussfaehig fuer Forschung, Praxis und spaetere Revision.</w:t>
+      </w:r>
+    </w:p>
+    <w:p>
+      <w:r>
+        <w:t>Fuer die Pruefung ist Warum SDG plus notwendig wurde dann verstanden, wenn daraus eine belastbare Fallantwort entsteht. Eine gute Antwort unterscheidet Beobachtung, Kausalannahme, Bewertung und Steuerungsfolge. Sie bewertet keine Menschen, sondern Wirkpfade, Zustandsveraenderungen, Risiken und institutionelle Bedingungen.</w:t>
+      </w:r>
+    </w:p>
+    <w:p>
+      <w:r>
+        <w:t>Daten, Quellen und Evidenz. Die Demokratie schützt die anderen Dimensionen zeigt, warum Demokratie als Wirkungsdimension mehr ist als ein Schlagwort im Feld oeffentliche Resonanzraeume, Sprache, Vertrauen, Quellenklarheit und demokratische Rueckkopplung. Die wirkungsoekonomische Frage lautet: Welche reale Veraenderung wird moeglich, welche bleibt nur Potenzial und wo entsteht ein Wirkungsrisiko? Diese Unterscheidung schuetzt vor Impact-Washing, weil sie Absicht, Aktivitaet, Reichweite und Wirkung auseinanderhaelt.</w:t>
+      </w:r>
+    </w:p>
+    <w:p>
+      <w:r>
+        <w:t>Eine Kommune, ein Unternehmen oder eine Bildungsorganisation will Demokratie als Wirkungsdimension praktisch anwenden. Der erste Schritt ist nicht die Auswahl eines Instruments, sondern die Klaerung der Zustandsveraenderung. Bei Die Demokratie schützt die anderen Dimensionen muss deshalb benannt werden, wer betroffen ist, welcher Zustand sich veraendert, welche Frist gilt und welche Gegenbeobachtung die Annahme widerlegen wuerde. Erst danach entsteht eine begruendete Entscheidung im Feld Begriff, Fallbewertung, Wirkpfad, rote Linie, Quellenbeurteilung oder Rueckkopplungsregel.</w:t>
+      </w:r>
+    </w:p>
+    <w:p>
+      <w:r>
+        <w:t>Bewertung und rote Linien. In V09 muss Eine rote Linie der Denkschule immer mit Empfaengern gelesen werden. Wirkung entsteht nicht beim Sender, sondern an veraenderten Zustaenden von Menschen, Oekosystemen, Institutionen, Oeffentlichkeit oder kuenftigen Handlungsspielraeumen. Darum reicht es nicht, interne Aktivitaeten zu dokumentieren. Entscheidend ist, ob sich ein Zustand nachvollziehbar veraendert und ob diese Veraenderung im Referenzrahmen Mensch, Planet, Demokratie, SDGs, Agenda 2030 und SDG+ tragfaehig bewertet werden kann.</w:t>
+      </w:r>
+    </w:p>
+    <w:p>
+      <w:r>
+        <w:t>Ein Bericht behauptet, die Massnahme zu Demokratie als Wirkungsdimension sei erfolgreich. Die WOE-Lesart fragt bei Eine rote Linie der Denkschule nach belastbaren Nachweisen: begriffliche Praezision, Fallbeschreibung, Quellenklarheit, Plausibilitaet und offene Unsicherheit. Wenn diese Nachweise fehlen, bleibt die Aussage Wirkungspotenzial oder Kommunikationsbehauptung. Sie kann wichtig sein, aber sie ist noch keine belegte Wirkung.</w:t>
+      </w:r>
+    </w:p>
+    <w:p>
+      <w:r>
+        <w:t>Kontrollfrage. Welche Entscheidung waere falsch, wenn Eine rote Linie der Denkschule in V09 missverstanden wird? Die Antwort muss mindestens eine Daten- oder Quellenannahme, eine betroffene Gruppe oder Schutzdimension, eine moegliche Nebenwirkung und einen Rueckkopplungsschritt nennen. Richtig ist nicht die lauteste Bewertung, sondern diejenige, die Begriff, Beleg und Steuerungsfolge zusammenhaelt.</w:t>
+      </w:r>
+    </w:p>
+    <w:p>
+      <w:r>
+        <w:t>Rueckfluss. Fuer den WOE-Korpus bedeutet das: Begriffe aus Demokratie als Wirkungsdimension sollten dort geschaerft werden, wo sie in Glossar, Werkzeugen, Journal oder Readern doppeldeutig bleiben. Offene Forschungsfragen werden nicht versteckt. Sie markieren die Stelle, an der spaetere Evidenz, ein besserer Datensatz oder eine praezisere Fallstudie die Bewertung veraendern kann.</w:t>
+      </w:r>
+    </w:p>
+    <w:p>
+      <w:r>
+        <w:t>Steuerung und Rueckkopplung. Wissenschaftliche Anschlussfaehigkeit entsteht hier durch Quellenklarheit. Bei Was du aus dieser Vorlesung mitnimmst werden interne WOE-Begriffe nicht als Ersatz fuer Belege benutzt, sondern mit Wirkungsradar, Journal, Glossar, Resonanz- und Quellenklarheitskapitel verbunden. Wo die Datenlage offen bleibt, wird das offengelegt. Wo eine Aussage nur plausibel ist, bleibt sie als Wirkungspotenzial markiert. Wo ein Schaden eine rote Linie beruehrt, greift Nichtkompensation vor Durchschnittslogik.</w:t>
+      </w:r>
+    </w:p>
+    <w:p>
+      <w:r>
+        <w:t>In einer kontroversen Entscheidung wirkt Was du aus dieser Vorlesung mitnimmst als Pruefpunkt fuer Ambivalenz. Ein Nutzen fuer eine Gruppe kann mit Risiken fuer andere Wirkungsempfaenger einhergehen. Das Skript verlangt deshalb, positive und negative Zustandsveraenderungen getrennt zu fuehren, bevor von positiver Netto-Wirkung gesprochen wird.</w:t>
+      </w:r>
+    </w:p>
+    <w:p>
+      <w:r>
+        <w:t>Pruefungsnahe Anwendung. In Grundstudium Wirkungsoekonomie wird Wirkungsökonomische Vertiefung erst steuerungsfaehig, wenn daraus eine Entscheidung folgt. Die Grundbegriffe muessen in spaeteren Modulen wiedererkennbar bleiben. Ohne diese Rueckkopplung bleibt Reporting eine Beschreibung. Mit Rueckkopplung wird aus Bewertung eine veraenderte Routine: ein anderer Prozess, ein geaenderter Anreiz, eine bessere Datenpflicht, eine korrigierte Kommunikation oder eine neue Priorisierung.</w:t>
+      </w:r>
+    </w:p>
+    <w:p>
+      <w:r>
+        <w:t>Die typische Fehlstelle bei Demokratie als Wirkungsdimension liegt darin, Reichweite, Zustimmung oder Lautstaerke als Wirkung auszugeben. Bei Wirkungsökonomische Vertiefung wird diese Fehlstelle konkret: Ein scheinbar plausibler Befund darf nicht zur Abkuerzung werden. Quellen, Systemgrenzen, Unsicherheit und Rueckkopplung bleiben sichtbar.</w:t>
+      </w:r>
+    </w:p>
+    <w:p>
+      <w:r>
+        <w:t>Transfer in den WOE-Korpus. Die Grenze gegen Scheingenauigkeit verlaeuft bei Begriffliche Präzision nicht zwischen Optimismus und Pessimismus. Sie verlaeuft zwischen offengelegter Unsicherheit und rhetorischer Sicherheit. Wer Demokratie als Wirkungsdimension belastbar anwenden will, benennt Systemgrenze, Zeitraum, Vergleichspunkt und offene Gegenhypothese. Gerade dadurch bleibt das Skript anschlussfaehig fuer Forschung, Praxis und spaetere Revision.</w:t>
+      </w:r>
+    </w:p>
+    <w:p>
+      <w:r>
+        <w:t>Fuer die Pruefung ist Begriffliche Präzision dann verstanden, wenn daraus eine belastbare Fallantwort entsteht. Eine gute Antwort unterscheidet Beobachtung, Kausalannahme, Bewertung und Steuerungsfolge. Sie bewertet keine Menschen, sondern Wirkpfade, Zustandsveraenderungen, Risiken und institutionelle Bedingungen.</w:t>
+      </w:r>
+    </w:p>
+    <w:p>
+      <w:r>
+        <w:t>Grenzen der Aussage. Wirkpfad zeigt, warum Demokratie als Wirkungsdimension mehr ist als ein Schlagwort im Feld oeffentliche Resonanzraeume, Sprache, Vertrauen, Quellenklarheit und demokratische Rueckkopplung. Die wirkungsoekonomische Frage lautet: Welche reale Veraenderung wird moeglich, welche bleibt nur Potenzial und wo entsteht ein Wirkungsrisiko? Diese Unterscheidung schuetzt vor Impact-Washing, weil sie Absicht, Aktivitaet, Reichweite und Wirkung auseinanderhaelt.</w:t>
+      </w:r>
+    </w:p>
+    <w:p>
+      <w:r>
+        <w:t>Eine Kommune, ein Unternehmen oder eine Bildungsorganisation will Demokratie als Wirkungsdimension praktisch anwenden. Der erste Schritt ist nicht die Auswahl eines Instruments, sondern die Klaerung der Zustandsveraenderung. Bei Wirkpfad muss deshalb benannt werden, wer betroffen ist, welcher Zustand sich veraendert, welche Frist gilt und welche Gegenbeobachtung die Annahme widerlegen wuerde. Erst danach entsteht eine begruendete Entscheidung im Feld Begriff, Fallbewertung, Wirkpfad, rote Linie, Quellenbeurteilung oder Rueckkopplungsregel.</w:t>
+      </w:r>
+    </w:p>
+    <w:p>
+      <w:r>
+        <w:t>Kontrollfrage. Welche Entscheidung waere falsch, wenn Wirkpfad in V09 missverstanden wird? Die Antwort muss mindestens eine Daten- oder Quellenannahme, eine betroffene Gruppe oder Schutzdimension, eine moegliche Nebenwirkung und einen Rueckkopplungsschritt nennen. Richtig ist nicht die lauteste Bewertung, sondern diejenige, die Begriff, Beleg und Steuerungsfolge zusammenhaelt.</w:t>
       </w:r>
     </w:p>
     <w:p>
@@ -3058,102 +3008,112 @@
         <w:pStyle w:val="Heading3"/>
       </w:pPr>
       <w:r>
-        <w:t>Abschlusskommentar 3: Lesen, pruefen, rueckkoppeln</w:t>
-      </w:r>
-    </w:p>
-    <w:p>
-      <w:r>
-        <w:t>Die folgende Verdichtung fuehrt die vorhandenen Kapitel nicht als Wiederholung, sondern als Anwendung zusammen. Wirkungskompetenz entsteht, wenn dieselbe begriffliche Strenge in Fallanalyse, Datenarbeit, Kommunikation, Governance und Entscheidungspraxis wiedererkannt wird.</w:t>
-      </w:r>
-    </w:p>
-    <w:p>
-      <w:r>
-        <w:t>Evidenzregel. Lernziele darf im Skript nicht als dekorativer Begriff stehen bleiben. Der Abschnitt traegt nur dann, wenn er eine pruefbare Aussage erlaubt: Welche Quelle stuetzt die Annahme, welche Unsicherheit bleibt offen und welche Gegenbeobachtung wuerde die Bewertung veraendern? Fuer Demokratie als Wirkungsdimension heisst das, dass praezise Sprache die erste Sicherung gegen Impact-Washing bildet. Die Studierenden sollen nicht lernen, einen Score nachzusprechen. Sie sollen erkennen, wann ein Score klaert, wann er verdeckt und wann eine rote Linie die Durchschnittslogik stoppt.</w:t>
-      </w:r>
-    </w:p>
-    <w:p>
-      <w:r>
-        <w:t>Fallfenster zur Anwendung. Eine Organisation plant eine Massnahme und formuliert dazu eine positive Absicht. In der WÖk reicht das nicht. Fuer diese Vorlesung muss sichtbar werden, welche Zustandsveraenderung erwartet wird, welche Empfaenger direkt oder indirekt betroffen sind, welche Nebenwirkungen entstehen koennen und welche Entscheidung spaeter korrigiert wird. Bezogen auf Demokratie als Wirkungsdimension heisst das: Die Analyse muss das konkrete Thema ernst nehmen und zugleich den allgemeinen WÖk-Massstab halten. Es geht nicht darum, Akteure moralisch zu sortieren. Es geht darum, Wirkpfade, Wirkungsempfaenger, Datenqualitaet, Risiken und Rueckkopplung so zu beschreiben, dass bessere Entscheidungen moeglich werden.</w:t>
-      </w:r>
-    </w:p>
-    <w:p>
-      <w:r>
-        <w:t>Transfer in Grundstudium Wirkungsökonomie. Einleitung / Wirkungsfrage verbindet die inhaltliche Deutung mit der spaeteren Praxis. Eine Organisation kann zu Demokratie als Wirkungsdimension sehr ueberzeugend kommunizieren und trotzdem an einen plausiblen Gedanken schon fuer Wirkung zu halten, obwohl Empfaenger, Zustand, Zeitbezug und Quelle fehlen scheitern. Darum muss die V1-Fassung immer auch nach Governance fragen: Wer erhebt Daten, wer bewertet sie, wer traegt die Folgen, wer kann widersprechen und wann wird eine Entscheidung korrigiert? Mindestens ein direkter und ein indirekter Wirkpfad muessen nachvollziehbar sein. So wird aus einem Lehrkapitel eine verantwortbare Arbeitsroutine.</w:t>
-      </w:r>
-    </w:p>
-    <w:p>
-      <w:r>
-        <w:t>Grenze gegen Scheingenauigkeit. Gerade bei Kernaussage ist Praezision wichtiger als grosse Begriffe. Eine Wirkungsaussage bleibt schwach, wenn sie nur Aktivitaet, Reichweite, Absicht oder Image beschreibt. Stark wird sie erst, wenn sie die Zustandsveraenderung und ihre Bedingungen offenlegt. In V09 ist deshalb entscheidend, jede Bewertung nur so belastbar ist wie Datenlage, Quellenstatus, Aktualitaet und Systemgrenze. Die Fehlerlinie verlaeuft nicht zwischen Optimismus und Pessimismus, sondern zwischen offengelegter Unsicherheit und rhetorischer Sicherheit ohne Pruefpfad.</w:t>
-      </w:r>
-    </w:p>
-    <w:p>
-      <w:r>
-        <w:t>Pruefungsnahe Transferfrage. Formuliere zu V09 eine Wirkungsaussage in drei Saetzen: Erstens den beobachteten oder plausiblen Zustand, zweitens die Daten- oder Quellenlage, drittens die offene Unsicherheit samt Rueckkopplung. Die Antwort muss ohne moralische Personenbewertung auskommen und darf Reichweite nicht mit Wirkung verwechseln.</w:t>
-      </w:r>
-    </w:p>
-    <w:p>
-      <w:r>
-        <w:t>Pruefungsnahe Lesart. Aus Quelltext und fachliche Grundlegung laesst sich eine gute Transferfrage ableiten: Welche Entscheidung waere falsch, wenn dieser Abschnitt missverstanden wird? Fuer Demokratie als Wirkungsdimension lautet die Antwort meist nicht einfach "mehr Wirkung", sondern genauer: bessere Unterscheidung, sauberere Daten, klarere Schutzlinie und rueckgekoppelte Steuerung. Profile, Zielkonflikte und offene Punkte werden nebeneinander gefuehrt. Wer das im Fall anwenden kann, hat den Kern der Vorlesung verstanden; wer nur Definitionen wiederholt, bleibt unter dem Anspruch der Akademie.</w:t>
-      </w:r>
-    </w:p>
-    <w:p>
-      <w:r>
-        <w:t>Fallfenster zur Anwendung. Eine Fuehrungsentscheidung erzeugt zugleich Nutzen und Risiken. Die WÖk behandelt Ambivalenz nicht als Stoerung, sondern als Kern der Analyse. Positive Netto-Wirkung darf erst behauptet werden, wenn zentrale negative Wirkungen getrennt geprueft und rote Linien gewahrt sind. Bezogen auf Demokratie als Wirkungsdimension heisst das: Die Analyse muss das konkrete Thema ernst nehmen und zugleich den allgemeinen WÖk-Massstab halten. Es geht nicht darum, Akteure moralisch zu sortieren. Es geht darum, Wirkpfade, Wirkungsempfaenger, Datenqualitaet, Risiken und Rueckkopplung so zu beschreiben, dass bessere Entscheidungen moeglich werden.</w:t>
-      </w:r>
-    </w:p>
-    <w:p>
-      <w:r>
-        <w:t>Nichtkompensation. Der Abschnitt Die oft vergessene dritte Dimension ist in V09 kein Zusatzwissen, sondern ein Pruefstein fuer die Grundfrage des Skripts: Was veraendert sich, bei wem, wodurch und mit welcher Rueckkopplung? Fuer Demokratie als Wirkungsdimension wird daran sichtbar, dass schwere zentrale Schaeden nicht durch beliebige positive Einzelwerte neutralisiert werden duerfen. Die fachliche Grenze liegt dort, wo Lernende eine Durchschnittslogik als moralische Entlastung verwenden. Die saubere Lesart trennt deshalb Beobachtung, Kausalannahme, Bewertung und Steuerungsfolge. In der Anwendung sollte daraus mindestens eine konkrete Begriff, Wirkpfad, Fallbewertung, rote Linie oder Rueckkopplung abgeleitet werden; sonst bleibt das Wissen erklaerend, aber nicht steuerungsfaehig.</w:t>
-      </w:r>
-    </w:p>
-    <w:p>
-      <w:r>
-        <w:t>Anwendung auf Warum Demokratie wirtschaftlich zählt. In einer Fallanalyse beginnt dieser Punkt nicht mit einer Meinung, sondern mit einer belastbaren Beschreibung. Wer V09 pruefungsnah liest, fragt zuerst nach Wirkungsempfaengern, Wirkraum, Zeitraum und Datenquelle. Erst danach folgt die Bewertung im Referenzrahmen Mensch, Planet, Demokratie, SDGs, Agenda 2030 und SDG+. Jeder Analyseblock fragt nach der Routine, die nach der Bewertung angepasst wird. Der typische Kurzschluss waere, Reporting als Abschluss behandeln. Genau dagegen setzt die WÖk die Pflicht, Wirkungspotenzial, Wirkungsrisiko und positive Netto-Wirkung begrifflich getrennt zu halten.</w:t>
-      </w:r>
-    </w:p>
-    <w:p>
-      <w:r>
-        <w:t>Evidenzregel. Vertrauen als unsichtbarer Rohstoff darf im Skript nicht als dekorativer Begriff stehen bleiben. Der Abschnitt traegt nur dann, wenn er eine pruefbare Aussage erlaubt: Welche Quelle stuetzt die Annahme, welche Unsicherheit bleibt offen und welche Gegenbeobachtung wuerde die Bewertung veraendern? Fuer Demokratie als Wirkungsdimension heisst das, dass Wirkungsbewertung Verfahren, Rechte, Transparenz und Korrektur braucht. Die Studierenden sollen nicht lernen, einen Score nachzusprechen. Sie sollen erkennen, wann ein Score klaert, wann er verdeckt und wann eine rote Linie die Durchschnittslogik stoppt.</w:t>
-      </w:r>
-    </w:p>
-    <w:p>
-      <w:r>
-        <w:t>Fallfenster zur Anwendung. Ein Controlling-Team moechte einen Score bilden. Das Skript verlangt, dass Datenqualitaet, Systemgrenzen, Gewichtung, Unsicherheit und Nichtkompensation sichtbar bleiben. Ein Score darf die Diskussion nicht beenden, sondern muss bessere Fragen, Priorisierung und Rueckkopplung ermoeglichen. Bezogen auf Demokratie als Wirkungsdimension heisst das: Die Analyse muss das konkrete Thema ernst nehmen und zugleich den allgemeinen WÖk-Massstab halten. Es geht nicht darum, Akteure moralisch zu sortieren. Es geht darum, Wirkpfade, Wirkungsempfaenger, Datenqualitaet, Risiken und Rueckkopplung so zu beschreiben, dass bessere Entscheidungen moeglich werden.</w:t>
-      </w:r>
-    </w:p>
-    <w:p>
-      <w:r>
-        <w:t>Transfer in Grundstudium Wirkungsökonomie. Die Öffentlichkeit und die Wahrheit verbindet die inhaltliche Deutung mit der spaeteren Praxis. Eine Organisation kann zu Demokratie als Wirkungsdimension sehr ueberzeugend kommunizieren und trotzdem an einen plausiblen Gedanken schon fuer Wirkung zu halten, obwohl Empfaenger, Zustand, Zeitbezug und Quelle fehlen scheitern. Darum muss die V1-Fassung immer auch nach Governance fragen: Wer erhebt Daten, wer bewertet sie, wer traegt die Folgen, wer kann widersprechen und wann wird eine Entscheidung korrigiert? Pruefungsfragen verbinden Begriff, Anwendung, Evidenz und rote Linie. So wird aus einem Lehrkapitel eine verantwortbare Arbeitsroutine.</w:t>
-      </w:r>
-    </w:p>
-    <w:p>
-      <w:r>
-        <w:t>Pruefungsnahe Transferfrage. Formuliere zu V09 eine Wirkungsaussage in drei Saetzen: Erstens den beobachteten oder plausiblen Zustand, zweitens die Daten- oder Quellenlage, drittens die offene Unsicherheit samt Rueckkopplung. Die Antwort muss ohne moralische Personenbewertung auskommen und darf Reichweite nicht mit Wirkung verwechseln.</w:t>
-      </w:r>
-    </w:p>
-    <w:p>
-      <w:r>
-        <w:t>Grenze gegen Scheingenauigkeit. Gerade bei Teilhabe und Machtverteilung ist Praezision wichtiger als grosse Begriffe. Eine Wirkungsaussage bleibt schwach, wenn sie nur Aktivitaet, Reichweite, Absicht oder Image beschreibt. Stark wird sie erst, wenn sie die Zustandsveraenderung und ihre Bedingungen offenlegt. In V09 ist deshalb entscheidend, WÖk-Begriffe im Alltag nur tragen, wenn sie in Routinen uebersetzt werden. Die Fehlerlinie verlaeuft nicht zwischen Optimismus und Pessimismus, sondern zwischen offengelegter Unsicherheit und rhetorischer Sicherheit ohne Pruefpfad.</w:t>
-      </w:r>
-    </w:p>
-    <w:p>
-      <w:r>
-        <w:t>Pruefungsnahe Lesart. Aus Ein Beispiel aus der digitalen Welt laesst sich eine gute Transferfrage ableiten: Welche Entscheidung waere falsch, wenn dieser Abschnitt missverstanden wird? Fuer Demokratie als Wirkungsdimension lautet die Antwort meist nicht einfach "mehr Wirkung", sondern genauer: bessere Unterscheidung, sauberere Daten, klarere Schutzlinie und rueckgekoppelte Steuerung. Gute Kommunikation unterscheidet Befund, Annahme und normative Bewertung. Wer das im Fall anwenden kann, hat den Kern der Vorlesung verstanden; wer nur Definitionen wiederholt, bleibt unter dem Anspruch der Akademie.</w:t>
-      </w:r>
-    </w:p>
-    <w:p>
-      <w:r>
-        <w:t>Fallfenster zur Anwendung. Ein Kommunikationsbericht nennt viele Aktivitaeten, Reichweiten und Rueckmeldungen. Die V1-Pruefung fragt, ob daraus eine belastbare Wirkungsaussage folgt. Wenn nur Kontakte, Klicks oder Zustimmung vorliegen, bleibt die Aussage im Bereich Wirkungspotenzial oder Resonanz, nicht im Bereich nachgewiesener Wirkung. Bezogen auf Demokratie als Wirkungsdimension heisst das: Die Analyse muss das konkrete Thema ernst nehmen und zugleich den allgemeinen WÖk-Massstab halten. Es geht nicht darum, Akteure moralisch zu sortieren. Es geht darum, Wirkpfade, Wirkungsempfaenger, Datenqualitaet, Risiken und Rueckkopplung so zu beschreiben, dass bessere Entscheidungen moeglich werden.</w:t>
-      </w:r>
-    </w:p>
-    <w:p>
-      <w:r>
-        <w:t>Systemgrenze. Der Abschnitt Warum SDG plus notwendig wurde ist in V09 kein Zusatzwissen, sondern ein Pruefstein fuer die Grundfrage des Skripts: Was veraendert sich, bei wem, wodurch und mit welcher Rueckkopplung? Fuer Demokratie als Wirkungsdimension wird daran sichtbar, dass jede Wirkungsaussage eine Grenze zieht und diese Grenze begruenden muss. Die fachliche Grenze liegt dort, wo Lernende nur den bequemen Ausschnitt betrachten. Die saubere Lesart trennt deshalb Beobachtung, Kausalannahme, Bewertung und Steuerungsfolge. In der Anwendung sollte daraus mindestens eine konkrete Begriff, Wirkpfad, Fallbewertung, rote Linie oder Rueckkopplung abgeleitet werden; sonst bleibt das Wissen erklaerend, aber nicht steuerungsfaehig.</w:t>
-      </w:r>
-    </w:p>
-    <w:p>
-      <w:r>
-        <w:t>Anwendung auf Die Demokratie schützt die anderen Dimensionen. In einer Fallanalyse beginnt dieser Punkt nicht mit einer Meinung, sondern mit einer belastbaren Beschreibung. Wer V09 pruefungsnah liest, fragt zuerst nach Wirkungsempfaengern, Wirkraum, Zeitraum und Datenquelle. Erst danach folgt die Bewertung im Referenzrahmen Mensch, Planet, Demokratie, SDGs, Agenda 2030 und SDG+. Szenarien pruefen Sofortwirkung, Folgewirkung und Reversibilitaet getrennt. Der typische Kurzschluss waere, Momentnutzen als dauerhafte positive Netto-Wirkung verkaufen. Genau dagegen setzt die WÖk die Pflicht, Wirkungspotenzial, Wirkungsrisiko und positive Netto-Wirkung begrifflich getrennt zu halten.</w:t>
+        <w:t>Schlussvertiefung 3: Demokratie als Wirkungsdimension im Anwendungsfall</w:t>
+      </w:r>
+    </w:p>
+    <w:p>
+      <w:r>
+        <w:t>Die folgenden Abschnitte sind keine neue Pruefungsloesung. Sie verdichten die vorhandenen Kapitel zu einer Lesart, mit der Studierende einen Fall selbststaendig analysieren koennen. Im Mittelpunkt stehen oeffentliche Resonanzraeume, Sprache, Vertrauen, Quellenklarheit und demokratische Rueckkopplung, nicht moralische Personenbewertung.</w:t>
+      </w:r>
+    </w:p>
+    <w:p>
+      <w:r>
+        <w:t>Begriffliche Schlussklaerung. In V09 muss Leitthese immer mit Empfaengern gelesen werden. Wirkung entsteht nicht beim Sender, sondern an veraenderten Zustaenden von Menschen, Oekosystemen, Institutionen, Oeffentlichkeit oder kuenftigen Handlungsspielraeumen. Darum reicht es nicht, interne Aktivitaeten zu dokumentieren. Entscheidend ist, ob sich ein Zustand nachvollziehbar veraendert und ob diese Veraenderung im Referenzrahmen Mensch, Planet, Demokratie, SDGs, Agenda 2030 und SDG+ tragfaehig bewertet werden kann.</w:t>
+      </w:r>
+    </w:p>
+    <w:p>
+      <w:r>
+        <w:t>Ein Bericht behauptet, die Massnahme zu Demokratie als Wirkungsdimension sei erfolgreich. Die WOE-Lesart fragt bei Leitthese nach belastbaren Nachweisen: begriffliche Praezision, Fallbeschreibung, Quellenklarheit, Plausibilitaet und offene Unsicherheit. Wenn diese Nachweise fehlen, bleibt die Aussage Wirkungspotenzial oder Kommunikationsbehauptung. Sie kann wichtig sein, aber sie ist noch keine belegte Wirkung.</w:t>
+      </w:r>
+    </w:p>
+    <w:p>
+      <w:r>
+        <w:t>Wirkpfad und Empfaenger. Wissenschaftliche Anschlussfaehigkeit entsteht hier durch Quellenklarheit. Bei Didaktische Einordnung im Studiengang werden interne WOE-Begriffe nicht als Ersatz fuer Belege benutzt, sondern mit Wirkungsradar, Journal, Glossar, Resonanz- und Quellenklarheitskapitel verbunden. Wo die Datenlage offen bleibt, wird das offengelegt. Wo eine Aussage nur plausibel ist, bleibt sie als Wirkungspotenzial markiert. Wo ein Schaden eine rote Linie beruehrt, greift Nichtkompensation vor Durchschnittslogik.</w:t>
+      </w:r>
+    </w:p>
+    <w:p>
+      <w:r>
+        <w:t>In einer kontroversen Entscheidung wirkt Didaktische Einordnung im Studiengang als Pruefpunkt fuer Ambivalenz. Ein Nutzen fuer eine Gruppe kann mit Risiken fuer andere Wirkungsempfaenger einhergehen. Das Skript verlangt deshalb, positive und negative Zustandsveraenderungen getrennt zu fuehren, bevor von positiver Netto-Wirkung gesprochen wird.</w:t>
+      </w:r>
+    </w:p>
+    <w:p>
+      <w:r>
+        <w:t>Rueckfluss. Fuer den WOE-Korpus bedeutet das: Begriffe aus Demokratie als Wirkungsdimension sollten dort geschaerft werden, wo sie in Glossar, Werkzeugen, Journal oder Readern doppeldeutig bleiben. Offene Forschungsfragen werden nicht versteckt. Sie markieren die Stelle, an der spaetere Evidenz, ein besserer Datensatz oder eine praezisere Fallstudie die Bewertung veraendern kann.</w:t>
+      </w:r>
+    </w:p>
+    <w:p>
+      <w:r>
+        <w:t>Daten, Quellen und Evidenz. In Grundstudium Wirkungsoekonomie wird Analysemodell erst steuerungsfaehig, wenn daraus eine Entscheidung folgt. Die Grundbegriffe muessen in spaeteren Modulen wiedererkennbar bleiben. Ohne diese Rueckkopplung bleibt Reporting eine Beschreibung. Mit Rueckkopplung wird aus Bewertung eine veraenderte Routine: ein anderer Prozess, ein geaenderter Anreiz, eine bessere Datenpflicht, eine korrigierte Kommunikation oder eine neue Priorisierung.</w:t>
+      </w:r>
+    </w:p>
+    <w:p>
+      <w:r>
+        <w:t>Die typische Fehlstelle bei Demokratie als Wirkungsdimension liegt darin, Reichweite, Zustimmung oder Lautstaerke als Wirkung auszugeben. Bei Analysemodell wird diese Fehlstelle konkret: Ein scheinbar plausibler Befund darf nicht zur Abkuerzung werden. Quellen, Systemgrenzen, Unsicherheit und Rueckkopplung bleiben sichtbar.</w:t>
+      </w:r>
+    </w:p>
+    <w:p>
+      <w:r>
+        <w:t>Bewertung und rote Linien. Die Grenze gegen Scheingenauigkeit verlaeuft bei Modellformel nicht zwischen Optimismus und Pessimismus. Sie verlaeuft zwischen offengelegter Unsicherheit und rhetorischer Sicherheit. Wer Demokratie als Wirkungsdimension belastbar anwenden will, benennt Systemgrenze, Zeitraum, Vergleichspunkt und offene Gegenhypothese. Gerade dadurch bleibt das Skript anschlussfaehig fuer Forschung, Praxis und spaetere Revision.</w:t>
+      </w:r>
+    </w:p>
+    <w:p>
+      <w:r>
+        <w:t>Fuer die Pruefung ist Modellformel dann verstanden, wenn daraus eine belastbare Fallantwort entsteht. Eine gute Antwort unterscheidet Beobachtung, Kausalannahme, Bewertung und Steuerungsfolge. Sie bewertet keine Menschen, sondern Wirkpfade, Zustandsveraenderungen, Risiken und institutionelle Bedingungen.</w:t>
+      </w:r>
+    </w:p>
+    <w:p>
+      <w:r>
+        <w:t>Kontrollfrage. Welche Entscheidung waere falsch, wenn Modellformel in V09 missverstanden wird? Die Antwort muss mindestens eine Daten- oder Quellenannahme, eine betroffene Gruppe oder Schutzdimension, eine moegliche Nebenwirkung und einen Rueckkopplungsschritt nennen. Richtig ist nicht die lauteste Bewertung, sondern diejenige, die Begriff, Beleg und Steuerungsfolge zusammenhaelt.</w:t>
+      </w:r>
+    </w:p>
+    <w:p>
+      <w:r>
+        <w:t>Steuerung und Rueckkopplung. Fallfenster zeigt, warum Demokratie als Wirkungsdimension mehr ist als ein Schlagwort im Feld oeffentliche Resonanzraeume, Sprache, Vertrauen, Quellenklarheit und demokratische Rueckkopplung. Die wirkungsoekonomische Frage lautet: Welche reale Veraenderung wird moeglich, welche bleibt nur Potenzial und wo entsteht ein Wirkungsrisiko? Diese Unterscheidung schuetzt vor Impact-Washing, weil sie Absicht, Aktivitaet, Reichweite und Wirkung auseinanderhaelt.</w:t>
+      </w:r>
+    </w:p>
+    <w:p>
+      <w:r>
+        <w:t>Eine Kommune, ein Unternehmen oder eine Bildungsorganisation will Demokratie als Wirkungsdimension praktisch anwenden. Der erste Schritt ist nicht die Auswahl eines Instruments, sondern die Klaerung der Zustandsveraenderung. Bei Fallfenster muss deshalb benannt werden, wer betroffen ist, welcher Zustand sich veraendert, welche Frist gilt und welche Gegenbeobachtung die Annahme widerlegen wuerde. Erst danach entsteht eine begruendete Entscheidung im Feld Begriff, Fallbewertung, Wirkpfad, rote Linie, Quellenbeurteilung oder Rueckkopplungsregel.</w:t>
+      </w:r>
+    </w:p>
+    <w:p>
+      <w:r>
+        <w:t>Pruefungsnahe Anwendung. In V09 muss Prüfungsnahe Fallfragen ohne geschützte Antwortlogik immer mit Empfaengern gelesen werden. Wirkung entsteht nicht beim Sender, sondern an veraenderten Zustaenden von Menschen, Oekosystemen, Institutionen, Oeffentlichkeit oder kuenftigen Handlungsspielraeumen. Darum reicht es nicht, interne Aktivitaeten zu dokumentieren. Entscheidend ist, ob sich ein Zustand nachvollziehbar veraendert und ob diese Veraenderung im Referenzrahmen Mensch, Planet, Demokratie, SDGs, Agenda 2030 und SDG+ tragfaehig bewertet werden kann.</w:t>
+      </w:r>
+    </w:p>
+    <w:p>
+      <w:r>
+        <w:t>Ein Bericht behauptet, die Massnahme zu Demokratie als Wirkungsdimension sei erfolgreich. Die WOE-Lesart fragt bei Prüfungsnahe Fallfragen ohne geschützte Antwortlogik nach belastbaren Nachweisen: begriffliche Praezision, Fallbeschreibung, Quellenklarheit, Plausibilitaet und offene Unsicherheit. Wenn diese Nachweise fehlen, bleibt die Aussage Wirkungspotenzial oder Kommunikationsbehauptung. Sie kann wichtig sein, aber sie ist noch keine belegte Wirkung.</w:t>
+      </w:r>
+    </w:p>
+    <w:p>
+      <w:r>
+        <w:t>Transfer in den WOE-Korpus. Wissenschaftliche Anschlussfaehigkeit entsteht hier durch Quellenklarheit. Bei Einleitung / Wirkungsfrage werden interne WOE-Begriffe nicht als Ersatz fuer Belege benutzt, sondern mit Wirkungsradar, Journal, Glossar, Resonanz- und Quellenklarheitskapitel verbunden. Wo die Datenlage offen bleibt, wird das offengelegt. Wo eine Aussage nur plausibel ist, bleibt sie als Wirkungspotenzial markiert. Wo ein Schaden eine rote Linie beruehrt, greift Nichtkompensation vor Durchschnittslogik.</w:t>
+      </w:r>
+    </w:p>
+    <w:p>
+      <w:r>
+        <w:t>In einer kontroversen Entscheidung wirkt Einleitung / Wirkungsfrage als Pruefpunkt fuer Ambivalenz. Ein Nutzen fuer eine Gruppe kann mit Risiken fuer andere Wirkungsempfaenger einhergehen. Das Skript verlangt deshalb, positive und negative Zustandsveraenderungen getrennt zu fuehren, bevor von positiver Netto-Wirkung gesprochen wird.</w:t>
+      </w:r>
+    </w:p>
+    <w:p>
+      <w:r>
+        <w:t>Grenzen der Aussage. In Grundstudium Wirkungsoekonomie wird Kernaussage erst steuerungsfaehig, wenn daraus eine Entscheidung folgt. Die Grundbegriffe muessen in spaeteren Modulen wiedererkennbar bleiben. Ohne diese Rueckkopplung bleibt Reporting eine Beschreibung. Mit Rueckkopplung wird aus Bewertung eine veraenderte Routine: ein anderer Prozess, ein geaenderter Anreiz, eine bessere Datenpflicht, eine korrigierte Kommunikation oder eine neue Priorisierung.</w:t>
+      </w:r>
+    </w:p>
+    <w:p>
+      <w:r>
+        <w:t>Die typische Fehlstelle bei Demokratie als Wirkungsdimension liegt darin, Reichweite, Zustimmung oder Lautstaerke als Wirkung auszugeben. Bei Kernaussage wird diese Fehlstelle konkret: Ein scheinbar plausibler Befund darf nicht zur Abkuerzung werden. Quellen, Systemgrenzen, Unsicherheit und Rueckkopplung bleiben sichtbar.</w:t>
+      </w:r>
+    </w:p>
+    <w:p>
+      <w:r>
+        <w:t>Kontrollfrage. Welche Entscheidung waere falsch, wenn Kernaussage in V09 missverstanden wird? Die Antwort muss mindestens eine Daten- oder Quellenannahme, eine betroffene Gruppe oder Schutzdimension, eine moegliche Nebenwirkung und einen Rueckkopplungsschritt nennen. Richtig ist nicht die lauteste Bewertung, sondern diejenige, die Begriff, Beleg und Steuerungsfolge zusammenhaelt.</w:t>
+      </w:r>
+    </w:p>
+    <w:p>
+      <w:r>
+        <w:t>Rueckfluss. Fuer den WOE-Korpus bedeutet das: Begriffe aus Demokratie als Wirkungsdimension sollten dort geschaerft werden, wo sie in Glossar, Werkzeugen, Journal oder Readern doppeldeutig bleiben. Offene Forschungsfragen werden nicht versteckt. Sie markieren die Stelle, an der spaetere Evidenz, ein besserer Datensatz oder eine praezisere Fallstudie die Bewertung veraendern kann.</w:t>
       </w:r>
     </w:p>
     <w:p>
@@ -3161,12 +3121,276 @@
         <w:pStyle w:val="Heading3"/>
       </w:pPr>
       <w:r>
+        <w:t>Schlussvertiefung 4: Demokratie als Wirkungsdimension im Anwendungsfall</w:t>
+      </w:r>
+    </w:p>
+    <w:p>
+      <w:r>
+        <w:t>Die folgenden Abschnitte sind keine neue Pruefungsloesung. Sie verdichten die vorhandenen Kapitel zu einer Lesart, mit der Studierende einen Fall selbststaendig analysieren koennen. Im Mittelpunkt stehen oeffentliche Resonanzraeume, Sprache, Vertrauen, Quellenklarheit und demokratische Rueckkopplung, nicht moralische Personenbewertung.</w:t>
+      </w:r>
+    </w:p>
+    <w:p>
+      <w:r>
+        <w:t>Begriffliche Schlussklaerung. Die Grenze gegen Scheingenauigkeit verlaeuft bei Quelltext und fachliche Grundlegung nicht zwischen Optimismus und Pessimismus. Sie verlaeuft zwischen offengelegter Unsicherheit und rhetorischer Sicherheit. Wer Demokratie als Wirkungsdimension belastbar anwenden will, benennt Systemgrenze, Zeitraum, Vergleichspunkt und offene Gegenhypothese. Gerade dadurch bleibt das Skript anschlussfaehig fuer Forschung, Praxis und spaetere Revision.</w:t>
+      </w:r>
+    </w:p>
+    <w:p>
+      <w:r>
+        <w:t>Fuer die Pruefung ist Quelltext und fachliche Grundlegung dann verstanden, wenn daraus eine belastbare Fallantwort entsteht. Eine gute Antwort unterscheidet Beobachtung, Kausalannahme, Bewertung und Steuerungsfolge. Sie bewertet keine Menschen, sondern Wirkpfade, Zustandsveraenderungen, Risiken und institutionelle Bedingungen.</w:t>
+      </w:r>
+    </w:p>
+    <w:p>
+      <w:r>
+        <w:t>Wirkpfad und Empfaenger. Die oft vergessene dritte Dimension zeigt, warum Demokratie als Wirkungsdimension mehr ist als ein Schlagwort im Feld oeffentliche Resonanzraeume, Sprache, Vertrauen, Quellenklarheit und demokratische Rueckkopplung. Die wirkungsoekonomische Frage lautet: Welche reale Veraenderung wird moeglich, welche bleibt nur Potenzial und wo entsteht ein Wirkungsrisiko? Diese Unterscheidung schuetzt vor Impact-Washing, weil sie Absicht, Aktivitaet, Reichweite und Wirkung auseinanderhaelt.</w:t>
+      </w:r>
+    </w:p>
+    <w:p>
+      <w:r>
+        <w:t>Eine Kommune, ein Unternehmen oder eine Bildungsorganisation will Demokratie als Wirkungsdimension praktisch anwenden. Der erste Schritt ist nicht die Auswahl eines Instruments, sondern die Klaerung der Zustandsveraenderung. Bei Die oft vergessene dritte Dimension muss deshalb benannt werden, wer betroffen ist, welcher Zustand sich veraendert, welche Frist gilt und welche Gegenbeobachtung die Annahme widerlegen wuerde. Erst danach entsteht eine begruendete Entscheidung im Feld Begriff, Fallbewertung, Wirkpfad, rote Linie, Quellenbeurteilung oder Rueckkopplungsregel.</w:t>
+      </w:r>
+    </w:p>
+    <w:p>
+      <w:r>
+        <w:t>Daten, Quellen und Evidenz. In V09 muss Warum Demokratie wirtschaftlich zählt immer mit Empfaengern gelesen werden. Wirkung entsteht nicht beim Sender, sondern an veraenderten Zustaenden von Menschen, Oekosystemen, Institutionen, Oeffentlichkeit oder kuenftigen Handlungsspielraeumen. Darum reicht es nicht, interne Aktivitaeten zu dokumentieren. Entscheidend ist, ob sich ein Zustand nachvollziehbar veraendert und ob diese Veraenderung im Referenzrahmen Mensch, Planet, Demokratie, SDGs, Agenda 2030 und SDG+ tragfaehig bewertet werden kann.</w:t>
+      </w:r>
+    </w:p>
+    <w:p>
+      <w:r>
+        <w:t>Ein Bericht behauptet, die Massnahme zu Demokratie als Wirkungsdimension sei erfolgreich. Die WOE-Lesart fragt bei Warum Demokratie wirtschaftlich zählt nach belastbaren Nachweisen: begriffliche Praezision, Fallbeschreibung, Quellenklarheit, Plausibilitaet und offene Unsicherheit. Wenn diese Nachweise fehlen, bleibt die Aussage Wirkungspotenzial oder Kommunikationsbehauptung. Sie kann wichtig sein, aber sie ist noch keine belegte Wirkung.</w:t>
+      </w:r>
+    </w:p>
+    <w:p>
+      <w:r>
+        <w:t>Bewertung und rote Linien. Wissenschaftliche Anschlussfaehigkeit entsteht hier durch Quellenklarheit. Bei Vertrauen als unsichtbarer Rohstoff werden interne WOE-Begriffe nicht als Ersatz fuer Belege benutzt, sondern mit Wirkungsradar, Journal, Glossar, Resonanz- und Quellenklarheitskapitel verbunden. Wo die Datenlage offen bleibt, wird das offengelegt. Wo eine Aussage nur plausibel ist, bleibt sie als Wirkungspotenzial markiert. Wo ein Schaden eine rote Linie beruehrt, greift Nichtkompensation vor Durchschnittslogik.</w:t>
+      </w:r>
+    </w:p>
+    <w:p>
+      <w:r>
+        <w:t>In einer kontroversen Entscheidung wirkt Vertrauen als unsichtbarer Rohstoff als Pruefpunkt fuer Ambivalenz. Ein Nutzen fuer eine Gruppe kann mit Risiken fuer andere Wirkungsempfaenger einhergehen. Das Skript verlangt deshalb, positive und negative Zustandsveraenderungen getrennt zu fuehren, bevor von positiver Netto-Wirkung gesprochen wird.</w:t>
+      </w:r>
+    </w:p>
+    <w:p>
+      <w:r>
+        <w:t>Kontrollfrage. Welche Entscheidung waere falsch, wenn Vertrauen als unsichtbarer Rohstoff in V09 missverstanden wird? Die Antwort muss mindestens eine Daten- oder Quellenannahme, eine betroffene Gruppe oder Schutzdimension, eine moegliche Nebenwirkung und einen Rueckkopplungsschritt nennen. Richtig ist nicht die lauteste Bewertung, sondern diejenige, die Begriff, Beleg und Steuerungsfolge zusammenhaelt.</w:t>
+      </w:r>
+    </w:p>
+    <w:p>
+      <w:r>
+        <w:t>Steuerung und Rueckkopplung. In Grundstudium Wirkungsoekonomie wird Die Öffentlichkeit und die Wahrheit erst steuerungsfaehig, wenn daraus eine Entscheidung folgt. Die Grundbegriffe muessen in spaeteren Modulen wiedererkennbar bleiben. Ohne diese Rueckkopplung bleibt Reporting eine Beschreibung. Mit Rueckkopplung wird aus Bewertung eine veraenderte Routine: ein anderer Prozess, ein geaenderter Anreiz, eine bessere Datenpflicht, eine korrigierte Kommunikation oder eine neue Priorisierung.</w:t>
+      </w:r>
+    </w:p>
+    <w:p>
+      <w:r>
+        <w:t>Die typische Fehlstelle bei Demokratie als Wirkungsdimension liegt darin, Reichweite, Zustimmung oder Lautstaerke als Wirkung auszugeben. Bei Die Öffentlichkeit und die Wahrheit wird diese Fehlstelle konkret: Ein scheinbar plausibler Befund darf nicht zur Abkuerzung werden. Quellen, Systemgrenzen, Unsicherheit und Rueckkopplung bleiben sichtbar.</w:t>
+      </w:r>
+    </w:p>
+    <w:p>
+      <w:r>
+        <w:t>Pruefungsnahe Anwendung. Die Grenze gegen Scheingenauigkeit verlaeuft bei Teilhabe und Machtverteilung nicht zwischen Optimismus und Pessimismus. Sie verlaeuft zwischen offengelegter Unsicherheit und rhetorischer Sicherheit. Wer Demokratie als Wirkungsdimension belastbar anwenden will, benennt Systemgrenze, Zeitraum, Vergleichspunkt und offene Gegenhypothese. Gerade dadurch bleibt das Skript anschlussfaehig fuer Forschung, Praxis und spaetere Revision.</w:t>
+      </w:r>
+    </w:p>
+    <w:p>
+      <w:r>
+        <w:t>Fuer die Pruefung ist Teilhabe und Machtverteilung dann verstanden, wenn daraus eine belastbare Fallantwort entsteht. Eine gute Antwort unterscheidet Beobachtung, Kausalannahme, Bewertung und Steuerungsfolge. Sie bewertet keine Menschen, sondern Wirkpfade, Zustandsveraenderungen, Risiken und institutionelle Bedingungen.</w:t>
+      </w:r>
+    </w:p>
+    <w:p>
+      <w:r>
+        <w:t>Rueckfluss. Fuer den WOE-Korpus bedeutet das: Begriffe aus Demokratie als Wirkungsdimension sollten dort geschaerft werden, wo sie in Glossar, Werkzeugen, Journal oder Readern doppeldeutig bleiben. Offene Forschungsfragen werden nicht versteckt. Sie markieren die Stelle, an der spaetere Evidenz, ein besserer Datensatz oder eine praezisere Fallstudie die Bewertung veraendern kann.</w:t>
+      </w:r>
+    </w:p>
+    <w:p>
+      <w:r>
+        <w:t>Transfer in den WOE-Korpus. Ein Beispiel aus der digitalen Welt zeigt, warum Demokratie als Wirkungsdimension mehr ist als ein Schlagwort im Feld oeffentliche Resonanzraeume, Sprache, Vertrauen, Quellenklarheit und demokratische Rueckkopplung. Die wirkungsoekonomische Frage lautet: Welche reale Veraenderung wird moeglich, welche bleibt nur Potenzial und wo entsteht ein Wirkungsrisiko? Diese Unterscheidung schuetzt vor Impact-Washing, weil sie Absicht, Aktivitaet, Reichweite und Wirkung auseinanderhaelt.</w:t>
+      </w:r>
+    </w:p>
+    <w:p>
+      <w:r>
+        <w:t>Eine Kommune, ein Unternehmen oder eine Bildungsorganisation will Demokratie als Wirkungsdimension praktisch anwenden. Der erste Schritt ist nicht die Auswahl eines Instruments, sondern die Klaerung der Zustandsveraenderung. Bei Ein Beispiel aus der digitalen Welt muss deshalb benannt werden, wer betroffen ist, welcher Zustand sich veraendert, welche Frist gilt und welche Gegenbeobachtung die Annahme widerlegen wuerde. Erst danach entsteht eine begruendete Entscheidung im Feld Begriff, Fallbewertung, Wirkpfad, rote Linie, Quellenbeurteilung oder Rueckkopplungsregel.</w:t>
+      </w:r>
+    </w:p>
+    <w:p>
+      <w:r>
+        <w:t>Grenzen der Aussage. In V09 muss Warum SDG plus notwendig wurde immer mit Empfaengern gelesen werden. Wirkung entsteht nicht beim Sender, sondern an veraenderten Zustaenden von Menschen, Oekosystemen, Institutionen, Oeffentlichkeit oder kuenftigen Handlungsspielraeumen. Darum reicht es nicht, interne Aktivitaeten zu dokumentieren. Entscheidend ist, ob sich ein Zustand nachvollziehbar veraendert und ob diese Veraenderung im Referenzrahmen Mensch, Planet, Demokratie, SDGs, Agenda 2030 und SDG+ tragfaehig bewertet werden kann.</w:t>
+      </w:r>
+    </w:p>
+    <w:p>
+      <w:r>
+        <w:t>Ein Bericht behauptet, die Massnahme zu Demokratie als Wirkungsdimension sei erfolgreich. Die WOE-Lesart fragt bei Warum SDG plus notwendig wurde nach belastbaren Nachweisen: begriffliche Praezision, Fallbeschreibung, Quellenklarheit, Plausibilitaet und offene Unsicherheit. Wenn diese Nachweise fehlen, bleibt die Aussage Wirkungspotenzial oder Kommunikationsbehauptung. Sie kann wichtig sein, aber sie ist noch keine belegte Wirkung.</w:t>
+      </w:r>
+    </w:p>
+    <w:p>
+      <w:r>
+        <w:t>Kontrollfrage. Welche Entscheidung waere falsch, wenn Warum SDG plus notwendig wurde in V09 missverstanden wird? Die Antwort muss mindestens eine Daten- oder Quellenannahme, eine betroffene Gruppe oder Schutzdimension, eine moegliche Nebenwirkung und einen Rueckkopplungsschritt nennen. Richtig ist nicht die lauteste Bewertung, sondern diejenige, die Begriff, Beleg und Steuerungsfolge zusammenhaelt.</w:t>
+      </w:r>
+    </w:p>
+    <w:p>
+      <w:pPr>
+        <w:pStyle w:val="Heading3"/>
+      </w:pPr>
+      <w:r>
+        <w:t>Schlussvertiefung 5: Demokratie als Wirkungsdimension im Anwendungsfall</w:t>
+      </w:r>
+    </w:p>
+    <w:p>
+      <w:r>
+        <w:t>Die folgenden Abschnitte sind keine neue Pruefungsloesung. Sie verdichten die vorhandenen Kapitel zu einer Lesart, mit der Studierende einen Fall selbststaendig analysieren koennen. Im Mittelpunkt stehen oeffentliche Resonanzraeume, Sprache, Vertrauen, Quellenklarheit und demokratische Rueckkopplung, nicht moralische Personenbewertung.</w:t>
+      </w:r>
+    </w:p>
+    <w:p>
+      <w:r>
+        <w:t>Begriffliche Schlussklaerung. Wissenschaftliche Anschlussfaehigkeit entsteht hier durch Quellenklarheit. Bei Die Demokratie schützt die anderen Dimensionen werden interne WOE-Begriffe nicht als Ersatz fuer Belege benutzt, sondern mit Wirkungsradar, Journal, Glossar, Resonanz- und Quellenklarheitskapitel verbunden. Wo die Datenlage offen bleibt, wird das offengelegt. Wo eine Aussage nur plausibel ist, bleibt sie als Wirkungspotenzial markiert. Wo ein Schaden eine rote Linie beruehrt, greift Nichtkompensation vor Durchschnittslogik.</w:t>
+      </w:r>
+    </w:p>
+    <w:p>
+      <w:r>
+        <w:t>In einer kontroversen Entscheidung wirkt Die Demokratie schützt die anderen Dimensionen als Pruefpunkt fuer Ambivalenz. Ein Nutzen fuer eine Gruppe kann mit Risiken fuer andere Wirkungsempfaenger einhergehen. Das Skript verlangt deshalb, positive und negative Zustandsveraenderungen getrennt zu fuehren, bevor von positiver Netto-Wirkung gesprochen wird.</w:t>
+      </w:r>
+    </w:p>
+    <w:p>
+      <w:r>
+        <w:t>Wirkpfad und Empfaenger. In Grundstudium Wirkungsoekonomie wird Eine rote Linie der Denkschule erst steuerungsfaehig, wenn daraus eine Entscheidung folgt. Die Grundbegriffe muessen in spaeteren Modulen wiedererkennbar bleiben. Ohne diese Rueckkopplung bleibt Reporting eine Beschreibung. Mit Rueckkopplung wird aus Bewertung eine veraenderte Routine: ein anderer Prozess, ein geaenderter Anreiz, eine bessere Datenpflicht, eine korrigierte Kommunikation oder eine neue Priorisierung.</w:t>
+      </w:r>
+    </w:p>
+    <w:p>
+      <w:r>
+        <w:t>Die typische Fehlstelle bei Demokratie als Wirkungsdimension liegt darin, Reichweite, Zustimmung oder Lautstaerke als Wirkung auszugeben. Bei Eine rote Linie der Denkschule wird diese Fehlstelle konkret: Ein scheinbar plausibler Befund darf nicht zur Abkuerzung werden. Quellen, Systemgrenzen, Unsicherheit und Rueckkopplung bleiben sichtbar.</w:t>
+      </w:r>
+    </w:p>
+    <w:p>
+      <w:r>
+        <w:t>Daten, Quellen und Evidenz. Die Grenze gegen Scheingenauigkeit verlaeuft bei Was du aus dieser Vorlesung mitnimmst nicht zwischen Optimismus und Pessimismus. Sie verlaeuft zwischen offengelegter Unsicherheit und rhetorischer Sicherheit. Wer Demokratie als Wirkungsdimension belastbar anwenden will, benennt Systemgrenze, Zeitraum, Vergleichspunkt und offene Gegenhypothese. Gerade dadurch bleibt das Skript anschlussfaehig fuer Forschung, Praxis und spaetere Revision.</w:t>
+      </w:r>
+    </w:p>
+    <w:p>
+      <w:r>
+        <w:t>Fuer die Pruefung ist Was du aus dieser Vorlesung mitnimmst dann verstanden, wenn daraus eine belastbare Fallantwort entsteht. Eine gute Antwort unterscheidet Beobachtung, Kausalannahme, Bewertung und Steuerungsfolge. Sie bewertet keine Menschen, sondern Wirkpfade, Zustandsveraenderungen, Risiken und institutionelle Bedingungen.</w:t>
+      </w:r>
+    </w:p>
+    <w:p>
+      <w:r>
+        <w:t>Bewertung und rote Linien. Wirkungsökonomische Vertiefung zeigt, warum Demokratie als Wirkungsdimension mehr ist als ein Schlagwort im Feld oeffentliche Resonanzraeume, Sprache, Vertrauen, Quellenklarheit und demokratische Rueckkopplung. Die wirkungsoekonomische Frage lautet: Welche reale Veraenderung wird moeglich, welche bleibt nur Potenzial und wo entsteht ein Wirkungsrisiko? Diese Unterscheidung schuetzt vor Impact-Washing, weil sie Absicht, Aktivitaet, Reichweite und Wirkung auseinanderhaelt.</w:t>
+      </w:r>
+    </w:p>
+    <w:p>
+      <w:r>
+        <w:t>Eine Kommune, ein Unternehmen oder eine Bildungsorganisation will Demokratie als Wirkungsdimension praktisch anwenden. Der erste Schritt ist nicht die Auswahl eines Instruments, sondern die Klaerung der Zustandsveraenderung. Bei Wirkungsökonomische Vertiefung muss deshalb benannt werden, wer betroffen ist, welcher Zustand sich veraendert, welche Frist gilt und welche Gegenbeobachtung die Annahme widerlegen wuerde. Erst danach entsteht eine begruendete Entscheidung im Feld Begriff, Fallbewertung, Wirkpfad, rote Linie, Quellenbeurteilung oder Rueckkopplungsregel.</w:t>
+      </w:r>
+    </w:p>
+    <w:p>
+      <w:r>
+        <w:t>Kontrollfrage. Welche Entscheidung waere falsch, wenn Wirkungsökonomische Vertiefung in V09 missverstanden wird? Die Antwort muss mindestens eine Daten- oder Quellenannahme, eine betroffene Gruppe oder Schutzdimension, eine moegliche Nebenwirkung und einen Rueckkopplungsschritt nennen. Richtig ist nicht die lauteste Bewertung, sondern diejenige, die Begriff, Beleg und Steuerungsfolge zusammenhaelt.</w:t>
+      </w:r>
+    </w:p>
+    <w:p>
+      <w:r>
+        <w:t>Rueckfluss. Fuer den WOE-Korpus bedeutet das: Begriffe aus Demokratie als Wirkungsdimension sollten dort geschaerft werden, wo sie in Glossar, Werkzeugen, Journal oder Readern doppeldeutig bleiben. Offene Forschungsfragen werden nicht versteckt. Sie markieren die Stelle, an der spaetere Evidenz, ein besserer Datensatz oder eine praezisere Fallstudie die Bewertung veraendern kann.</w:t>
+      </w:r>
+    </w:p>
+    <w:p>
+      <w:r>
+        <w:t>Steuerung und Rueckkopplung. In V09 muss Begriffliche Präzision immer mit Empfaengern gelesen werden. Wirkung entsteht nicht beim Sender, sondern an veraenderten Zustaenden von Menschen, Oekosystemen, Institutionen, Oeffentlichkeit oder kuenftigen Handlungsspielraeumen. Darum reicht es nicht, interne Aktivitaeten zu dokumentieren. Entscheidend ist, ob sich ein Zustand nachvollziehbar veraendert und ob diese Veraenderung im Referenzrahmen Mensch, Planet, Demokratie, SDGs, Agenda 2030 und SDG+ tragfaehig bewertet werden kann.</w:t>
+      </w:r>
+    </w:p>
+    <w:p>
+      <w:r>
+        <w:t>Ein Bericht behauptet, die Massnahme zu Demokratie als Wirkungsdimension sei erfolgreich. Die WOE-Lesart fragt bei Begriffliche Präzision nach belastbaren Nachweisen: begriffliche Praezision, Fallbeschreibung, Quellenklarheit, Plausibilitaet und offene Unsicherheit. Wenn diese Nachweise fehlen, bleibt die Aussage Wirkungspotenzial oder Kommunikationsbehauptung. Sie kann wichtig sein, aber sie ist noch keine belegte Wirkung.</w:t>
+      </w:r>
+    </w:p>
+    <w:p>
+      <w:r>
+        <w:t>Pruefungsnahe Anwendung. Wissenschaftliche Anschlussfaehigkeit entsteht hier durch Quellenklarheit. Bei Wirkpfad werden interne WOE-Begriffe nicht als Ersatz fuer Belege benutzt, sondern mit Wirkungsradar, Journal, Glossar, Resonanz- und Quellenklarheitskapitel verbunden. Wo die Datenlage offen bleibt, wird das offengelegt. Wo eine Aussage nur plausibel ist, bleibt sie als Wirkungspotenzial markiert. Wo ein Schaden eine rote Linie beruehrt, greift Nichtkompensation vor Durchschnittslogik.</w:t>
+      </w:r>
+    </w:p>
+    <w:p>
+      <w:r>
+        <w:t>In einer kontroversen Entscheidung wirkt Wirkpfad als Pruefpunkt fuer Ambivalenz. Ein Nutzen fuer eine Gruppe kann mit Risiken fuer andere Wirkungsempfaenger einhergehen. Das Skript verlangt deshalb, positive und negative Zustandsveraenderungen getrennt zu fuehren, bevor von positiver Netto-Wirkung gesprochen wird.</w:t>
+      </w:r>
+    </w:p>
+    <w:p>
+      <w:r>
+        <w:t>Transfer in den WOE-Korpus. In Grundstudium Wirkungsoekonomie wird Leitthese erst steuerungsfaehig, wenn daraus eine Entscheidung folgt. Die Grundbegriffe muessen in spaeteren Modulen wiedererkennbar bleiben. Ohne diese Rueckkopplung bleibt Reporting eine Beschreibung. Mit Rueckkopplung wird aus Bewertung eine veraenderte Routine: ein anderer Prozess, ein geaenderter Anreiz, eine bessere Datenpflicht, eine korrigierte Kommunikation oder eine neue Priorisierung.</w:t>
+      </w:r>
+    </w:p>
+    <w:p>
+      <w:r>
+        <w:t>Die typische Fehlstelle bei Demokratie als Wirkungsdimension liegt darin, Reichweite, Zustimmung oder Lautstaerke als Wirkung auszugeben. Bei Leitthese wird diese Fehlstelle konkret: Ein scheinbar plausibler Befund darf nicht zur Abkuerzung werden. Quellen, Systemgrenzen, Unsicherheit und Rueckkopplung bleiben sichtbar.</w:t>
+      </w:r>
+    </w:p>
+    <w:p>
+      <w:r>
+        <w:t>Grenzen der Aussage. Die Grenze gegen Scheingenauigkeit verlaeuft bei Didaktische Einordnung im Studiengang nicht zwischen Optimismus und Pessimismus. Sie verlaeuft zwischen offengelegter Unsicherheit und rhetorischer Sicherheit. Wer Demokratie als Wirkungsdimension belastbar anwenden will, benennt Systemgrenze, Zeitraum, Vergleichspunkt und offene Gegenhypothese. Gerade dadurch bleibt das Skript anschlussfaehig fuer Forschung, Praxis und spaetere Revision.</w:t>
+      </w:r>
+    </w:p>
+    <w:p>
+      <w:r>
+        <w:t>Fuer die Pruefung ist Didaktische Einordnung im Studiengang dann verstanden, wenn daraus eine belastbare Fallantwort entsteht. Eine gute Antwort unterscheidet Beobachtung, Kausalannahme, Bewertung und Steuerungsfolge. Sie bewertet keine Menschen, sondern Wirkpfade, Zustandsveraenderungen, Risiken und institutionelle Bedingungen.</w:t>
+      </w:r>
+    </w:p>
+    <w:p>
+      <w:r>
+        <w:t>Kontrollfrage. Welche Entscheidung waere falsch, wenn Didaktische Einordnung im Studiengang in V09 missverstanden wird? Die Antwort muss mindestens eine Daten- oder Quellenannahme, eine betroffene Gruppe oder Schutzdimension, eine moegliche Nebenwirkung und einen Rueckkopplungsschritt nennen. Richtig ist nicht die lauteste Bewertung, sondern diejenige, die Begriff, Beleg und Steuerungsfolge zusammenhaelt.</w:t>
+      </w:r>
+    </w:p>
+    <w:p>
+      <w:pPr>
+        <w:pStyle w:val="Heading3"/>
+      </w:pPr>
+      <w:r>
+        <w:t>Schlussvertiefung 6: Demokratie als Wirkungsdimension im Anwendungsfall</w:t>
+      </w:r>
+    </w:p>
+    <w:p>
+      <w:r>
+        <w:t>Die folgenden Abschnitte sind keine neue Pruefungsloesung. Sie verdichten die vorhandenen Kapitel zu einer Lesart, mit der Studierende einen Fall selbststaendig analysieren koennen. Im Mittelpunkt stehen oeffentliche Resonanzraeume, Sprache, Vertrauen, Quellenklarheit und demokratische Rueckkopplung, nicht moralische Personenbewertung.</w:t>
+      </w:r>
+    </w:p>
+    <w:p>
+      <w:r>
+        <w:t>Begriffliche Schlussklaerung. Analysemodell zeigt, warum Demokratie als Wirkungsdimension mehr ist als ein Schlagwort im Feld oeffentliche Resonanzraeume, Sprache, Vertrauen, Quellenklarheit und demokratische Rueckkopplung. Die wirkungsoekonomische Frage lautet: Welche reale Veraenderung wird moeglich, welche bleibt nur Potenzial und wo entsteht ein Wirkungsrisiko? Diese Unterscheidung schuetzt vor Impact-Washing, weil sie Absicht, Aktivitaet, Reichweite und Wirkung auseinanderhaelt.</w:t>
+      </w:r>
+    </w:p>
+    <w:p>
+      <w:r>
+        <w:t>Eine Kommune, ein Unternehmen oder eine Bildungsorganisation will Demokratie als Wirkungsdimension praktisch anwenden. Der erste Schritt ist nicht die Auswahl eines Instruments, sondern die Klaerung der Zustandsveraenderung. Bei Analysemodell muss deshalb benannt werden, wer betroffen ist, welcher Zustand sich veraendert, welche Frist gilt und welche Gegenbeobachtung die Annahme widerlegen wuerde. Erst danach entsteht eine begruendete Entscheidung im Feld Begriff, Fallbewertung, Wirkpfad, rote Linie, Quellenbeurteilung oder Rueckkopplungsregel.</w:t>
+      </w:r>
+    </w:p>
+    <w:p>
+      <w:r>
+        <w:t>Wirkpfad und Empfaenger. In V09 muss Modellformel immer mit Empfaengern gelesen werden. Wirkung entsteht nicht beim Sender, sondern an veraenderten Zustaenden von Menschen, Oekosystemen, Institutionen, Oeffentlichkeit oder kuenftigen Handlungsspielraeumen. Darum reicht es nicht, interne Aktivitaeten zu dokumentieren. Entscheidend ist, ob sich ein Zustand nachvollziehbar veraendert und ob diese Veraenderung im Referenzrahmen Mensch, Planet, Demokratie, SDGs, Agenda 2030 und SDG+ tragfaehig bewertet werden kann.</w:t>
+      </w:r>
+    </w:p>
+    <w:p>
+      <w:r>
+        <w:t>Ein Bericht behauptet, die Massnahme zu Demokratie als Wirkungsdimension sei erfolgreich. Die WOE-Lesart fragt bei Modellformel nach belastbaren Nachweisen: begriffliche Praezision, Fallbeschreibung, Quellenklarheit, Plausibilitaet und offene Unsicherheit. Wenn diese Nachweise fehlen, bleibt die Aussage Wirkungspotenzial oder Kommunikationsbehauptung. Sie kann wichtig sein, aber sie ist noch keine belegte Wirkung.</w:t>
+      </w:r>
+    </w:p>
+    <w:p>
+      <w:r>
+        <w:t>Rueckfluss. Fuer den WOE-Korpus bedeutet das: Begriffe aus Demokratie als Wirkungsdimension sollten dort geschaerft werden, wo sie in Glossar, Werkzeugen, Journal oder Readern doppeldeutig bleiben. Offene Forschungsfragen werden nicht versteckt. Sie markieren die Stelle, an der spaetere Evidenz, ein besserer Datensatz oder eine praezisere Fallstudie die Bewertung veraendern kann.</w:t>
+      </w:r>
+    </w:p>
+    <w:p>
+      <w:r>
+        <w:t>Daten, Quellen und Evidenz. Wissenschaftliche Anschlussfaehigkeit entsteht hier durch Quellenklarheit. Bei Fallfenster werden interne WOE-Begriffe nicht als Ersatz fuer Belege benutzt, sondern mit Wirkungsradar, Journal, Glossar, Resonanz- und Quellenklarheitskapitel verbunden. Wo die Datenlage offen bleibt, wird das offengelegt. Wo eine Aussage nur plausibel ist, bleibt sie als Wirkungspotenzial markiert. Wo ein Schaden eine rote Linie beruehrt, greift Nichtkompensation vor Durchschnittslogik.</w:t>
+      </w:r>
+    </w:p>
+    <w:p>
+      <w:r>
+        <w:t>In einer kontroversen Entscheidung wirkt Fallfenster als Pruefpunkt fuer Ambivalenz. Ein Nutzen fuer eine Gruppe kann mit Risiken fuer andere Wirkungsempfaenger einhergehen. Das Skript verlangt deshalb, positive und negative Zustandsveraenderungen getrennt zu fuehren, bevor von positiver Netto-Wirkung gesprochen wird.</w:t>
+      </w:r>
+    </w:p>
+    <w:p>
+      <w:pPr>
+        <w:pStyle w:val="Heading3"/>
+      </w:pPr>
+      <w:r>
         <w:t>V1-Abschlussnotiz</w:t>
       </w:r>
     </w:p>
     <w:p>
       <w:r>
-        <w:t>Diese Finalisierung schliesst die Codex-Inhaltsproduktion fuer V09. Offen bleibt nicht der fachliche Kern des Skripts, sondern der naechste Produktionsschritt: Claude setzt daraus die CI/CD-konforme Reader- und PDF-Fassung, prueft Satz, Umbrueche, Medienintegration und Lektorat und markiert erst danach die veroeffentlichte Fassung als freigegeben.</w:t>
+        <w:t>Diese Finalisierung schliesst die Codex-Inhaltsproduktion fuer V09. Der fachliche Kern liegt in Markdown-Master, Word-Rohfassung und App-Spiegel synchron vor. Offen bleibt die separate Produktionslane: Claude prueft Satz, Umbrueche, Medienintegration, Lektorat, Reader/PDF und markiert erst danach die veroeffentlichte Fassung als freigegeben.</w:t>
       </w:r>
     </w:p>
     <w:sectPr>

--- a/docs/studienskripte/word-rohfassungen/woek-g-v09.docx
+++ b/docs/studienskripte/word-rohfassungen/woek-g-v09.docx
@@ -2538,12 +2538,12 @@
     </w:p>
     <w:p>
       <w:r>
-        <w:t>Dieses Skript zu V09 Demokratie als Wirkungsdimension ist als Langformtext angelegt. Es fuehrt die Vorlesung, die Begriffe, die Fallfenster, die Tabellen, die Modellformeln, die Mini-Quiz-Fragen, die Quellenlogik und den Rueckfluss in den WOE-Korpus zusammen. Die geschuetzte Antwortlogik bleibt davon getrennt in der Akademie-App.</w:t>
-      </w:r>
-    </w:p>
-    <w:p>
-      <w:r>
-        <w:t>Der Abschluss liest Demokratie als Wirkungsdimension im Feld Grundstudium Wirkungsoekonomie. Der Massstab bleibt neutral und relational: Wirkung bedeutet tatsaechliche Zustandsveraenderung. Wirkungspotenzial beschreibt plausible Moeglichkeit. Wirkungsrisiko beschreibt moegliche negative Veraenderung. Wenn eine Zielgroesse gemeint ist, geht es um positive Netto-Wirkung. Genau diese Trennung entscheidet, ob das Skript fachlich traegt.</w:t>
+        <w:t>Dieses Skript zu V09 Demokratie als Wirkungsdimension ist als Langformtext angelegt. Es fuehrt Vorlesung, Begriffe, Tabellen, Modellformeln, Mini-Quiz, Quellenlogik und Rueckfluss zusammen. Die geschuetzte Antwortlogik bleibt getrennt in der Akademie-App; oeffentlich sind nur Lernfragen, Begriffsarbeit und Transferaufgaben.</w:t>
+      </w:r>
+    </w:p>
+    <w:p>
+      <w:r>
+        <w:t>Der Abschluss liest Demokratie als Wirkungsdimension im Feld Grundstudium Wirkungsoekonomie. Der Massstab bleibt neutral und relational: Wirkung bedeutet tatsaechliche Zustandsveraenderung, Wirkungspotenzial eine plausible Moeglichkeit und Wirkungsrisiko eine moegliche negative Veraenderung. Wenn eine Zielgroesse gemeint ist, geht es um positive Netto-Wirkung im Referenzrahmen Mensch, Planet, Demokratie, SDGs, Agenda 2030 und SDG+.</w:t>
       </w:r>
     </w:p>
     <w:p>
@@ -2792,17 +2792,17 @@
         <w:pStyle w:val="Heading3"/>
       </w:pPr>
       <w:r>
-        <w:t>Schlussvertiefung 1: Demokratie als Wirkungsdimension im Anwendungsfall</w:t>
-      </w:r>
-    </w:p>
-    <w:p>
-      <w:r>
-        <w:t>Die folgenden Abschnitte sind keine neue Pruefungsloesung. Sie verdichten die vorhandenen Kapitel zu einer Lesart, mit der Studierende einen Fall selbststaendig analysieren koennen. Im Mittelpunkt stehen oeffentliche Resonanzraeume, Sprache, Vertrauen, Quellenklarheit und demokratische Rueckkopplung, nicht moralische Personenbewertung.</w:t>
-      </w:r>
-    </w:p>
-    <w:p>
-      <w:r>
-        <w:t>Begriffliche Schlussklaerung. Einleitung / Wirkungsfrage zeigt, warum Demokratie als Wirkungsdimension mehr ist als ein Schlagwort im Feld oeffentliche Resonanzraeume, Sprache, Vertrauen, Quellenklarheit und demokratische Rueckkopplung. Die wirkungsoekonomische Frage lautet: Welche reale Veraenderung wird moeglich, welche bleibt nur Potenzial und wo entsteht ein Wirkungsrisiko? Diese Unterscheidung schuetzt vor Impact-Washing, weil sie Absicht, Aktivitaet, Reichweite und Wirkung auseinanderhaelt.</w:t>
+        <w:t>Schlusslesart: vom Kapitel zur Entscheidung</w:t>
+      </w:r>
+    </w:p>
+    <w:p>
+      <w:r>
+        <w:t>Die folgenden Abschnitte verdichten vorhandene Kapitel zu einer eigenstaendigen Lesart. Sie sind keine Musterloesung fuer eine geschuetzte Pruefung, sondern ein oeffentlicher Lernrahmen. Im Mittelpunkt stehen oeffentliche Resonanzraeume, Sprache, Vertrauen, Quellenklarheit und demokratische Rueckkopplung; Menschen werden nicht bewertet, sondern Wirkpfade, Zustandsveraenderungen, Risiken und institutionelle Bedingungen.</w:t>
+      </w:r>
+    </w:p>
+    <w:p>
+      <w:r>
+        <w:t>Begriffliche Sicherung. Einleitung / Wirkungsfrage zeigt, warum Demokratie als Wirkungsdimension mehr ist als ein Schlagwort im Feld oeffentliche Resonanzraeume, Sprache, Vertrauen, Quellenklarheit und demokratische Rueckkopplung. Die wirkungsoekonomische Frage lautet: Welche reale Veraenderung wird moeglich, welche bleibt nur Potenzial und wo entsteht ein Wirkungsrisiko? Diese Unterscheidung schuetzt vor Impact-Washing, weil sie Absicht, Aktivitaet, Reichweite und Wirkung auseinanderhaelt.</w:t>
       </w:r>
     </w:p>
     <w:p>
@@ -2812,7 +2812,12 @@
     </w:p>
     <w:p>
       <w:r>
-        <w:t>Wirkpfad und Empfaenger. In V09 muss Kernaussage immer mit Empfaengern gelesen werden. Wirkung entsteht nicht beim Sender, sondern an veraenderten Zustaenden von Menschen, Oekosystemen, Institutionen, Oeffentlichkeit oder kuenftigen Handlungsspielraeumen. Darum reicht es nicht, interne Aktivitaeten zu dokumentieren. Entscheidend ist, ob sich ein Zustand nachvollziehbar veraendert und ob diese Veraenderung im Referenzrahmen Mensch, Planet, Demokratie, SDGs, Agenda 2030 und SDG+ tragfaehig bewertet werden kann.</w:t>
+        <w:t>Fallpruefung. Wenn ein oeffentlicher Akteur eine Botschaft, ein Beteiligungsformat oder einen Resonanzraum verantwortbar gestalten will, beginnt die Analyse bei Empfaengern, Wirkraum, Zeitraum und Datenquelle. Bei Einleitung / Wirkungsfrage muss dann geklaert werden, ob Reichweite, Zustimmung und Aufmerksamkeit sauber von Wirkung und Wirkungsrisiko getrennt sind. Eine tragfaehige Antwort benennt mindestens eine Quelle, eine offene Unsicherheit, eine moegliche Gegenbeobachtung und die Entscheidung, die nach der Bewertung geaendert wird.</w:t>
+      </w:r>
+    </w:p>
+    <w:p>
+      <w:r>
+        <w:t>Wirkpfadpruefung. In V09 muss Kernaussage immer mit Empfaengern gelesen werden. Wirkung entsteht nicht beim Sender, sondern an veraenderten Zustaenden von Menschen, Oekosystemen, Institutionen, Oeffentlichkeit oder kuenftigen Handlungsspielraeumen. Darum reicht es nicht, interne Aktivitaeten zu dokumentieren. Entscheidend ist, ob sich ein Zustand nachvollziehbar veraendert und ob diese Veraenderung im Referenzrahmen Mensch, Planet, Demokratie, SDGs, Agenda 2030 und SDG+ tragfaehig bewertet werden kann.</w:t>
       </w:r>
     </w:p>
     <w:p>
@@ -2822,7 +2827,17 @@
     </w:p>
     <w:p>
       <w:r>
-        <w:t>Daten, Quellen und Evidenz. Wissenschaftliche Anschlussfaehigkeit entsteht hier durch Quellenklarheit. Bei Quelltext und fachliche Grundlegung werden interne WOE-Begriffe nicht als Ersatz fuer Belege benutzt, sondern mit Wirkungsradar, Journal, Glossar, Resonanz- und Quellenklarheitskapitel verbunden. Wo die Datenlage offen bleibt, wird das offengelegt. Wo eine Aussage nur plausibel ist, bleibt sie als Wirkungspotenzial markiert. Wo ein Schaden eine rote Linie beruehrt, greift Nichtkompensation vor Durchschnittslogik.</w:t>
+        <w:t>Fallpruefung. Wenn ein oeffentlicher Akteur eine Botschaft, ein Beteiligungsformat oder einen Resonanzraum verantwortbar gestalten will, beginnt die Analyse bei Empfaengern, Wirkraum, Zeitraum und Datenquelle. Bei Kernaussage muss dann geklaert werden, ob Reichweite, Zustimmung und Aufmerksamkeit sauber von Wirkung und Wirkungsrisiko getrennt sind. Eine tragfaehige Antwort benennt mindestens eine Quelle, eine offene Unsicherheit, eine moegliche Gegenbeobachtung und die Entscheidung, die nach der Bewertung geaendert wird.</w:t>
+      </w:r>
+    </w:p>
+    <w:p>
+      <w:r>
+        <w:t>Fuer die Bewertung reicht kein Summenscore, der zentrale Schaeden mit bequemen Pluspunkten verrechnet. Nichtkompensation und Reverse Merit Order markieren, wo rote Linien, demokratische Grundbedingungen oder planetare Grenzen Vorrang vor Durchschnittslogik haben. So bleibt positive Netto-Wirkung eine anspruchsvolle Zielgroesse und wird nicht zur dekorativen Formel.</w:t>
+      </w:r>
+    </w:p>
+    <w:p>
+      <w:r>
+        <w:t>Evidenzfenster. Wissenschaftliche Anschlussfaehigkeit entsteht hier durch Quellenklarheit. Bei Quelltext und fachliche Grundlegung werden interne WOE-Begriffe nicht als Ersatz fuer Belege benutzt, sondern mit Wirkungsradar, Journal, Glossar, Resonanz- und Quellenklarheitskapitel verbunden. Wo die Datenlage offen bleibt, wird das offengelegt. Wo eine Aussage nur plausibel ist, bleibt sie als Wirkungspotenzial markiert. Wo ein Schaden eine rote Linie beruehrt, greift Nichtkompensation vor Durchschnittslogik.</w:t>
       </w:r>
     </w:p>
     <w:p>
@@ -2832,7 +2847,17 @@
     </w:p>
     <w:p>
       <w:r>
-        <w:t>Bewertung und rote Linien. In Grundstudium Wirkungsoekonomie wird Die oft vergessene dritte Dimension erst steuerungsfaehig, wenn daraus eine Entscheidung folgt. Die Grundbegriffe muessen in spaeteren Modulen wiedererkennbar bleiben. Ohne diese Rueckkopplung bleibt Reporting eine Beschreibung. Mit Rueckkopplung wird aus Bewertung eine veraenderte Routine: ein anderer Prozess, ein geaenderter Anreiz, eine bessere Datenpflicht, eine korrigierte Kommunikation oder eine neue Priorisierung.</w:t>
+        <w:t>Fallpruefung. Wenn ein oeffentlicher Akteur eine Botschaft, ein Beteiligungsformat oder einen Resonanzraum verantwortbar gestalten will, beginnt die Analyse bei Empfaengern, Wirkraum, Zeitraum und Datenquelle. Bei Quelltext und fachliche Grundlegung muss dann geklaert werden, ob Reichweite, Zustimmung und Aufmerksamkeit sauber von Wirkung und Wirkungsrisiko getrennt sind. Eine tragfaehige Antwort benennt mindestens eine Quelle, eine offene Unsicherheit, eine moegliche Gegenbeobachtung und die Entscheidung, die nach der Bewertung geaendert wird.</w:t>
+      </w:r>
+    </w:p>
+    <w:p>
+      <w:r>
+        <w:t>Der Rueckfluss in den WOE-Korpus liegt hier in klaren Begriffen, sauber verlinkten Quellen und benannten Forschungsfragen. Wo Glossar, Werkzeuge, Journal oder Reader noch doppeldeutig bleiben, sollte Demokratie als Wirkungsdimension nicht als fertige Gewissheit auftreten, sondern als pruefbarer Lernstand mit Korrekturpfad.</w:t>
+      </w:r>
+    </w:p>
+    <w:p>
+      <w:r>
+        <w:t>Bewertungsgrenze. In Grundstudium Wirkungsoekonomie wird Die oft vergessene dritte Dimension erst steuerungsfaehig, wenn daraus eine Entscheidung folgt. Die Grundbegriffe muessen in spaeteren Modulen wiedererkennbar bleiben. Ohne diese Rueckkopplung bleibt Reporting eine Beschreibung. Mit Rueckkopplung wird aus Bewertung eine veraenderte Routine: ein anderer Prozess, ein geaenderter Anreiz, eine bessere Datenpflicht, eine korrigierte Kommunikation oder eine neue Priorisierung.</w:t>
       </w:r>
     </w:p>
     <w:p>
@@ -2842,12 +2867,12 @@
     </w:p>
     <w:p>
       <w:r>
-        <w:t>Kontrollfrage. Welche Entscheidung waere falsch, wenn Die oft vergessene dritte Dimension in V09 missverstanden wird? Die Antwort muss mindestens eine Daten- oder Quellenannahme, eine betroffene Gruppe oder Schutzdimension, eine moegliche Nebenwirkung und einen Rueckkopplungsschritt nennen. Richtig ist nicht die lauteste Bewertung, sondern diejenige, die Begriff, Beleg und Steuerungsfolge zusammenhaelt.</w:t>
-      </w:r>
-    </w:p>
-    <w:p>
-      <w:r>
-        <w:t>Steuerung und Rueckkopplung. Die Grenze gegen Scheingenauigkeit verlaeuft bei Warum Demokratie wirtschaftlich zählt nicht zwischen Optimismus und Pessimismus. Sie verlaeuft zwischen offengelegter Unsicherheit und rhetorischer Sicherheit. Wer Demokratie als Wirkungsdimension belastbar anwenden will, benennt Systemgrenze, Zeitraum, Vergleichspunkt und offene Gegenhypothese. Gerade dadurch bleibt das Skript anschlussfaehig fuer Forschung, Praxis und spaetere Revision.</w:t>
+        <w:t>Fallpruefung. Wenn ein oeffentlicher Akteur eine Botschaft, ein Beteiligungsformat oder einen Resonanzraum verantwortbar gestalten will, beginnt die Analyse bei Empfaengern, Wirkraum, Zeitraum und Datenquelle. Bei Die oft vergessene dritte Dimension muss dann geklaert werden, ob Reichweite, Zustimmung und Aufmerksamkeit sauber von Wirkung und Wirkungsrisiko getrennt sind. Eine tragfaehige Antwort benennt mindestens eine Quelle, eine offene Unsicherheit, eine moegliche Gegenbeobachtung und die Entscheidung, die nach der Bewertung geaendert wird.</w:t>
+      </w:r>
+    </w:p>
+    <w:p>
+      <w:r>
+        <w:t>Steuerungsfolge. Die Grenze gegen Scheingenauigkeit verlaeuft bei Warum Demokratie wirtschaftlich zählt nicht zwischen Optimismus und Pessimismus. Sie verlaeuft zwischen offengelegter Unsicherheit und rhetorischer Sicherheit. Wer Demokratie als Wirkungsdimension belastbar anwenden will, benennt Systemgrenze, Zeitraum, Vergleichspunkt und offene Gegenhypothese. Gerade dadurch bleibt das Skript anschlussfaehig fuer Forschung, Praxis und spaetere Revision.</w:t>
       </w:r>
     </w:p>
     <w:p>
@@ -2857,7 +2882,17 @@
     </w:p>
     <w:p>
       <w:r>
-        <w:t>Pruefungsnahe Anwendung. Vertrauen als unsichtbarer Rohstoff zeigt, warum Demokratie als Wirkungsdimension mehr ist als ein Schlagwort im Feld oeffentliche Resonanzraeume, Sprache, Vertrauen, Quellenklarheit und demokratische Rueckkopplung. Die wirkungsoekonomische Frage lautet: Welche reale Veraenderung wird moeglich, welche bleibt nur Potenzial und wo entsteht ein Wirkungsrisiko? Diese Unterscheidung schuetzt vor Impact-Washing, weil sie Absicht, Aktivitaet, Reichweite und Wirkung auseinanderhaelt.</w:t>
+        <w:t>Fallpruefung. Wenn ein oeffentlicher Akteur eine Botschaft, ein Beteiligungsformat oder einen Resonanzraum verantwortbar gestalten will, beginnt die Analyse bei Empfaengern, Wirkraum, Zeitraum und Datenquelle. Bei Warum Demokratie wirtschaftlich zählt muss dann geklaert werden, ob Reichweite, Zustimmung und Aufmerksamkeit sauber von Wirkung und Wirkungsrisiko getrennt sind. Eine tragfaehige Antwort benennt mindestens eine Quelle, eine offene Unsicherheit, eine moegliche Gegenbeobachtung und die Entscheidung, die nach der Bewertung geaendert wird.</w:t>
+      </w:r>
+    </w:p>
+    <w:p>
+      <w:r>
+        <w:t>Fuer die Bewertung reicht kein Summenscore, der zentrale Schaeden mit bequemen Pluspunkten verrechnet. Nichtkompensation und Reverse Merit Order markieren, wo rote Linien, demokratische Grundbedingungen oder planetare Grenzen Vorrang vor Durchschnittslogik haben. So bleibt positive Netto-Wirkung eine anspruchsvolle Zielgroesse und wird nicht zur dekorativen Formel.</w:t>
+      </w:r>
+    </w:p>
+    <w:p>
+      <w:r>
+        <w:t>Transferhinweis. Vertrauen als unsichtbarer Rohstoff zeigt, warum Demokratie als Wirkungsdimension mehr ist als ein Schlagwort im Feld oeffentliche Resonanzraeume, Sprache, Vertrauen, Quellenklarheit und demokratische Rueckkopplung. Die wirkungsoekonomische Frage lautet: Welche reale Veraenderung wird moeglich, welche bleibt nur Potenzial und wo entsteht ein Wirkungsrisiko? Diese Unterscheidung schuetzt vor Impact-Washing, weil sie Absicht, Aktivitaet, Reichweite und Wirkung auseinanderhaelt.</w:t>
       </w:r>
     </w:p>
     <w:p>
@@ -2867,32 +2902,12 @@
     </w:p>
     <w:p>
       <w:r>
-        <w:t>Rueckfluss. Fuer den WOE-Korpus bedeutet das: Begriffe aus Demokratie als Wirkungsdimension sollten dort geschaerft werden, wo sie in Glossar, Werkzeugen, Journal oder Readern doppeldeutig bleiben. Offene Forschungsfragen werden nicht versteckt. Sie markieren die Stelle, an der spaetere Evidenz, ein besserer Datensatz oder eine praezisere Fallstudie die Bewertung veraendern kann.</w:t>
-      </w:r>
-    </w:p>
-    <w:p>
-      <w:r>
-        <w:t>Transfer in den WOE-Korpus. In V09 muss Die Öffentlichkeit und die Wahrheit immer mit Empfaengern gelesen werden. Wirkung entsteht nicht beim Sender, sondern an veraenderten Zustaenden von Menschen, Oekosystemen, Institutionen, Oeffentlichkeit oder kuenftigen Handlungsspielraeumen. Darum reicht es nicht, interne Aktivitaeten zu dokumentieren. Entscheidend ist, ob sich ein Zustand nachvollziehbar veraendert und ob diese Veraenderung im Referenzrahmen Mensch, Planet, Demokratie, SDGs, Agenda 2030 und SDG+ tragfaehig bewertet werden kann.</w:t>
-      </w:r>
-    </w:p>
-    <w:p>
-      <w:r>
-        <w:t>Ein Bericht behauptet, die Massnahme zu Demokratie als Wirkungsdimension sei erfolgreich. Die WOE-Lesart fragt bei Die Öffentlichkeit und die Wahrheit nach belastbaren Nachweisen: begriffliche Praezision, Fallbeschreibung, Quellenklarheit, Plausibilitaet und offene Unsicherheit. Wenn diese Nachweise fehlen, bleibt die Aussage Wirkungspotenzial oder Kommunikationsbehauptung. Sie kann wichtig sein, aber sie ist noch keine belegte Wirkung.</w:t>
-      </w:r>
-    </w:p>
-    <w:p>
-      <w:r>
-        <w:t>Grenzen der Aussage. Wissenschaftliche Anschlussfaehigkeit entsteht hier durch Quellenklarheit. Bei Teilhabe und Machtverteilung werden interne WOE-Begriffe nicht als Ersatz fuer Belege benutzt, sondern mit Wirkungsradar, Journal, Glossar, Resonanz- und Quellenklarheitskapitel verbunden. Wo die Datenlage offen bleibt, wird das offengelegt. Wo eine Aussage nur plausibel ist, bleibt sie als Wirkungspotenzial markiert. Wo ein Schaden eine rote Linie beruehrt, greift Nichtkompensation vor Durchschnittslogik.</w:t>
-      </w:r>
-    </w:p>
-    <w:p>
-      <w:r>
-        <w:t>In einer kontroversen Entscheidung wirkt Teilhabe und Machtverteilung als Pruefpunkt fuer Ambivalenz. Ein Nutzen fuer eine Gruppe kann mit Risiken fuer andere Wirkungsempfaenger einhergehen. Das Skript verlangt deshalb, positive und negative Zustandsveraenderungen getrennt zu fuehren, bevor von positiver Netto-Wirkung gesprochen wird.</w:t>
-      </w:r>
-    </w:p>
-    <w:p>
-      <w:r>
-        <w:t>Kontrollfrage. Welche Entscheidung waere falsch, wenn Teilhabe und Machtverteilung in V09 missverstanden wird? Die Antwort muss mindestens eine Daten- oder Quellenannahme, eine betroffene Gruppe oder Schutzdimension, eine moegliche Nebenwirkung und einen Rueckkopplungsschritt nennen. Richtig ist nicht die lauteste Bewertung, sondern diejenige, die Begriff, Beleg und Steuerungsfolge zusammenhaelt.</w:t>
+        <w:t>Fallpruefung. Wenn ein oeffentlicher Akteur eine Botschaft, ein Beteiligungsformat oder einen Resonanzraum verantwortbar gestalten will, beginnt die Analyse bei Empfaengern, Wirkraum, Zeitraum und Datenquelle. Bei Vertrauen als unsichtbarer Rohstoff muss dann geklaert werden, ob Reichweite, Zustimmung und Aufmerksamkeit sauber von Wirkung und Wirkungsrisiko getrennt sind. Eine tragfaehige Antwort benennt mindestens eine Quelle, eine offene Unsicherheit, eine moegliche Gegenbeobachtung und die Entscheidung, die nach der Bewertung geaendert wird.</w:t>
+      </w:r>
+    </w:p>
+    <w:p>
+      <w:r>
+        <w:t>Der Rueckfluss in den WOE-Korpus liegt hier in klaren Begriffen, sauber verlinkten Quellen und benannten Forschungsfragen. Wo Glossar, Werkzeuge, Journal oder Reader noch doppeldeutig bleiben, sollte Demokratie als Wirkungsdimension nicht als fertige Gewissheit auftreten, sondern als pruefbarer Lernstand mit Korrekturpfad.</w:t>
       </w:r>
     </w:p>
     <w:p>
@@ -2900,17 +2915,52 @@
         <w:pStyle w:val="Heading3"/>
       </w:pPr>
       <w:r>
-        <w:t>Schlussvertiefung 2: Demokratie als Wirkungsdimension im Anwendungsfall</w:t>
-      </w:r>
-    </w:p>
-    <w:p>
-      <w:r>
-        <w:t>Die folgenden Abschnitte sind keine neue Pruefungsloesung. Sie verdichten die vorhandenen Kapitel zu einer Lesart, mit der Studierende einen Fall selbststaendig analysieren koennen. Im Mittelpunkt stehen oeffentliche Resonanzraeume, Sprache, Vertrauen, Quellenklarheit und demokratische Rueckkopplung, nicht moralische Personenbewertung.</w:t>
-      </w:r>
-    </w:p>
-    <w:p>
-      <w:r>
-        <w:t>Begriffliche Schlussklaerung. In Grundstudium Wirkungsoekonomie wird Ein Beispiel aus der digitalen Welt erst steuerungsfaehig, wenn daraus eine Entscheidung folgt. Die Grundbegriffe muessen in spaeteren Modulen wiedererkennbar bleiben. Ohne diese Rueckkopplung bleibt Reporting eine Beschreibung. Mit Rueckkopplung wird aus Bewertung eine veraenderte Routine: ein anderer Prozess, ein geaenderter Anreiz, eine bessere Datenpflicht, eine korrigierte Kommunikation oder eine neue Priorisierung.</w:t>
+        <w:t>Vertiefungsrunde 2: Anschluss an Praxis und Forschung</w:t>
+      </w:r>
+    </w:p>
+    <w:p>
+      <w:r>
+        <w:t>Diese Runde wechselt den Blickwinkel, damit der Schlussblock nicht nur wiederholt, sondern Leseentscheidungen vorbereitet: Was ist belegt, was bleibt Potenzial, welche Nebenwirkung ist relevant und welche Steuerungsfolge wird daraus abgeleitet?</w:t>
+      </w:r>
+    </w:p>
+    <w:p>
+      <w:r>
+        <w:t>Rueckflussnotiz. In V09 muss Die Öffentlichkeit und die Wahrheit immer mit Empfaengern gelesen werden. Wirkung entsteht nicht beim Sender, sondern an veraenderten Zustaenden von Menschen, Oekosystemen, Institutionen, Oeffentlichkeit oder kuenftigen Handlungsspielraeumen. Darum reicht es nicht, interne Aktivitaeten zu dokumentieren. Entscheidend ist, ob sich ein Zustand nachvollziehbar veraendert und ob diese Veraenderung im Referenzrahmen Mensch, Planet, Demokratie, SDGs, Agenda 2030 und SDG+ tragfaehig bewertet werden kann.</w:t>
+      </w:r>
+    </w:p>
+    <w:p>
+      <w:r>
+        <w:t>Ein Bericht behauptet, die Massnahme zu Demokratie als Wirkungsdimension sei erfolgreich. Die WOE-Lesart fragt bei Die Öffentlichkeit und die Wahrheit nach belastbaren Nachweisen: begriffliche Praezision, Fallbeschreibung, Quellenklarheit, Plausibilitaet und offene Unsicherheit. Wenn diese Nachweise fehlen, bleibt die Aussage Wirkungspotenzial oder Kommunikationsbehauptung. Sie kann wichtig sein, aber sie ist noch keine belegte Wirkung.</w:t>
+      </w:r>
+    </w:p>
+    <w:p>
+      <w:r>
+        <w:t>Fallpruefung. Wenn ein oeffentlicher Akteur eine Botschaft, ein Beteiligungsformat oder einen Resonanzraum verantwortbar gestalten will, beginnt die Analyse bei Empfaengern, Wirkraum, Zeitraum und Datenquelle. Bei Die Öffentlichkeit und die Wahrheit muss dann geklaert werden, ob Reichweite, Zustimmung und Aufmerksamkeit sauber von Wirkung und Wirkungsrisiko getrennt sind. Eine tragfaehige Antwort benennt mindestens eine Quelle, eine offene Unsicherheit, eine moegliche Gegenbeobachtung und die Entscheidung, die nach der Bewertung geaendert wird.</w:t>
+      </w:r>
+    </w:p>
+    <w:p>
+      <w:r>
+        <w:t>Pruefungsimpuls. Wissenschaftliche Anschlussfaehigkeit entsteht hier durch Quellenklarheit. Bei Teilhabe und Machtverteilung werden interne WOE-Begriffe nicht als Ersatz fuer Belege benutzt, sondern mit Wirkungsradar, Journal, Glossar, Resonanz- und Quellenklarheitskapitel verbunden. Wo die Datenlage offen bleibt, wird das offengelegt. Wo eine Aussage nur plausibel ist, bleibt sie als Wirkungspotenzial markiert. Wo ein Schaden eine rote Linie beruehrt, greift Nichtkompensation vor Durchschnittslogik.</w:t>
+      </w:r>
+    </w:p>
+    <w:p>
+      <w:r>
+        <w:t>In einer kontroversen Entscheidung wirkt Teilhabe und Machtverteilung als Pruefpunkt fuer Ambivalenz. Ein Nutzen fuer eine Gruppe kann mit Risiken fuer andere Wirkungsempfaenger einhergehen. Das Skript verlangt deshalb, positive und negative Zustandsveraenderungen getrennt zu fuehren, bevor von positiver Netto-Wirkung gesprochen wird.</w:t>
+      </w:r>
+    </w:p>
+    <w:p>
+      <w:r>
+        <w:t>Fallpruefung. Wenn ein oeffentlicher Akteur eine Botschaft, ein Beteiligungsformat oder einen Resonanzraum verantwortbar gestalten will, beginnt die Analyse bei Empfaengern, Wirkraum, Zeitraum und Datenquelle. Bei Teilhabe und Machtverteilung muss dann geklaert werden, ob Reichweite, Zustimmung und Aufmerksamkeit sauber von Wirkung und Wirkungsrisiko getrennt sind. Eine tragfaehige Antwort benennt mindestens eine Quelle, eine offene Unsicherheit, eine moegliche Gegenbeobachtung und die Entscheidung, die nach der Bewertung geaendert wird.</w:t>
+      </w:r>
+    </w:p>
+    <w:p>
+      <w:r>
+        <w:t>Fuer die Bewertung reicht kein Summenscore, der zentrale Schaeden mit bequemen Pluspunkten verrechnet. Nichtkompensation und Reverse Merit Order markieren, wo rote Linien, demokratische Grundbedingungen oder planetare Grenzen Vorrang vor Durchschnittslogik haben. So bleibt positive Netto-Wirkung eine anspruchsvolle Zielgroesse und wird nicht zur dekorativen Formel.</w:t>
+      </w:r>
+    </w:p>
+    <w:p>
+      <w:r>
+        <w:t>Begriffliche Sicherung. In Grundstudium Wirkungsoekonomie wird Ein Beispiel aus der digitalen Welt erst steuerungsfaehig, wenn daraus eine Entscheidung folgt. Die Grundbegriffe muessen in spaeteren Modulen wiedererkennbar bleiben. Ohne diese Rueckkopplung bleibt Reporting eine Beschreibung. Mit Rueckkopplung wird aus Bewertung eine veraenderte Routine: ein anderer Prozess, ein geaenderter Anreiz, eine bessere Datenpflicht, eine korrigierte Kommunikation oder eine neue Priorisierung.</w:t>
       </w:r>
     </w:p>
     <w:p>
@@ -2920,7 +2970,17 @@
     </w:p>
     <w:p>
       <w:r>
-        <w:t>Wirkpfad und Empfaenger. Die Grenze gegen Scheingenauigkeit verlaeuft bei Warum SDG plus notwendig wurde nicht zwischen Optimismus und Pessimismus. Sie verlaeuft zwischen offengelegter Unsicherheit und rhetorischer Sicherheit. Wer Demokratie als Wirkungsdimension belastbar anwenden will, benennt Systemgrenze, Zeitraum, Vergleichspunkt und offene Gegenhypothese. Gerade dadurch bleibt das Skript anschlussfaehig fuer Forschung, Praxis und spaetere Revision.</w:t>
+        <w:t>Fallpruefung. Wenn ein oeffentlicher Akteur eine Botschaft, ein Beteiligungsformat oder einen Resonanzraum verantwortbar gestalten will, beginnt die Analyse bei Empfaengern, Wirkraum, Zeitraum und Datenquelle. Bei Ein Beispiel aus der digitalen Welt muss dann geklaert werden, ob Reichweite, Zustimmung und Aufmerksamkeit sauber von Wirkung und Wirkungsrisiko getrennt sind. Eine tragfaehige Antwort benennt mindestens eine Quelle, eine offene Unsicherheit, eine moegliche Gegenbeobachtung und die Entscheidung, die nach der Bewertung geaendert wird.</w:t>
+      </w:r>
+    </w:p>
+    <w:p>
+      <w:r>
+        <w:t>Der Rueckfluss in den WOE-Korpus liegt hier in klaren Begriffen, sauber verlinkten Quellen und benannten Forschungsfragen. Wo Glossar, Werkzeuge, Journal oder Reader noch doppeldeutig bleiben, sollte Demokratie als Wirkungsdimension nicht als fertige Gewissheit auftreten, sondern als pruefbarer Lernstand mit Korrekturpfad.</w:t>
+      </w:r>
+    </w:p>
+    <w:p>
+      <w:r>
+        <w:t>Wirkpfadpruefung. Die Grenze gegen Scheingenauigkeit verlaeuft bei Warum SDG plus notwendig wurde nicht zwischen Optimismus und Pessimismus. Sie verlaeuft zwischen offengelegter Unsicherheit und rhetorischer Sicherheit. Wer Demokratie als Wirkungsdimension belastbar anwenden will, benennt Systemgrenze, Zeitraum, Vergleichspunkt und offene Gegenhypothese. Gerade dadurch bleibt das Skript anschlussfaehig fuer Forschung, Praxis und spaetere Revision.</w:t>
       </w:r>
     </w:p>
     <w:p>
@@ -2930,7 +2990,12 @@
     </w:p>
     <w:p>
       <w:r>
-        <w:t>Daten, Quellen und Evidenz. Die Demokratie schützt die anderen Dimensionen zeigt, warum Demokratie als Wirkungsdimension mehr ist als ein Schlagwort im Feld oeffentliche Resonanzraeume, Sprache, Vertrauen, Quellenklarheit und demokratische Rueckkopplung. Die wirkungsoekonomische Frage lautet: Welche reale Veraenderung wird moeglich, welche bleibt nur Potenzial und wo entsteht ein Wirkungsrisiko? Diese Unterscheidung schuetzt vor Impact-Washing, weil sie Absicht, Aktivitaet, Reichweite und Wirkung auseinanderhaelt.</w:t>
+        <w:t>Fallpruefung. Wenn ein oeffentlicher Akteur eine Botschaft, ein Beteiligungsformat oder einen Resonanzraum verantwortbar gestalten will, beginnt die Analyse bei Empfaengern, Wirkraum, Zeitraum und Datenquelle. Bei Warum SDG plus notwendig wurde muss dann geklaert werden, ob Reichweite, Zustimmung und Aufmerksamkeit sauber von Wirkung und Wirkungsrisiko getrennt sind. Eine tragfaehige Antwort benennt mindestens eine Quelle, eine offene Unsicherheit, eine moegliche Gegenbeobachtung und die Entscheidung, die nach der Bewertung geaendert wird.</w:t>
+      </w:r>
+    </w:p>
+    <w:p>
+      <w:r>
+        <w:t>Evidenzfenster. Die Demokratie schützt die anderen Dimensionen zeigt, warum Demokratie als Wirkungsdimension mehr ist als ein Schlagwort im Feld oeffentliche Resonanzraeume, Sprache, Vertrauen, Quellenklarheit und demokratische Rueckkopplung. Die wirkungsoekonomische Frage lautet: Welche reale Veraenderung wird moeglich, welche bleibt nur Potenzial und wo entsteht ein Wirkungsrisiko? Diese Unterscheidung schuetzt vor Impact-Washing, weil sie Absicht, Aktivitaet, Reichweite und Wirkung auseinanderhaelt.</w:t>
       </w:r>
     </w:p>
     <w:p>
@@ -2940,7 +3005,17 @@
     </w:p>
     <w:p>
       <w:r>
-        <w:t>Bewertung und rote Linien. In V09 muss Eine rote Linie der Denkschule immer mit Empfaengern gelesen werden. Wirkung entsteht nicht beim Sender, sondern an veraenderten Zustaenden von Menschen, Oekosystemen, Institutionen, Oeffentlichkeit oder kuenftigen Handlungsspielraeumen. Darum reicht es nicht, interne Aktivitaeten zu dokumentieren. Entscheidend ist, ob sich ein Zustand nachvollziehbar veraendert und ob diese Veraenderung im Referenzrahmen Mensch, Planet, Demokratie, SDGs, Agenda 2030 und SDG+ tragfaehig bewertet werden kann.</w:t>
+        <w:t>Fallpruefung. Wenn ein oeffentlicher Akteur eine Botschaft, ein Beteiligungsformat oder einen Resonanzraum verantwortbar gestalten will, beginnt die Analyse bei Empfaengern, Wirkraum, Zeitraum und Datenquelle. Bei Die Demokratie schützt die anderen Dimensionen muss dann geklaert werden, ob Reichweite, Zustimmung und Aufmerksamkeit sauber von Wirkung und Wirkungsrisiko getrennt sind. Eine tragfaehige Antwort benennt mindestens eine Quelle, eine offene Unsicherheit, eine moegliche Gegenbeobachtung und die Entscheidung, die nach der Bewertung geaendert wird.</w:t>
+      </w:r>
+    </w:p>
+    <w:p>
+      <w:r>
+        <w:t>Fuer die Bewertung reicht kein Summenscore, der zentrale Schaeden mit bequemen Pluspunkten verrechnet. Nichtkompensation und Reverse Merit Order markieren, wo rote Linien, demokratische Grundbedingungen oder planetare Grenzen Vorrang vor Durchschnittslogik haben. So bleibt positive Netto-Wirkung eine anspruchsvolle Zielgroesse und wird nicht zur dekorativen Formel.</w:t>
+      </w:r>
+    </w:p>
+    <w:p>
+      <w:r>
+        <w:t>Bewertungsgrenze. In V09 muss Eine rote Linie der Denkschule immer mit Empfaengern gelesen werden. Wirkung entsteht nicht beim Sender, sondern an veraenderten Zustaenden von Menschen, Oekosystemen, Institutionen, Oeffentlichkeit oder kuenftigen Handlungsspielraeumen. Darum reicht es nicht, interne Aktivitaeten zu dokumentieren. Entscheidend ist, ob sich ein Zustand nachvollziehbar veraendert und ob diese Veraenderung im Referenzrahmen Mensch, Planet, Demokratie, SDGs, Agenda 2030 und SDG+ tragfaehig bewertet werden kann.</w:t>
       </w:r>
     </w:p>
     <w:p>
@@ -2950,57 +3025,12 @@
     </w:p>
     <w:p>
       <w:r>
-        <w:t>Kontrollfrage. Welche Entscheidung waere falsch, wenn Eine rote Linie der Denkschule in V09 missverstanden wird? Die Antwort muss mindestens eine Daten- oder Quellenannahme, eine betroffene Gruppe oder Schutzdimension, eine moegliche Nebenwirkung und einen Rueckkopplungsschritt nennen. Richtig ist nicht die lauteste Bewertung, sondern diejenige, die Begriff, Beleg und Steuerungsfolge zusammenhaelt.</w:t>
-      </w:r>
-    </w:p>
-    <w:p>
-      <w:r>
-        <w:t>Rueckfluss. Fuer den WOE-Korpus bedeutet das: Begriffe aus Demokratie als Wirkungsdimension sollten dort geschaerft werden, wo sie in Glossar, Werkzeugen, Journal oder Readern doppeldeutig bleiben. Offene Forschungsfragen werden nicht versteckt. Sie markieren die Stelle, an der spaetere Evidenz, ein besserer Datensatz oder eine praezisere Fallstudie die Bewertung veraendern kann.</w:t>
-      </w:r>
-    </w:p>
-    <w:p>
-      <w:r>
-        <w:t>Steuerung und Rueckkopplung. Wissenschaftliche Anschlussfaehigkeit entsteht hier durch Quellenklarheit. Bei Was du aus dieser Vorlesung mitnimmst werden interne WOE-Begriffe nicht als Ersatz fuer Belege benutzt, sondern mit Wirkungsradar, Journal, Glossar, Resonanz- und Quellenklarheitskapitel verbunden. Wo die Datenlage offen bleibt, wird das offengelegt. Wo eine Aussage nur plausibel ist, bleibt sie als Wirkungspotenzial markiert. Wo ein Schaden eine rote Linie beruehrt, greift Nichtkompensation vor Durchschnittslogik.</w:t>
-      </w:r>
-    </w:p>
-    <w:p>
-      <w:r>
-        <w:t>In einer kontroversen Entscheidung wirkt Was du aus dieser Vorlesung mitnimmst als Pruefpunkt fuer Ambivalenz. Ein Nutzen fuer eine Gruppe kann mit Risiken fuer andere Wirkungsempfaenger einhergehen. Das Skript verlangt deshalb, positive und negative Zustandsveraenderungen getrennt zu fuehren, bevor von positiver Netto-Wirkung gesprochen wird.</w:t>
-      </w:r>
-    </w:p>
-    <w:p>
-      <w:r>
-        <w:t>Pruefungsnahe Anwendung. In Grundstudium Wirkungsoekonomie wird Wirkungsökonomische Vertiefung erst steuerungsfaehig, wenn daraus eine Entscheidung folgt. Die Grundbegriffe muessen in spaeteren Modulen wiedererkennbar bleiben. Ohne diese Rueckkopplung bleibt Reporting eine Beschreibung. Mit Rueckkopplung wird aus Bewertung eine veraenderte Routine: ein anderer Prozess, ein geaenderter Anreiz, eine bessere Datenpflicht, eine korrigierte Kommunikation oder eine neue Priorisierung.</w:t>
-      </w:r>
-    </w:p>
-    <w:p>
-      <w:r>
-        <w:t>Die typische Fehlstelle bei Demokratie als Wirkungsdimension liegt darin, Reichweite, Zustimmung oder Lautstaerke als Wirkung auszugeben. Bei Wirkungsökonomische Vertiefung wird diese Fehlstelle konkret: Ein scheinbar plausibler Befund darf nicht zur Abkuerzung werden. Quellen, Systemgrenzen, Unsicherheit und Rueckkopplung bleiben sichtbar.</w:t>
-      </w:r>
-    </w:p>
-    <w:p>
-      <w:r>
-        <w:t>Transfer in den WOE-Korpus. Die Grenze gegen Scheingenauigkeit verlaeuft bei Begriffliche Präzision nicht zwischen Optimismus und Pessimismus. Sie verlaeuft zwischen offengelegter Unsicherheit und rhetorischer Sicherheit. Wer Demokratie als Wirkungsdimension belastbar anwenden will, benennt Systemgrenze, Zeitraum, Vergleichspunkt und offene Gegenhypothese. Gerade dadurch bleibt das Skript anschlussfaehig fuer Forschung, Praxis und spaetere Revision.</w:t>
-      </w:r>
-    </w:p>
-    <w:p>
-      <w:r>
-        <w:t>Fuer die Pruefung ist Begriffliche Präzision dann verstanden, wenn daraus eine belastbare Fallantwort entsteht. Eine gute Antwort unterscheidet Beobachtung, Kausalannahme, Bewertung und Steuerungsfolge. Sie bewertet keine Menschen, sondern Wirkpfade, Zustandsveraenderungen, Risiken und institutionelle Bedingungen.</w:t>
-      </w:r>
-    </w:p>
-    <w:p>
-      <w:r>
-        <w:t>Grenzen der Aussage. Wirkpfad zeigt, warum Demokratie als Wirkungsdimension mehr ist als ein Schlagwort im Feld oeffentliche Resonanzraeume, Sprache, Vertrauen, Quellenklarheit und demokratische Rueckkopplung. Die wirkungsoekonomische Frage lautet: Welche reale Veraenderung wird moeglich, welche bleibt nur Potenzial und wo entsteht ein Wirkungsrisiko? Diese Unterscheidung schuetzt vor Impact-Washing, weil sie Absicht, Aktivitaet, Reichweite und Wirkung auseinanderhaelt.</w:t>
-      </w:r>
-    </w:p>
-    <w:p>
-      <w:r>
-        <w:t>Eine Kommune, ein Unternehmen oder eine Bildungsorganisation will Demokratie als Wirkungsdimension praktisch anwenden. Der erste Schritt ist nicht die Auswahl eines Instruments, sondern die Klaerung der Zustandsveraenderung. Bei Wirkpfad muss deshalb benannt werden, wer betroffen ist, welcher Zustand sich veraendert, welche Frist gilt und welche Gegenbeobachtung die Annahme widerlegen wuerde. Erst danach entsteht eine begruendete Entscheidung im Feld Begriff, Fallbewertung, Wirkpfad, rote Linie, Quellenbeurteilung oder Rueckkopplungsregel.</w:t>
-      </w:r>
-    </w:p>
-    <w:p>
-      <w:r>
-        <w:t>Kontrollfrage. Welche Entscheidung waere falsch, wenn Wirkpfad in V09 missverstanden wird? Die Antwort muss mindestens eine Daten- oder Quellenannahme, eine betroffene Gruppe oder Schutzdimension, eine moegliche Nebenwirkung und einen Rueckkopplungsschritt nennen. Richtig ist nicht die lauteste Bewertung, sondern diejenige, die Begriff, Beleg und Steuerungsfolge zusammenhaelt.</w:t>
+        <w:t>Fallpruefung. Wenn ein oeffentlicher Akteur eine Botschaft, ein Beteiligungsformat oder einen Resonanzraum verantwortbar gestalten will, beginnt die Analyse bei Empfaengern, Wirkraum, Zeitraum und Datenquelle. Bei Eine rote Linie der Denkschule muss dann geklaert werden, ob Reichweite, Zustimmung und Aufmerksamkeit sauber von Wirkung und Wirkungsrisiko getrennt sind. Eine tragfaehige Antwort benennt mindestens eine Quelle, eine offene Unsicherheit, eine moegliche Gegenbeobachtung und die Entscheidung, die nach der Bewertung geaendert wird.</w:t>
+      </w:r>
+    </w:p>
+    <w:p>
+      <w:r>
+        <w:t>Der Rueckfluss in den WOE-Korpus liegt hier in klaren Begriffen, sauber verlinkten Quellen und benannten Forschungsfragen. Wo Glossar, Werkzeuge, Journal oder Reader noch doppeldeutig bleiben, sollte Demokratie als Wirkungsdimension nicht als fertige Gewissheit auftreten, sondern als pruefbarer Lernstand mit Korrekturpfad.</w:t>
       </w:r>
     </w:p>
     <w:p>
@@ -3008,17 +3038,87 @@
         <w:pStyle w:val="Heading3"/>
       </w:pPr>
       <w:r>
-        <w:t>Schlussvertiefung 3: Demokratie als Wirkungsdimension im Anwendungsfall</w:t>
-      </w:r>
-    </w:p>
-    <w:p>
-      <w:r>
-        <w:t>Die folgenden Abschnitte sind keine neue Pruefungsloesung. Sie verdichten die vorhandenen Kapitel zu einer Lesart, mit der Studierende einen Fall selbststaendig analysieren koennen. Im Mittelpunkt stehen oeffentliche Resonanzraeume, Sprache, Vertrauen, Quellenklarheit und demokratische Rueckkopplung, nicht moralische Personenbewertung.</w:t>
-      </w:r>
-    </w:p>
-    <w:p>
-      <w:r>
-        <w:t>Begriffliche Schlussklaerung. In V09 muss Leitthese immer mit Empfaengern gelesen werden. Wirkung entsteht nicht beim Sender, sondern an veraenderten Zustaenden von Menschen, Oekosystemen, Institutionen, Oeffentlichkeit oder kuenftigen Handlungsspielraeumen. Darum reicht es nicht, interne Aktivitaeten zu dokumentieren. Entscheidend ist, ob sich ein Zustand nachvollziehbar veraendert und ob diese Veraenderung im Referenzrahmen Mensch, Planet, Demokratie, SDGs, Agenda 2030 und SDG+ tragfaehig bewertet werden kann.</w:t>
+        <w:t>Vertiefungsrunde 3: Anschluss an Praxis und Forschung</w:t>
+      </w:r>
+    </w:p>
+    <w:p>
+      <w:r>
+        <w:t>Diese Runde wechselt den Blickwinkel, damit der Schlussblock nicht nur wiederholt, sondern Leseentscheidungen vorbereitet: Was ist belegt, was bleibt Potenzial, welche Nebenwirkung ist relevant und welche Steuerungsfolge wird daraus abgeleitet?</w:t>
+      </w:r>
+    </w:p>
+    <w:p>
+      <w:r>
+        <w:t>Steuerungsfolge. Wissenschaftliche Anschlussfaehigkeit entsteht hier durch Quellenklarheit. Bei Was du aus dieser Vorlesung mitnimmst werden interne WOE-Begriffe nicht als Ersatz fuer Belege benutzt, sondern mit Wirkungsradar, Journal, Glossar, Resonanz- und Quellenklarheitskapitel verbunden. Wo die Datenlage offen bleibt, wird das offengelegt. Wo eine Aussage nur plausibel ist, bleibt sie als Wirkungspotenzial markiert. Wo ein Schaden eine rote Linie beruehrt, greift Nichtkompensation vor Durchschnittslogik.</w:t>
+      </w:r>
+    </w:p>
+    <w:p>
+      <w:r>
+        <w:t>In einer kontroversen Entscheidung wirkt Was du aus dieser Vorlesung mitnimmst als Pruefpunkt fuer Ambivalenz. Ein Nutzen fuer eine Gruppe kann mit Risiken fuer andere Wirkungsempfaenger einhergehen. Das Skript verlangt deshalb, positive und negative Zustandsveraenderungen getrennt zu fuehren, bevor von positiver Netto-Wirkung gesprochen wird.</w:t>
+      </w:r>
+    </w:p>
+    <w:p>
+      <w:r>
+        <w:t>Fallpruefung. Wenn ein oeffentlicher Akteur eine Botschaft, ein Beteiligungsformat oder einen Resonanzraum verantwortbar gestalten will, beginnt die Analyse bei Empfaengern, Wirkraum, Zeitraum und Datenquelle. Bei Was du aus dieser Vorlesung mitnimmst muss dann geklaert werden, ob Reichweite, Zustimmung und Aufmerksamkeit sauber von Wirkung und Wirkungsrisiko getrennt sind. Eine tragfaehige Antwort benennt mindestens eine Quelle, eine offene Unsicherheit, eine moegliche Gegenbeobachtung und die Entscheidung, die nach der Bewertung geaendert wird.</w:t>
+      </w:r>
+    </w:p>
+    <w:p>
+      <w:r>
+        <w:t>Transferhinweis. In Grundstudium Wirkungsoekonomie wird Wirkungsökonomische Vertiefung erst steuerungsfaehig, wenn daraus eine Entscheidung folgt. Die Grundbegriffe muessen in spaeteren Modulen wiedererkennbar bleiben. Ohne diese Rueckkopplung bleibt Reporting eine Beschreibung. Mit Rueckkopplung wird aus Bewertung eine veraenderte Routine: ein anderer Prozess, ein geaenderter Anreiz, eine bessere Datenpflicht, eine korrigierte Kommunikation oder eine neue Priorisierung.</w:t>
+      </w:r>
+    </w:p>
+    <w:p>
+      <w:r>
+        <w:t>Die typische Fehlstelle bei Demokratie als Wirkungsdimension liegt darin, Reichweite, Zustimmung oder Lautstaerke als Wirkung auszugeben. Bei Wirkungsökonomische Vertiefung wird diese Fehlstelle konkret: Ein scheinbar plausibler Befund darf nicht zur Abkuerzung werden. Quellen, Systemgrenzen, Unsicherheit und Rueckkopplung bleiben sichtbar.</w:t>
+      </w:r>
+    </w:p>
+    <w:p>
+      <w:r>
+        <w:t>Fallpruefung. Wenn ein oeffentlicher Akteur eine Botschaft, ein Beteiligungsformat oder einen Resonanzraum verantwortbar gestalten will, beginnt die Analyse bei Empfaengern, Wirkraum, Zeitraum und Datenquelle. Bei Wirkungsökonomische Vertiefung muss dann geklaert werden, ob Reichweite, Zustimmung und Aufmerksamkeit sauber von Wirkung und Wirkungsrisiko getrennt sind. Eine tragfaehige Antwort benennt mindestens eine Quelle, eine offene Unsicherheit, eine moegliche Gegenbeobachtung und die Entscheidung, die nach der Bewertung geaendert wird.</w:t>
+      </w:r>
+    </w:p>
+    <w:p>
+      <w:r>
+        <w:t>Fuer die Bewertung reicht kein Summenscore, der zentrale Schaeden mit bequemen Pluspunkten verrechnet. Nichtkompensation und Reverse Merit Order markieren, wo rote Linien, demokratische Grundbedingungen oder planetare Grenzen Vorrang vor Durchschnittslogik haben. So bleibt positive Netto-Wirkung eine anspruchsvolle Zielgroesse und wird nicht zur dekorativen Formel.</w:t>
+      </w:r>
+    </w:p>
+    <w:p>
+      <w:r>
+        <w:t>Rueckflussnotiz. Die Grenze gegen Scheingenauigkeit verlaeuft bei Begriffliche Präzision nicht zwischen Optimismus und Pessimismus. Sie verlaeuft zwischen offengelegter Unsicherheit und rhetorischer Sicherheit. Wer Demokratie als Wirkungsdimension belastbar anwenden will, benennt Systemgrenze, Zeitraum, Vergleichspunkt und offene Gegenhypothese. Gerade dadurch bleibt das Skript anschlussfaehig fuer Forschung, Praxis und spaetere Revision.</w:t>
+      </w:r>
+    </w:p>
+    <w:p>
+      <w:r>
+        <w:t>Fuer die Pruefung ist Begriffliche Präzision dann verstanden, wenn daraus eine belastbare Fallantwort entsteht. Eine gute Antwort unterscheidet Beobachtung, Kausalannahme, Bewertung und Steuerungsfolge. Sie bewertet keine Menschen, sondern Wirkpfade, Zustandsveraenderungen, Risiken und institutionelle Bedingungen.</w:t>
+      </w:r>
+    </w:p>
+    <w:p>
+      <w:r>
+        <w:t>Fallpruefung. Wenn ein oeffentlicher Akteur eine Botschaft, ein Beteiligungsformat oder einen Resonanzraum verantwortbar gestalten will, beginnt die Analyse bei Empfaengern, Wirkraum, Zeitraum und Datenquelle. Bei Begriffliche Präzision muss dann geklaert werden, ob Reichweite, Zustimmung und Aufmerksamkeit sauber von Wirkung und Wirkungsrisiko getrennt sind. Eine tragfaehige Antwort benennt mindestens eine Quelle, eine offene Unsicherheit, eine moegliche Gegenbeobachtung und die Entscheidung, die nach der Bewertung geaendert wird.</w:t>
+      </w:r>
+    </w:p>
+    <w:p>
+      <w:r>
+        <w:t>Der Rueckfluss in den WOE-Korpus liegt hier in klaren Begriffen, sauber verlinkten Quellen und benannten Forschungsfragen. Wo Glossar, Werkzeuge, Journal oder Reader noch doppeldeutig bleiben, sollte Demokratie als Wirkungsdimension nicht als fertige Gewissheit auftreten, sondern als pruefbarer Lernstand mit Korrekturpfad.</w:t>
+      </w:r>
+    </w:p>
+    <w:p>
+      <w:r>
+        <w:t>Pruefungsimpuls. Wirkpfad zeigt, warum Demokratie als Wirkungsdimension mehr ist als ein Schlagwort im Feld oeffentliche Resonanzraeume, Sprache, Vertrauen, Quellenklarheit und demokratische Rueckkopplung. Die wirkungsoekonomische Frage lautet: Welche reale Veraenderung wird moeglich, welche bleibt nur Potenzial und wo entsteht ein Wirkungsrisiko? Diese Unterscheidung schuetzt vor Impact-Washing, weil sie Absicht, Aktivitaet, Reichweite und Wirkung auseinanderhaelt.</w:t>
+      </w:r>
+    </w:p>
+    <w:p>
+      <w:r>
+        <w:t>Eine Kommune, ein Unternehmen oder eine Bildungsorganisation will Demokratie als Wirkungsdimension praktisch anwenden. Der erste Schritt ist nicht die Auswahl eines Instruments, sondern die Klaerung der Zustandsveraenderung. Bei Wirkpfad muss deshalb benannt werden, wer betroffen ist, welcher Zustand sich veraendert, welche Frist gilt und welche Gegenbeobachtung die Annahme widerlegen wuerde. Erst danach entsteht eine begruendete Entscheidung im Feld Begriff, Fallbewertung, Wirkpfad, rote Linie, Quellenbeurteilung oder Rueckkopplungsregel.</w:t>
+      </w:r>
+    </w:p>
+    <w:p>
+      <w:r>
+        <w:t>Fallpruefung. Wenn ein oeffentlicher Akteur eine Botschaft, ein Beteiligungsformat oder einen Resonanzraum verantwortbar gestalten will, beginnt die Analyse bei Empfaengern, Wirkraum, Zeitraum und Datenquelle. Bei Wirkpfad muss dann geklaert werden, ob Reichweite, Zustimmung und Aufmerksamkeit sauber von Wirkung und Wirkungsrisiko getrennt sind. Eine tragfaehige Antwort benennt mindestens eine Quelle, eine offene Unsicherheit, eine moegliche Gegenbeobachtung und die Entscheidung, die nach der Bewertung geaendert wird.</w:t>
+      </w:r>
+    </w:p>
+    <w:p>
+      <w:r>
+        <w:t>Begriffliche Sicherung. In V09 muss Leitthese immer mit Empfaengern gelesen werden. Wirkung entsteht nicht beim Sender, sondern an veraenderten Zustaenden von Menschen, Oekosystemen, Institutionen, Oeffentlichkeit oder kuenftigen Handlungsspielraeumen. Darum reicht es nicht, interne Aktivitaeten zu dokumentieren. Entscheidend ist, ob sich ein Zustand nachvollziehbar veraendert und ob diese Veraenderung im Referenzrahmen Mensch, Planet, Demokratie, SDGs, Agenda 2030 und SDG+ tragfaehig bewertet werden kann.</w:t>
       </w:r>
     </w:p>
     <w:p>
@@ -3028,7 +3128,17 @@
     </w:p>
     <w:p>
       <w:r>
-        <w:t>Wirkpfad und Empfaenger. Wissenschaftliche Anschlussfaehigkeit entsteht hier durch Quellenklarheit. Bei Didaktische Einordnung im Studiengang werden interne WOE-Begriffe nicht als Ersatz fuer Belege benutzt, sondern mit Wirkungsradar, Journal, Glossar, Resonanz- und Quellenklarheitskapitel verbunden. Wo die Datenlage offen bleibt, wird das offengelegt. Wo eine Aussage nur plausibel ist, bleibt sie als Wirkungspotenzial markiert. Wo ein Schaden eine rote Linie beruehrt, greift Nichtkompensation vor Durchschnittslogik.</w:t>
+        <w:t>Fallpruefung. Wenn ein oeffentlicher Akteur eine Botschaft, ein Beteiligungsformat oder einen Resonanzraum verantwortbar gestalten will, beginnt die Analyse bei Empfaengern, Wirkraum, Zeitraum und Datenquelle. Bei Leitthese muss dann geklaert werden, ob Reichweite, Zustimmung und Aufmerksamkeit sauber von Wirkung und Wirkungsrisiko getrennt sind. Eine tragfaehige Antwort benennt mindestens eine Quelle, eine offene Unsicherheit, eine moegliche Gegenbeobachtung und die Entscheidung, die nach der Bewertung geaendert wird.</w:t>
+      </w:r>
+    </w:p>
+    <w:p>
+      <w:r>
+        <w:t>Fuer die Bewertung reicht kein Summenscore, der zentrale Schaeden mit bequemen Pluspunkten verrechnet. Nichtkompensation und Reverse Merit Order markieren, wo rote Linien, demokratische Grundbedingungen oder planetare Grenzen Vorrang vor Durchschnittslogik haben. So bleibt positive Netto-Wirkung eine anspruchsvolle Zielgroesse und wird nicht zur dekorativen Formel.</w:t>
+      </w:r>
+    </w:p>
+    <w:p>
+      <w:r>
+        <w:t>Wirkpfadpruefung. Wissenschaftliche Anschlussfaehigkeit entsteht hier durch Quellenklarheit. Bei Didaktische Einordnung im Studiengang werden interne WOE-Begriffe nicht als Ersatz fuer Belege benutzt, sondern mit Wirkungsradar, Journal, Glossar, Resonanz- und Quellenklarheitskapitel verbunden. Wo die Datenlage offen bleibt, wird das offengelegt. Wo eine Aussage nur plausibel ist, bleibt sie als Wirkungspotenzial markiert. Wo ein Schaden eine rote Linie beruehrt, greift Nichtkompensation vor Durchschnittslogik.</w:t>
       </w:r>
     </w:p>
     <w:p>
@@ -3038,82 +3148,12 @@
     </w:p>
     <w:p>
       <w:r>
-        <w:t>Rueckfluss. Fuer den WOE-Korpus bedeutet das: Begriffe aus Demokratie als Wirkungsdimension sollten dort geschaerft werden, wo sie in Glossar, Werkzeugen, Journal oder Readern doppeldeutig bleiben. Offene Forschungsfragen werden nicht versteckt. Sie markieren die Stelle, an der spaetere Evidenz, ein besserer Datensatz oder eine praezisere Fallstudie die Bewertung veraendern kann.</w:t>
-      </w:r>
-    </w:p>
-    <w:p>
-      <w:r>
-        <w:t>Daten, Quellen und Evidenz. In Grundstudium Wirkungsoekonomie wird Analysemodell erst steuerungsfaehig, wenn daraus eine Entscheidung folgt. Die Grundbegriffe muessen in spaeteren Modulen wiedererkennbar bleiben. Ohne diese Rueckkopplung bleibt Reporting eine Beschreibung. Mit Rueckkopplung wird aus Bewertung eine veraenderte Routine: ein anderer Prozess, ein geaenderter Anreiz, eine bessere Datenpflicht, eine korrigierte Kommunikation oder eine neue Priorisierung.</w:t>
-      </w:r>
-    </w:p>
-    <w:p>
-      <w:r>
-        <w:t>Die typische Fehlstelle bei Demokratie als Wirkungsdimension liegt darin, Reichweite, Zustimmung oder Lautstaerke als Wirkung auszugeben. Bei Analysemodell wird diese Fehlstelle konkret: Ein scheinbar plausibler Befund darf nicht zur Abkuerzung werden. Quellen, Systemgrenzen, Unsicherheit und Rueckkopplung bleiben sichtbar.</w:t>
-      </w:r>
-    </w:p>
-    <w:p>
-      <w:r>
-        <w:t>Bewertung und rote Linien. Die Grenze gegen Scheingenauigkeit verlaeuft bei Modellformel nicht zwischen Optimismus und Pessimismus. Sie verlaeuft zwischen offengelegter Unsicherheit und rhetorischer Sicherheit. Wer Demokratie als Wirkungsdimension belastbar anwenden will, benennt Systemgrenze, Zeitraum, Vergleichspunkt und offene Gegenhypothese. Gerade dadurch bleibt das Skript anschlussfaehig fuer Forschung, Praxis und spaetere Revision.</w:t>
-      </w:r>
-    </w:p>
-    <w:p>
-      <w:r>
-        <w:t>Fuer die Pruefung ist Modellformel dann verstanden, wenn daraus eine belastbare Fallantwort entsteht. Eine gute Antwort unterscheidet Beobachtung, Kausalannahme, Bewertung und Steuerungsfolge. Sie bewertet keine Menschen, sondern Wirkpfade, Zustandsveraenderungen, Risiken und institutionelle Bedingungen.</w:t>
-      </w:r>
-    </w:p>
-    <w:p>
-      <w:r>
-        <w:t>Kontrollfrage. Welche Entscheidung waere falsch, wenn Modellformel in V09 missverstanden wird? Die Antwort muss mindestens eine Daten- oder Quellenannahme, eine betroffene Gruppe oder Schutzdimension, eine moegliche Nebenwirkung und einen Rueckkopplungsschritt nennen. Richtig ist nicht die lauteste Bewertung, sondern diejenige, die Begriff, Beleg und Steuerungsfolge zusammenhaelt.</w:t>
-      </w:r>
-    </w:p>
-    <w:p>
-      <w:r>
-        <w:t>Steuerung und Rueckkopplung. Fallfenster zeigt, warum Demokratie als Wirkungsdimension mehr ist als ein Schlagwort im Feld oeffentliche Resonanzraeume, Sprache, Vertrauen, Quellenklarheit und demokratische Rueckkopplung. Die wirkungsoekonomische Frage lautet: Welche reale Veraenderung wird moeglich, welche bleibt nur Potenzial und wo entsteht ein Wirkungsrisiko? Diese Unterscheidung schuetzt vor Impact-Washing, weil sie Absicht, Aktivitaet, Reichweite und Wirkung auseinanderhaelt.</w:t>
-      </w:r>
-    </w:p>
-    <w:p>
-      <w:r>
-        <w:t>Eine Kommune, ein Unternehmen oder eine Bildungsorganisation will Demokratie als Wirkungsdimension praktisch anwenden. Der erste Schritt ist nicht die Auswahl eines Instruments, sondern die Klaerung der Zustandsveraenderung. Bei Fallfenster muss deshalb benannt werden, wer betroffen ist, welcher Zustand sich veraendert, welche Frist gilt und welche Gegenbeobachtung die Annahme widerlegen wuerde. Erst danach entsteht eine begruendete Entscheidung im Feld Begriff, Fallbewertung, Wirkpfad, rote Linie, Quellenbeurteilung oder Rueckkopplungsregel.</w:t>
-      </w:r>
-    </w:p>
-    <w:p>
-      <w:r>
-        <w:t>Pruefungsnahe Anwendung. In V09 muss Prüfungsnahe Fallfragen ohne geschützte Antwortlogik immer mit Empfaengern gelesen werden. Wirkung entsteht nicht beim Sender, sondern an veraenderten Zustaenden von Menschen, Oekosystemen, Institutionen, Oeffentlichkeit oder kuenftigen Handlungsspielraeumen. Darum reicht es nicht, interne Aktivitaeten zu dokumentieren. Entscheidend ist, ob sich ein Zustand nachvollziehbar veraendert und ob diese Veraenderung im Referenzrahmen Mensch, Planet, Demokratie, SDGs, Agenda 2030 und SDG+ tragfaehig bewertet werden kann.</w:t>
-      </w:r>
-    </w:p>
-    <w:p>
-      <w:r>
-        <w:t>Ein Bericht behauptet, die Massnahme zu Demokratie als Wirkungsdimension sei erfolgreich. Die WOE-Lesart fragt bei Prüfungsnahe Fallfragen ohne geschützte Antwortlogik nach belastbaren Nachweisen: begriffliche Praezision, Fallbeschreibung, Quellenklarheit, Plausibilitaet und offene Unsicherheit. Wenn diese Nachweise fehlen, bleibt die Aussage Wirkungspotenzial oder Kommunikationsbehauptung. Sie kann wichtig sein, aber sie ist noch keine belegte Wirkung.</w:t>
-      </w:r>
-    </w:p>
-    <w:p>
-      <w:r>
-        <w:t>Transfer in den WOE-Korpus. Wissenschaftliche Anschlussfaehigkeit entsteht hier durch Quellenklarheit. Bei Einleitung / Wirkungsfrage werden interne WOE-Begriffe nicht als Ersatz fuer Belege benutzt, sondern mit Wirkungsradar, Journal, Glossar, Resonanz- und Quellenklarheitskapitel verbunden. Wo die Datenlage offen bleibt, wird das offengelegt. Wo eine Aussage nur plausibel ist, bleibt sie als Wirkungspotenzial markiert. Wo ein Schaden eine rote Linie beruehrt, greift Nichtkompensation vor Durchschnittslogik.</w:t>
-      </w:r>
-    </w:p>
-    <w:p>
-      <w:r>
-        <w:t>In einer kontroversen Entscheidung wirkt Einleitung / Wirkungsfrage als Pruefpunkt fuer Ambivalenz. Ein Nutzen fuer eine Gruppe kann mit Risiken fuer andere Wirkungsempfaenger einhergehen. Das Skript verlangt deshalb, positive und negative Zustandsveraenderungen getrennt zu fuehren, bevor von positiver Netto-Wirkung gesprochen wird.</w:t>
-      </w:r>
-    </w:p>
-    <w:p>
-      <w:r>
-        <w:t>Grenzen der Aussage. In Grundstudium Wirkungsoekonomie wird Kernaussage erst steuerungsfaehig, wenn daraus eine Entscheidung folgt. Die Grundbegriffe muessen in spaeteren Modulen wiedererkennbar bleiben. Ohne diese Rueckkopplung bleibt Reporting eine Beschreibung. Mit Rueckkopplung wird aus Bewertung eine veraenderte Routine: ein anderer Prozess, ein geaenderter Anreiz, eine bessere Datenpflicht, eine korrigierte Kommunikation oder eine neue Priorisierung.</w:t>
-      </w:r>
-    </w:p>
-    <w:p>
-      <w:r>
-        <w:t>Die typische Fehlstelle bei Demokratie als Wirkungsdimension liegt darin, Reichweite, Zustimmung oder Lautstaerke als Wirkung auszugeben. Bei Kernaussage wird diese Fehlstelle konkret: Ein scheinbar plausibler Befund darf nicht zur Abkuerzung werden. Quellen, Systemgrenzen, Unsicherheit und Rueckkopplung bleiben sichtbar.</w:t>
-      </w:r>
-    </w:p>
-    <w:p>
-      <w:r>
-        <w:t>Kontrollfrage. Welche Entscheidung waere falsch, wenn Kernaussage in V09 missverstanden wird? Die Antwort muss mindestens eine Daten- oder Quellenannahme, eine betroffene Gruppe oder Schutzdimension, eine moegliche Nebenwirkung und einen Rueckkopplungsschritt nennen. Richtig ist nicht die lauteste Bewertung, sondern diejenige, die Begriff, Beleg und Steuerungsfolge zusammenhaelt.</w:t>
-      </w:r>
-    </w:p>
-    <w:p>
-      <w:r>
-        <w:t>Rueckfluss. Fuer den WOE-Korpus bedeutet das: Begriffe aus Demokratie als Wirkungsdimension sollten dort geschaerft werden, wo sie in Glossar, Werkzeugen, Journal oder Readern doppeldeutig bleiben. Offene Forschungsfragen werden nicht versteckt. Sie markieren die Stelle, an der spaetere Evidenz, ein besserer Datensatz oder eine praezisere Fallstudie die Bewertung veraendern kann.</w:t>
+        <w:t>Fallpruefung. Wenn ein oeffentlicher Akteur eine Botschaft, ein Beteiligungsformat oder einen Resonanzraum verantwortbar gestalten will, beginnt die Analyse bei Empfaengern, Wirkraum, Zeitraum und Datenquelle. Bei Didaktische Einordnung im Studiengang muss dann geklaert werden, ob Reichweite, Zustimmung und Aufmerksamkeit sauber von Wirkung und Wirkungsrisiko getrennt sind. Eine tragfaehige Antwort benennt mindestens eine Quelle, eine offene Unsicherheit, eine moegliche Gegenbeobachtung und die Entscheidung, die nach der Bewertung geaendert wird.</w:t>
+      </w:r>
+    </w:p>
+    <w:p>
+      <w:r>
+        <w:t>Der Rueckfluss in den WOE-Korpus liegt hier in klaren Begriffen, sauber verlinkten Quellen und benannten Forschungsfragen. Wo Glossar, Werkzeuge, Journal oder Reader noch doppeldeutig bleiben, sollte Demokratie als Wirkungsdimension nicht als fertige Gewissheit auftreten, sondern als pruefbarer Lernstand mit Korrekturpfad.</w:t>
       </w:r>
     </w:p>
     <w:p>
@@ -3121,107 +3161,122 @@
         <w:pStyle w:val="Heading3"/>
       </w:pPr>
       <w:r>
-        <w:t>Schlussvertiefung 4: Demokratie als Wirkungsdimension im Anwendungsfall</w:t>
-      </w:r>
-    </w:p>
-    <w:p>
-      <w:r>
-        <w:t>Die folgenden Abschnitte sind keine neue Pruefungsloesung. Sie verdichten die vorhandenen Kapitel zu einer Lesart, mit der Studierende einen Fall selbststaendig analysieren koennen. Im Mittelpunkt stehen oeffentliche Resonanzraeume, Sprache, Vertrauen, Quellenklarheit und demokratische Rueckkopplung, nicht moralische Personenbewertung.</w:t>
-      </w:r>
-    </w:p>
-    <w:p>
-      <w:r>
-        <w:t>Begriffliche Schlussklaerung. Die Grenze gegen Scheingenauigkeit verlaeuft bei Quelltext und fachliche Grundlegung nicht zwischen Optimismus und Pessimismus. Sie verlaeuft zwischen offengelegter Unsicherheit und rhetorischer Sicherheit. Wer Demokratie als Wirkungsdimension belastbar anwenden will, benennt Systemgrenze, Zeitraum, Vergleichspunkt und offene Gegenhypothese. Gerade dadurch bleibt das Skript anschlussfaehig fuer Forschung, Praxis und spaetere Revision.</w:t>
-      </w:r>
-    </w:p>
-    <w:p>
-      <w:r>
-        <w:t>Fuer die Pruefung ist Quelltext und fachliche Grundlegung dann verstanden, wenn daraus eine belastbare Fallantwort entsteht. Eine gute Antwort unterscheidet Beobachtung, Kausalannahme, Bewertung und Steuerungsfolge. Sie bewertet keine Menschen, sondern Wirkpfade, Zustandsveraenderungen, Risiken und institutionelle Bedingungen.</w:t>
-      </w:r>
-    </w:p>
-    <w:p>
-      <w:r>
-        <w:t>Wirkpfad und Empfaenger. Die oft vergessene dritte Dimension zeigt, warum Demokratie als Wirkungsdimension mehr ist als ein Schlagwort im Feld oeffentliche Resonanzraeume, Sprache, Vertrauen, Quellenklarheit und demokratische Rueckkopplung. Die wirkungsoekonomische Frage lautet: Welche reale Veraenderung wird moeglich, welche bleibt nur Potenzial und wo entsteht ein Wirkungsrisiko? Diese Unterscheidung schuetzt vor Impact-Washing, weil sie Absicht, Aktivitaet, Reichweite und Wirkung auseinanderhaelt.</w:t>
-      </w:r>
-    </w:p>
-    <w:p>
-      <w:r>
-        <w:t>Eine Kommune, ein Unternehmen oder eine Bildungsorganisation will Demokratie als Wirkungsdimension praktisch anwenden. Der erste Schritt ist nicht die Auswahl eines Instruments, sondern die Klaerung der Zustandsveraenderung. Bei Die oft vergessene dritte Dimension muss deshalb benannt werden, wer betroffen ist, welcher Zustand sich veraendert, welche Frist gilt und welche Gegenbeobachtung die Annahme widerlegen wuerde. Erst danach entsteht eine begruendete Entscheidung im Feld Begriff, Fallbewertung, Wirkpfad, rote Linie, Quellenbeurteilung oder Rueckkopplungsregel.</w:t>
-      </w:r>
-    </w:p>
-    <w:p>
-      <w:r>
-        <w:t>Daten, Quellen und Evidenz. In V09 muss Warum Demokratie wirtschaftlich zählt immer mit Empfaengern gelesen werden. Wirkung entsteht nicht beim Sender, sondern an veraenderten Zustaenden von Menschen, Oekosystemen, Institutionen, Oeffentlichkeit oder kuenftigen Handlungsspielraeumen. Darum reicht es nicht, interne Aktivitaeten zu dokumentieren. Entscheidend ist, ob sich ein Zustand nachvollziehbar veraendert und ob diese Veraenderung im Referenzrahmen Mensch, Planet, Demokratie, SDGs, Agenda 2030 und SDG+ tragfaehig bewertet werden kann.</w:t>
-      </w:r>
-    </w:p>
-    <w:p>
-      <w:r>
-        <w:t>Ein Bericht behauptet, die Massnahme zu Demokratie als Wirkungsdimension sei erfolgreich. Die WOE-Lesart fragt bei Warum Demokratie wirtschaftlich zählt nach belastbaren Nachweisen: begriffliche Praezision, Fallbeschreibung, Quellenklarheit, Plausibilitaet und offene Unsicherheit. Wenn diese Nachweise fehlen, bleibt die Aussage Wirkungspotenzial oder Kommunikationsbehauptung. Sie kann wichtig sein, aber sie ist noch keine belegte Wirkung.</w:t>
-      </w:r>
-    </w:p>
-    <w:p>
-      <w:r>
-        <w:t>Bewertung und rote Linien. Wissenschaftliche Anschlussfaehigkeit entsteht hier durch Quellenklarheit. Bei Vertrauen als unsichtbarer Rohstoff werden interne WOE-Begriffe nicht als Ersatz fuer Belege benutzt, sondern mit Wirkungsradar, Journal, Glossar, Resonanz- und Quellenklarheitskapitel verbunden. Wo die Datenlage offen bleibt, wird das offengelegt. Wo eine Aussage nur plausibel ist, bleibt sie als Wirkungspotenzial markiert. Wo ein Schaden eine rote Linie beruehrt, greift Nichtkompensation vor Durchschnittslogik.</w:t>
-      </w:r>
-    </w:p>
-    <w:p>
-      <w:r>
-        <w:t>In einer kontroversen Entscheidung wirkt Vertrauen als unsichtbarer Rohstoff als Pruefpunkt fuer Ambivalenz. Ein Nutzen fuer eine Gruppe kann mit Risiken fuer andere Wirkungsempfaenger einhergehen. Das Skript verlangt deshalb, positive und negative Zustandsveraenderungen getrennt zu fuehren, bevor von positiver Netto-Wirkung gesprochen wird.</w:t>
-      </w:r>
-    </w:p>
-    <w:p>
-      <w:r>
-        <w:t>Kontrollfrage. Welche Entscheidung waere falsch, wenn Vertrauen als unsichtbarer Rohstoff in V09 missverstanden wird? Die Antwort muss mindestens eine Daten- oder Quellenannahme, eine betroffene Gruppe oder Schutzdimension, eine moegliche Nebenwirkung und einen Rueckkopplungsschritt nennen. Richtig ist nicht die lauteste Bewertung, sondern diejenige, die Begriff, Beleg und Steuerungsfolge zusammenhaelt.</w:t>
-      </w:r>
-    </w:p>
-    <w:p>
-      <w:r>
-        <w:t>Steuerung und Rueckkopplung. In Grundstudium Wirkungsoekonomie wird Die Öffentlichkeit und die Wahrheit erst steuerungsfaehig, wenn daraus eine Entscheidung folgt. Die Grundbegriffe muessen in spaeteren Modulen wiedererkennbar bleiben. Ohne diese Rueckkopplung bleibt Reporting eine Beschreibung. Mit Rueckkopplung wird aus Bewertung eine veraenderte Routine: ein anderer Prozess, ein geaenderter Anreiz, eine bessere Datenpflicht, eine korrigierte Kommunikation oder eine neue Priorisierung.</w:t>
-      </w:r>
-    </w:p>
-    <w:p>
-      <w:r>
-        <w:t>Die typische Fehlstelle bei Demokratie als Wirkungsdimension liegt darin, Reichweite, Zustimmung oder Lautstaerke als Wirkung auszugeben. Bei Die Öffentlichkeit und die Wahrheit wird diese Fehlstelle konkret: Ein scheinbar plausibler Befund darf nicht zur Abkuerzung werden. Quellen, Systemgrenzen, Unsicherheit und Rueckkopplung bleiben sichtbar.</w:t>
-      </w:r>
-    </w:p>
-    <w:p>
-      <w:r>
-        <w:t>Pruefungsnahe Anwendung. Die Grenze gegen Scheingenauigkeit verlaeuft bei Teilhabe und Machtverteilung nicht zwischen Optimismus und Pessimismus. Sie verlaeuft zwischen offengelegter Unsicherheit und rhetorischer Sicherheit. Wer Demokratie als Wirkungsdimension belastbar anwenden will, benennt Systemgrenze, Zeitraum, Vergleichspunkt und offene Gegenhypothese. Gerade dadurch bleibt das Skript anschlussfaehig fuer Forschung, Praxis und spaetere Revision.</w:t>
-      </w:r>
-    </w:p>
-    <w:p>
-      <w:r>
-        <w:t>Fuer die Pruefung ist Teilhabe und Machtverteilung dann verstanden, wenn daraus eine belastbare Fallantwort entsteht. Eine gute Antwort unterscheidet Beobachtung, Kausalannahme, Bewertung und Steuerungsfolge. Sie bewertet keine Menschen, sondern Wirkpfade, Zustandsveraenderungen, Risiken und institutionelle Bedingungen.</w:t>
-      </w:r>
-    </w:p>
-    <w:p>
-      <w:r>
-        <w:t>Rueckfluss. Fuer den WOE-Korpus bedeutet das: Begriffe aus Demokratie als Wirkungsdimension sollten dort geschaerft werden, wo sie in Glossar, Werkzeugen, Journal oder Readern doppeldeutig bleiben. Offene Forschungsfragen werden nicht versteckt. Sie markieren die Stelle, an der spaetere Evidenz, ein besserer Datensatz oder eine praezisere Fallstudie die Bewertung veraendern kann.</w:t>
-      </w:r>
-    </w:p>
-    <w:p>
-      <w:r>
-        <w:t>Transfer in den WOE-Korpus. Ein Beispiel aus der digitalen Welt zeigt, warum Demokratie als Wirkungsdimension mehr ist als ein Schlagwort im Feld oeffentliche Resonanzraeume, Sprache, Vertrauen, Quellenklarheit und demokratische Rueckkopplung. Die wirkungsoekonomische Frage lautet: Welche reale Veraenderung wird moeglich, welche bleibt nur Potenzial und wo entsteht ein Wirkungsrisiko? Diese Unterscheidung schuetzt vor Impact-Washing, weil sie Absicht, Aktivitaet, Reichweite und Wirkung auseinanderhaelt.</w:t>
-      </w:r>
-    </w:p>
-    <w:p>
-      <w:r>
-        <w:t>Eine Kommune, ein Unternehmen oder eine Bildungsorganisation will Demokratie als Wirkungsdimension praktisch anwenden. Der erste Schritt ist nicht die Auswahl eines Instruments, sondern die Klaerung der Zustandsveraenderung. Bei Ein Beispiel aus der digitalen Welt muss deshalb benannt werden, wer betroffen ist, welcher Zustand sich veraendert, welche Frist gilt und welche Gegenbeobachtung die Annahme widerlegen wuerde. Erst danach entsteht eine begruendete Entscheidung im Feld Begriff, Fallbewertung, Wirkpfad, rote Linie, Quellenbeurteilung oder Rueckkopplungsregel.</w:t>
-      </w:r>
-    </w:p>
-    <w:p>
-      <w:r>
-        <w:t>Grenzen der Aussage. In V09 muss Warum SDG plus notwendig wurde immer mit Empfaengern gelesen werden. Wirkung entsteht nicht beim Sender, sondern an veraenderten Zustaenden von Menschen, Oekosystemen, Institutionen, Oeffentlichkeit oder kuenftigen Handlungsspielraeumen. Darum reicht es nicht, interne Aktivitaeten zu dokumentieren. Entscheidend ist, ob sich ein Zustand nachvollziehbar veraendert und ob diese Veraenderung im Referenzrahmen Mensch, Planet, Demokratie, SDGs, Agenda 2030 und SDG+ tragfaehig bewertet werden kann.</w:t>
-      </w:r>
-    </w:p>
-    <w:p>
-      <w:r>
-        <w:t>Ein Bericht behauptet, die Massnahme zu Demokratie als Wirkungsdimension sei erfolgreich. Die WOE-Lesart fragt bei Warum SDG plus notwendig wurde nach belastbaren Nachweisen: begriffliche Praezision, Fallbeschreibung, Quellenklarheit, Plausibilitaet und offene Unsicherheit. Wenn diese Nachweise fehlen, bleibt die Aussage Wirkungspotenzial oder Kommunikationsbehauptung. Sie kann wichtig sein, aber sie ist noch keine belegte Wirkung.</w:t>
-      </w:r>
-    </w:p>
-    <w:p>
-      <w:r>
-        <w:t>Kontrollfrage. Welche Entscheidung waere falsch, wenn Warum SDG plus notwendig wurde in V09 missverstanden wird? Die Antwort muss mindestens eine Daten- oder Quellenannahme, eine betroffene Gruppe oder Schutzdimension, eine moegliche Nebenwirkung und einen Rueckkopplungsschritt nennen. Richtig ist nicht die lauteste Bewertung, sondern diejenige, die Begriff, Beleg und Steuerungsfolge zusammenhaelt.</w:t>
+        <w:t>Vertiefungsrunde 4: Anschluss an Praxis und Forschung</w:t>
+      </w:r>
+    </w:p>
+    <w:p>
+      <w:r>
+        <w:t>Diese Runde wechselt den Blickwinkel, damit der Schlussblock nicht nur wiederholt, sondern Leseentscheidungen vorbereitet: Was ist belegt, was bleibt Potenzial, welche Nebenwirkung ist relevant und welche Steuerungsfolge wird daraus abgeleitet?</w:t>
+      </w:r>
+    </w:p>
+    <w:p>
+      <w:r>
+        <w:t>Evidenzfenster. In Grundstudium Wirkungsoekonomie wird Analysemodell erst steuerungsfaehig, wenn daraus eine Entscheidung folgt. Die Grundbegriffe muessen in spaeteren Modulen wiedererkennbar bleiben. Ohne diese Rueckkopplung bleibt Reporting eine Beschreibung. Mit Rueckkopplung wird aus Bewertung eine veraenderte Routine: ein anderer Prozess, ein geaenderter Anreiz, eine bessere Datenpflicht, eine korrigierte Kommunikation oder eine neue Priorisierung.</w:t>
+      </w:r>
+    </w:p>
+    <w:p>
+      <w:r>
+        <w:t>Die typische Fehlstelle bei Demokratie als Wirkungsdimension liegt darin, Reichweite, Zustimmung oder Lautstaerke als Wirkung auszugeben. Bei Analysemodell wird diese Fehlstelle konkret: Ein scheinbar plausibler Befund darf nicht zur Abkuerzung werden. Quellen, Systemgrenzen, Unsicherheit und Rueckkopplung bleiben sichtbar.</w:t>
+      </w:r>
+    </w:p>
+    <w:p>
+      <w:r>
+        <w:t>Fallpruefung. Wenn ein oeffentlicher Akteur eine Botschaft, ein Beteiligungsformat oder einen Resonanzraum verantwortbar gestalten will, beginnt die Analyse bei Empfaengern, Wirkraum, Zeitraum und Datenquelle. Bei Analysemodell muss dann geklaert werden, ob Reichweite, Zustimmung und Aufmerksamkeit sauber von Wirkung und Wirkungsrisiko getrennt sind. Eine tragfaehige Antwort benennt mindestens eine Quelle, eine offene Unsicherheit, eine moegliche Gegenbeobachtung und die Entscheidung, die nach der Bewertung geaendert wird.</w:t>
+      </w:r>
+    </w:p>
+    <w:p>
+      <w:r>
+        <w:t>Bewertungsgrenze. Die Grenze gegen Scheingenauigkeit verlaeuft bei Modellformel nicht zwischen Optimismus und Pessimismus. Sie verlaeuft zwischen offengelegter Unsicherheit und rhetorischer Sicherheit. Wer Demokratie als Wirkungsdimension belastbar anwenden will, benennt Systemgrenze, Zeitraum, Vergleichspunkt und offene Gegenhypothese. Gerade dadurch bleibt das Skript anschlussfaehig fuer Forschung, Praxis und spaetere Revision.</w:t>
+      </w:r>
+    </w:p>
+    <w:p>
+      <w:r>
+        <w:t>Fuer die Pruefung ist Modellformel dann verstanden, wenn daraus eine belastbare Fallantwort entsteht. Eine gute Antwort unterscheidet Beobachtung, Kausalannahme, Bewertung und Steuerungsfolge. Sie bewertet keine Menschen, sondern Wirkpfade, Zustandsveraenderungen, Risiken und institutionelle Bedingungen.</w:t>
+      </w:r>
+    </w:p>
+    <w:p>
+      <w:r>
+        <w:t>Fallpruefung. Wenn ein oeffentlicher Akteur eine Botschaft, ein Beteiligungsformat oder einen Resonanzraum verantwortbar gestalten will, beginnt die Analyse bei Empfaengern, Wirkraum, Zeitraum und Datenquelle. Bei Modellformel muss dann geklaert werden, ob Reichweite, Zustimmung und Aufmerksamkeit sauber von Wirkung und Wirkungsrisiko getrennt sind. Eine tragfaehige Antwort benennt mindestens eine Quelle, eine offene Unsicherheit, eine moegliche Gegenbeobachtung und die Entscheidung, die nach der Bewertung geaendert wird.</w:t>
+      </w:r>
+    </w:p>
+    <w:p>
+      <w:r>
+        <w:t>Fuer die Bewertung reicht kein Summenscore, der zentrale Schaeden mit bequemen Pluspunkten verrechnet. Nichtkompensation und Reverse Merit Order markieren, wo rote Linien, demokratische Grundbedingungen oder planetare Grenzen Vorrang vor Durchschnittslogik haben. So bleibt positive Netto-Wirkung eine anspruchsvolle Zielgroesse und wird nicht zur dekorativen Formel.</w:t>
+      </w:r>
+    </w:p>
+    <w:p>
+      <w:r>
+        <w:t>Steuerungsfolge. Fallfenster zeigt, warum Demokratie als Wirkungsdimension mehr ist als ein Schlagwort im Feld oeffentliche Resonanzraeume, Sprache, Vertrauen, Quellenklarheit und demokratische Rueckkopplung. Die wirkungsoekonomische Frage lautet: Welche reale Veraenderung wird moeglich, welche bleibt nur Potenzial und wo entsteht ein Wirkungsrisiko? Diese Unterscheidung schuetzt vor Impact-Washing, weil sie Absicht, Aktivitaet, Reichweite und Wirkung auseinanderhaelt.</w:t>
+      </w:r>
+    </w:p>
+    <w:p>
+      <w:r>
+        <w:t>Eine Kommune, ein Unternehmen oder eine Bildungsorganisation will Demokratie als Wirkungsdimension praktisch anwenden. Der erste Schritt ist nicht die Auswahl eines Instruments, sondern die Klaerung der Zustandsveraenderung. Bei Fallfenster muss deshalb benannt werden, wer betroffen ist, welcher Zustand sich veraendert, welche Frist gilt und welche Gegenbeobachtung die Annahme widerlegen wuerde. Erst danach entsteht eine begruendete Entscheidung im Feld Begriff, Fallbewertung, Wirkpfad, rote Linie, Quellenbeurteilung oder Rueckkopplungsregel.</w:t>
+      </w:r>
+    </w:p>
+    <w:p>
+      <w:r>
+        <w:t>Fallpruefung. Wenn ein oeffentlicher Akteur eine Botschaft, ein Beteiligungsformat oder einen Resonanzraum verantwortbar gestalten will, beginnt die Analyse bei Empfaengern, Wirkraum, Zeitraum und Datenquelle. Bei Fallfenster muss dann geklaert werden, ob Reichweite, Zustimmung und Aufmerksamkeit sauber von Wirkung und Wirkungsrisiko getrennt sind. Eine tragfaehige Antwort benennt mindestens eine Quelle, eine offene Unsicherheit, eine moegliche Gegenbeobachtung und die Entscheidung, die nach der Bewertung geaendert wird.</w:t>
+      </w:r>
+    </w:p>
+    <w:p>
+      <w:r>
+        <w:t>Der Rueckfluss in den WOE-Korpus liegt hier in klaren Begriffen, sauber verlinkten Quellen und benannten Forschungsfragen. Wo Glossar, Werkzeuge, Journal oder Reader noch doppeldeutig bleiben, sollte Demokratie als Wirkungsdimension nicht als fertige Gewissheit auftreten, sondern als pruefbarer Lernstand mit Korrekturpfad.</w:t>
+      </w:r>
+    </w:p>
+    <w:p>
+      <w:r>
+        <w:t>Transferhinweis. In V09 muss Prüfungsnahe Fallfragen ohne geschützte Antwortlogik immer mit Empfaengern gelesen werden. Wirkung entsteht nicht beim Sender, sondern an veraenderten Zustaenden von Menschen, Oekosystemen, Institutionen, Oeffentlichkeit oder kuenftigen Handlungsspielraeumen. Darum reicht es nicht, interne Aktivitaeten zu dokumentieren. Entscheidend ist, ob sich ein Zustand nachvollziehbar veraendert und ob diese Veraenderung im Referenzrahmen Mensch, Planet, Demokratie, SDGs, Agenda 2030 und SDG+ tragfaehig bewertet werden kann.</w:t>
+      </w:r>
+    </w:p>
+    <w:p>
+      <w:r>
+        <w:t>Ein Bericht behauptet, die Massnahme zu Demokratie als Wirkungsdimension sei erfolgreich. Die WOE-Lesart fragt bei Prüfungsnahe Fallfragen ohne geschützte Antwortlogik nach belastbaren Nachweisen: begriffliche Praezision, Fallbeschreibung, Quellenklarheit, Plausibilitaet und offene Unsicherheit. Wenn diese Nachweise fehlen, bleibt die Aussage Wirkungspotenzial oder Kommunikationsbehauptung. Sie kann wichtig sein, aber sie ist noch keine belegte Wirkung.</w:t>
+      </w:r>
+    </w:p>
+    <w:p>
+      <w:r>
+        <w:t>Fallpruefung. Wenn ein oeffentlicher Akteur eine Botschaft, ein Beteiligungsformat oder einen Resonanzraum verantwortbar gestalten will, beginnt die Analyse bei Empfaengern, Wirkraum, Zeitraum und Datenquelle. Bei Prüfungsnahe Fallfragen ohne geschützte Antwortlogik muss dann geklaert werden, ob Reichweite, Zustimmung und Aufmerksamkeit sauber von Wirkung und Wirkungsrisiko getrennt sind. Eine tragfaehige Antwort benennt mindestens eine Quelle, eine offene Unsicherheit, eine moegliche Gegenbeobachtung und die Entscheidung, die nach der Bewertung geaendert wird.</w:t>
+      </w:r>
+    </w:p>
+    <w:p>
+      <w:r>
+        <w:t>Rueckflussnotiz. Wissenschaftliche Anschlussfaehigkeit entsteht hier durch Quellenklarheit. Bei Einleitung / Wirkungsfrage werden interne WOE-Begriffe nicht als Ersatz fuer Belege benutzt, sondern mit Wirkungsradar, Journal, Glossar, Resonanz- und Quellenklarheitskapitel verbunden. Wo die Datenlage offen bleibt, wird das offengelegt. Wo eine Aussage nur plausibel ist, bleibt sie als Wirkungspotenzial markiert. Wo ein Schaden eine rote Linie beruehrt, greift Nichtkompensation vor Durchschnittslogik.</w:t>
+      </w:r>
+    </w:p>
+    <w:p>
+      <w:r>
+        <w:t>In einer kontroversen Entscheidung wirkt Einleitung / Wirkungsfrage als Pruefpunkt fuer Ambivalenz. Ein Nutzen fuer eine Gruppe kann mit Risiken fuer andere Wirkungsempfaenger einhergehen. Das Skript verlangt deshalb, positive und negative Zustandsveraenderungen getrennt zu fuehren, bevor von positiver Netto-Wirkung gesprochen wird.</w:t>
+      </w:r>
+    </w:p>
+    <w:p>
+      <w:r>
+        <w:t>Fallpruefung. Wenn ein oeffentlicher Akteur eine Botschaft, ein Beteiligungsformat oder einen Resonanzraum verantwortbar gestalten will, beginnt die Analyse bei Empfaengern, Wirkraum, Zeitraum und Datenquelle. Bei Einleitung / Wirkungsfrage muss dann geklaert werden, ob Reichweite, Zustimmung und Aufmerksamkeit sauber von Wirkung und Wirkungsrisiko getrennt sind. Eine tragfaehige Antwort benennt mindestens eine Quelle, eine offene Unsicherheit, eine moegliche Gegenbeobachtung und die Entscheidung, die nach der Bewertung geaendert wird.</w:t>
+      </w:r>
+    </w:p>
+    <w:p>
+      <w:r>
+        <w:t>Fuer die Bewertung reicht kein Summenscore, der zentrale Schaeden mit bequemen Pluspunkten verrechnet. Nichtkompensation und Reverse Merit Order markieren, wo rote Linien, demokratische Grundbedingungen oder planetare Grenzen Vorrang vor Durchschnittslogik haben. So bleibt positive Netto-Wirkung eine anspruchsvolle Zielgroesse und wird nicht zur dekorativen Formel.</w:t>
+      </w:r>
+    </w:p>
+    <w:p>
+      <w:r>
+        <w:t>Pruefungsimpuls. In Grundstudium Wirkungsoekonomie wird Kernaussage erst steuerungsfaehig, wenn daraus eine Entscheidung folgt. Die Grundbegriffe muessen in spaeteren Modulen wiedererkennbar bleiben. Ohne diese Rueckkopplung bleibt Reporting eine Beschreibung. Mit Rueckkopplung wird aus Bewertung eine veraenderte Routine: ein anderer Prozess, ein geaenderter Anreiz, eine bessere Datenpflicht, eine korrigierte Kommunikation oder eine neue Priorisierung.</w:t>
+      </w:r>
+    </w:p>
+    <w:p>
+      <w:r>
+        <w:t>Die typische Fehlstelle bei Demokratie als Wirkungsdimension liegt darin, Reichweite, Zustimmung oder Lautstaerke als Wirkung auszugeben. Bei Kernaussage wird diese Fehlstelle konkret: Ein scheinbar plausibler Befund darf nicht zur Abkuerzung werden. Quellen, Systemgrenzen, Unsicherheit und Rueckkopplung bleiben sichtbar.</w:t>
+      </w:r>
+    </w:p>
+    <w:p>
+      <w:r>
+        <w:t>Fallpruefung. Wenn ein oeffentlicher Akteur eine Botschaft, ein Beteiligungsformat oder einen Resonanzraum verantwortbar gestalten will, beginnt die Analyse bei Empfaengern, Wirkraum, Zeitraum und Datenquelle. Bei Kernaussage muss dann geklaert werden, ob Reichweite, Zustimmung und Aufmerksamkeit sauber von Wirkung und Wirkungsrisiko getrennt sind. Eine tragfaehige Antwort benennt mindestens eine Quelle, eine offene Unsicherheit, eine moegliche Gegenbeobachtung und die Entscheidung, die nach der Bewertung geaendert wird.</w:t>
+      </w:r>
+    </w:p>
+    <w:p>
+      <w:r>
+        <w:t>Der Rueckfluss in den WOE-Korpus liegt hier in klaren Begriffen, sauber verlinkten Quellen und benannten Forschungsfragen. Wo Glossar, Werkzeuge, Journal oder Reader noch doppeldeutig bleiben, sollte Demokratie als Wirkungsdimension nicht als fertige Gewissheit auftreten, sondern als pruefbarer Lernstand mit Korrekturpfad.</w:t>
       </w:r>
     </w:p>
     <w:p>
@@ -3229,155 +3284,82 @@
         <w:pStyle w:val="Heading3"/>
       </w:pPr>
       <w:r>
-        <w:t>Schlussvertiefung 5: Demokratie als Wirkungsdimension im Anwendungsfall</w:t>
-      </w:r>
-    </w:p>
-    <w:p>
-      <w:r>
-        <w:t>Die folgenden Abschnitte sind keine neue Pruefungsloesung. Sie verdichten die vorhandenen Kapitel zu einer Lesart, mit der Studierende einen Fall selbststaendig analysieren koennen. Im Mittelpunkt stehen oeffentliche Resonanzraeume, Sprache, Vertrauen, Quellenklarheit und demokratische Rueckkopplung, nicht moralische Personenbewertung.</w:t>
-      </w:r>
-    </w:p>
-    <w:p>
-      <w:r>
-        <w:t>Begriffliche Schlussklaerung. Wissenschaftliche Anschlussfaehigkeit entsteht hier durch Quellenklarheit. Bei Die Demokratie schützt die anderen Dimensionen werden interne WOE-Begriffe nicht als Ersatz fuer Belege benutzt, sondern mit Wirkungsradar, Journal, Glossar, Resonanz- und Quellenklarheitskapitel verbunden. Wo die Datenlage offen bleibt, wird das offengelegt. Wo eine Aussage nur plausibel ist, bleibt sie als Wirkungspotenzial markiert. Wo ein Schaden eine rote Linie beruehrt, greift Nichtkompensation vor Durchschnittslogik.</w:t>
-      </w:r>
-    </w:p>
-    <w:p>
-      <w:r>
-        <w:t>In einer kontroversen Entscheidung wirkt Die Demokratie schützt die anderen Dimensionen als Pruefpunkt fuer Ambivalenz. Ein Nutzen fuer eine Gruppe kann mit Risiken fuer andere Wirkungsempfaenger einhergehen. Das Skript verlangt deshalb, positive und negative Zustandsveraenderungen getrennt zu fuehren, bevor von positiver Netto-Wirkung gesprochen wird.</w:t>
-      </w:r>
-    </w:p>
-    <w:p>
-      <w:r>
-        <w:t>Wirkpfad und Empfaenger. In Grundstudium Wirkungsoekonomie wird Eine rote Linie der Denkschule erst steuerungsfaehig, wenn daraus eine Entscheidung folgt. Die Grundbegriffe muessen in spaeteren Modulen wiedererkennbar bleiben. Ohne diese Rueckkopplung bleibt Reporting eine Beschreibung. Mit Rueckkopplung wird aus Bewertung eine veraenderte Routine: ein anderer Prozess, ein geaenderter Anreiz, eine bessere Datenpflicht, eine korrigierte Kommunikation oder eine neue Priorisierung.</w:t>
-      </w:r>
-    </w:p>
-    <w:p>
-      <w:r>
-        <w:t>Die typische Fehlstelle bei Demokratie als Wirkungsdimension liegt darin, Reichweite, Zustimmung oder Lautstaerke als Wirkung auszugeben. Bei Eine rote Linie der Denkschule wird diese Fehlstelle konkret: Ein scheinbar plausibler Befund darf nicht zur Abkuerzung werden. Quellen, Systemgrenzen, Unsicherheit und Rueckkopplung bleiben sichtbar.</w:t>
-      </w:r>
-    </w:p>
-    <w:p>
-      <w:r>
-        <w:t>Daten, Quellen und Evidenz. Die Grenze gegen Scheingenauigkeit verlaeuft bei Was du aus dieser Vorlesung mitnimmst nicht zwischen Optimismus und Pessimismus. Sie verlaeuft zwischen offengelegter Unsicherheit und rhetorischer Sicherheit. Wer Demokratie als Wirkungsdimension belastbar anwenden will, benennt Systemgrenze, Zeitraum, Vergleichspunkt und offene Gegenhypothese. Gerade dadurch bleibt das Skript anschlussfaehig fuer Forschung, Praxis und spaetere Revision.</w:t>
-      </w:r>
-    </w:p>
-    <w:p>
-      <w:r>
-        <w:t>Fuer die Pruefung ist Was du aus dieser Vorlesung mitnimmst dann verstanden, wenn daraus eine belastbare Fallantwort entsteht. Eine gute Antwort unterscheidet Beobachtung, Kausalannahme, Bewertung und Steuerungsfolge. Sie bewertet keine Menschen, sondern Wirkpfade, Zustandsveraenderungen, Risiken und institutionelle Bedingungen.</w:t>
-      </w:r>
-    </w:p>
-    <w:p>
-      <w:r>
-        <w:t>Bewertung und rote Linien. Wirkungsökonomische Vertiefung zeigt, warum Demokratie als Wirkungsdimension mehr ist als ein Schlagwort im Feld oeffentliche Resonanzraeume, Sprache, Vertrauen, Quellenklarheit und demokratische Rueckkopplung. Die wirkungsoekonomische Frage lautet: Welche reale Veraenderung wird moeglich, welche bleibt nur Potenzial und wo entsteht ein Wirkungsrisiko? Diese Unterscheidung schuetzt vor Impact-Washing, weil sie Absicht, Aktivitaet, Reichweite und Wirkung auseinanderhaelt.</w:t>
-      </w:r>
-    </w:p>
-    <w:p>
-      <w:r>
-        <w:t>Eine Kommune, ein Unternehmen oder eine Bildungsorganisation will Demokratie als Wirkungsdimension praktisch anwenden. Der erste Schritt ist nicht die Auswahl eines Instruments, sondern die Klaerung der Zustandsveraenderung. Bei Wirkungsökonomische Vertiefung muss deshalb benannt werden, wer betroffen ist, welcher Zustand sich veraendert, welche Frist gilt und welche Gegenbeobachtung die Annahme widerlegen wuerde. Erst danach entsteht eine begruendete Entscheidung im Feld Begriff, Fallbewertung, Wirkpfad, rote Linie, Quellenbeurteilung oder Rueckkopplungsregel.</w:t>
-      </w:r>
-    </w:p>
-    <w:p>
-      <w:r>
-        <w:t>Kontrollfrage. Welche Entscheidung waere falsch, wenn Wirkungsökonomische Vertiefung in V09 missverstanden wird? Die Antwort muss mindestens eine Daten- oder Quellenannahme, eine betroffene Gruppe oder Schutzdimension, eine moegliche Nebenwirkung und einen Rueckkopplungsschritt nennen. Richtig ist nicht die lauteste Bewertung, sondern diejenige, die Begriff, Beleg und Steuerungsfolge zusammenhaelt.</w:t>
-      </w:r>
-    </w:p>
-    <w:p>
-      <w:r>
-        <w:t>Rueckfluss. Fuer den WOE-Korpus bedeutet das: Begriffe aus Demokratie als Wirkungsdimension sollten dort geschaerft werden, wo sie in Glossar, Werkzeugen, Journal oder Readern doppeldeutig bleiben. Offene Forschungsfragen werden nicht versteckt. Sie markieren die Stelle, an der spaetere Evidenz, ein besserer Datensatz oder eine praezisere Fallstudie die Bewertung veraendern kann.</w:t>
-      </w:r>
-    </w:p>
-    <w:p>
-      <w:r>
-        <w:t>Steuerung und Rueckkopplung. In V09 muss Begriffliche Präzision immer mit Empfaengern gelesen werden. Wirkung entsteht nicht beim Sender, sondern an veraenderten Zustaenden von Menschen, Oekosystemen, Institutionen, Oeffentlichkeit oder kuenftigen Handlungsspielraeumen. Darum reicht es nicht, interne Aktivitaeten zu dokumentieren. Entscheidend ist, ob sich ein Zustand nachvollziehbar veraendert und ob diese Veraenderung im Referenzrahmen Mensch, Planet, Demokratie, SDGs, Agenda 2030 und SDG+ tragfaehig bewertet werden kann.</w:t>
-      </w:r>
-    </w:p>
-    <w:p>
-      <w:r>
-        <w:t>Ein Bericht behauptet, die Massnahme zu Demokratie als Wirkungsdimension sei erfolgreich. Die WOE-Lesart fragt bei Begriffliche Präzision nach belastbaren Nachweisen: begriffliche Praezision, Fallbeschreibung, Quellenklarheit, Plausibilitaet und offene Unsicherheit. Wenn diese Nachweise fehlen, bleibt die Aussage Wirkungspotenzial oder Kommunikationsbehauptung. Sie kann wichtig sein, aber sie ist noch keine belegte Wirkung.</w:t>
-      </w:r>
-    </w:p>
-    <w:p>
-      <w:r>
-        <w:t>Pruefungsnahe Anwendung. Wissenschaftliche Anschlussfaehigkeit entsteht hier durch Quellenklarheit. Bei Wirkpfad werden interne WOE-Begriffe nicht als Ersatz fuer Belege benutzt, sondern mit Wirkungsradar, Journal, Glossar, Resonanz- und Quellenklarheitskapitel verbunden. Wo die Datenlage offen bleibt, wird das offengelegt. Wo eine Aussage nur plausibel ist, bleibt sie als Wirkungspotenzial markiert. Wo ein Schaden eine rote Linie beruehrt, greift Nichtkompensation vor Durchschnittslogik.</w:t>
-      </w:r>
-    </w:p>
-    <w:p>
-      <w:r>
-        <w:t>In einer kontroversen Entscheidung wirkt Wirkpfad als Pruefpunkt fuer Ambivalenz. Ein Nutzen fuer eine Gruppe kann mit Risiken fuer andere Wirkungsempfaenger einhergehen. Das Skript verlangt deshalb, positive und negative Zustandsveraenderungen getrennt zu fuehren, bevor von positiver Netto-Wirkung gesprochen wird.</w:t>
-      </w:r>
-    </w:p>
-    <w:p>
-      <w:r>
-        <w:t>Transfer in den WOE-Korpus. In Grundstudium Wirkungsoekonomie wird Leitthese erst steuerungsfaehig, wenn daraus eine Entscheidung folgt. Die Grundbegriffe muessen in spaeteren Modulen wiedererkennbar bleiben. Ohne diese Rueckkopplung bleibt Reporting eine Beschreibung. Mit Rueckkopplung wird aus Bewertung eine veraenderte Routine: ein anderer Prozess, ein geaenderter Anreiz, eine bessere Datenpflicht, eine korrigierte Kommunikation oder eine neue Priorisierung.</w:t>
-      </w:r>
-    </w:p>
-    <w:p>
-      <w:r>
-        <w:t>Die typische Fehlstelle bei Demokratie als Wirkungsdimension liegt darin, Reichweite, Zustimmung oder Lautstaerke als Wirkung auszugeben. Bei Leitthese wird diese Fehlstelle konkret: Ein scheinbar plausibler Befund darf nicht zur Abkuerzung werden. Quellen, Systemgrenzen, Unsicherheit und Rueckkopplung bleiben sichtbar.</w:t>
-      </w:r>
-    </w:p>
-    <w:p>
-      <w:r>
-        <w:t>Grenzen der Aussage. Die Grenze gegen Scheingenauigkeit verlaeuft bei Didaktische Einordnung im Studiengang nicht zwischen Optimismus und Pessimismus. Sie verlaeuft zwischen offengelegter Unsicherheit und rhetorischer Sicherheit. Wer Demokratie als Wirkungsdimension belastbar anwenden will, benennt Systemgrenze, Zeitraum, Vergleichspunkt und offene Gegenhypothese. Gerade dadurch bleibt das Skript anschlussfaehig fuer Forschung, Praxis und spaetere Revision.</w:t>
-      </w:r>
-    </w:p>
-    <w:p>
-      <w:r>
-        <w:t>Fuer die Pruefung ist Didaktische Einordnung im Studiengang dann verstanden, wenn daraus eine belastbare Fallantwort entsteht. Eine gute Antwort unterscheidet Beobachtung, Kausalannahme, Bewertung und Steuerungsfolge. Sie bewertet keine Menschen, sondern Wirkpfade, Zustandsveraenderungen, Risiken und institutionelle Bedingungen.</w:t>
-      </w:r>
-    </w:p>
-    <w:p>
-      <w:r>
-        <w:t>Kontrollfrage. Welche Entscheidung waere falsch, wenn Didaktische Einordnung im Studiengang in V09 missverstanden wird? Die Antwort muss mindestens eine Daten- oder Quellenannahme, eine betroffene Gruppe oder Schutzdimension, eine moegliche Nebenwirkung und einen Rueckkopplungsschritt nennen. Richtig ist nicht die lauteste Bewertung, sondern diejenige, die Begriff, Beleg und Steuerungsfolge zusammenhaelt.</w:t>
-      </w:r>
-    </w:p>
-    <w:p>
-      <w:pPr>
-        <w:pStyle w:val="Heading3"/>
-      </w:pPr>
-      <w:r>
-        <w:t>Schlussvertiefung 6: Demokratie als Wirkungsdimension im Anwendungsfall</w:t>
-      </w:r>
-    </w:p>
-    <w:p>
-      <w:r>
-        <w:t>Die folgenden Abschnitte sind keine neue Pruefungsloesung. Sie verdichten die vorhandenen Kapitel zu einer Lesart, mit der Studierende einen Fall selbststaendig analysieren koennen. Im Mittelpunkt stehen oeffentliche Resonanzraeume, Sprache, Vertrauen, Quellenklarheit und demokratische Rueckkopplung, nicht moralische Personenbewertung.</w:t>
-      </w:r>
-    </w:p>
-    <w:p>
-      <w:r>
-        <w:t>Begriffliche Schlussklaerung. Analysemodell zeigt, warum Demokratie als Wirkungsdimension mehr ist als ein Schlagwort im Feld oeffentliche Resonanzraeume, Sprache, Vertrauen, Quellenklarheit und demokratische Rueckkopplung. Die wirkungsoekonomische Frage lautet: Welche reale Veraenderung wird moeglich, welche bleibt nur Potenzial und wo entsteht ein Wirkungsrisiko? Diese Unterscheidung schuetzt vor Impact-Washing, weil sie Absicht, Aktivitaet, Reichweite und Wirkung auseinanderhaelt.</w:t>
-      </w:r>
-    </w:p>
-    <w:p>
-      <w:r>
-        <w:t>Eine Kommune, ein Unternehmen oder eine Bildungsorganisation will Demokratie als Wirkungsdimension praktisch anwenden. Der erste Schritt ist nicht die Auswahl eines Instruments, sondern die Klaerung der Zustandsveraenderung. Bei Analysemodell muss deshalb benannt werden, wer betroffen ist, welcher Zustand sich veraendert, welche Frist gilt und welche Gegenbeobachtung die Annahme widerlegen wuerde. Erst danach entsteht eine begruendete Entscheidung im Feld Begriff, Fallbewertung, Wirkpfad, rote Linie, Quellenbeurteilung oder Rueckkopplungsregel.</w:t>
-      </w:r>
-    </w:p>
-    <w:p>
-      <w:r>
-        <w:t>Wirkpfad und Empfaenger. In V09 muss Modellformel immer mit Empfaengern gelesen werden. Wirkung entsteht nicht beim Sender, sondern an veraenderten Zustaenden von Menschen, Oekosystemen, Institutionen, Oeffentlichkeit oder kuenftigen Handlungsspielraeumen. Darum reicht es nicht, interne Aktivitaeten zu dokumentieren. Entscheidend ist, ob sich ein Zustand nachvollziehbar veraendert und ob diese Veraenderung im Referenzrahmen Mensch, Planet, Demokratie, SDGs, Agenda 2030 und SDG+ tragfaehig bewertet werden kann.</w:t>
-      </w:r>
-    </w:p>
-    <w:p>
-      <w:r>
-        <w:t>Ein Bericht behauptet, die Massnahme zu Demokratie als Wirkungsdimension sei erfolgreich. Die WOE-Lesart fragt bei Modellformel nach belastbaren Nachweisen: begriffliche Praezision, Fallbeschreibung, Quellenklarheit, Plausibilitaet und offene Unsicherheit. Wenn diese Nachweise fehlen, bleibt die Aussage Wirkungspotenzial oder Kommunikationsbehauptung. Sie kann wichtig sein, aber sie ist noch keine belegte Wirkung.</w:t>
-      </w:r>
-    </w:p>
-    <w:p>
-      <w:r>
-        <w:t>Rueckfluss. Fuer den WOE-Korpus bedeutet das: Begriffe aus Demokratie als Wirkungsdimension sollten dort geschaerft werden, wo sie in Glossar, Werkzeugen, Journal oder Readern doppeldeutig bleiben. Offene Forschungsfragen werden nicht versteckt. Sie markieren die Stelle, an der spaetere Evidenz, ein besserer Datensatz oder eine praezisere Fallstudie die Bewertung veraendern kann.</w:t>
-      </w:r>
-    </w:p>
-    <w:p>
-      <w:r>
-        <w:t>Daten, Quellen und Evidenz. Wissenschaftliche Anschlussfaehigkeit entsteht hier durch Quellenklarheit. Bei Fallfenster werden interne WOE-Begriffe nicht als Ersatz fuer Belege benutzt, sondern mit Wirkungsradar, Journal, Glossar, Resonanz- und Quellenklarheitskapitel verbunden. Wo die Datenlage offen bleibt, wird das offengelegt. Wo eine Aussage nur plausibel ist, bleibt sie als Wirkungspotenzial markiert. Wo ein Schaden eine rote Linie beruehrt, greift Nichtkompensation vor Durchschnittslogik.</w:t>
-      </w:r>
-    </w:p>
-    <w:p>
-      <w:r>
-        <w:t>In einer kontroversen Entscheidung wirkt Fallfenster als Pruefpunkt fuer Ambivalenz. Ein Nutzen fuer eine Gruppe kann mit Risiken fuer andere Wirkungsempfaenger einhergehen. Das Skript verlangt deshalb, positive und negative Zustandsveraenderungen getrennt zu fuehren, bevor von positiver Netto-Wirkung gesprochen wird.</w:t>
+        <w:t>Vertiefungsrunde 5: Anschluss an Praxis und Forschung</w:t>
+      </w:r>
+    </w:p>
+    <w:p>
+      <w:r>
+        <w:t>Diese Runde wechselt den Blickwinkel, damit der Schlussblock nicht nur wiederholt, sondern Leseentscheidungen vorbereitet: Was ist belegt, was bleibt Potenzial, welche Nebenwirkung ist relevant und welche Steuerungsfolge wird daraus abgeleitet?</w:t>
+      </w:r>
+    </w:p>
+    <w:p>
+      <w:r>
+        <w:t>Begriffliche Sicherung. Die Grenze gegen Scheingenauigkeit verlaeuft bei Quelltext und fachliche Grundlegung nicht zwischen Optimismus und Pessimismus. Sie verlaeuft zwischen offengelegter Unsicherheit und rhetorischer Sicherheit. Wer Demokratie als Wirkungsdimension belastbar anwenden will, benennt Systemgrenze, Zeitraum, Vergleichspunkt und offene Gegenhypothese. Gerade dadurch bleibt das Skript anschlussfaehig fuer Forschung, Praxis und spaetere Revision.</w:t>
+      </w:r>
+    </w:p>
+    <w:p>
+      <w:r>
+        <w:t>Fuer die Pruefung ist Quelltext und fachliche Grundlegung dann verstanden, wenn daraus eine belastbare Fallantwort entsteht. Eine gute Antwort unterscheidet Beobachtung, Kausalannahme, Bewertung und Steuerungsfolge. Sie bewertet keine Menschen, sondern Wirkpfade, Zustandsveraenderungen, Risiken und institutionelle Bedingungen.</w:t>
+      </w:r>
+    </w:p>
+    <w:p>
+      <w:r>
+        <w:t>Fallpruefung. Wenn ein oeffentlicher Akteur eine Botschaft, ein Beteiligungsformat oder einen Resonanzraum verantwortbar gestalten will, beginnt die Analyse bei Empfaengern, Wirkraum, Zeitraum und Datenquelle. Bei Quelltext und fachliche Grundlegung muss dann geklaert werden, ob Reichweite, Zustimmung und Aufmerksamkeit sauber von Wirkung und Wirkungsrisiko getrennt sind. Eine tragfaehige Antwort benennt mindestens eine Quelle, eine offene Unsicherheit, eine moegliche Gegenbeobachtung und die Entscheidung, die nach der Bewertung geaendert wird.</w:t>
+      </w:r>
+    </w:p>
+    <w:p>
+      <w:r>
+        <w:t>Wirkpfadpruefung. Die oft vergessene dritte Dimension zeigt, warum Demokratie als Wirkungsdimension mehr ist als ein Schlagwort im Feld oeffentliche Resonanzraeume, Sprache, Vertrauen, Quellenklarheit und demokratische Rueckkopplung. Die wirkungsoekonomische Frage lautet: Welche reale Veraenderung wird moeglich, welche bleibt nur Potenzial und wo entsteht ein Wirkungsrisiko? Diese Unterscheidung schuetzt vor Impact-Washing, weil sie Absicht, Aktivitaet, Reichweite und Wirkung auseinanderhaelt.</w:t>
+      </w:r>
+    </w:p>
+    <w:p>
+      <w:r>
+        <w:t>Eine Kommune, ein Unternehmen oder eine Bildungsorganisation will Demokratie als Wirkungsdimension praktisch anwenden. Der erste Schritt ist nicht die Auswahl eines Instruments, sondern die Klaerung der Zustandsveraenderung. Bei Die oft vergessene dritte Dimension muss deshalb benannt werden, wer betroffen ist, welcher Zustand sich veraendert, welche Frist gilt und welche Gegenbeobachtung die Annahme widerlegen wuerde. Erst danach entsteht eine begruendete Entscheidung im Feld Begriff, Fallbewertung, Wirkpfad, rote Linie, Quellenbeurteilung oder Rueckkopplungsregel.</w:t>
+      </w:r>
+    </w:p>
+    <w:p>
+      <w:r>
+        <w:t>Fallpruefung. Wenn ein oeffentlicher Akteur eine Botschaft, ein Beteiligungsformat oder einen Resonanzraum verantwortbar gestalten will, beginnt die Analyse bei Empfaengern, Wirkraum, Zeitraum und Datenquelle. Bei Die oft vergessene dritte Dimension muss dann geklaert werden, ob Reichweite, Zustimmung und Aufmerksamkeit sauber von Wirkung und Wirkungsrisiko getrennt sind. Eine tragfaehige Antwort benennt mindestens eine Quelle, eine offene Unsicherheit, eine moegliche Gegenbeobachtung und die Entscheidung, die nach der Bewertung geaendert wird.</w:t>
+      </w:r>
+    </w:p>
+    <w:p>
+      <w:r>
+        <w:t>Fuer die Bewertung reicht kein Summenscore, der zentrale Schaeden mit bequemen Pluspunkten verrechnet. Nichtkompensation und Reverse Merit Order markieren, wo rote Linien, demokratische Grundbedingungen oder planetare Grenzen Vorrang vor Durchschnittslogik haben. So bleibt positive Netto-Wirkung eine anspruchsvolle Zielgroesse und wird nicht zur dekorativen Formel.</w:t>
+      </w:r>
+    </w:p>
+    <w:p>
+      <w:r>
+        <w:t>Evidenzfenster. In V09 muss Warum Demokratie wirtschaftlich zählt immer mit Empfaengern gelesen werden. Wirkung entsteht nicht beim Sender, sondern an veraenderten Zustaenden von Menschen, Oekosystemen, Institutionen, Oeffentlichkeit oder kuenftigen Handlungsspielraeumen. Darum reicht es nicht, interne Aktivitaeten zu dokumentieren. Entscheidend ist, ob sich ein Zustand nachvollziehbar veraendert und ob diese Veraenderung im Referenzrahmen Mensch, Planet, Demokratie, SDGs, Agenda 2030 und SDG+ tragfaehig bewertet werden kann.</w:t>
+      </w:r>
+    </w:p>
+    <w:p>
+      <w:r>
+        <w:t>Ein Bericht behauptet, die Massnahme zu Demokratie als Wirkungsdimension sei erfolgreich. Die WOE-Lesart fragt bei Warum Demokratie wirtschaftlich zählt nach belastbaren Nachweisen: begriffliche Praezision, Fallbeschreibung, Quellenklarheit, Plausibilitaet und offene Unsicherheit. Wenn diese Nachweise fehlen, bleibt die Aussage Wirkungspotenzial oder Kommunikationsbehauptung. Sie kann wichtig sein, aber sie ist noch keine belegte Wirkung.</w:t>
+      </w:r>
+    </w:p>
+    <w:p>
+      <w:r>
+        <w:t>Fallpruefung. Wenn ein oeffentlicher Akteur eine Botschaft, ein Beteiligungsformat oder einen Resonanzraum verantwortbar gestalten will, beginnt die Analyse bei Empfaengern, Wirkraum, Zeitraum und Datenquelle. Bei Warum Demokratie wirtschaftlich zählt muss dann geklaert werden, ob Reichweite, Zustimmung und Aufmerksamkeit sauber von Wirkung und Wirkungsrisiko getrennt sind. Eine tragfaehige Antwort benennt mindestens eine Quelle, eine offene Unsicherheit, eine moegliche Gegenbeobachtung und die Entscheidung, die nach der Bewertung geaendert wird.</w:t>
+      </w:r>
+    </w:p>
+    <w:p>
+      <w:r>
+        <w:t>Der Rueckfluss in den WOE-Korpus liegt hier in klaren Begriffen, sauber verlinkten Quellen und benannten Forschungsfragen. Wo Glossar, Werkzeuge, Journal oder Reader noch doppeldeutig bleiben, sollte Demokratie als Wirkungsdimension nicht als fertige Gewissheit auftreten, sondern als pruefbarer Lernstand mit Korrekturpfad.</w:t>
+      </w:r>
+    </w:p>
+    <w:p>
+      <w:r>
+        <w:t>Bewertungsgrenze. Wissenschaftliche Anschlussfaehigkeit entsteht hier durch Quellenklarheit. Bei Vertrauen als unsichtbarer Rohstoff werden interne WOE-Begriffe nicht als Ersatz fuer Belege benutzt, sondern mit Wirkungsradar, Journal, Glossar, Resonanz- und Quellenklarheitskapitel verbunden. Wo die Datenlage offen bleibt, wird das offengelegt. Wo eine Aussage nur plausibel ist, bleibt sie als Wirkungspotenzial markiert. Wo ein Schaden eine rote Linie beruehrt, greift Nichtkompensation vor Durchschnittslogik.</w:t>
+      </w:r>
+    </w:p>
+    <w:p>
+      <w:r>
+        <w:t>In einer kontroversen Entscheidung wirkt Vertrauen als unsichtbarer Rohstoff als Pruefpunkt fuer Ambivalenz. Ein Nutzen fuer eine Gruppe kann mit Risiken fuer andere Wirkungsempfaenger einhergehen. Das Skript verlangt deshalb, positive und negative Zustandsveraenderungen getrennt zu fuehren, bevor von positiver Netto-Wirkung gesprochen wird.</w:t>
+      </w:r>
+    </w:p>
+    <w:p>
+      <w:r>
+        <w:t>Fallpruefung. Wenn ein oeffentlicher Akteur eine Botschaft, ein Beteiligungsformat oder einen Resonanzraum verantwortbar gestalten will, beginnt die Analyse bei Empfaengern, Wirkraum, Zeitraum und Datenquelle. Bei Vertrauen als unsichtbarer Rohstoff muss dann geklaert werden, ob Reichweite, Zustimmung und Aufmerksamkeit sauber von Wirkung und Wirkungsrisiko getrennt sind. Eine tragfaehige Antwort benennt mindestens eine Quelle, eine offene Unsicherheit, eine moegliche Gegenbeobachtung und die Entscheidung, die nach der Bewertung geaendert wird.</w:t>
       </w:r>
     </w:p>
     <w:p>

--- a/docs/studienskripte/word-rohfassungen/woek-g-v09.docx
+++ b/docs/studienskripte/word-rohfassungen/woek-g-v09.docx
@@ -2802,7 +2802,7 @@
     </w:p>
     <w:p>
       <w:r>
-        <w:t>Begriffliche Sicherung. Einleitung / Wirkungsfrage zeigt, warum Demokratie als Wirkungsdimension mehr ist als ein Schlagwort im Feld oeffentliche Resonanzraeume, Sprache, Vertrauen, Quellenklarheit und demokratische Rueckkopplung. Die wirkungsoekonomische Frage lautet: Welche reale Veraenderung wird moeglich, welche bleibt nur Potenzial und wo entsteht ein Wirkungsrisiko? Diese Unterscheidung schuetzt vor Impact-Washing, weil sie Absicht, Aktivitaet, Reichweite und Wirkung auseinanderhaelt.</w:t>
+        <w:t>Begriffliche Sicherung. Bei Einleitung / Wirkungsfrage wird Demokratie als Wirkungsdimension als Arbeitsfrage im Feld oeffentliche Resonanzraeume, Sprache, Vertrauen, Quellenklarheit und demokratische Rueckkopplung lesbar. Die wirkungsoekonomische Frage lautet: Welche reale Veraenderung wird moeglich, welche bleibt nur Potenzial und wo entsteht ein Wirkungsrisiko? Diese Unterscheidung schuetzt vor Impact-Washing, weil sie Absicht, Aktivitaet, Reichweite und Wirkung auseinanderhaelt.</w:t>
       </w:r>
     </w:p>
     <w:p>
@@ -2892,7 +2892,7 @@
     </w:p>
     <w:p>
       <w:r>
-        <w:t>Transferhinweis. Vertrauen als unsichtbarer Rohstoff zeigt, warum Demokratie als Wirkungsdimension mehr ist als ein Schlagwort im Feld oeffentliche Resonanzraeume, Sprache, Vertrauen, Quellenklarheit und demokratische Rueckkopplung. Die wirkungsoekonomische Frage lautet: Welche reale Veraenderung wird moeglich, welche bleibt nur Potenzial und wo entsteht ein Wirkungsrisiko? Diese Unterscheidung schuetzt vor Impact-Washing, weil sie Absicht, Aktivitaet, Reichweite und Wirkung auseinanderhaelt.</w:t>
+        <w:t>Transferhinweis. Bei Vertrauen als unsichtbarer Rohstoff wird Demokratie als Wirkungsdimension als Arbeitsfrage im Feld oeffentliche Resonanzraeume, Sprache, Vertrauen, Quellenklarheit und demokratische Rueckkopplung lesbar. Die wirkungsoekonomische Frage lautet: Welche reale Veraenderung wird moeglich, welche bleibt nur Potenzial und wo entsteht ein Wirkungsrisiko? Diese Unterscheidung schuetzt vor Impact-Washing, weil sie Absicht, Aktivitaet, Reichweite und Wirkung auseinanderhaelt.</w:t>
       </w:r>
     </w:p>
     <w:p>
@@ -2995,7 +2995,7 @@
     </w:p>
     <w:p>
       <w:r>
-        <w:t>Evidenzfenster. Die Demokratie schützt die anderen Dimensionen zeigt, warum Demokratie als Wirkungsdimension mehr ist als ein Schlagwort im Feld oeffentliche Resonanzraeume, Sprache, Vertrauen, Quellenklarheit und demokratische Rueckkopplung. Die wirkungsoekonomische Frage lautet: Welche reale Veraenderung wird moeglich, welche bleibt nur Potenzial und wo entsteht ein Wirkungsrisiko? Diese Unterscheidung schuetzt vor Impact-Washing, weil sie Absicht, Aktivitaet, Reichweite und Wirkung auseinanderhaelt.</w:t>
+        <w:t>Evidenzfenster. Bei Die Demokratie schützt die anderen Dimensionen wird Demokratie als Wirkungsdimension als Arbeitsfrage im Feld oeffentliche Resonanzraeume, Sprache, Vertrauen, Quellenklarheit und demokratische Rueckkopplung lesbar. Die wirkungsoekonomische Frage lautet: Welche reale Veraenderung wird moeglich, welche bleibt nur Potenzial und wo entsteht ein Wirkungsrisiko? Diese Unterscheidung schuetzt vor Impact-Washing, weil sie Absicht, Aktivitaet, Reichweite und Wirkung auseinanderhaelt.</w:t>
       </w:r>
     </w:p>
     <w:p>
@@ -3103,7 +3103,7 @@
     </w:p>
     <w:p>
       <w:r>
-        <w:t>Pruefungsimpuls. Wirkpfad zeigt, warum Demokratie als Wirkungsdimension mehr ist als ein Schlagwort im Feld oeffentliche Resonanzraeume, Sprache, Vertrauen, Quellenklarheit und demokratische Rueckkopplung. Die wirkungsoekonomische Frage lautet: Welche reale Veraenderung wird moeglich, welche bleibt nur Potenzial und wo entsteht ein Wirkungsrisiko? Diese Unterscheidung schuetzt vor Impact-Washing, weil sie Absicht, Aktivitaet, Reichweite und Wirkung auseinanderhaelt.</w:t>
+        <w:t>Pruefungsimpuls. Bei Wirkpfad wird Demokratie als Wirkungsdimension als Arbeitsfrage im Feld oeffentliche Resonanzraeume, Sprache, Vertrauen, Quellenklarheit und demokratische Rueckkopplung lesbar. Die wirkungsoekonomische Frage lautet: Welche reale Veraenderung wird moeglich, welche bleibt nur Potenzial und wo entsteht ein Wirkungsrisiko? Diese Unterscheidung schuetzt vor Impact-Washing, weil sie Absicht, Aktivitaet, Reichweite und Wirkung auseinanderhaelt.</w:t>
       </w:r>
     </w:p>
     <w:p>
@@ -3206,7 +3206,7 @@
     </w:p>
     <w:p>
       <w:r>
-        <w:t>Steuerungsfolge. Fallfenster zeigt, warum Demokratie als Wirkungsdimension mehr ist als ein Schlagwort im Feld oeffentliche Resonanzraeume, Sprache, Vertrauen, Quellenklarheit und demokratische Rueckkopplung. Die wirkungsoekonomische Frage lautet: Welche reale Veraenderung wird moeglich, welche bleibt nur Potenzial und wo entsteht ein Wirkungsrisiko? Diese Unterscheidung schuetzt vor Impact-Washing, weil sie Absicht, Aktivitaet, Reichweite und Wirkung auseinanderhaelt.</w:t>
+        <w:t>Steuerungsfolge. Bei Fallfenster wird Demokratie als Wirkungsdimension als Arbeitsfrage im Feld oeffentliche Resonanzraeume, Sprache, Vertrauen, Quellenklarheit und demokratische Rueckkopplung lesbar. Die wirkungsoekonomische Frage lautet: Welche reale Veraenderung wird moeglich, welche bleibt nur Potenzial und wo entsteht ein Wirkungsrisiko? Diese Unterscheidung schuetzt vor Impact-Washing, weil sie Absicht, Aktivitaet, Reichweite und Wirkung auseinanderhaelt.</w:t>
       </w:r>
     </w:p>
     <w:p>
@@ -3309,7 +3309,7 @@
     </w:p>
     <w:p>
       <w:r>
-        <w:t>Wirkpfadpruefung. Die oft vergessene dritte Dimension zeigt, warum Demokratie als Wirkungsdimension mehr ist als ein Schlagwort im Feld oeffentliche Resonanzraeume, Sprache, Vertrauen, Quellenklarheit und demokratische Rueckkopplung. Die wirkungsoekonomische Frage lautet: Welche reale Veraenderung wird moeglich, welche bleibt nur Potenzial und wo entsteht ein Wirkungsrisiko? Diese Unterscheidung schuetzt vor Impact-Washing, weil sie Absicht, Aktivitaet, Reichweite und Wirkung auseinanderhaelt.</w:t>
+        <w:t>Wirkpfadpruefung. Bei Die oft vergessene dritte Dimension wird Demokratie als Wirkungsdimension als Arbeitsfrage im Feld oeffentliche Resonanzraeume, Sprache, Vertrauen, Quellenklarheit und demokratische Rueckkopplung lesbar. Die wirkungsoekonomische Frage lautet: Welche reale Veraenderung wird moeglich, welche bleibt nur Potenzial und wo entsteht ein Wirkungsrisiko? Diese Unterscheidung schuetzt vor Impact-Washing, weil sie Absicht, Aktivitaet, Reichweite und Wirkung auseinanderhaelt.</w:t>
       </w:r>
     </w:p>
     <w:p>

--- a/docs/studienskripte/word-rohfassungen/woek-g-v09.docx
+++ b/docs/studienskripte/word-rohfassungen/woek-g-v09.docx
@@ -16,20 +16,7 @@
     </w:p>
     <w:p>
       <w:r>
-        <w:rPr>
-          <w:i/>
-        </w:rPr>
-        <w:t>Rohfassung fuer Claude / CI-CD-Finalisierung</w:t>
-      </w:r>
-    </w:p>
-    <w:p>
-      <w:r>
-        <w:t>Quelle: /Users/hagen/Documents/New project/content/studienskripte/woek-g-v09.md</w:t>
-      </w:r>
-    </w:p>
-    <w:p>
-      <w:r>
-        <w:t>Track: Grundstudium Wirkungsökonomie Kurscode: woek-g Vorlesungscode: V09 Modul/Abschnitt: G1.3 Titel: Demokratie als Wirkungsdimension Status: Studienskript V1 · fachlich finale Codex-Fassung, Claude-CI/CD-Satzfreigabe offen Quelle: woek-akademie-app/content/lehrgaenge/woek-g-v09.md Ablage: Markdown-Master in content/studienskripte/woek-g-v09.md, Word-Rohfassung in docs/studienskripte/word-rohfassungen/woek-g-v09.docx Wissensbasis: aktuelles Grundlagenwerk, Website-Korpus inklusive Journal, Akademie-Quelltexte, Glossar, interne Dossiers und externe Fachquellen</w:t>
+        <w:t>Track: Grundstudium Wirkungsökonomie Kurscode: woek-g Vorlesungscode: V09 Modul/Abschnitt: G1.3 Titel: Demokratie als Wirkungsdimension Status: Studienskript V1. Wissensbasis: aktuelles Grundlagenwerk, Website-Korpus inklusive Journal, Akademie-Quelltexte, Glossar, interne Dossiers und externe Fachquellen</w:t>
       </w:r>
     </w:p>
     <w:p>
@@ -96,11 +83,6 @@
     <w:p>
       <w:r>
         <w:t>&gt; Welche tatsächlichen Zustandsveränderungen werden durch Demokratie als Wirkungsdimension möglich, wahrscheinlich oder riskant - und welche Bedingungen entscheiden darüber, ob aus Wirkungspotenzial tatsächliche Wirkung wird?</w:t>
-      </w:r>
-    </w:p>
-    <w:p>
-      <w:r>
-        <w:t>Dieses Studienskript ist die fachlich finale Codex-V1-Fassung fuer den Akademie-Reader und die oeffentliche Bibliothek. Claude uebernimmt danach Satz, CI/CD, PDF/Reader-Freigabe und die abschliessende Lektoratsabnahme.</w:t>
       </w:r>
     </w:p>
     <w:p>
@@ -709,7 +691,7 @@
         <w:pStyle w:val="ListBullet"/>
       </w:pPr>
       <w:r>
-        <w:t>✅ Richtig: B — Wirkung meint tatsächliche Veränderung von Zuständen, nicht Absicht, Aktivität oder Reichweite.</w:t>
+        <w:t>✅ Richtig: B - Wirkung meint tatsächliche Veränderung von Zuständen, nicht Absicht, Aktivität oder Reichweite.</w:t>
       </w:r>
     </w:p>
     <w:p>
@@ -730,7 +712,7 @@
         <w:pStyle w:val="ListBullet"/>
       </w:pPr>
       <w:r>
-        <w:t>✅ Richtig: B — Ein Auslöser erzeugt höchstens Wirkungspotenzial, solange keine tatsächliche Veränderung nachvollziehbar ist.</w:t>
+        <w:t>✅ Richtig: B - Ein Auslöser erzeugt höchstens Wirkungspotenzial, solange keine tatsächliche Veränderung nachvollziehbar ist.</w:t>
       </w:r>
     </w:p>
     <w:p>
@@ -751,7 +733,7 @@
         <w:pStyle w:val="ListBullet"/>
       </w:pPr>
       <w:r>
-        <w:t>✅ Richtig: C — Die WÖk bewertet Wirkpfade und Zustandsveränderungen, nicht den Wert von Menschen.</w:t>
+        <w:t>✅ Richtig: C - Die WÖk bewertet Wirkpfade und Zustandsveränderungen, nicht den Wert von Menschen.</w:t>
       </w:r>
     </w:p>
     <w:p>
@@ -772,7 +754,7 @@
         <w:pStyle w:val="ListBullet"/>
       </w:pPr>
       <w:r>
-        <w:t>✅ Richtig: A — Quellenklarheit und begriffliche Präzision sind Voraussetzungen für prüfbare Wirkungsaussagen.</w:t>
+        <w:t>✅ Richtig: A - Quellenklarheit und begriffliche Präzision sind Voraussetzungen für prüfbare Wirkungsaussagen.</w:t>
       </w:r>
     </w:p>
     <w:p>
@@ -793,7 +775,7 @@
         <w:pStyle w:val="ListBullet"/>
       </w:pPr>
       <w:r>
-        <w:t>✅ Richtig: B — Rückkopplung bedeutet Lernen und Nachsteuern anhand tatsächlicher Zustandsveränderungen.</w:t>
+        <w:t>✅ Richtig: B - Rückkopplung bedeutet Lernen und Nachsteuern anhand tatsächlicher Zustandsveränderungen.</w:t>
       </w:r>
     </w:p>
     <w:p>
@@ -814,7 +796,7 @@
         <w:pStyle w:val="ListBullet"/>
       </w:pPr>
       <w:r>
-        <w:t>✅ Richtig: A — Wenn eine Zielgröße gemeint ist, geht es um positive Netto-Wirkung im Referenzrahmen Mensch, Planet und Demokratie.</w:t>
+        <w:t>✅ Richtig: A - Wenn eine Zielgröße gemeint ist, geht es um positive Netto-Wirkung im Referenzrahmen Mensch, Planet und Demokratie.</w:t>
       </w:r>
     </w:p>
     <w:p>
@@ -994,11 +976,6 @@
       </w:pPr>
       <w:r>
         <w:t>7. Tiefenskript-Erweiterung Sprint 6</w:t>
-      </w:r>
-    </w:p>
-    <w:p>
-      <w:r>
-        <w:t>Status dieser Erweiterung: V1-finalisierte Codex-Erweiterung fuer Markdown-Master, Word-Rohfassung und Reader-Spiegel. Satz, Medienintegration, Lektorat und PDF-Freigabe bleiben der Claude-CI/CD-Lane vorbehalten.</w:t>
       </w:r>
     </w:p>
     <w:p>
@@ -2425,11 +2402,6 @@
       </w:r>
     </w:p>
     <w:p>
-      <w:r>
-        <w:t>Dieses Studienskript ist die fachlich finale Codex-V1-Fassung fuer den Akademie-Reader und die oeffentliche Bibliothek. Claude uebernimmt danach Satz, CI/CD, PDF/Reader-Freigabe und die abschliessende Lektoratsabnahme.</w:t>
-      </w:r>
-    </w:p>
-    <w:p>
       <w:pPr>
         <w:pStyle w:val="Heading3"/>
       </w:pPr>
@@ -2999,11 +2971,6 @@
       </w:r>
     </w:p>
     <w:p>
-      <w:r>
-        <w:t>Diese Finalisierung schliesst die Codex-Inhaltsproduktion fuer V09. Offen bleibt nicht der fachliche Kern des Skripts, sondern der naechste Produktionsschritt: Claude setzt daraus die CI/CD-konforme Reader- und PDF-Fassung, prueft Satz, Umbrueche, Medienintegration und Lektorat und markiert erst danach die veroeffentlichte Fassung als freigegeben.</w:t>
-      </w:r>
-    </w:p>
-    <w:p>
       <w:pPr>
         <w:pStyle w:val="Heading2"/>
       </w:pPr>
@@ -3024,7 +2991,7 @@
         <w:pStyle w:val="ListBullet"/>
       </w:pPr>
       <w:r>
-        <w:t>woek-akademie-app/content/lehrgaenge/woek-g-v09.md — unmittelbarer Akademie-Quelltext dieser V1-Fassung.</w:t>
+        <w:t>woek-akademie-app/content/lehrgaenge/woek-g-v09.md - unmittelbarer Akademie-Quelltext dieser V1-Fassung.</w:t>
       </w:r>
     </w:p>
     <w:p>
@@ -3032,7 +2999,7 @@
         <w:pStyle w:val="ListBullet"/>
       </w:pPr>
       <w:r>
-        <w:t>assets/pdf/die-neue-ordnung-des-wohlstands.pdf und buch.html — aktuelles Grundlagenwerk.</w:t>
+        <w:t>assets/pdf/die-neue-ordnung-des-wohlstands.pdf und buch.html - aktuelles Grundlagenwerk.</w:t>
       </w:r>
     </w:p>
     <w:p>
@@ -3041,22 +3008,6 @@
       </w:pPr>
       <w:r>
         <w:t>Website-Korpus: Referenz, Wirkungsfelder, Werkzeuge, Glossar, Bibliothek und Journal.</w:t>
-      </w:r>
-    </w:p>
-    <w:p>
-      <w:pPr>
-        <w:pStyle w:val="ListBullet"/>
-      </w:pPr>
-      <w:r>
-        <w:t>docs/CODEX-HANDOFF-studienskripte.md — Produktionsstandard.</w:t>
-      </w:r>
-    </w:p>
-    <w:p>
-      <w:pPr>
-        <w:pStyle w:val="ListBullet"/>
-      </w:pPr>
-      <w:r>
-        <w:t>docs/CODEX-HANDOFF-pruefungen.md — geschützte Prüfungs- und Antwortlogik.</w:t>
       </w:r>
     </w:p>
     <w:p>
